--- a/cds_website_note.docx
+++ b/cds_website_note.docx
@@ -6,6 +6,21 @@
       <w:pPr>
         <w:pStyle w:val="Heading2"/>
       </w:pPr>
+    </w:p>
+    <w:p>
+      <w:pPr>
+        <w:pStyle w:val="Heading2"/>
+      </w:pPr>
+    </w:p>
+    <w:p>
+      <w:pPr>
+        <w:pStyle w:val="Heading2"/>
+      </w:pPr>
+    </w:p>
+    <w:p>
+      <w:pPr>
+        <w:pStyle w:val="Heading2"/>
+      </w:pPr>
       <w:r>
         <w:t>To get started</w:t>
       </w:r>
@@ -19,40 +34,14 @@
       <w:r>
         <w:t>&gt;</w:t>
       </w:r>
-      <w:proofErr w:type="spellStart"/>
-      <w:r>
-        <w:t>npx</w:t>
-      </w:r>
-      <w:proofErr w:type="spellEnd"/>
-      <w:r>
-        <w:t xml:space="preserve"> </w:t>
-      </w:r>
-      <w:proofErr w:type="spellStart"/>
-      <w:r>
-        <w:t>create-next-app@latest</w:t>
-      </w:r>
-      <w:proofErr w:type="spellEnd"/>
+      <w:r>
+        <w:t>npx create-next-app@latest</w:t>
+      </w:r>
     </w:p>
     <w:p/>
     <w:p>
       <w:r>
-        <w:t xml:space="preserve">Then install </w:t>
-      </w:r>
-      <w:proofErr w:type="spellStart"/>
-      <w:r>
-        <w:t>pnpm</w:t>
-      </w:r>
-      <w:proofErr w:type="spellEnd"/>
-      <w:r>
-        <w:t xml:space="preserve"> the </w:t>
-      </w:r>
-      <w:proofErr w:type="spellStart"/>
-      <w:r>
-        <w:t>npm</w:t>
-      </w:r>
-      <w:proofErr w:type="spellEnd"/>
-      <w:r>
-        <w:t xml:space="preserve"> package manager</w:t>
+        <w:t>Then install pnpm the npm package manager</w:t>
       </w:r>
     </w:p>
     <w:p>
@@ -60,21 +49,8 @@
         <w:t>&gt;</w:t>
       </w:r>
       <w:r>
-        <w:t xml:space="preserve"> </w:t>
-      </w:r>
-      <w:proofErr w:type="spellStart"/>
-      <w:r>
-        <w:t>npm</w:t>
-      </w:r>
-      <w:proofErr w:type="spellEnd"/>
-      <w:r>
-        <w:t xml:space="preserve"> install -g </w:t>
-      </w:r>
-      <w:proofErr w:type="spellStart"/>
-      <w:r>
-        <w:t>pnpm</w:t>
-      </w:r>
-      <w:proofErr w:type="spellEnd"/>
+        <w:t xml:space="preserve"> npm install -g pnpm</w:t>
+      </w:r>
     </w:p>
     <w:p>
       <w:r>
@@ -83,21 +59,8 @@
     </w:p>
     <w:p>
       <w:r>
-        <w:t>&gt;</w:t>
-      </w:r>
-      <w:proofErr w:type="spellStart"/>
-      <w:r>
-        <w:t>pnpm</w:t>
-      </w:r>
-      <w:proofErr w:type="spellEnd"/>
-      <w:r>
-        <w:t xml:space="preserve"> </w:t>
-      </w:r>
-      <w:proofErr w:type="spellStart"/>
-      <w:r>
-        <w:t>i</w:t>
-      </w:r>
-      <w:proofErr w:type="spellEnd"/>
+        <w:t>&gt;pnpm i</w:t>
+      </w:r>
     </w:p>
     <w:p>
       <w:r>
@@ -114,15 +77,7 @@
     </w:p>
     <w:p>
       <w:r>
-        <w:t>&gt;</w:t>
-      </w:r>
-      <w:proofErr w:type="spellStart"/>
-      <w:r>
-        <w:t>pnpm</w:t>
-      </w:r>
-      <w:proofErr w:type="spellEnd"/>
-      <w:r>
-        <w:t xml:space="preserve"> dev</w:t>
+        <w:t>&gt;pnpm dev</w:t>
       </w:r>
     </w:p>
     <w:p>
@@ -148,15 +103,7 @@
     </w:p>
     <w:p>
       <w:r>
-        <w:t xml:space="preserve">Things you want to load quickly that calls data from a database should generally be SSR, </w:t>
-      </w:r>
-      <w:proofErr w:type="spellStart"/>
-      <w:r>
-        <w:t>page.tsx</w:t>
-      </w:r>
-      <w:proofErr w:type="spellEnd"/>
-      <w:r>
-        <w:t xml:space="preserve"> usually is that</w:t>
+        <w:t>Things you want to load quickly that calls data from a database should generally be SSR, page.tsx usually is that</w:t>
       </w:r>
     </w:p>
     <w:p>
@@ -168,37 +115,13 @@
         </w:numPr>
       </w:pPr>
       <w:r>
-        <w:t xml:space="preserve">One can </w:t>
-      </w:r>
-      <w:proofErr w:type="spellStart"/>
-      <w:r>
-        <w:t>getServerSideProps</w:t>
-      </w:r>
-      <w:proofErr w:type="spellEnd"/>
-      <w:r>
-        <w:t xml:space="preserve"> or </w:t>
-      </w:r>
-      <w:proofErr w:type="spellStart"/>
-      <w:r>
-        <w:t>getStatic</w:t>
-      </w:r>
-      <w:proofErr w:type="spellEnd"/>
-      <w:r>
-        <w:t xml:space="preserve"> props, but cannot use both together</w:t>
+        <w:t>One can getServerSideProps or getStatic props, but cannot use both together</w:t>
       </w:r>
     </w:p>
     <w:p/>
     <w:p>
       <w:r>
-        <w:t xml:space="preserve">Things that are interactive to users, like </w:t>
-      </w:r>
-      <w:proofErr w:type="spellStart"/>
-      <w:r>
-        <w:t>search.tsx</w:t>
-      </w:r>
-      <w:proofErr w:type="spellEnd"/>
-      <w:r>
-        <w:t xml:space="preserve"> should be CSR</w:t>
+        <w:t>Things that are interactive to users, like search.tsx should be CSR</w:t>
       </w:r>
     </w:p>
     <w:p>
@@ -212,19 +135,9 @@
           <w:bottom w:val="single" w:sz="6" w:space="1" w:color="auto"/>
         </w:pBdr>
       </w:pPr>
-      <w:proofErr w:type="spellStart"/>
-      <w:r>
-        <w:t>useEffect</w:t>
-      </w:r>
-      <w:proofErr w:type="spellEnd"/>
-      <w:r>
-        <w:t xml:space="preserve"> and </w:t>
-      </w:r>
-      <w:proofErr w:type="spellStart"/>
-      <w:r>
-        <w:t>useState</w:t>
-      </w:r>
-      <w:proofErr w:type="spellEnd"/>
+      <w:r>
+        <w:t>useEffect and useState</w:t>
+      </w:r>
     </w:p>
     <w:p>
       <w:r>
@@ -253,25 +166,8 @@
           <w:color w:val="EDEDED"/>
           <w:shd w:val="clear" w:color="auto" w:fill="000000"/>
         </w:rPr>
-        <w:t xml:space="preserve">For auth to work in production, you'll need to update your environment variables in your </w:t>
-      </w:r>
-      <w:proofErr w:type="spellStart"/>
-      <w:r>
-        <w:rPr>
-          <w:rFonts w:ascii="Arial" w:hAnsi="Arial" w:cs="Arial"/>
-          <w:color w:val="EDEDED"/>
-          <w:shd w:val="clear" w:color="auto" w:fill="000000"/>
-        </w:rPr>
-        <w:t>Vercel</w:t>
-      </w:r>
-      <w:proofErr w:type="spellEnd"/>
-      <w:r>
-        <w:rPr>
-          <w:rFonts w:ascii="Arial" w:hAnsi="Arial" w:cs="Arial"/>
-          <w:color w:val="EDEDED"/>
-          <w:shd w:val="clear" w:color="auto" w:fill="000000"/>
-        </w:rPr>
-        <w:t xml:space="preserve"> project too. Check out this </w:t>
+        <w:lastRenderedPageBreak/>
+        <w:t>For auth to work in production, you'll need to update your environment variables in your Vercel project too. Check out this </w:t>
       </w:r>
       <w:hyperlink r:id="rId7" w:tgtFrame="_blank" w:history="1">
         <w:r>
@@ -290,25 +186,7 @@
           <w:color w:val="EDEDED"/>
           <w:shd w:val="clear" w:color="auto" w:fill="000000"/>
         </w:rPr>
-        <w:t xml:space="preserve"> on how to add environment variables on </w:t>
-      </w:r>
-      <w:proofErr w:type="spellStart"/>
-      <w:r>
-        <w:rPr>
-          <w:rFonts w:ascii="Arial" w:hAnsi="Arial" w:cs="Arial"/>
-          <w:color w:val="EDEDED"/>
-          <w:shd w:val="clear" w:color="auto" w:fill="000000"/>
-        </w:rPr>
-        <w:t>Vercel</w:t>
-      </w:r>
-      <w:proofErr w:type="spellEnd"/>
-      <w:r>
-        <w:rPr>
-          <w:rFonts w:ascii="Arial" w:hAnsi="Arial" w:cs="Arial"/>
-          <w:color w:val="EDEDED"/>
-          <w:shd w:val="clear" w:color="auto" w:fill="000000"/>
-        </w:rPr>
-        <w:t>.</w:t>
+        <w:t> on how to add environment variables on Vercel.</w:t>
       </w:r>
     </w:p>
     <w:p>
@@ -316,7 +194,6 @@
         <w:pStyle w:val="Heading2"/>
       </w:pPr>
       <w:r>
-        <w:lastRenderedPageBreak/>
         <w:t>------------------------------------</w:t>
       </w:r>
     </w:p>
@@ -353,13 +230,8 @@
         </w:numPr>
       </w:pPr>
       <w:r>
-        <w:t xml:space="preserve">react is the core React </w:t>
-      </w:r>
-      <w:proofErr w:type="spellStart"/>
-      <w:r>
-        <w:t>library.</w:t>
-      </w:r>
-      <w:proofErr w:type="spellEnd"/>
+        <w:t>react is the core React library.</w:t>
+      </w:r>
     </w:p>
     <w:p>
       <w:pPr>
@@ -370,15 +242,7 @@
         </w:numPr>
       </w:pPr>
       <w:r>
-        <w:t>react-</w:t>
-      </w:r>
-      <w:proofErr w:type="spellStart"/>
-      <w:r>
-        <w:t>dom</w:t>
-      </w:r>
-      <w:proofErr w:type="spellEnd"/>
-      <w:r>
-        <w:t xml:space="preserve"> provides DOM-specific methods that enable you to use React with the DOM.</w:t>
+        <w:t>react-dom provides DOM-specific methods that enable you to use React with the DOM.</w:t>
       </w:r>
     </w:p>
     <w:p/>
@@ -434,57 +298,18 @@
     </w:p>
     <w:p>
       <w:r>
-        <w:t xml:space="preserve">To make the button do something when clicked, you can use the </w:t>
-      </w:r>
-      <w:proofErr w:type="spellStart"/>
-      <w:r>
-        <w:t>onClick</w:t>
-      </w:r>
-      <w:proofErr w:type="spellEnd"/>
-      <w:r>
-        <w:t xml:space="preserve"> event:</w:t>
-      </w:r>
-    </w:p>
-    <w:p>
-      <w:r>
-        <w:t xml:space="preserve">In React, event names are </w:t>
-      </w:r>
-      <w:proofErr w:type="spellStart"/>
-      <w:r>
-        <w:t>camelCased</w:t>
-      </w:r>
-      <w:proofErr w:type="spellEnd"/>
-      <w:r>
-        <w:t xml:space="preserve">. The </w:t>
-      </w:r>
-      <w:proofErr w:type="spellStart"/>
-      <w:r>
-        <w:t>onClick</w:t>
-      </w:r>
-      <w:proofErr w:type="spellEnd"/>
-      <w:r>
-        <w:t xml:space="preserve"> event is one of many possible events you can use to respond to user interaction. For example, you can use </w:t>
-      </w:r>
-      <w:proofErr w:type="spellStart"/>
-      <w:r>
-        <w:t>onChange</w:t>
-      </w:r>
-      <w:proofErr w:type="spellEnd"/>
-      <w:r>
-        <w:t xml:space="preserve"> for input fields or </w:t>
-      </w:r>
-      <w:proofErr w:type="spellStart"/>
-      <w:r>
-        <w:t>onSubmit</w:t>
-      </w:r>
-      <w:proofErr w:type="spellEnd"/>
-      <w:r>
-        <w:t xml:space="preserve"> for forms.</w:t>
+        <w:t>To make the button do something when clicked, you can use the onClick event:</w:t>
+      </w:r>
+    </w:p>
+    <w:p>
+      <w:r>
+        <w:t>In React, event names are camelCased. The onClick event is one of many possible events you can use to respond to user interaction. For example, you can use onChange for input fields or onSubmit for forms.</w:t>
       </w:r>
     </w:p>
     <w:p/>
     <w:p>
       <w:r>
+        <w:lastRenderedPageBreak/>
         <w:t xml:space="preserve">Handling events </w:t>
       </w:r>
     </w:p>
@@ -543,14 +368,9 @@
                             <w:r>
                               <w:t xml:space="preserve">function </w:t>
                             </w:r>
-                            <w:proofErr w:type="spellStart"/>
                             <w:proofErr w:type="gramStart"/>
                             <w:r>
-                              <w:t>HomePage</w:t>
-                            </w:r>
-                            <w:proofErr w:type="spellEnd"/>
-                            <w:r>
-                              <w:t>(</w:t>
+                              <w:t>HomePage(</w:t>
                             </w:r>
                             <w:proofErr w:type="gramEnd"/>
                             <w:r>
@@ -570,14 +390,9 @@
                             <w:r>
                               <w:t xml:space="preserve">  function </w:t>
                             </w:r>
-                            <w:proofErr w:type="spellStart"/>
                             <w:proofErr w:type="gramStart"/>
                             <w:r>
-                              <w:t>handleClick</w:t>
-                            </w:r>
-                            <w:proofErr w:type="spellEnd"/>
-                            <w:r>
-                              <w:t>(</w:t>
+                              <w:t>handleClick(</w:t>
                             </w:r>
                             <w:proofErr w:type="gramEnd"/>
                             <w:r>
@@ -624,23 +439,7 @@
                           </w:p>
                           <w:p>
                             <w:r>
-                              <w:t xml:space="preserve">      &lt;button </w:t>
-                            </w:r>
-                            <w:proofErr w:type="spellStart"/>
-                            <w:r>
-                              <w:t>onClick</w:t>
-                            </w:r>
-                            <w:proofErr w:type="spellEnd"/>
-                            <w:r>
-                              <w:t>={</w:t>
-                            </w:r>
-                            <w:proofErr w:type="spellStart"/>
-                            <w:r>
-                              <w:t>handleClick</w:t>
-                            </w:r>
-                            <w:proofErr w:type="spellEnd"/>
-                            <w:r>
-                              <w:t>}&gt;Like&lt;/button&gt;</w:t>
+                              <w:t xml:space="preserve">      &lt;button onClick={handleClick}&gt;Like&lt;/button&gt;</w:t>
                             </w:r>
                           </w:p>
                           <w:p>
@@ -687,14 +486,9 @@
                       <w:r>
                         <w:t xml:space="preserve">function </w:t>
                       </w:r>
-                      <w:proofErr w:type="spellStart"/>
                       <w:proofErr w:type="gramStart"/>
                       <w:r>
-                        <w:t>HomePage</w:t>
-                      </w:r>
-                      <w:proofErr w:type="spellEnd"/>
-                      <w:r>
-                        <w:t>(</w:t>
+                        <w:t>HomePage(</w:t>
                       </w:r>
                       <w:proofErr w:type="gramEnd"/>
                       <w:r>
@@ -714,14 +508,9 @@
                       <w:r>
                         <w:t xml:space="preserve">  function </w:t>
                       </w:r>
-                      <w:proofErr w:type="spellStart"/>
                       <w:proofErr w:type="gramStart"/>
                       <w:r>
-                        <w:t>handleClick</w:t>
-                      </w:r>
-                      <w:proofErr w:type="spellEnd"/>
-                      <w:r>
-                        <w:t>(</w:t>
+                        <w:t>handleClick(</w:t>
                       </w:r>
                       <w:proofErr w:type="gramEnd"/>
                       <w:r>
@@ -768,23 +557,7 @@
                     </w:p>
                     <w:p>
                       <w:r>
-                        <w:t xml:space="preserve">      &lt;button </w:t>
-                      </w:r>
-                      <w:proofErr w:type="spellStart"/>
-                      <w:r>
-                        <w:t>onClick</w:t>
-                      </w:r>
-                      <w:proofErr w:type="spellEnd"/>
-                      <w:r>
-                        <w:t>={</w:t>
-                      </w:r>
-                      <w:proofErr w:type="spellStart"/>
-                      <w:r>
-                        <w:t>handleClick</w:t>
-                      </w:r>
-                      <w:proofErr w:type="spellEnd"/>
-                      <w:r>
-                        <w:t>}&gt;Like&lt;/button&gt;</w:t>
+                        <w:t xml:space="preserve">      &lt;button onClick={handleClick}&gt;Like&lt;/button&gt;</w:t>
                       </w:r>
                     </w:p>
                     <w:p>
@@ -861,14 +634,9 @@
       <w:r>
         <w:t xml:space="preserve">You can use state to store and increment the number of times a user has clicked the "Like" button. In fact, the React hook used to manage state is called: </w:t>
       </w:r>
-      <w:proofErr w:type="spellStart"/>
       <w:proofErr w:type="gramStart"/>
       <w:r>
-        <w:t>useState</w:t>
-      </w:r>
-      <w:proofErr w:type="spellEnd"/>
-      <w:r>
-        <w:t>(</w:t>
+        <w:t>useState(</w:t>
       </w:r>
       <w:proofErr w:type="gramEnd"/>
       <w:r>
@@ -907,9 +675,9 @@
           <w:szCs w:val="20"/>
           <w:bdr w:val="single" w:sz="2" w:space="0" w:color="auto" w:frame="1"/>
         </w:rPr>
-        <w:t xml:space="preserve">const [likes, </w:t>
-      </w:r>
-      <w:proofErr w:type="spellStart"/>
+        <w:t>const [likes, setLikes] = React.useState(0</w:t>
+      </w:r>
+      <w:proofErr w:type="gramStart"/>
       <w:r>
         <w:rPr>
           <w:rFonts w:ascii="Roboto Mono" w:hAnsi="Roboto Mono"/>
@@ -917,55 +685,6 @@
           <w:szCs w:val="20"/>
           <w:bdr w:val="single" w:sz="2" w:space="0" w:color="auto" w:frame="1"/>
         </w:rPr>
-        <w:t>setLikes</w:t>
-      </w:r>
-      <w:proofErr w:type="spellEnd"/>
-      <w:r>
-        <w:rPr>
-          <w:rFonts w:ascii="Roboto Mono" w:hAnsi="Roboto Mono"/>
-          <w:sz w:val="20"/>
-          <w:szCs w:val="20"/>
-          <w:bdr w:val="single" w:sz="2" w:space="0" w:color="auto" w:frame="1"/>
-        </w:rPr>
-        <w:t xml:space="preserve">] = </w:t>
-      </w:r>
-      <w:proofErr w:type="spellStart"/>
-      <w:r>
-        <w:rPr>
-          <w:rFonts w:ascii="Roboto Mono" w:hAnsi="Roboto Mono"/>
-          <w:sz w:val="20"/>
-          <w:szCs w:val="20"/>
-          <w:bdr w:val="single" w:sz="2" w:space="0" w:color="auto" w:frame="1"/>
-        </w:rPr>
-        <w:t>React.useState</w:t>
-      </w:r>
-      <w:proofErr w:type="spellEnd"/>
-      <w:r>
-        <w:rPr>
-          <w:rFonts w:ascii="Roboto Mono" w:hAnsi="Roboto Mono"/>
-          <w:sz w:val="20"/>
-          <w:szCs w:val="20"/>
-          <w:bdr w:val="single" w:sz="2" w:space="0" w:color="auto" w:frame="1"/>
-        </w:rPr>
-        <w:t>(</w:t>
-      </w:r>
-      <w:r>
-        <w:rPr>
-          <w:rFonts w:ascii="Roboto Mono" w:hAnsi="Roboto Mono"/>
-          <w:sz w:val="20"/>
-          <w:szCs w:val="20"/>
-          <w:bdr w:val="single" w:sz="2" w:space="0" w:color="auto" w:frame="1"/>
-        </w:rPr>
-        <w:t>0</w:t>
-      </w:r>
-      <w:proofErr w:type="gramStart"/>
-      <w:r>
-        <w:rPr>
-          <w:rFonts w:ascii="Roboto Mono" w:hAnsi="Roboto Mono"/>
-          <w:sz w:val="20"/>
-          <w:szCs w:val="20"/>
-          <w:bdr w:val="single" w:sz="2" w:space="0" w:color="auto" w:frame="1"/>
-        </w:rPr>
         <w:t>);</w:t>
       </w:r>
       <w:proofErr w:type="gramEnd"/>
@@ -976,23 +695,7 @@
     <w:p/>
     <w:p>
       <w:r>
-        <w:t>When you use Next.js in your project, you do not need to load the react and react-</w:t>
-      </w:r>
-      <w:proofErr w:type="spellStart"/>
-      <w:r>
-        <w:t>dom</w:t>
-      </w:r>
-      <w:proofErr w:type="spellEnd"/>
-      <w:r>
-        <w:t xml:space="preserve"> scripts from unpkg.com anymore. Instead, you can install these packages locally using </w:t>
-      </w:r>
-      <w:proofErr w:type="spellStart"/>
-      <w:r>
-        <w:t>npm</w:t>
-      </w:r>
-      <w:proofErr w:type="spellEnd"/>
-      <w:r>
-        <w:t xml:space="preserve"> or your preferred package manager.</w:t>
+        <w:t>When you use Next.js in your project, you do not need to load the react and react-dom scripts from unpkg.com anymore. Instead, you can install these packages locally using npm or your preferred package manager.</w:t>
       </w:r>
     </w:p>
     <w:p/>
@@ -1001,37 +704,8 @@
       <w:r>
         <w:t xml:space="preserve">Once you install React with </w:t>
       </w:r>
-      <w:proofErr w:type="spellStart"/>
-      <w:r>
-        <w:t>npm</w:t>
-      </w:r>
-      <w:proofErr w:type="spellEnd"/>
-      <w:r>
-        <w:t xml:space="preserve"> install </w:t>
-      </w:r>
-      <w:proofErr w:type="spellStart"/>
-      <w:r>
-        <w:t>react@latest</w:t>
-      </w:r>
-      <w:proofErr w:type="spellEnd"/>
-      <w:r>
-        <w:t xml:space="preserve"> </w:t>
-      </w:r>
-      <w:proofErr w:type="spellStart"/>
-      <w:r>
-        <w:t>react-dom@latest</w:t>
-      </w:r>
-      <w:proofErr w:type="spellEnd"/>
-      <w:r>
-        <w:t xml:space="preserve"> </w:t>
-      </w:r>
-      <w:proofErr w:type="spellStart"/>
-      <w:r>
-        <w:t>next@latest</w:t>
-      </w:r>
-      <w:proofErr w:type="spellEnd"/>
-      <w:r>
-        <w:t xml:space="preserve"> </w:t>
+      <w:r>
+        <w:t xml:space="preserve">npm install react@latest react-dom@latest next@latest </w:t>
       </w:r>
     </w:p>
     <w:p>
@@ -1048,13 +722,8 @@
       <w:r>
         <w:t>In terminal run &gt;</w:t>
       </w:r>
-      <w:proofErr w:type="spellStart"/>
-      <w:r>
-        <w:t>npm</w:t>
-      </w:r>
-      <w:proofErr w:type="spellEnd"/>
-      <w:r>
-        <w:t xml:space="preserve"> run dev</w:t>
+      <w:r>
+        <w:t>npm run dev</w:t>
       </w:r>
     </w:p>
     <w:p>
@@ -1101,7 +770,6 @@
           <w:shd w:val="clear" w:color="auto" w:fill="0A0A0A"/>
         </w:rPr>
       </w:pPr>
-      <w:proofErr w:type="spellStart"/>
       <w:r>
         <w:rPr>
           <w:rFonts w:ascii="Roboto Mono" w:hAnsi="Roboto Mono"/>
@@ -1110,10 +778,11 @@
           <w:bdr w:val="single" w:sz="2" w:space="0" w:color="auto" w:frame="1"/>
           <w:shd w:val="clear" w:color="auto" w:fill="0A0A0A"/>
         </w:rPr>
-        <w:t>npm</w:t>
-      </w:r>
-      <w:proofErr w:type="spellEnd"/>
-      <w:r>
+        <w:t>npm install -g pnpm</w:t>
+      </w:r>
+    </w:p>
+    <w:p>
+      <w:pPr>
         <w:rPr>
           <w:rFonts w:ascii="Roboto Mono" w:hAnsi="Roboto Mono"/>
           <w:sz w:val="20"/>
@@ -1121,43 +790,11 @@
           <w:bdr w:val="single" w:sz="2" w:space="0" w:color="auto" w:frame="1"/>
           <w:shd w:val="clear" w:color="auto" w:fill="0A0A0A"/>
         </w:rPr>
-        <w:t xml:space="preserve"> install -g </w:t>
-      </w:r>
-      <w:proofErr w:type="spellStart"/>
-      <w:r>
-        <w:rPr>
-          <w:rFonts w:ascii="Roboto Mono" w:hAnsi="Roboto Mono"/>
-          <w:sz w:val="20"/>
-          <w:szCs w:val="20"/>
-          <w:bdr w:val="single" w:sz="2" w:space="0" w:color="auto" w:frame="1"/>
-          <w:shd w:val="clear" w:color="auto" w:fill="0A0A0A"/>
-        </w:rPr>
-        <w:t>pnpm</w:t>
-      </w:r>
-      <w:proofErr w:type="spellEnd"/>
-    </w:p>
-    <w:p>
-      <w:pPr>
-        <w:rPr>
-          <w:rFonts w:ascii="Roboto Mono" w:hAnsi="Roboto Mono"/>
-          <w:sz w:val="20"/>
-          <w:szCs w:val="20"/>
-          <w:bdr w:val="single" w:sz="2" w:space="0" w:color="auto" w:frame="1"/>
-          <w:shd w:val="clear" w:color="auto" w:fill="0A0A0A"/>
-        </w:rPr>
-      </w:pPr>
-    </w:p>
-    <w:p>
-      <w:r>
-        <w:t xml:space="preserve">You want to add global </w:t>
-      </w:r>
-      <w:proofErr w:type="spellStart"/>
-      <w:r>
-        <w:t>css</w:t>
-      </w:r>
-      <w:proofErr w:type="spellEnd"/>
-      <w:r>
-        <w:t xml:space="preserve"> at the top layer of the app. </w:t>
+      </w:pPr>
+    </w:p>
+    <w:p>
+      <w:r>
+        <w:t xml:space="preserve">You want to add global css at the top layer of the app. </w:t>
       </w:r>
       <w:proofErr w:type="gramStart"/>
       <w:r>
@@ -1165,31 +802,15 @@
       </w:r>
       <w:proofErr w:type="gramEnd"/>
       <w:r>
-        <w:t xml:space="preserve"> in the </w:t>
-      </w:r>
-      <w:proofErr w:type="spellStart"/>
-      <w:r>
-        <w:t>layout.</w:t>
-      </w:r>
-      <w:r>
-        <w:t>tsx</w:t>
-      </w:r>
-      <w:proofErr w:type="spellEnd"/>
-      <w:r>
-        <w:t xml:space="preserve"> file:</w:t>
-      </w:r>
-    </w:p>
-    <w:p>
-      <w:r>
-        <w:t>Import ‘@/app/</w:t>
-      </w:r>
-      <w:proofErr w:type="spellStart"/>
-      <w:r>
-        <w:t>ui</w:t>
-      </w:r>
-      <w:proofErr w:type="spellEnd"/>
-      <w:r>
-        <w:t>/global.css</w:t>
+        <w:t xml:space="preserve"> in the layout.</w:t>
+      </w:r>
+      <w:r>
+        <w:t>tsx file:</w:t>
+      </w:r>
+    </w:p>
+    <w:p>
+      <w:r>
+        <w:t>Import ‘@/app/ui/global.css</w:t>
       </w:r>
       <w:proofErr w:type="gramStart"/>
       <w:r>
@@ -1214,6 +835,7 @@
     </w:p>
     <w:p>
       <w:r>
+        <w:lastRenderedPageBreak/>
         <w:t xml:space="preserve">## how did that just </w:t>
       </w:r>
       <w:proofErr w:type="gramStart"/>
@@ -1222,52 +844,20 @@
       </w:r>
       <w:proofErr w:type="gramEnd"/>
       <w:r>
-        <w:t xml:space="preserve"> all the </w:t>
-      </w:r>
-      <w:proofErr w:type="spellStart"/>
-      <w:r>
-        <w:t>tailwindscss</w:t>
-      </w:r>
-      <w:proofErr w:type="spellEnd"/>
-      <w:r>
-        <w:t xml:space="preserve">?? And got </w:t>
+        <w:t xml:space="preserve"> all the tailwindscss?? And got </w:t>
       </w:r>
       <w:proofErr w:type="gramStart"/>
       <w:r>
-        <w:t xml:space="preserve">that </w:t>
-      </w:r>
-      <w:proofErr w:type="spellStart"/>
-      <w:r>
-        <w:t>tailwinds</w:t>
+        <w:t>that tailwinds</w:t>
       </w:r>
       <w:proofErr w:type="gramEnd"/>
       <w:r>
-        <w:t>.config.ts</w:t>
-      </w:r>
-      <w:proofErr w:type="spellEnd"/>
-      <w:r>
-        <w:t xml:space="preserve"> is in the root folder </w:t>
-      </w:r>
-      <w:proofErr w:type="spellStart"/>
-      <w:r>
-        <w:t>nextjs</w:t>
-      </w:r>
-      <w:proofErr w:type="spellEnd"/>
-      <w:r>
-        <w:t>-dashboard</w:t>
-      </w:r>
-    </w:p>
-    <w:p>
-      <w:r>
-        <w:t>## in the app/</w:t>
-      </w:r>
-      <w:proofErr w:type="spellStart"/>
-      <w:r>
-        <w:t>ui</w:t>
-      </w:r>
-      <w:proofErr w:type="spellEnd"/>
-      <w:r>
-        <w:t>/folder, that’s where you keep the global.css file</w:t>
+        <w:t>.config.ts is in the root folder nextjs-dashboard</w:t>
+      </w:r>
+    </w:p>
+    <w:p>
+      <w:r>
+        <w:t>## in the app/ui/folder, that’s where you keep the global.css file</w:t>
       </w:r>
     </w:p>
     <w:p/>
@@ -1294,10 +884,11 @@
           <w:szCs w:val="21"/>
           <w:shd w:val="clear" w:color="auto" w:fill="000000"/>
         </w:rPr>
-        <w:t>neon-</w:t>
-      </w:r>
-      <w:proofErr w:type="spellStart"/>
-      <w:r>
+        <w:t>neon-lightBlue-school</w:t>
+      </w:r>
+    </w:p>
+    <w:p>
+      <w:pPr>
         <w:rPr>
           <w:rFonts w:ascii="Arial" w:hAnsi="Arial" w:cs="Arial"/>
           <w:color w:val="EDEDED"/>
@@ -1305,10 +896,10 @@
           <w:szCs w:val="21"/>
           <w:shd w:val="clear" w:color="auto" w:fill="000000"/>
         </w:rPr>
-        <w:t>lightBlue</w:t>
-      </w:r>
-      <w:proofErr w:type="spellEnd"/>
-      <w:r>
+      </w:pPr>
+    </w:p>
+    <w:p>
+      <w:pPr>
         <w:rPr>
           <w:rFonts w:ascii="Arial" w:hAnsi="Arial" w:cs="Arial"/>
           <w:color w:val="EDEDED"/>
@@ -1316,8 +907,7 @@
           <w:szCs w:val="21"/>
           <w:shd w:val="clear" w:color="auto" w:fill="000000"/>
         </w:rPr>
-        <w:t>-school</w:t>
-      </w:r>
+      </w:pPr>
     </w:p>
     <w:p>
       <w:pPr>
@@ -1331,73 +921,18 @@
       </w:pPr>
     </w:p>
     <w:p>
-      <w:pPr>
-        <w:rPr>
-          <w:rFonts w:ascii="Arial" w:hAnsi="Arial" w:cs="Arial"/>
-          <w:color w:val="EDEDED"/>
-          <w:sz w:val="21"/>
-          <w:szCs w:val="21"/>
-          <w:shd w:val="clear" w:color="auto" w:fill="000000"/>
-        </w:rPr>
-      </w:pPr>
-    </w:p>
-    <w:p>
-      <w:pPr>
-        <w:rPr>
-          <w:rFonts w:ascii="Arial" w:hAnsi="Arial" w:cs="Arial"/>
-          <w:color w:val="EDEDED"/>
-          <w:sz w:val="21"/>
-          <w:szCs w:val="21"/>
-          <w:shd w:val="clear" w:color="auto" w:fill="000000"/>
-        </w:rPr>
-      </w:pPr>
-    </w:p>
-    <w:p>
       <w:r>
         <w:t xml:space="preserve">Finally, run </w:t>
       </w:r>
-      <w:proofErr w:type="spellStart"/>
       <w:r>
         <w:rPr>
           <w:b/>
           <w:bCs/>
         </w:rPr>
-        <w:t>pnpm</w:t>
-      </w:r>
-      <w:proofErr w:type="spellEnd"/>
-      <w:r>
-        <w:rPr>
-          <w:b/>
-          <w:bCs/>
-        </w:rPr>
-        <w:t xml:space="preserve"> </w:t>
-      </w:r>
-      <w:proofErr w:type="spellStart"/>
-      <w:r>
-        <w:rPr>
-          <w:b/>
-          <w:bCs/>
-        </w:rPr>
-        <w:t>i</w:t>
-      </w:r>
-      <w:proofErr w:type="spellEnd"/>
-      <w:r>
-        <w:rPr>
-          <w:b/>
-          <w:bCs/>
-        </w:rPr>
-        <w:t xml:space="preserve"> @vercel/postgres</w:t>
-      </w:r>
-      <w:r>
-        <w:t xml:space="preserve"> in your terminal to install the </w:t>
-      </w:r>
-      <w:proofErr w:type="spellStart"/>
-      <w:r>
-        <w:t>Vercel</w:t>
-      </w:r>
-      <w:proofErr w:type="spellEnd"/>
-      <w:r>
-        <w:t xml:space="preserve"> Postgres SDK.</w:t>
+        <w:t>pnpm i @vercel/postgres</w:t>
+      </w:r>
+      <w:r>
+        <w:t xml:space="preserve"> in your terminal to install the Vercel Postgres SDK.</w:t>
       </w:r>
     </w:p>
     <w:p/>
@@ -1447,23 +982,55 @@
       </w:r>
     </w:p>
     <w:p>
-      <w:proofErr w:type="spellStart"/>
-      <w:r>
-        <w:t>Route.ts</w:t>
-      </w:r>
-      <w:proofErr w:type="spellEnd"/>
-      <w:r>
-        <w:t xml:space="preserve"> file can be nested anywhere inside /app directory, but can’t be in the </w:t>
-      </w:r>
-      <w:proofErr w:type="spellStart"/>
-      <w:r>
-        <w:t>samd</w:t>
-      </w:r>
-      <w:proofErr w:type="spellEnd"/>
+      <w:r>
+        <w:t>Route.ts file can be nested anywhere inside /app directory, but can’t be in the sam</w:t>
+      </w:r>
+      <w:r>
+        <w:t>e</w:t>
+      </w:r>
       <w:r>
         <w:t xml:space="preserve"> route segment level as page.js</w:t>
       </w:r>
     </w:p>
+    <w:p>
+      <w:r>
+        <w:t xml:space="preserve">you can also use it to test functions, </w:t>
+      </w:r>
+      <w:proofErr w:type="gramStart"/>
+      <w:r>
+        <w:t>write  the</w:t>
+      </w:r>
+      <w:proofErr w:type="gramEnd"/>
+      <w:r>
+        <w:t xml:space="preserve"> functions you want to call</w:t>
+      </w:r>
+      <w:r>
+        <w:t xml:space="preserve"> in app/query/route.ts</w:t>
+      </w:r>
+    </w:p>
+    <w:p>
+      <w:r>
+        <w:t xml:space="preserve">first run it locally by calling </w:t>
+      </w:r>
+      <w:r>
+        <w:rPr>
+          <w:b/>
+          <w:bCs/>
+        </w:rPr>
+        <w:t>npm run dev</w:t>
+      </w:r>
+    </w:p>
+    <w:p>
+      <w:r>
+        <w:t>and then</w:t>
+      </w:r>
+      <w:r>
+        <w:t xml:space="preserve"> navigate to localhost:3000/query</w:t>
+      </w:r>
+      <w:r>
+        <w:t xml:space="preserve"> in browser, and it should output whatever in the browser</w:t>
+      </w:r>
+    </w:p>
     <w:p/>
     <w:p>
       <w:pPr>
@@ -1475,15 +1042,7 @@
     </w:p>
     <w:p>
       <w:r>
-        <w:t xml:space="preserve">In React, you can use the action attribute in the &lt;form&gt; element to invoke actions. The action will automatically receive the native </w:t>
-      </w:r>
-      <w:proofErr w:type="spellStart"/>
-      <w:r>
-        <w:t>FormData</w:t>
-      </w:r>
-      <w:proofErr w:type="spellEnd"/>
-      <w:r>
-        <w:t xml:space="preserve"> object, containing the captured data.</w:t>
+        <w:t>In React, you can use the action attribute in the &lt;form&gt; element to invoke actions. The action will automatically receive the native FormData object, containing the captured data.</w:t>
       </w:r>
     </w:p>
     <w:p/>
@@ -1495,7 +1054,6 @@
     <w:p/>
     <w:p>
       <w:r>
-        <w:lastRenderedPageBreak/>
         <w:t>However, in React, the action attribute is considered a special prop - meaning React builds on top of it to allow actions to be invoked.</w:t>
       </w:r>
     </w:p>
@@ -1543,8 +1101,312 @@
           <w:bCs/>
           <w:u w:val="single"/>
         </w:rPr>
-        <w:t>Hierarchy</w:t>
-      </w:r>
+        <w:t xml:space="preserve">Before pushing to </w:t>
+      </w:r>
+      <w:proofErr w:type="gramStart"/>
+      <w:r>
+        <w:rPr>
+          <w:b/>
+          <w:bCs/>
+          <w:u w:val="single"/>
+        </w:rPr>
+        <w:t>git</w:t>
+      </w:r>
+      <w:proofErr w:type="gramEnd"/>
+      <w:r>
+        <w:rPr>
+          <w:b/>
+          <w:bCs/>
+          <w:u w:val="single"/>
+        </w:rPr>
+        <w:t xml:space="preserve"> one must</w:t>
+      </w:r>
+    </w:p>
+    <w:p>
+      <w:pPr>
+        <w:rPr>
+          <w:b/>
+          <w:bCs/>
+          <w:u w:val="single"/>
+        </w:rPr>
+      </w:pPr>
+    </w:p>
+    <w:p>
+      <w:pPr>
+        <w:spacing w:after="0" w:line="240" w:lineRule="auto"/>
+        <w:rPr>
+          <w:rFonts w:ascii="Times New Roman" w:eastAsia="Times New Roman" w:hAnsi="Times New Roman" w:cs="Times New Roman"/>
+          <w:kern w:val="0"/>
+          <w14:ligatures w14:val="none"/>
+        </w:rPr>
+      </w:pPr>
+      <w:r>
+        <w:rPr>
+          <w:rFonts w:ascii="Times New Roman" w:eastAsia="Times New Roman" w:hAnsi="Times New Roman" w:cs="Times New Roman"/>
+          <w:kern w:val="0"/>
+          <w14:ligatures w14:val="none"/>
+        </w:rPr>
+        <w:t>Great! Your application builds successfully. Now you're ready to push to Git and deploy to Vercel.Here's a summary of what we've done:</w:t>
+      </w:r>
+    </w:p>
+    <w:p>
+      <w:pPr>
+        <w:numPr>
+          <w:ilvl w:val="0"/>
+          <w:numId w:val="4"/>
+        </w:numPr>
+        <w:spacing w:before="30" w:after="30" w:line="240" w:lineRule="auto"/>
+        <w:ind w:left="960"/>
+        <w:rPr>
+          <w:rFonts w:ascii="Times New Roman" w:eastAsia="Times New Roman" w:hAnsi="Times New Roman" w:cs="Times New Roman"/>
+          <w:kern w:val="0"/>
+          <w14:ligatures w14:val="none"/>
+        </w:rPr>
+      </w:pPr>
+      <w:r>
+        <w:rPr>
+          <w:rFonts w:ascii="Times New Roman" w:eastAsia="Times New Roman" w:hAnsi="Times New Roman" w:cs="Times New Roman"/>
+          <w:kern w:val="0"/>
+          <w14:ligatures w14:val="none"/>
+        </w:rPr>
+        <w:t>Updated dependencies with </w:t>
+      </w:r>
+      <w:r>
+        <w:rPr>
+          <w:rFonts w:ascii="Menlo" w:eastAsia="Times New Roman" w:hAnsi="Menlo" w:cs="Menlo"/>
+          <w:kern w:val="0"/>
+          <w:sz w:val="22"/>
+          <w:szCs w:val="22"/>
+          <w14:ligatures w14:val="none"/>
+        </w:rPr>
+        <w:t>npm install</w:t>
+      </w:r>
+    </w:p>
+    <w:p>
+      <w:pPr>
+        <w:numPr>
+          <w:ilvl w:val="0"/>
+          <w:numId w:val="5"/>
+        </w:numPr>
+        <w:spacing w:before="30" w:after="30" w:line="240" w:lineRule="auto"/>
+        <w:ind w:left="960"/>
+        <w:rPr>
+          <w:rFonts w:ascii="Times New Roman" w:eastAsia="Times New Roman" w:hAnsi="Times New Roman" w:cs="Times New Roman"/>
+          <w:kern w:val="0"/>
+          <w14:ligatures w14:val="none"/>
+        </w:rPr>
+      </w:pPr>
+      <w:r>
+        <w:rPr>
+          <w:rFonts w:ascii="Times New Roman" w:eastAsia="Times New Roman" w:hAnsi="Times New Roman" w:cs="Times New Roman"/>
+          <w:kern w:val="0"/>
+          <w14:ligatures w14:val="none"/>
+        </w:rPr>
+        <w:t>Fixed security vulnerabilities with </w:t>
+      </w:r>
+      <w:r>
+        <w:rPr>
+          <w:rFonts w:ascii="Menlo" w:eastAsia="Times New Roman" w:hAnsi="Menlo" w:cs="Menlo"/>
+          <w:kern w:val="0"/>
+          <w:sz w:val="22"/>
+          <w:szCs w:val="22"/>
+          <w14:ligatures w14:val="none"/>
+        </w:rPr>
+        <w:t>npm audit fix</w:t>
+      </w:r>
+    </w:p>
+    <w:p>
+      <w:pPr>
+        <w:numPr>
+          <w:ilvl w:val="0"/>
+          <w:numId w:val="6"/>
+        </w:numPr>
+        <w:spacing w:before="30" w:after="30" w:line="240" w:lineRule="auto"/>
+        <w:ind w:left="960"/>
+        <w:rPr>
+          <w:rFonts w:ascii="Times New Roman" w:eastAsia="Times New Roman" w:hAnsi="Times New Roman" w:cs="Times New Roman"/>
+          <w:kern w:val="0"/>
+          <w14:ligatures w14:val="none"/>
+        </w:rPr>
+      </w:pPr>
+      <w:r>
+        <w:rPr>
+          <w:rFonts w:ascii="Times New Roman" w:eastAsia="Times New Roman" w:hAnsi="Times New Roman" w:cs="Times New Roman"/>
+          <w:kern w:val="0"/>
+          <w14:ligatures w14:val="none"/>
+        </w:rPr>
+        <w:t>Verified the build process with </w:t>
+      </w:r>
+      <w:r>
+        <w:rPr>
+          <w:rFonts w:ascii="Menlo" w:eastAsia="Times New Roman" w:hAnsi="Menlo" w:cs="Menlo"/>
+          <w:kern w:val="0"/>
+          <w:sz w:val="22"/>
+          <w:szCs w:val="22"/>
+          <w14:ligatures w14:val="none"/>
+        </w:rPr>
+        <w:t>npm run build</w:t>
+      </w:r>
+    </w:p>
+    <w:p>
+      <w:pPr>
+        <w:spacing w:after="0" w:line="240" w:lineRule="auto"/>
+        <w:rPr>
+          <w:rFonts w:ascii="Times New Roman" w:eastAsia="Times New Roman" w:hAnsi="Times New Roman" w:cs="Times New Roman"/>
+          <w:kern w:val="0"/>
+          <w14:ligatures w14:val="none"/>
+        </w:rPr>
+      </w:pPr>
+      <w:r>
+        <w:rPr>
+          <w:rFonts w:ascii="Times New Roman" w:eastAsia="Times New Roman" w:hAnsi="Times New Roman" w:cs="Times New Roman"/>
+          <w:kern w:val="0"/>
+          <w14:ligatures w14:val="none"/>
+        </w:rPr>
+        <w:t xml:space="preserve">All of these steps have completed successfully, which means your application is ready for </w:t>
+      </w:r>
+      <w:proofErr w:type="gramStart"/>
+      <w:r>
+        <w:rPr>
+          <w:rFonts w:ascii="Times New Roman" w:eastAsia="Times New Roman" w:hAnsi="Times New Roman" w:cs="Times New Roman"/>
+          <w:kern w:val="0"/>
+          <w14:ligatures w14:val="none"/>
+        </w:rPr>
+        <w:t>deployment.When</w:t>
+      </w:r>
+      <w:proofErr w:type="gramEnd"/>
+      <w:r>
+        <w:rPr>
+          <w:rFonts w:ascii="Times New Roman" w:eastAsia="Times New Roman" w:hAnsi="Times New Roman" w:cs="Times New Roman"/>
+          <w:kern w:val="0"/>
+          <w14:ligatures w14:val="none"/>
+        </w:rPr>
+        <w:t xml:space="preserve"> you push to Git and deploy to Vercel, make sure to:</w:t>
+      </w:r>
+    </w:p>
+    <w:p>
+      <w:pPr>
+        <w:numPr>
+          <w:ilvl w:val="0"/>
+          <w:numId w:val="7"/>
+        </w:numPr>
+        <w:spacing w:before="30" w:after="30" w:line="240" w:lineRule="auto"/>
+        <w:ind w:left="960"/>
+        <w:rPr>
+          <w:rFonts w:ascii="Times New Roman" w:eastAsia="Times New Roman" w:hAnsi="Times New Roman" w:cs="Times New Roman"/>
+          <w:kern w:val="0"/>
+          <w14:ligatures w14:val="none"/>
+        </w:rPr>
+      </w:pPr>
+      <w:r>
+        <w:rPr>
+          <w:rFonts w:ascii="Times New Roman" w:eastAsia="Times New Roman" w:hAnsi="Times New Roman" w:cs="Times New Roman"/>
+          <w:kern w:val="0"/>
+          <w14:ligatures w14:val="none"/>
+        </w:rPr>
+        <w:t>Include all your changes, including the updated </w:t>
+      </w:r>
+      <w:r>
+        <w:rPr>
+          <w:rFonts w:ascii="Menlo" w:eastAsia="Times New Roman" w:hAnsi="Menlo" w:cs="Menlo"/>
+          <w:kern w:val="0"/>
+          <w:sz w:val="22"/>
+          <w:szCs w:val="22"/>
+          <w14:ligatures w14:val="none"/>
+        </w:rPr>
+        <w:t>package-lock.json</w:t>
+      </w:r>
+      <w:r>
+        <w:rPr>
+          <w:rFonts w:ascii="Times New Roman" w:eastAsia="Times New Roman" w:hAnsi="Times New Roman" w:cs="Times New Roman"/>
+          <w:kern w:val="0"/>
+          <w14:ligatures w14:val="none"/>
+        </w:rPr>
+        <w:t> file</w:t>
+      </w:r>
+    </w:p>
+    <w:p>
+      <w:pPr>
+        <w:numPr>
+          <w:ilvl w:val="0"/>
+          <w:numId w:val="8"/>
+        </w:numPr>
+        <w:spacing w:before="30" w:after="30" w:line="240" w:lineRule="auto"/>
+        <w:ind w:left="960"/>
+        <w:rPr>
+          <w:rFonts w:ascii="Times New Roman" w:eastAsia="Times New Roman" w:hAnsi="Times New Roman" w:cs="Times New Roman"/>
+          <w:kern w:val="0"/>
+          <w14:ligatures w14:val="none"/>
+        </w:rPr>
+      </w:pPr>
+      <w:r>
+        <w:rPr>
+          <w:rFonts w:ascii="Times New Roman" w:eastAsia="Times New Roman" w:hAnsi="Times New Roman" w:cs="Times New Roman"/>
+          <w:kern w:val="0"/>
+          <w14:ligatures w14:val="none"/>
+        </w:rPr>
+        <w:t>Set up all the necessary environment variables in your Vercel project settings</w:t>
+      </w:r>
+    </w:p>
+    <w:p>
+      <w:pPr>
+        <w:numPr>
+          <w:ilvl w:val="0"/>
+          <w:numId w:val="9"/>
+        </w:numPr>
+        <w:spacing w:before="30" w:after="30" w:line="240" w:lineRule="auto"/>
+        <w:ind w:left="960"/>
+        <w:rPr>
+          <w:rFonts w:ascii="Times New Roman" w:eastAsia="Times New Roman" w:hAnsi="Times New Roman" w:cs="Times New Roman"/>
+          <w:kern w:val="0"/>
+          <w14:ligatures w14:val="none"/>
+        </w:rPr>
+      </w:pPr>
+      <w:r>
+        <w:rPr>
+          <w:rFonts w:ascii="Times New Roman" w:eastAsia="Times New Roman" w:hAnsi="Times New Roman" w:cs="Times New Roman"/>
+          <w:kern w:val="0"/>
+          <w14:ligatures w14:val="none"/>
+        </w:rPr>
+        <w:lastRenderedPageBreak/>
+        <w:t>Test the interview approval functionality in the production environment after deployment</w:t>
+      </w:r>
+    </w:p>
+    <w:p>
+      <w:pPr>
+        <w:rPr>
+          <w:b/>
+          <w:bCs/>
+          <w:u w:val="single"/>
+        </w:rPr>
+      </w:pPr>
+    </w:p>
+    <w:p>
+      <w:pPr>
+        <w:rPr>
+          <w:b/>
+          <w:bCs/>
+          <w:u w:val="single"/>
+        </w:rPr>
+      </w:pPr>
+    </w:p>
+    <w:p>
+      <w:pPr>
+        <w:rPr>
+          <w:b/>
+          <w:bCs/>
+          <w:u w:val="single"/>
+        </w:rPr>
+      </w:pPr>
+    </w:p>
+    <w:p>
+      <w:pPr>
+        <w:rPr>
+          <w:b/>
+          <w:bCs/>
+          <w:u w:val="single"/>
+        </w:rPr>
+      </w:pPr>
     </w:p>
     <w:sectPr>
       <w:pgSz w:w="12240" w:h="15840"/>
@@ -1672,6 +1534,119 @@
     </w:lvl>
   </w:abstractNum>
   <w:abstractNum w:abstractNumId="1" w15:restartNumberingAfterBreak="0">
+    <w:nsid w:val="2CAC0E97"/>
+    <w:multiLevelType w:val="multilevel"/>
+    <w:tmpl w:val="C6DEDDBC"/>
+    <w:lvl w:ilvl="0">
+      <w:start w:val="1"/>
+      <w:numFmt w:val="decimal"/>
+      <w:lvlText w:val="%1."/>
+      <w:lvlJc w:val="left"/>
+      <w:pPr>
+        <w:tabs>
+          <w:tab w:val="num" w:pos="720"/>
+        </w:tabs>
+        <w:ind w:left="720" w:hanging="360"/>
+      </w:pPr>
+    </w:lvl>
+    <w:lvl w:ilvl="1" w:tentative="1">
+      <w:start w:val="1"/>
+      <w:numFmt w:val="decimal"/>
+      <w:lvlText w:val="%2."/>
+      <w:lvlJc w:val="left"/>
+      <w:pPr>
+        <w:tabs>
+          <w:tab w:val="num" w:pos="1440"/>
+        </w:tabs>
+        <w:ind w:left="1440" w:hanging="360"/>
+      </w:pPr>
+    </w:lvl>
+    <w:lvl w:ilvl="2" w:tentative="1">
+      <w:start w:val="1"/>
+      <w:numFmt w:val="decimal"/>
+      <w:lvlText w:val="%3."/>
+      <w:lvlJc w:val="left"/>
+      <w:pPr>
+        <w:tabs>
+          <w:tab w:val="num" w:pos="2160"/>
+        </w:tabs>
+        <w:ind w:left="2160" w:hanging="360"/>
+      </w:pPr>
+    </w:lvl>
+    <w:lvl w:ilvl="3" w:tentative="1">
+      <w:start w:val="1"/>
+      <w:numFmt w:val="decimal"/>
+      <w:lvlText w:val="%4."/>
+      <w:lvlJc w:val="left"/>
+      <w:pPr>
+        <w:tabs>
+          <w:tab w:val="num" w:pos="2880"/>
+        </w:tabs>
+        <w:ind w:left="2880" w:hanging="360"/>
+      </w:pPr>
+    </w:lvl>
+    <w:lvl w:ilvl="4" w:tentative="1">
+      <w:start w:val="1"/>
+      <w:numFmt w:val="decimal"/>
+      <w:lvlText w:val="%5."/>
+      <w:lvlJc w:val="left"/>
+      <w:pPr>
+        <w:tabs>
+          <w:tab w:val="num" w:pos="3600"/>
+        </w:tabs>
+        <w:ind w:left="3600" w:hanging="360"/>
+      </w:pPr>
+    </w:lvl>
+    <w:lvl w:ilvl="5" w:tentative="1">
+      <w:start w:val="1"/>
+      <w:numFmt w:val="decimal"/>
+      <w:lvlText w:val="%6."/>
+      <w:lvlJc w:val="left"/>
+      <w:pPr>
+        <w:tabs>
+          <w:tab w:val="num" w:pos="4320"/>
+        </w:tabs>
+        <w:ind w:left="4320" w:hanging="360"/>
+      </w:pPr>
+    </w:lvl>
+    <w:lvl w:ilvl="6" w:tentative="1">
+      <w:start w:val="1"/>
+      <w:numFmt w:val="decimal"/>
+      <w:lvlText w:val="%7."/>
+      <w:lvlJc w:val="left"/>
+      <w:pPr>
+        <w:tabs>
+          <w:tab w:val="num" w:pos="5040"/>
+        </w:tabs>
+        <w:ind w:left="5040" w:hanging="360"/>
+      </w:pPr>
+    </w:lvl>
+    <w:lvl w:ilvl="7" w:tentative="1">
+      <w:start w:val="1"/>
+      <w:numFmt w:val="decimal"/>
+      <w:lvlText w:val="%8."/>
+      <w:lvlJc w:val="left"/>
+      <w:pPr>
+        <w:tabs>
+          <w:tab w:val="num" w:pos="5760"/>
+        </w:tabs>
+        <w:ind w:left="5760" w:hanging="360"/>
+      </w:pPr>
+    </w:lvl>
+    <w:lvl w:ilvl="8" w:tentative="1">
+      <w:start w:val="1"/>
+      <w:numFmt w:val="decimal"/>
+      <w:lvlText w:val="%9."/>
+      <w:lvlJc w:val="left"/>
+      <w:pPr>
+        <w:tabs>
+          <w:tab w:val="num" w:pos="6480"/>
+        </w:tabs>
+        <w:ind w:left="6480" w:hanging="360"/>
+      </w:pPr>
+    </w:lvl>
+  </w:abstractNum>
+  <w:abstractNum w:abstractNumId="2" w15:restartNumberingAfterBreak="0">
     <w:nsid w:val="331B5FA6"/>
     <w:multiLevelType w:val="hybridMultilevel"/>
     <w:tmpl w:val="4C7EDD90"/>
@@ -1783,7 +1758,346 @@
       </w:rPr>
     </w:lvl>
   </w:abstractNum>
-  <w:abstractNum w:abstractNumId="2" w15:restartNumberingAfterBreak="0">
+  <w:abstractNum w:abstractNumId="3" w15:restartNumberingAfterBreak="0">
+    <w:nsid w:val="4AA7318D"/>
+    <w:multiLevelType w:val="multilevel"/>
+    <w:tmpl w:val="742E73A0"/>
+    <w:lvl w:ilvl="0">
+      <w:start w:val="1"/>
+      <w:numFmt w:val="decimal"/>
+      <w:lvlText w:val="%1."/>
+      <w:lvlJc w:val="left"/>
+      <w:pPr>
+        <w:tabs>
+          <w:tab w:val="num" w:pos="720"/>
+        </w:tabs>
+        <w:ind w:left="720" w:hanging="360"/>
+      </w:pPr>
+    </w:lvl>
+    <w:lvl w:ilvl="1" w:tentative="1">
+      <w:start w:val="1"/>
+      <w:numFmt w:val="decimal"/>
+      <w:lvlText w:val="%2."/>
+      <w:lvlJc w:val="left"/>
+      <w:pPr>
+        <w:tabs>
+          <w:tab w:val="num" w:pos="1440"/>
+        </w:tabs>
+        <w:ind w:left="1440" w:hanging="360"/>
+      </w:pPr>
+    </w:lvl>
+    <w:lvl w:ilvl="2" w:tentative="1">
+      <w:start w:val="1"/>
+      <w:numFmt w:val="decimal"/>
+      <w:lvlText w:val="%3."/>
+      <w:lvlJc w:val="left"/>
+      <w:pPr>
+        <w:tabs>
+          <w:tab w:val="num" w:pos="2160"/>
+        </w:tabs>
+        <w:ind w:left="2160" w:hanging="360"/>
+      </w:pPr>
+    </w:lvl>
+    <w:lvl w:ilvl="3" w:tentative="1">
+      <w:start w:val="1"/>
+      <w:numFmt w:val="decimal"/>
+      <w:lvlText w:val="%4."/>
+      <w:lvlJc w:val="left"/>
+      <w:pPr>
+        <w:tabs>
+          <w:tab w:val="num" w:pos="2880"/>
+        </w:tabs>
+        <w:ind w:left="2880" w:hanging="360"/>
+      </w:pPr>
+    </w:lvl>
+    <w:lvl w:ilvl="4" w:tentative="1">
+      <w:start w:val="1"/>
+      <w:numFmt w:val="decimal"/>
+      <w:lvlText w:val="%5."/>
+      <w:lvlJc w:val="left"/>
+      <w:pPr>
+        <w:tabs>
+          <w:tab w:val="num" w:pos="3600"/>
+        </w:tabs>
+        <w:ind w:left="3600" w:hanging="360"/>
+      </w:pPr>
+    </w:lvl>
+    <w:lvl w:ilvl="5" w:tentative="1">
+      <w:start w:val="1"/>
+      <w:numFmt w:val="decimal"/>
+      <w:lvlText w:val="%6."/>
+      <w:lvlJc w:val="left"/>
+      <w:pPr>
+        <w:tabs>
+          <w:tab w:val="num" w:pos="4320"/>
+        </w:tabs>
+        <w:ind w:left="4320" w:hanging="360"/>
+      </w:pPr>
+    </w:lvl>
+    <w:lvl w:ilvl="6" w:tentative="1">
+      <w:start w:val="1"/>
+      <w:numFmt w:val="decimal"/>
+      <w:lvlText w:val="%7."/>
+      <w:lvlJc w:val="left"/>
+      <w:pPr>
+        <w:tabs>
+          <w:tab w:val="num" w:pos="5040"/>
+        </w:tabs>
+        <w:ind w:left="5040" w:hanging="360"/>
+      </w:pPr>
+    </w:lvl>
+    <w:lvl w:ilvl="7" w:tentative="1">
+      <w:start w:val="1"/>
+      <w:numFmt w:val="decimal"/>
+      <w:lvlText w:val="%8."/>
+      <w:lvlJc w:val="left"/>
+      <w:pPr>
+        <w:tabs>
+          <w:tab w:val="num" w:pos="5760"/>
+        </w:tabs>
+        <w:ind w:left="5760" w:hanging="360"/>
+      </w:pPr>
+    </w:lvl>
+    <w:lvl w:ilvl="8" w:tentative="1">
+      <w:start w:val="1"/>
+      <w:numFmt w:val="decimal"/>
+      <w:lvlText w:val="%9."/>
+      <w:lvlJc w:val="left"/>
+      <w:pPr>
+        <w:tabs>
+          <w:tab w:val="num" w:pos="6480"/>
+        </w:tabs>
+        <w:ind w:left="6480" w:hanging="360"/>
+      </w:pPr>
+    </w:lvl>
+  </w:abstractNum>
+  <w:abstractNum w:abstractNumId="4" w15:restartNumberingAfterBreak="0">
+    <w:nsid w:val="582E2740"/>
+    <w:multiLevelType w:val="multilevel"/>
+    <w:tmpl w:val="1BE22FDE"/>
+    <w:lvl w:ilvl="0">
+      <w:start w:val="1"/>
+      <w:numFmt w:val="decimal"/>
+      <w:lvlText w:val="%1."/>
+      <w:lvlJc w:val="left"/>
+      <w:pPr>
+        <w:tabs>
+          <w:tab w:val="num" w:pos="720"/>
+        </w:tabs>
+        <w:ind w:left="720" w:hanging="360"/>
+      </w:pPr>
+    </w:lvl>
+    <w:lvl w:ilvl="1" w:tentative="1">
+      <w:start w:val="1"/>
+      <w:numFmt w:val="decimal"/>
+      <w:lvlText w:val="%2."/>
+      <w:lvlJc w:val="left"/>
+      <w:pPr>
+        <w:tabs>
+          <w:tab w:val="num" w:pos="1440"/>
+        </w:tabs>
+        <w:ind w:left="1440" w:hanging="360"/>
+      </w:pPr>
+    </w:lvl>
+    <w:lvl w:ilvl="2" w:tentative="1">
+      <w:start w:val="1"/>
+      <w:numFmt w:val="decimal"/>
+      <w:lvlText w:val="%3."/>
+      <w:lvlJc w:val="left"/>
+      <w:pPr>
+        <w:tabs>
+          <w:tab w:val="num" w:pos="2160"/>
+        </w:tabs>
+        <w:ind w:left="2160" w:hanging="360"/>
+      </w:pPr>
+    </w:lvl>
+    <w:lvl w:ilvl="3" w:tentative="1">
+      <w:start w:val="1"/>
+      <w:numFmt w:val="decimal"/>
+      <w:lvlText w:val="%4."/>
+      <w:lvlJc w:val="left"/>
+      <w:pPr>
+        <w:tabs>
+          <w:tab w:val="num" w:pos="2880"/>
+        </w:tabs>
+        <w:ind w:left="2880" w:hanging="360"/>
+      </w:pPr>
+    </w:lvl>
+    <w:lvl w:ilvl="4" w:tentative="1">
+      <w:start w:val="1"/>
+      <w:numFmt w:val="decimal"/>
+      <w:lvlText w:val="%5."/>
+      <w:lvlJc w:val="left"/>
+      <w:pPr>
+        <w:tabs>
+          <w:tab w:val="num" w:pos="3600"/>
+        </w:tabs>
+        <w:ind w:left="3600" w:hanging="360"/>
+      </w:pPr>
+    </w:lvl>
+    <w:lvl w:ilvl="5" w:tentative="1">
+      <w:start w:val="1"/>
+      <w:numFmt w:val="decimal"/>
+      <w:lvlText w:val="%6."/>
+      <w:lvlJc w:val="left"/>
+      <w:pPr>
+        <w:tabs>
+          <w:tab w:val="num" w:pos="4320"/>
+        </w:tabs>
+        <w:ind w:left="4320" w:hanging="360"/>
+      </w:pPr>
+    </w:lvl>
+    <w:lvl w:ilvl="6" w:tentative="1">
+      <w:start w:val="1"/>
+      <w:numFmt w:val="decimal"/>
+      <w:lvlText w:val="%7."/>
+      <w:lvlJc w:val="left"/>
+      <w:pPr>
+        <w:tabs>
+          <w:tab w:val="num" w:pos="5040"/>
+        </w:tabs>
+        <w:ind w:left="5040" w:hanging="360"/>
+      </w:pPr>
+    </w:lvl>
+    <w:lvl w:ilvl="7" w:tentative="1">
+      <w:start w:val="1"/>
+      <w:numFmt w:val="decimal"/>
+      <w:lvlText w:val="%8."/>
+      <w:lvlJc w:val="left"/>
+      <w:pPr>
+        <w:tabs>
+          <w:tab w:val="num" w:pos="5760"/>
+        </w:tabs>
+        <w:ind w:left="5760" w:hanging="360"/>
+      </w:pPr>
+    </w:lvl>
+    <w:lvl w:ilvl="8" w:tentative="1">
+      <w:start w:val="1"/>
+      <w:numFmt w:val="decimal"/>
+      <w:lvlText w:val="%9."/>
+      <w:lvlJc w:val="left"/>
+      <w:pPr>
+        <w:tabs>
+          <w:tab w:val="num" w:pos="6480"/>
+        </w:tabs>
+        <w:ind w:left="6480" w:hanging="360"/>
+      </w:pPr>
+    </w:lvl>
+  </w:abstractNum>
+  <w:abstractNum w:abstractNumId="5" w15:restartNumberingAfterBreak="0">
+    <w:nsid w:val="5AEA19FA"/>
+    <w:multiLevelType w:val="multilevel"/>
+    <w:tmpl w:val="7BA86B56"/>
+    <w:lvl w:ilvl="0">
+      <w:start w:val="1"/>
+      <w:numFmt w:val="decimal"/>
+      <w:lvlText w:val="%1."/>
+      <w:lvlJc w:val="left"/>
+      <w:pPr>
+        <w:tabs>
+          <w:tab w:val="num" w:pos="720"/>
+        </w:tabs>
+        <w:ind w:left="720" w:hanging="360"/>
+      </w:pPr>
+    </w:lvl>
+    <w:lvl w:ilvl="1" w:tentative="1">
+      <w:start w:val="1"/>
+      <w:numFmt w:val="decimal"/>
+      <w:lvlText w:val="%2."/>
+      <w:lvlJc w:val="left"/>
+      <w:pPr>
+        <w:tabs>
+          <w:tab w:val="num" w:pos="1440"/>
+        </w:tabs>
+        <w:ind w:left="1440" w:hanging="360"/>
+      </w:pPr>
+    </w:lvl>
+    <w:lvl w:ilvl="2" w:tentative="1">
+      <w:start w:val="1"/>
+      <w:numFmt w:val="decimal"/>
+      <w:lvlText w:val="%3."/>
+      <w:lvlJc w:val="left"/>
+      <w:pPr>
+        <w:tabs>
+          <w:tab w:val="num" w:pos="2160"/>
+        </w:tabs>
+        <w:ind w:left="2160" w:hanging="360"/>
+      </w:pPr>
+    </w:lvl>
+    <w:lvl w:ilvl="3" w:tentative="1">
+      <w:start w:val="1"/>
+      <w:numFmt w:val="decimal"/>
+      <w:lvlText w:val="%4."/>
+      <w:lvlJc w:val="left"/>
+      <w:pPr>
+        <w:tabs>
+          <w:tab w:val="num" w:pos="2880"/>
+        </w:tabs>
+        <w:ind w:left="2880" w:hanging="360"/>
+      </w:pPr>
+    </w:lvl>
+    <w:lvl w:ilvl="4" w:tentative="1">
+      <w:start w:val="1"/>
+      <w:numFmt w:val="decimal"/>
+      <w:lvlText w:val="%5."/>
+      <w:lvlJc w:val="left"/>
+      <w:pPr>
+        <w:tabs>
+          <w:tab w:val="num" w:pos="3600"/>
+        </w:tabs>
+        <w:ind w:left="3600" w:hanging="360"/>
+      </w:pPr>
+    </w:lvl>
+    <w:lvl w:ilvl="5" w:tentative="1">
+      <w:start w:val="1"/>
+      <w:numFmt w:val="decimal"/>
+      <w:lvlText w:val="%6."/>
+      <w:lvlJc w:val="left"/>
+      <w:pPr>
+        <w:tabs>
+          <w:tab w:val="num" w:pos="4320"/>
+        </w:tabs>
+        <w:ind w:left="4320" w:hanging="360"/>
+      </w:pPr>
+    </w:lvl>
+    <w:lvl w:ilvl="6" w:tentative="1">
+      <w:start w:val="1"/>
+      <w:numFmt w:val="decimal"/>
+      <w:lvlText w:val="%7."/>
+      <w:lvlJc w:val="left"/>
+      <w:pPr>
+        <w:tabs>
+          <w:tab w:val="num" w:pos="5040"/>
+        </w:tabs>
+        <w:ind w:left="5040" w:hanging="360"/>
+      </w:pPr>
+    </w:lvl>
+    <w:lvl w:ilvl="7" w:tentative="1">
+      <w:start w:val="1"/>
+      <w:numFmt w:val="decimal"/>
+      <w:lvlText w:val="%8."/>
+      <w:lvlJc w:val="left"/>
+      <w:pPr>
+        <w:tabs>
+          <w:tab w:val="num" w:pos="5760"/>
+        </w:tabs>
+        <w:ind w:left="5760" w:hanging="360"/>
+      </w:pPr>
+    </w:lvl>
+    <w:lvl w:ilvl="8" w:tentative="1">
+      <w:start w:val="1"/>
+      <w:numFmt w:val="decimal"/>
+      <w:lvlText w:val="%9."/>
+      <w:lvlJc w:val="left"/>
+      <w:pPr>
+        <w:tabs>
+          <w:tab w:val="num" w:pos="6480"/>
+        </w:tabs>
+        <w:ind w:left="6480" w:hanging="360"/>
+      </w:pPr>
+    </w:lvl>
+  </w:abstractNum>
+  <w:abstractNum w:abstractNumId="6" w15:restartNumberingAfterBreak="0">
     <w:nsid w:val="5CAF5FF4"/>
     <w:multiLevelType w:val="hybridMultilevel"/>
     <w:tmpl w:val="BC0CC198"/>
@@ -1896,14 +2210,276 @@
       </w:rPr>
     </w:lvl>
   </w:abstractNum>
+  <w:abstractNum w:abstractNumId="7" w15:restartNumberingAfterBreak="0">
+    <w:nsid w:val="76FF6EA5"/>
+    <w:multiLevelType w:val="multilevel"/>
+    <w:tmpl w:val="05A8594C"/>
+    <w:lvl w:ilvl="0">
+      <w:start w:val="1"/>
+      <w:numFmt w:val="decimal"/>
+      <w:lvlText w:val="%1."/>
+      <w:lvlJc w:val="left"/>
+      <w:pPr>
+        <w:tabs>
+          <w:tab w:val="num" w:pos="720"/>
+        </w:tabs>
+        <w:ind w:left="720" w:hanging="360"/>
+      </w:pPr>
+    </w:lvl>
+    <w:lvl w:ilvl="1" w:tentative="1">
+      <w:start w:val="1"/>
+      <w:numFmt w:val="decimal"/>
+      <w:lvlText w:val="%2."/>
+      <w:lvlJc w:val="left"/>
+      <w:pPr>
+        <w:tabs>
+          <w:tab w:val="num" w:pos="1440"/>
+        </w:tabs>
+        <w:ind w:left="1440" w:hanging="360"/>
+      </w:pPr>
+    </w:lvl>
+    <w:lvl w:ilvl="2" w:tentative="1">
+      <w:start w:val="1"/>
+      <w:numFmt w:val="decimal"/>
+      <w:lvlText w:val="%3."/>
+      <w:lvlJc w:val="left"/>
+      <w:pPr>
+        <w:tabs>
+          <w:tab w:val="num" w:pos="2160"/>
+        </w:tabs>
+        <w:ind w:left="2160" w:hanging="360"/>
+      </w:pPr>
+    </w:lvl>
+    <w:lvl w:ilvl="3" w:tentative="1">
+      <w:start w:val="1"/>
+      <w:numFmt w:val="decimal"/>
+      <w:lvlText w:val="%4."/>
+      <w:lvlJc w:val="left"/>
+      <w:pPr>
+        <w:tabs>
+          <w:tab w:val="num" w:pos="2880"/>
+        </w:tabs>
+        <w:ind w:left="2880" w:hanging="360"/>
+      </w:pPr>
+    </w:lvl>
+    <w:lvl w:ilvl="4" w:tentative="1">
+      <w:start w:val="1"/>
+      <w:numFmt w:val="decimal"/>
+      <w:lvlText w:val="%5."/>
+      <w:lvlJc w:val="left"/>
+      <w:pPr>
+        <w:tabs>
+          <w:tab w:val="num" w:pos="3600"/>
+        </w:tabs>
+        <w:ind w:left="3600" w:hanging="360"/>
+      </w:pPr>
+    </w:lvl>
+    <w:lvl w:ilvl="5" w:tentative="1">
+      <w:start w:val="1"/>
+      <w:numFmt w:val="decimal"/>
+      <w:lvlText w:val="%6."/>
+      <w:lvlJc w:val="left"/>
+      <w:pPr>
+        <w:tabs>
+          <w:tab w:val="num" w:pos="4320"/>
+        </w:tabs>
+        <w:ind w:left="4320" w:hanging="360"/>
+      </w:pPr>
+    </w:lvl>
+    <w:lvl w:ilvl="6" w:tentative="1">
+      <w:start w:val="1"/>
+      <w:numFmt w:val="decimal"/>
+      <w:lvlText w:val="%7."/>
+      <w:lvlJc w:val="left"/>
+      <w:pPr>
+        <w:tabs>
+          <w:tab w:val="num" w:pos="5040"/>
+        </w:tabs>
+        <w:ind w:left="5040" w:hanging="360"/>
+      </w:pPr>
+    </w:lvl>
+    <w:lvl w:ilvl="7" w:tentative="1">
+      <w:start w:val="1"/>
+      <w:numFmt w:val="decimal"/>
+      <w:lvlText w:val="%8."/>
+      <w:lvlJc w:val="left"/>
+      <w:pPr>
+        <w:tabs>
+          <w:tab w:val="num" w:pos="5760"/>
+        </w:tabs>
+        <w:ind w:left="5760" w:hanging="360"/>
+      </w:pPr>
+    </w:lvl>
+    <w:lvl w:ilvl="8" w:tentative="1">
+      <w:start w:val="1"/>
+      <w:numFmt w:val="decimal"/>
+      <w:lvlText w:val="%9."/>
+      <w:lvlJc w:val="left"/>
+      <w:pPr>
+        <w:tabs>
+          <w:tab w:val="num" w:pos="6480"/>
+        </w:tabs>
+        <w:ind w:left="6480" w:hanging="360"/>
+      </w:pPr>
+    </w:lvl>
+  </w:abstractNum>
+  <w:abstractNum w:abstractNumId="8" w15:restartNumberingAfterBreak="0">
+    <w:nsid w:val="7C9654E6"/>
+    <w:multiLevelType w:val="multilevel"/>
+    <w:tmpl w:val="74241DAE"/>
+    <w:lvl w:ilvl="0">
+      <w:start w:val="1"/>
+      <w:numFmt w:val="decimal"/>
+      <w:lvlText w:val="%1."/>
+      <w:lvlJc w:val="left"/>
+      <w:pPr>
+        <w:tabs>
+          <w:tab w:val="num" w:pos="720"/>
+        </w:tabs>
+        <w:ind w:left="720" w:hanging="360"/>
+      </w:pPr>
+    </w:lvl>
+    <w:lvl w:ilvl="1" w:tentative="1">
+      <w:start w:val="1"/>
+      <w:numFmt w:val="decimal"/>
+      <w:lvlText w:val="%2."/>
+      <w:lvlJc w:val="left"/>
+      <w:pPr>
+        <w:tabs>
+          <w:tab w:val="num" w:pos="1440"/>
+        </w:tabs>
+        <w:ind w:left="1440" w:hanging="360"/>
+      </w:pPr>
+    </w:lvl>
+    <w:lvl w:ilvl="2" w:tentative="1">
+      <w:start w:val="1"/>
+      <w:numFmt w:val="decimal"/>
+      <w:lvlText w:val="%3."/>
+      <w:lvlJc w:val="left"/>
+      <w:pPr>
+        <w:tabs>
+          <w:tab w:val="num" w:pos="2160"/>
+        </w:tabs>
+        <w:ind w:left="2160" w:hanging="360"/>
+      </w:pPr>
+    </w:lvl>
+    <w:lvl w:ilvl="3" w:tentative="1">
+      <w:start w:val="1"/>
+      <w:numFmt w:val="decimal"/>
+      <w:lvlText w:val="%4."/>
+      <w:lvlJc w:val="left"/>
+      <w:pPr>
+        <w:tabs>
+          <w:tab w:val="num" w:pos="2880"/>
+        </w:tabs>
+        <w:ind w:left="2880" w:hanging="360"/>
+      </w:pPr>
+    </w:lvl>
+    <w:lvl w:ilvl="4" w:tentative="1">
+      <w:start w:val="1"/>
+      <w:numFmt w:val="decimal"/>
+      <w:lvlText w:val="%5."/>
+      <w:lvlJc w:val="left"/>
+      <w:pPr>
+        <w:tabs>
+          <w:tab w:val="num" w:pos="3600"/>
+        </w:tabs>
+        <w:ind w:left="3600" w:hanging="360"/>
+      </w:pPr>
+    </w:lvl>
+    <w:lvl w:ilvl="5" w:tentative="1">
+      <w:start w:val="1"/>
+      <w:numFmt w:val="decimal"/>
+      <w:lvlText w:val="%6."/>
+      <w:lvlJc w:val="left"/>
+      <w:pPr>
+        <w:tabs>
+          <w:tab w:val="num" w:pos="4320"/>
+        </w:tabs>
+        <w:ind w:left="4320" w:hanging="360"/>
+      </w:pPr>
+    </w:lvl>
+    <w:lvl w:ilvl="6" w:tentative="1">
+      <w:start w:val="1"/>
+      <w:numFmt w:val="decimal"/>
+      <w:lvlText w:val="%7."/>
+      <w:lvlJc w:val="left"/>
+      <w:pPr>
+        <w:tabs>
+          <w:tab w:val="num" w:pos="5040"/>
+        </w:tabs>
+        <w:ind w:left="5040" w:hanging="360"/>
+      </w:pPr>
+    </w:lvl>
+    <w:lvl w:ilvl="7" w:tentative="1">
+      <w:start w:val="1"/>
+      <w:numFmt w:val="decimal"/>
+      <w:lvlText w:val="%8."/>
+      <w:lvlJc w:val="left"/>
+      <w:pPr>
+        <w:tabs>
+          <w:tab w:val="num" w:pos="5760"/>
+        </w:tabs>
+        <w:ind w:left="5760" w:hanging="360"/>
+      </w:pPr>
+    </w:lvl>
+    <w:lvl w:ilvl="8" w:tentative="1">
+      <w:start w:val="1"/>
+      <w:numFmt w:val="decimal"/>
+      <w:lvlText w:val="%9."/>
+      <w:lvlJc w:val="left"/>
+      <w:pPr>
+        <w:tabs>
+          <w:tab w:val="num" w:pos="6480"/>
+        </w:tabs>
+        <w:ind w:left="6480" w:hanging="360"/>
+      </w:pPr>
+    </w:lvl>
+  </w:abstractNum>
   <w:num w:numId="1" w16cid:durableId="370571881">
-    <w:abstractNumId w:val="2"/>
+    <w:abstractNumId w:val="6"/>
   </w:num>
   <w:num w:numId="2" w16cid:durableId="159660506">
-    <w:abstractNumId w:val="1"/>
+    <w:abstractNumId w:val="2"/>
   </w:num>
   <w:num w:numId="3" w16cid:durableId="579677030">
     <w:abstractNumId w:val="0"/>
+  </w:num>
+  <w:num w:numId="4" w16cid:durableId="2013601543">
+    <w:abstractNumId w:val="4"/>
+    <w:lvlOverride w:ilvl="0">
+      <w:startOverride w:val="1"/>
+    </w:lvlOverride>
+  </w:num>
+  <w:num w:numId="5" w16cid:durableId="1250428343">
+    <w:abstractNumId w:val="3"/>
+    <w:lvlOverride w:ilvl="0">
+      <w:startOverride w:val="2"/>
+    </w:lvlOverride>
+  </w:num>
+  <w:num w:numId="6" w16cid:durableId="788091560">
+    <w:abstractNumId w:val="8"/>
+    <w:lvlOverride w:ilvl="0">
+      <w:startOverride w:val="3"/>
+    </w:lvlOverride>
+  </w:num>
+  <w:num w:numId="7" w16cid:durableId="675499804">
+    <w:abstractNumId w:val="7"/>
+    <w:lvlOverride w:ilvl="0">
+      <w:startOverride w:val="1"/>
+    </w:lvlOverride>
+  </w:num>
+  <w:num w:numId="8" w16cid:durableId="539558656">
+    <w:abstractNumId w:val="5"/>
+    <w:lvlOverride w:ilvl="0">
+      <w:startOverride w:val="2"/>
+    </w:lvlOverride>
+  </w:num>
+  <w:num w:numId="9" w16cid:durableId="124085061">
+    <w:abstractNumId w:val="1"/>
+    <w:lvlOverride w:ilvl="0">
+      <w:startOverride w:val="3"/>
+    </w:lvlOverride>
   </w:num>
 </w:numbering>
 </file>
@@ -2846,6 +3422,23 @@
       <w:shd w:val="clear" w:color="auto" w:fill="E1DFDD"/>
     </w:rPr>
   </w:style>
+  <w:style w:type="character" w:styleId="FollowedHyperlink">
+    <w:name w:val="FollowedHyperlink"/>
+    <w:basedOn w:val="DefaultParagraphFont"/>
+    <w:uiPriority w:val="99"/>
+    <w:semiHidden/>
+    <w:unhideWhenUsed/>
+    <w:rsid w:val="00D5154B"/>
+    <w:rPr>
+      <w:color w:val="96607D" w:themeColor="followedHyperlink"/>
+      <w:u w:val="single"/>
+    </w:rPr>
+  </w:style>
+  <w:style w:type="character" w:customStyle="1" w:styleId="markdown-inline-code">
+    <w:name w:val="markdown-inline-code"/>
+    <w:basedOn w:val="DefaultParagraphFont"/>
+    <w:rsid w:val="00D34810"/>
+  </w:style>
 </w:styles>
 </file>
 

--- a/cds_website_note.docx
+++ b/cds_website_note.docx
@@ -2,6 +2,635 @@
 <file path=word/document.xml><?xml version="1.0" encoding="utf-8"?>
 <w:document xmlns:wpc="http://schemas.microsoft.com/office/word/2010/wordprocessingCanvas" xmlns:cx="http://schemas.microsoft.com/office/drawing/2014/chartex" xmlns:cx1="http://schemas.microsoft.com/office/drawing/2015/9/8/chartex" xmlns:cx2="http://schemas.microsoft.com/office/drawing/2015/10/21/chartex" xmlns:cx3="http://schemas.microsoft.com/office/drawing/2016/5/9/chartex" xmlns:cx4="http://schemas.microsoft.com/office/drawing/2016/5/10/chartex" xmlns:cx5="http://schemas.microsoft.com/office/drawing/2016/5/11/chartex" xmlns:cx6="http://schemas.microsoft.com/office/drawing/2016/5/12/chartex" xmlns:cx7="http://schemas.microsoft.com/office/drawing/2016/5/13/chartex" xmlns:cx8="http://schemas.microsoft.com/office/drawing/2016/5/14/chartex" xmlns:mc="http://schemas.openxmlformats.org/markup-compatibility/2006" xmlns:aink="http://schemas.microsoft.com/office/drawing/2016/ink" xmlns:am3d="http://schemas.microsoft.com/office/drawing/2017/model3d" xmlns:o="urn:schemas-microsoft-com:office:office" xmlns:oel="http://schemas.microsoft.com/office/2019/extlst" xmlns:r="http://schemas.openxmlformats.org/officeDocument/2006/relationships" xmlns:m="http://schemas.openxmlformats.org/officeDocument/2006/math" xmlns:v="urn:schemas-microsoft-com:vml" xmlns:wp14="http://schemas.microsoft.com/office/word/2010/wordprocessingDrawing" xmlns:wp="http://schemas.openxmlformats.org/drawingml/2006/wordprocessingDrawing" xmlns:w10="urn:schemas-microsoft-com:office:word" xmlns:w="http://schemas.openxmlformats.org/wordprocessingml/2006/main" xmlns:w14="http://schemas.microsoft.com/office/word/2010/wordml" xmlns:w15="http://schemas.microsoft.com/office/word/2012/wordml" xmlns:w16cex="http://schemas.microsoft.com/office/word/2018/wordml/cex" xmlns:w16cid="http://schemas.microsoft.com/office/word/2016/wordml/cid" xmlns:w16="http://schemas.microsoft.com/office/word/2018/wordml" xmlns:w16du="http://schemas.microsoft.com/office/word/2023/wordml/word16du" xmlns:w16sdtdh="http://schemas.microsoft.com/office/word/2020/wordml/sdtdatahash" xmlns:w16se="http://schemas.microsoft.com/office/word/2015/wordml/symex" xmlns:wpg="http://schemas.microsoft.com/office/word/2010/wordprocessingGroup" xmlns:wpi="http://schemas.microsoft.com/office/word/2010/wordprocessingInk" xmlns:wne="http://schemas.microsoft.com/office/word/2006/wordml" xmlns:wps="http://schemas.microsoft.com/office/word/2010/wordprocessingShape" mc:Ignorable="w14 w15 w16se w16cid w16 w16cex w16sdtdh w16du wp14">
   <w:body>
+    <w:sdt>
+      <w:sdtPr>
+        <w:id w:val="1892226772"/>
+        <w:docPartObj>
+          <w:docPartGallery w:val="Table of Contents"/>
+          <w:docPartUnique/>
+        </w:docPartObj>
+      </w:sdtPr>
+      <w:sdtEndPr>
+        <w:rPr>
+          <w:rFonts w:asciiTheme="minorHAnsi" w:eastAsiaTheme="minorEastAsia" w:hAnsiTheme="minorHAnsi" w:cstheme="minorBidi"/>
+          <w:noProof/>
+          <w:color w:val="auto"/>
+          <w:kern w:val="2"/>
+          <w:sz w:val="24"/>
+          <w:szCs w:val="24"/>
+          <w:lang w:eastAsia="zh-CN"/>
+          <w14:ligatures w14:val="standardContextual"/>
+        </w:rPr>
+      </w:sdtEndPr>
+      <w:sdtContent>
+        <w:p>
+          <w:pPr>
+            <w:pStyle w:val="TOCHeading"/>
+          </w:pPr>
+          <w:r>
+            <w:t>Table of Contents</w:t>
+          </w:r>
+        </w:p>
+        <w:p>
+          <w:pPr>
+            <w:pStyle w:val="TOC2"/>
+            <w:tabs>
+              <w:tab w:val="right" w:leader="dot" w:pos="9350"/>
+            </w:tabs>
+            <w:rPr>
+              <w:noProof/>
+            </w:rPr>
+          </w:pPr>
+          <w:r>
+            <w:rPr>
+              <w:b w:val="0"/>
+              <w:bCs w:val="0"/>
+            </w:rPr>
+            <w:fldChar w:fldCharType="begin"/>
+          </w:r>
+          <w:r>
+            <w:instrText xml:space="preserve"> TOC \o "1-3" \h \z \u </w:instrText>
+          </w:r>
+          <w:r>
+            <w:rPr>
+              <w:b w:val="0"/>
+              <w:bCs w:val="0"/>
+            </w:rPr>
+            <w:fldChar w:fldCharType="separate"/>
+          </w:r>
+          <w:hyperlink w:anchor="_Toc197672544" w:history="1">
+            <w:r>
+              <w:rPr>
+                <w:rStyle w:val="Hyperlink"/>
+                <w:noProof/>
+              </w:rPr>
+              <w:t>To get started</w:t>
+            </w:r>
+            <w:r>
+              <w:rPr>
+                <w:noProof/>
+                <w:webHidden/>
+              </w:rPr>
+              <w:tab/>
+            </w:r>
+            <w:r>
+              <w:rPr>
+                <w:noProof/>
+                <w:webHidden/>
+              </w:rPr>
+              <w:fldChar w:fldCharType="begin"/>
+            </w:r>
+            <w:r>
+              <w:rPr>
+                <w:noProof/>
+                <w:webHidden/>
+              </w:rPr>
+              <w:instrText xml:space="preserve"> PAGEREF _Toc197672544 \h </w:instrText>
+            </w:r>
+            <w:r>
+              <w:rPr>
+                <w:noProof/>
+                <w:webHidden/>
+              </w:rPr>
+            </w:r>
+            <w:r>
+              <w:rPr>
+                <w:noProof/>
+                <w:webHidden/>
+              </w:rPr>
+              <w:fldChar w:fldCharType="separate"/>
+            </w:r>
+            <w:r>
+              <w:rPr>
+                <w:noProof/>
+                <w:webHidden/>
+              </w:rPr>
+              <w:t>1</w:t>
+            </w:r>
+            <w:r>
+              <w:rPr>
+                <w:noProof/>
+                <w:webHidden/>
+              </w:rPr>
+              <w:fldChar w:fldCharType="end"/>
+            </w:r>
+          </w:hyperlink>
+        </w:p>
+        <w:p>
+          <w:pPr>
+            <w:pStyle w:val="TOC2"/>
+            <w:tabs>
+              <w:tab w:val="right" w:leader="dot" w:pos="9350"/>
+            </w:tabs>
+            <w:rPr>
+              <w:noProof/>
+            </w:rPr>
+          </w:pPr>
+          <w:hyperlink w:anchor="_Toc197672545" w:history="1">
+            <w:r>
+              <w:rPr>
+                <w:rStyle w:val="Hyperlink"/>
+                <w:noProof/>
+              </w:rPr>
+              <w:t>When to use SSR (server side rendering) vs CSR (client side rendering)</w:t>
+            </w:r>
+            <w:r>
+              <w:rPr>
+                <w:noProof/>
+                <w:webHidden/>
+              </w:rPr>
+              <w:tab/>
+            </w:r>
+            <w:r>
+              <w:rPr>
+                <w:noProof/>
+                <w:webHidden/>
+              </w:rPr>
+              <w:fldChar w:fldCharType="begin"/>
+            </w:r>
+            <w:r>
+              <w:rPr>
+                <w:noProof/>
+                <w:webHidden/>
+              </w:rPr>
+              <w:instrText xml:space="preserve"> PAGEREF _Toc197672545 \h </w:instrText>
+            </w:r>
+            <w:r>
+              <w:rPr>
+                <w:noProof/>
+                <w:webHidden/>
+              </w:rPr>
+            </w:r>
+            <w:r>
+              <w:rPr>
+                <w:noProof/>
+                <w:webHidden/>
+              </w:rPr>
+              <w:fldChar w:fldCharType="separate"/>
+            </w:r>
+            <w:r>
+              <w:rPr>
+                <w:noProof/>
+                <w:webHidden/>
+              </w:rPr>
+              <w:t>1</w:t>
+            </w:r>
+            <w:r>
+              <w:rPr>
+                <w:noProof/>
+                <w:webHidden/>
+              </w:rPr>
+              <w:fldChar w:fldCharType="end"/>
+            </w:r>
+          </w:hyperlink>
+        </w:p>
+        <w:p>
+          <w:pPr>
+            <w:pStyle w:val="TOC2"/>
+            <w:tabs>
+              <w:tab w:val="right" w:leader="dot" w:pos="9350"/>
+            </w:tabs>
+            <w:rPr>
+              <w:noProof/>
+            </w:rPr>
+          </w:pPr>
+          <w:hyperlink w:anchor="_Toc197672546" w:history="1">
+            <w:r>
+              <w:rPr>
+                <w:rStyle w:val="Hyperlink"/>
+                <w:noProof/>
+              </w:rPr>
+              <w:t>------------------------------------</w:t>
+            </w:r>
+            <w:r>
+              <w:rPr>
+                <w:noProof/>
+                <w:webHidden/>
+              </w:rPr>
+              <w:tab/>
+            </w:r>
+            <w:r>
+              <w:rPr>
+                <w:noProof/>
+                <w:webHidden/>
+              </w:rPr>
+              <w:fldChar w:fldCharType="begin"/>
+            </w:r>
+            <w:r>
+              <w:rPr>
+                <w:noProof/>
+                <w:webHidden/>
+              </w:rPr>
+              <w:instrText xml:space="preserve"> PAGEREF _Toc197672546 \h </w:instrText>
+            </w:r>
+            <w:r>
+              <w:rPr>
+                <w:noProof/>
+                <w:webHidden/>
+              </w:rPr>
+            </w:r>
+            <w:r>
+              <w:rPr>
+                <w:noProof/>
+                <w:webHidden/>
+              </w:rPr>
+              <w:fldChar w:fldCharType="separate"/>
+            </w:r>
+            <w:r>
+              <w:rPr>
+                <w:noProof/>
+                <w:webHidden/>
+              </w:rPr>
+              <w:t>2</w:t>
+            </w:r>
+            <w:r>
+              <w:rPr>
+                <w:noProof/>
+                <w:webHidden/>
+              </w:rPr>
+              <w:fldChar w:fldCharType="end"/>
+            </w:r>
+          </w:hyperlink>
+        </w:p>
+        <w:p>
+          <w:pPr>
+            <w:pStyle w:val="TOC2"/>
+            <w:tabs>
+              <w:tab w:val="right" w:leader="dot" w:pos="9350"/>
+            </w:tabs>
+            <w:rPr>
+              <w:noProof/>
+            </w:rPr>
+          </w:pPr>
+          <w:hyperlink w:anchor="_Toc197672547" w:history="1">
+            <w:r>
+              <w:rPr>
+                <w:rStyle w:val="Hyperlink"/>
+                <w:noProof/>
+              </w:rPr>
+              <w:t>React foundations</w:t>
+            </w:r>
+            <w:r>
+              <w:rPr>
+                <w:noProof/>
+                <w:webHidden/>
+              </w:rPr>
+              <w:tab/>
+            </w:r>
+            <w:r>
+              <w:rPr>
+                <w:noProof/>
+                <w:webHidden/>
+              </w:rPr>
+              <w:fldChar w:fldCharType="begin"/>
+            </w:r>
+            <w:r>
+              <w:rPr>
+                <w:noProof/>
+                <w:webHidden/>
+              </w:rPr>
+              <w:instrText xml:space="preserve"> PAGEREF _Toc197672547 \h </w:instrText>
+            </w:r>
+            <w:r>
+              <w:rPr>
+                <w:noProof/>
+                <w:webHidden/>
+              </w:rPr>
+            </w:r>
+            <w:r>
+              <w:rPr>
+                <w:noProof/>
+                <w:webHidden/>
+              </w:rPr>
+              <w:fldChar w:fldCharType="separate"/>
+            </w:r>
+            <w:r>
+              <w:rPr>
+                <w:noProof/>
+                <w:webHidden/>
+              </w:rPr>
+              <w:t>2</w:t>
+            </w:r>
+            <w:r>
+              <w:rPr>
+                <w:noProof/>
+                <w:webHidden/>
+              </w:rPr>
+              <w:fldChar w:fldCharType="end"/>
+            </w:r>
+          </w:hyperlink>
+        </w:p>
+        <w:p>
+          <w:pPr>
+            <w:pStyle w:val="TOC2"/>
+            <w:tabs>
+              <w:tab w:val="right" w:leader="dot" w:pos="9350"/>
+            </w:tabs>
+            <w:rPr>
+              <w:noProof/>
+            </w:rPr>
+          </w:pPr>
+          <w:hyperlink w:anchor="_Toc197672548" w:history="1">
+            <w:r>
+              <w:rPr>
+                <w:rStyle w:val="Hyperlink"/>
+                <w:noProof/>
+              </w:rPr>
+              <w:t>You can use state to store and increment the number of times a user has clicked the "Like" button. In fact, the React hook used to manage state is called: useState()</w:t>
+            </w:r>
+            <w:r>
+              <w:rPr>
+                <w:noProof/>
+                <w:webHidden/>
+              </w:rPr>
+              <w:tab/>
+            </w:r>
+            <w:r>
+              <w:rPr>
+                <w:noProof/>
+                <w:webHidden/>
+              </w:rPr>
+              <w:fldChar w:fldCharType="begin"/>
+            </w:r>
+            <w:r>
+              <w:rPr>
+                <w:noProof/>
+                <w:webHidden/>
+              </w:rPr>
+              <w:instrText xml:space="preserve"> PAGEREF _Toc197672548 \h </w:instrText>
+            </w:r>
+            <w:r>
+              <w:rPr>
+                <w:noProof/>
+                <w:webHidden/>
+              </w:rPr>
+            </w:r>
+            <w:r>
+              <w:rPr>
+                <w:noProof/>
+                <w:webHidden/>
+              </w:rPr>
+              <w:fldChar w:fldCharType="separate"/>
+            </w:r>
+            <w:r>
+              <w:rPr>
+                <w:noProof/>
+                <w:webHidden/>
+              </w:rPr>
+              <w:t>3</w:t>
+            </w:r>
+            <w:r>
+              <w:rPr>
+                <w:noProof/>
+                <w:webHidden/>
+              </w:rPr>
+              <w:fldChar w:fldCharType="end"/>
+            </w:r>
+          </w:hyperlink>
+        </w:p>
+        <w:p>
+          <w:pPr>
+            <w:pStyle w:val="TOC2"/>
+            <w:tabs>
+              <w:tab w:val="right" w:leader="dot" w:pos="9350"/>
+            </w:tabs>
+            <w:rPr>
+              <w:noProof/>
+            </w:rPr>
+          </w:pPr>
+          <w:hyperlink w:anchor="_Toc197672549" w:history="1">
+            <w:r>
+              <w:rPr>
+                <w:rStyle w:val="Hyperlink"/>
+                <w:rFonts w:ascii="Roboto Mono" w:hAnsi="Roboto Mono"/>
+                <w:noProof/>
+                <w:bdr w:val="single" w:sz="2" w:space="0" w:color="auto" w:frame="1"/>
+              </w:rPr>
+              <w:t>const [likes, setLikes] = React.useState(0);</w:t>
+            </w:r>
+            <w:r>
+              <w:rPr>
+                <w:noProof/>
+                <w:webHidden/>
+              </w:rPr>
+              <w:tab/>
+            </w:r>
+            <w:r>
+              <w:rPr>
+                <w:noProof/>
+                <w:webHidden/>
+              </w:rPr>
+              <w:fldChar w:fldCharType="begin"/>
+            </w:r>
+            <w:r>
+              <w:rPr>
+                <w:noProof/>
+                <w:webHidden/>
+              </w:rPr>
+              <w:instrText xml:space="preserve"> PAGEREF _Toc197672549 \h </w:instrText>
+            </w:r>
+            <w:r>
+              <w:rPr>
+                <w:noProof/>
+                <w:webHidden/>
+              </w:rPr>
+            </w:r>
+            <w:r>
+              <w:rPr>
+                <w:noProof/>
+                <w:webHidden/>
+              </w:rPr>
+              <w:fldChar w:fldCharType="separate"/>
+            </w:r>
+            <w:r>
+              <w:rPr>
+                <w:noProof/>
+                <w:webHidden/>
+              </w:rPr>
+              <w:t>3</w:t>
+            </w:r>
+            <w:r>
+              <w:rPr>
+                <w:noProof/>
+                <w:webHidden/>
+              </w:rPr>
+              <w:fldChar w:fldCharType="end"/>
+            </w:r>
+          </w:hyperlink>
+        </w:p>
+        <w:p>
+          <w:pPr>
+            <w:pStyle w:val="TOC2"/>
+            <w:tabs>
+              <w:tab w:val="right" w:leader="dot" w:pos="9350"/>
+            </w:tabs>
+            <w:rPr>
+              <w:noProof/>
+            </w:rPr>
+          </w:pPr>
+          <w:hyperlink w:anchor="_Toc197672550" w:history="1">
+            <w:r>
+              <w:rPr>
+                <w:rStyle w:val="Hyperlink"/>
+                <w:noProof/>
+              </w:rPr>
+              <w:t>Mutating data</w:t>
+            </w:r>
+            <w:r>
+              <w:rPr>
+                <w:noProof/>
+                <w:webHidden/>
+              </w:rPr>
+              <w:tab/>
+            </w:r>
+            <w:r>
+              <w:rPr>
+                <w:noProof/>
+                <w:webHidden/>
+              </w:rPr>
+              <w:fldChar w:fldCharType="begin"/>
+            </w:r>
+            <w:r>
+              <w:rPr>
+                <w:noProof/>
+                <w:webHidden/>
+              </w:rPr>
+              <w:instrText xml:space="preserve"> PAGEREF _Toc197672550 \h </w:instrText>
+            </w:r>
+            <w:r>
+              <w:rPr>
+                <w:noProof/>
+                <w:webHidden/>
+              </w:rPr>
+            </w:r>
+            <w:r>
+              <w:rPr>
+                <w:noProof/>
+                <w:webHidden/>
+              </w:rPr>
+              <w:fldChar w:fldCharType="separate"/>
+            </w:r>
+            <w:r>
+              <w:rPr>
+                <w:noProof/>
+                <w:webHidden/>
+              </w:rPr>
+              <w:t>6</w:t>
+            </w:r>
+            <w:r>
+              <w:rPr>
+                <w:noProof/>
+                <w:webHidden/>
+              </w:rPr>
+              <w:fldChar w:fldCharType="end"/>
+            </w:r>
+          </w:hyperlink>
+        </w:p>
+        <w:p>
+          <w:pPr>
+            <w:pStyle w:val="TOC2"/>
+            <w:tabs>
+              <w:tab w:val="right" w:leader="dot" w:pos="9350"/>
+            </w:tabs>
+            <w:rPr>
+              <w:noProof/>
+            </w:rPr>
+          </w:pPr>
+          <w:hyperlink w:anchor="_Toc197672551" w:history="1">
+            <w:r>
+              <w:rPr>
+                <w:rStyle w:val="Hyperlink"/>
+                <w:noProof/>
+              </w:rPr>
+              <w:t>Data Validation</w:t>
+            </w:r>
+            <w:r>
+              <w:rPr>
+                <w:noProof/>
+                <w:webHidden/>
+              </w:rPr>
+              <w:tab/>
+            </w:r>
+            <w:r>
+              <w:rPr>
+                <w:noProof/>
+                <w:webHidden/>
+              </w:rPr>
+              <w:fldChar w:fldCharType="begin"/>
+            </w:r>
+            <w:r>
+              <w:rPr>
+                <w:noProof/>
+                <w:webHidden/>
+              </w:rPr>
+              <w:instrText xml:space="preserve"> PAGEREF _Toc197672551 \h </w:instrText>
+            </w:r>
+            <w:r>
+              <w:rPr>
+                <w:noProof/>
+                <w:webHidden/>
+              </w:rPr>
+            </w:r>
+            <w:r>
+              <w:rPr>
+                <w:noProof/>
+                <w:webHidden/>
+              </w:rPr>
+              <w:fldChar w:fldCharType="separate"/>
+            </w:r>
+            <w:r>
+              <w:rPr>
+                <w:noProof/>
+                <w:webHidden/>
+              </w:rPr>
+              <w:t>6</w:t>
+            </w:r>
+            <w:r>
+              <w:rPr>
+                <w:noProof/>
+                <w:webHidden/>
+              </w:rPr>
+              <w:fldChar w:fldCharType="end"/>
+            </w:r>
+          </w:hyperlink>
+        </w:p>
+        <w:p>
+          <w:pPr>
+            <w:rPr>
+              <w:b/>
+              <w:bCs/>
+              <w:noProof/>
+            </w:rPr>
+          </w:pPr>
+          <w:r>
+            <w:rPr>
+              <w:b/>
+              <w:bCs/>
+              <w:noProof/>
+            </w:rPr>
+            <w:fldChar w:fldCharType="end"/>
+          </w:r>
+        </w:p>
+        <w:p>
+          <w:pPr>
+            <w:rPr>
+              <w:b/>
+              <w:bCs/>
+              <w:noProof/>
+            </w:rPr>
+          </w:pPr>
+          <w:r>
+            <w:rPr>
+              <w:b/>
+              <w:bCs/>
+              <w:noProof/>
+            </w:rPr>
+            <w:t>Using Vite</w:t>
+          </w:r>
+        </w:p>
+        <w:p/>
+      </w:sdtContent>
+    </w:sdt>
     <w:p>
       <w:pPr>
         <w:pStyle w:val="Heading2"/>
@@ -21,9 +650,11 @@
       <w:pPr>
         <w:pStyle w:val="Heading2"/>
       </w:pPr>
+      <w:bookmarkStart w:id="0" w:name="_Toc197672544"/>
       <w:r>
         <w:t>To get started</w:t>
       </w:r>
+      <w:bookmarkEnd w:id="0"/>
     </w:p>
     <w:p>
       <w:r>
@@ -34,14 +665,40 @@
       <w:r>
         <w:t>&gt;</w:t>
       </w:r>
-      <w:r>
-        <w:t>npx create-next-app@latest</w:t>
-      </w:r>
+      <w:proofErr w:type="spellStart"/>
+      <w:r>
+        <w:t>npx</w:t>
+      </w:r>
+      <w:proofErr w:type="spellEnd"/>
+      <w:r>
+        <w:t xml:space="preserve"> </w:t>
+      </w:r>
+      <w:proofErr w:type="spellStart"/>
+      <w:r>
+        <w:t>create-next-app@latest</w:t>
+      </w:r>
+      <w:proofErr w:type="spellEnd"/>
     </w:p>
     <w:p/>
     <w:p>
       <w:r>
-        <w:t>Then install pnpm the npm package manager</w:t>
+        <w:t xml:space="preserve">Then install </w:t>
+      </w:r>
+      <w:proofErr w:type="spellStart"/>
+      <w:r>
+        <w:t>pnpm</w:t>
+      </w:r>
+      <w:proofErr w:type="spellEnd"/>
+      <w:r>
+        <w:t xml:space="preserve"> the </w:t>
+      </w:r>
+      <w:proofErr w:type="spellStart"/>
+      <w:r>
+        <w:t>npm</w:t>
+      </w:r>
+      <w:proofErr w:type="spellEnd"/>
+      <w:r>
+        <w:t xml:space="preserve"> package manager</w:t>
       </w:r>
     </w:p>
     <w:p>
@@ -49,8 +706,21 @@
         <w:t>&gt;</w:t>
       </w:r>
       <w:r>
-        <w:t xml:space="preserve"> npm install -g pnpm</w:t>
-      </w:r>
+        <w:t xml:space="preserve"> </w:t>
+      </w:r>
+      <w:proofErr w:type="spellStart"/>
+      <w:r>
+        <w:t>npm</w:t>
+      </w:r>
+      <w:proofErr w:type="spellEnd"/>
+      <w:r>
+        <w:t xml:space="preserve"> install -g </w:t>
+      </w:r>
+      <w:proofErr w:type="spellStart"/>
+      <w:r>
+        <w:t>pnpm</w:t>
+      </w:r>
+      <w:proofErr w:type="spellEnd"/>
     </w:p>
     <w:p>
       <w:r>
@@ -59,14 +729,27 @@
     </w:p>
     <w:p>
       <w:r>
-        <w:t>&gt;pnpm i</w:t>
-      </w:r>
+        <w:t>&gt;</w:t>
+      </w:r>
+      <w:proofErr w:type="spellStart"/>
+      <w:r>
+        <w:t>pnpm</w:t>
+      </w:r>
+      <w:proofErr w:type="spellEnd"/>
+      <w:r>
+        <w:t xml:space="preserve"> </w:t>
+      </w:r>
+      <w:proofErr w:type="spellStart"/>
+      <w:r>
+        <w:t>i</w:t>
+      </w:r>
+      <w:proofErr w:type="spellEnd"/>
     </w:p>
     <w:p>
       <w:r>
         <w:t xml:space="preserve">Run below to start the development server which will be on </w:t>
       </w:r>
-      <w:hyperlink r:id="rId5" w:history="1">
+      <w:hyperlink r:id="rId6" w:history="1">
         <w:r>
           <w:rPr>
             <w:rStyle w:val="Hyperlink"/>
@@ -77,7 +760,16 @@
     </w:p>
     <w:p>
       <w:r>
-        <w:t>&gt;pnpm dev</w:t>
+        <w:lastRenderedPageBreak/>
+        <w:t>&gt;</w:t>
+      </w:r>
+      <w:proofErr w:type="spellStart"/>
+      <w:r>
+        <w:t>pnpm</w:t>
+      </w:r>
+      <w:proofErr w:type="spellEnd"/>
+      <w:r>
+        <w:t xml:space="preserve"> dev</w:t>
       </w:r>
     </w:p>
     <w:p>
@@ -89,6 +781,7 @@
       <w:pPr>
         <w:pStyle w:val="Heading2"/>
       </w:pPr>
+      <w:bookmarkStart w:id="1" w:name="_Toc197672545"/>
       <w:r>
         <w:t>When to use SSR (</w:t>
       </w:r>
@@ -100,10 +793,19 @@
       <w:r>
         <w:t xml:space="preserve"> rendering) vs CSR (client side rendering)</w:t>
       </w:r>
-    </w:p>
-    <w:p>
-      <w:r>
-        <w:t>Things you want to load quickly that calls data from a database should generally be SSR, page.tsx usually is that</w:t>
+      <w:bookmarkEnd w:id="1"/>
+    </w:p>
+    <w:p>
+      <w:r>
+        <w:t xml:space="preserve">Things you want to load quickly that calls data from a database should generally be SSR, </w:t>
+      </w:r>
+      <w:proofErr w:type="spellStart"/>
+      <w:r>
+        <w:t>page.tsx</w:t>
+      </w:r>
+      <w:proofErr w:type="spellEnd"/>
+      <w:r>
+        <w:t xml:space="preserve"> usually is that</w:t>
       </w:r>
     </w:p>
     <w:p>
@@ -115,13 +817,37 @@
         </w:numPr>
       </w:pPr>
       <w:r>
-        <w:t>One can getServerSideProps or getStatic props, but cannot use both together</w:t>
+        <w:t xml:space="preserve">One can </w:t>
+      </w:r>
+      <w:proofErr w:type="spellStart"/>
+      <w:r>
+        <w:t>getServerSideProps</w:t>
+      </w:r>
+      <w:proofErr w:type="spellEnd"/>
+      <w:r>
+        <w:t xml:space="preserve"> or </w:t>
+      </w:r>
+      <w:proofErr w:type="spellStart"/>
+      <w:r>
+        <w:t>getStatic</w:t>
+      </w:r>
+      <w:proofErr w:type="spellEnd"/>
+      <w:r>
+        <w:t xml:space="preserve"> props, but cannot use both together</w:t>
       </w:r>
     </w:p>
     <w:p/>
     <w:p>
       <w:r>
-        <w:t>Things that are interactive to users, like search.tsx should be CSR</w:t>
+        <w:t xml:space="preserve">Things that are interactive to users, like </w:t>
+      </w:r>
+      <w:proofErr w:type="spellStart"/>
+      <w:r>
+        <w:t>search.tsx</w:t>
+      </w:r>
+      <w:proofErr w:type="spellEnd"/>
+      <w:r>
+        <w:t xml:space="preserve"> should be CSR</w:t>
       </w:r>
     </w:p>
     <w:p>
@@ -135,9 +861,19 @@
           <w:bottom w:val="single" w:sz="6" w:space="1" w:color="auto"/>
         </w:pBdr>
       </w:pPr>
-      <w:r>
-        <w:t>useEffect and useState</w:t>
-      </w:r>
+      <w:proofErr w:type="spellStart"/>
+      <w:r>
+        <w:t>useEffect</w:t>
+      </w:r>
+      <w:proofErr w:type="spellEnd"/>
+      <w:r>
+        <w:t xml:space="preserve"> and </w:t>
+      </w:r>
+      <w:proofErr w:type="spellStart"/>
+      <w:r>
+        <w:t>useState</w:t>
+      </w:r>
+      <w:proofErr w:type="spellEnd"/>
     </w:p>
     <w:p>
       <w:r>
@@ -150,7 +886,7 @@
       </w:r>
     </w:p>
     <w:p>
-      <w:hyperlink r:id="rId6" w:history="1">
+      <w:hyperlink r:id="rId7" w:history="1">
         <w:r>
           <w:rPr>
             <w:rStyle w:val="Hyperlink"/>
@@ -166,10 +902,27 @@
           <w:color w:val="EDEDED"/>
           <w:shd w:val="clear" w:color="auto" w:fill="000000"/>
         </w:rPr>
-        <w:lastRenderedPageBreak/>
-        <w:t>For auth to work in production, you'll need to update your environment variables in your Vercel project too. Check out this </w:t>
-      </w:r>
-      <w:hyperlink r:id="rId7" w:tgtFrame="_blank" w:history="1">
+        <w:t xml:space="preserve">For auth to work in production, you'll need to update your environment variables in your </w:t>
+      </w:r>
+      <w:proofErr w:type="spellStart"/>
+      <w:r>
+        <w:rPr>
+          <w:rFonts w:ascii="Arial" w:hAnsi="Arial" w:cs="Arial"/>
+          <w:color w:val="EDEDED"/>
+          <w:shd w:val="clear" w:color="auto" w:fill="000000"/>
+        </w:rPr>
+        <w:t>Vercel</w:t>
+      </w:r>
+      <w:proofErr w:type="spellEnd"/>
+      <w:r>
+        <w:rPr>
+          <w:rFonts w:ascii="Arial" w:hAnsi="Arial" w:cs="Arial"/>
+          <w:color w:val="EDEDED"/>
+          <w:shd w:val="clear" w:color="auto" w:fill="000000"/>
+        </w:rPr>
+        <w:t xml:space="preserve"> project too. Check out this </w:t>
+      </w:r>
+      <w:hyperlink r:id="rId8" w:tgtFrame="_blank" w:history="1">
         <w:r>
           <w:rPr>
             <w:rStyle w:val="Hyperlink"/>
@@ -186,27 +939,49 @@
           <w:color w:val="EDEDED"/>
           <w:shd w:val="clear" w:color="auto" w:fill="000000"/>
         </w:rPr>
-        <w:t> on how to add environment variables on Vercel.</w:t>
+        <w:t xml:space="preserve"> on how to add environment variables on </w:t>
+      </w:r>
+      <w:proofErr w:type="spellStart"/>
+      <w:r>
+        <w:rPr>
+          <w:rFonts w:ascii="Arial" w:hAnsi="Arial" w:cs="Arial"/>
+          <w:color w:val="EDEDED"/>
+          <w:shd w:val="clear" w:color="auto" w:fill="000000"/>
+        </w:rPr>
+        <w:t>Vercel</w:t>
+      </w:r>
+      <w:proofErr w:type="spellEnd"/>
+      <w:r>
+        <w:rPr>
+          <w:rFonts w:ascii="Arial" w:hAnsi="Arial" w:cs="Arial"/>
+          <w:color w:val="EDEDED"/>
+          <w:shd w:val="clear" w:color="auto" w:fill="000000"/>
+        </w:rPr>
+        <w:t>.</w:t>
       </w:r>
     </w:p>
     <w:p>
       <w:pPr>
         <w:pStyle w:val="Heading2"/>
       </w:pPr>
+      <w:bookmarkStart w:id="2" w:name="_Toc197672546"/>
       <w:r>
         <w:t>------------------------------------</w:t>
       </w:r>
+      <w:bookmarkEnd w:id="2"/>
     </w:p>
     <w:p>
       <w:pPr>
         <w:pStyle w:val="Heading2"/>
       </w:pPr>
+      <w:bookmarkStart w:id="3" w:name="_Toc197672547"/>
       <w:r>
         <w:t>React foundations</w:t>
       </w:r>
-    </w:p>
-    <w:p>
-      <w:hyperlink r:id="rId8" w:history="1">
+      <w:bookmarkEnd w:id="3"/>
+    </w:p>
+    <w:p>
+      <w:hyperlink r:id="rId9" w:history="1">
         <w:r>
           <w:rPr>
             <w:rStyle w:val="Hyperlink"/>
@@ -242,7 +1017,15 @@
         </w:numPr>
       </w:pPr>
       <w:r>
-        <w:t>react-dom provides DOM-specific methods that enable you to use React with the DOM.</w:t>
+        <w:t>react-</w:t>
+      </w:r>
+      <w:proofErr w:type="spellStart"/>
+      <w:r>
+        <w:t>dom</w:t>
+      </w:r>
+      <w:proofErr w:type="spellEnd"/>
+      <w:r>
+        <w:t xml:space="preserve"> provides DOM-specific methods that enable you to use React with the DOM.</w:t>
       </w:r>
     </w:p>
     <w:p/>
@@ -265,7 +1048,7 @@
       </w:r>
     </w:p>
     <w:p>
-      <w:hyperlink r:id="rId9" w:history="1">
+      <w:hyperlink r:id="rId10" w:history="1">
         <w:r>
           <w:rPr>
             <w:rStyle w:val="Hyperlink"/>
@@ -298,18 +1081,57 @@
     </w:p>
     <w:p>
       <w:r>
-        <w:t>To make the button do something when clicked, you can use the onClick event:</w:t>
-      </w:r>
-    </w:p>
-    <w:p>
-      <w:r>
-        <w:t>In React, event names are camelCased. The onClick event is one of many possible events you can use to respond to user interaction. For example, you can use onChange for input fields or onSubmit for forms.</w:t>
+        <w:t xml:space="preserve">To make the button do something when clicked, you can use the </w:t>
+      </w:r>
+      <w:proofErr w:type="spellStart"/>
+      <w:r>
+        <w:t>onClick</w:t>
+      </w:r>
+      <w:proofErr w:type="spellEnd"/>
+      <w:r>
+        <w:t xml:space="preserve"> event:</w:t>
+      </w:r>
+    </w:p>
+    <w:p>
+      <w:r>
+        <w:t xml:space="preserve">In React, event names are </w:t>
+      </w:r>
+      <w:proofErr w:type="spellStart"/>
+      <w:r>
+        <w:t>camelCased</w:t>
+      </w:r>
+      <w:proofErr w:type="spellEnd"/>
+      <w:r>
+        <w:t xml:space="preserve">. The </w:t>
+      </w:r>
+      <w:proofErr w:type="spellStart"/>
+      <w:r>
+        <w:t>onClick</w:t>
+      </w:r>
+      <w:proofErr w:type="spellEnd"/>
+      <w:r>
+        <w:t xml:space="preserve"> event is one of many possible events you can use to respond to user interaction. For example, you can use </w:t>
+      </w:r>
+      <w:proofErr w:type="spellStart"/>
+      <w:r>
+        <w:t>onChange</w:t>
+      </w:r>
+      <w:proofErr w:type="spellEnd"/>
+      <w:r>
+        <w:t xml:space="preserve"> for input fields or </w:t>
+      </w:r>
+      <w:proofErr w:type="spellStart"/>
+      <w:r>
+        <w:t>onSubmit</w:t>
+      </w:r>
+      <w:proofErr w:type="spellEnd"/>
+      <w:r>
+        <w:t xml:space="preserve"> for forms.</w:t>
       </w:r>
     </w:p>
     <w:p/>
     <w:p>
       <w:r>
-        <w:lastRenderedPageBreak/>
         <w:t xml:space="preserve">Handling events </w:t>
       </w:r>
     </w:p>
@@ -366,15 +1188,7 @@
                         <w:txbxContent>
                           <w:p>
                             <w:r>
-                              <w:t xml:space="preserve">function </w:t>
-                            </w:r>
-                            <w:proofErr w:type="gramStart"/>
-                            <w:r>
-                              <w:t>HomePage(</w:t>
-                            </w:r>
-                            <w:proofErr w:type="gramEnd"/>
-                            <w:r>
-                              <w:t>) {</w:t>
+                              <w:t>function HomePage() {</w:t>
                             </w:r>
                           </w:p>
                           <w:p>
@@ -388,28 +1202,12 @@
                           </w:p>
                           <w:p>
                             <w:r>
-                              <w:t xml:space="preserve">  function </w:t>
-                            </w:r>
-                            <w:proofErr w:type="gramStart"/>
-                            <w:r>
-                              <w:t>handleClick(</w:t>
-                            </w:r>
-                            <w:proofErr w:type="gramEnd"/>
-                            <w:r>
-                              <w:t>) {</w:t>
+                              <w:t xml:space="preserve">  function handleClick() {</w:t>
                             </w:r>
                           </w:p>
                           <w:p>
                             <w:r>
-                              <w:t xml:space="preserve">    </w:t>
-                            </w:r>
-                            <w:proofErr w:type="gramStart"/>
-                            <w:r>
-                              <w:t>console.log(</w:t>
-                            </w:r>
-                            <w:proofErr w:type="gramEnd"/>
-                            <w:r>
-                              <w:t>'increment like count');</w:t>
+                              <w:t xml:space="preserve">    console.log('increment like count');</w:t>
                             </w:r>
                           </w:p>
                           <w:p>
@@ -484,15 +1282,7 @@
                   <w:txbxContent>
                     <w:p>
                       <w:r>
-                        <w:t xml:space="preserve">function </w:t>
-                      </w:r>
-                      <w:proofErr w:type="gramStart"/>
-                      <w:r>
-                        <w:t>HomePage(</w:t>
-                      </w:r>
-                      <w:proofErr w:type="gramEnd"/>
-                      <w:r>
-                        <w:t>) {</w:t>
+                        <w:t>function HomePage() {</w:t>
                       </w:r>
                     </w:p>
                     <w:p>
@@ -506,28 +1296,12 @@
                     </w:p>
                     <w:p>
                       <w:r>
-                        <w:t xml:space="preserve">  function </w:t>
-                      </w:r>
-                      <w:proofErr w:type="gramStart"/>
-                      <w:r>
-                        <w:t>handleClick(</w:t>
-                      </w:r>
-                      <w:proofErr w:type="gramEnd"/>
-                      <w:r>
-                        <w:t>) {</w:t>
+                        <w:t xml:space="preserve">  function handleClick() {</w:t>
                       </w:r>
                     </w:p>
                     <w:p>
                       <w:r>
-                        <w:t xml:space="preserve">    </w:t>
-                      </w:r>
-                      <w:proofErr w:type="gramStart"/>
-                      <w:r>
-                        <w:t>console.log(</w:t>
-                      </w:r>
-                      <w:proofErr w:type="gramEnd"/>
-                      <w:r>
-                        <w:t>'increment like count');</w:t>
+                        <w:t xml:space="preserve">    console.log('increment like count');</w:t>
                       </w:r>
                     </w:p>
                     <w:p>
@@ -631,17 +1405,24 @@
       <w:pPr>
         <w:pStyle w:val="Heading2"/>
       </w:pPr>
+      <w:bookmarkStart w:id="4" w:name="_Toc197672548"/>
       <w:r>
         <w:t xml:space="preserve">You can use state to store and increment the number of times a user has clicked the "Like" button. In fact, the React hook used to manage state is called: </w:t>
       </w:r>
+      <w:proofErr w:type="spellStart"/>
       <w:proofErr w:type="gramStart"/>
       <w:r>
-        <w:t>useState(</w:t>
+        <w:t>useState</w:t>
+      </w:r>
+      <w:proofErr w:type="spellEnd"/>
+      <w:r>
+        <w:t>(</w:t>
       </w:r>
       <w:proofErr w:type="gramEnd"/>
       <w:r>
         <w:t>)</w:t>
       </w:r>
+      <w:bookmarkEnd w:id="4"/>
     </w:p>
     <w:p>
       <w:r>
@@ -668,6 +1449,7 @@
           <w:bdr w:val="single" w:sz="2" w:space="0" w:color="auto" w:frame="1"/>
         </w:rPr>
       </w:pPr>
+      <w:bookmarkStart w:id="5" w:name="_Toc197672549"/>
       <w:r>
         <w:rPr>
           <w:rFonts w:ascii="Roboto Mono" w:hAnsi="Roboto Mono"/>
@@ -675,7 +1457,47 @@
           <w:szCs w:val="20"/>
           <w:bdr w:val="single" w:sz="2" w:space="0" w:color="auto" w:frame="1"/>
         </w:rPr>
-        <w:t>const [likes, setLikes] = React.useState(0</w:t>
+        <w:t xml:space="preserve">const [likes, </w:t>
+      </w:r>
+      <w:proofErr w:type="spellStart"/>
+      <w:r>
+        <w:rPr>
+          <w:rFonts w:ascii="Roboto Mono" w:hAnsi="Roboto Mono"/>
+          <w:sz w:val="20"/>
+          <w:szCs w:val="20"/>
+          <w:bdr w:val="single" w:sz="2" w:space="0" w:color="auto" w:frame="1"/>
+        </w:rPr>
+        <w:t>setLikes</w:t>
+      </w:r>
+      <w:proofErr w:type="spellEnd"/>
+      <w:r>
+        <w:rPr>
+          <w:rFonts w:ascii="Roboto Mono" w:hAnsi="Roboto Mono"/>
+          <w:sz w:val="20"/>
+          <w:szCs w:val="20"/>
+          <w:bdr w:val="single" w:sz="2" w:space="0" w:color="auto" w:frame="1"/>
+        </w:rPr>
+        <w:t xml:space="preserve">] = </w:t>
+      </w:r>
+      <w:proofErr w:type="spellStart"/>
+      <w:r>
+        <w:rPr>
+          <w:rFonts w:ascii="Roboto Mono" w:hAnsi="Roboto Mono"/>
+          <w:sz w:val="20"/>
+          <w:szCs w:val="20"/>
+          <w:bdr w:val="single" w:sz="2" w:space="0" w:color="auto" w:frame="1"/>
+        </w:rPr>
+        <w:t>React.useState</w:t>
+      </w:r>
+      <w:proofErr w:type="spellEnd"/>
+      <w:r>
+        <w:rPr>
+          <w:rFonts w:ascii="Roboto Mono" w:hAnsi="Roboto Mono"/>
+          <w:sz w:val="20"/>
+          <w:szCs w:val="20"/>
+          <w:bdr w:val="single" w:sz="2" w:space="0" w:color="auto" w:frame="1"/>
+        </w:rPr>
+        <w:t>(0</w:t>
       </w:r>
       <w:proofErr w:type="gramStart"/>
       <w:r>
@@ -687,6 +1509,7 @@
         </w:rPr>
         <w:t>);</w:t>
       </w:r>
+      <w:bookmarkEnd w:id="5"/>
       <w:proofErr w:type="gramEnd"/>
     </w:p>
     <w:p/>
@@ -695,17 +1518,63 @@
     <w:p/>
     <w:p>
       <w:r>
-        <w:t>When you use Next.js in your project, you do not need to load the react and react-dom scripts from unpkg.com anymore. Instead, you can install these packages locally using npm or your preferred package manager.</w:t>
+        <w:t>When you use Next.js in your project, you do not need to load the react and react-</w:t>
+      </w:r>
+      <w:proofErr w:type="spellStart"/>
+      <w:r>
+        <w:t>dom</w:t>
+      </w:r>
+      <w:proofErr w:type="spellEnd"/>
+      <w:r>
+        <w:t xml:space="preserve"> scripts from unpkg.com anymore. Instead, you can install these packages locally using </w:t>
+      </w:r>
+      <w:proofErr w:type="spellStart"/>
+      <w:r>
+        <w:t>npm</w:t>
+      </w:r>
+      <w:proofErr w:type="spellEnd"/>
+      <w:r>
+        <w:t xml:space="preserve"> or your preferred package manager.</w:t>
       </w:r>
     </w:p>
     <w:p/>
     <w:p/>
     <w:p>
       <w:r>
+        <w:lastRenderedPageBreak/>
         <w:t xml:space="preserve">Once you install React with </w:t>
       </w:r>
-      <w:r>
-        <w:t xml:space="preserve">npm install react@latest react-dom@latest next@latest </w:t>
+      <w:proofErr w:type="spellStart"/>
+      <w:r>
+        <w:t>npm</w:t>
+      </w:r>
+      <w:proofErr w:type="spellEnd"/>
+      <w:r>
+        <w:t xml:space="preserve"> install </w:t>
+      </w:r>
+      <w:proofErr w:type="spellStart"/>
+      <w:r>
+        <w:t>react@latest</w:t>
+      </w:r>
+      <w:proofErr w:type="spellEnd"/>
+      <w:r>
+        <w:t xml:space="preserve"> </w:t>
+      </w:r>
+      <w:proofErr w:type="spellStart"/>
+      <w:r>
+        <w:t>react-dom@latest</w:t>
+      </w:r>
+      <w:proofErr w:type="spellEnd"/>
+      <w:r>
+        <w:t xml:space="preserve"> </w:t>
+      </w:r>
+      <w:proofErr w:type="spellStart"/>
+      <w:r>
+        <w:t>next@latest</w:t>
+      </w:r>
+      <w:proofErr w:type="spellEnd"/>
+      <w:r>
+        <w:t xml:space="preserve"> </w:t>
       </w:r>
     </w:p>
     <w:p>
@@ -722,8 +1591,13 @@
       <w:r>
         <w:t>In terminal run &gt;</w:t>
       </w:r>
-      <w:r>
-        <w:t>npm run dev</w:t>
+      <w:proofErr w:type="spellStart"/>
+      <w:r>
+        <w:t>npm</w:t>
+      </w:r>
+      <w:proofErr w:type="spellEnd"/>
+      <w:r>
+        <w:t xml:space="preserve"> run dev</w:t>
       </w:r>
     </w:p>
     <w:p>
@@ -732,7 +1606,7 @@
       </w:r>
     </w:p>
     <w:p>
-      <w:hyperlink r:id="rId10" w:history="1">
+      <w:hyperlink r:id="rId11" w:history="1">
         <w:r>
           <w:rPr>
             <w:rStyle w:val="Hyperlink"/>
@@ -750,7 +1624,7 @@
       </w:r>
     </w:p>
     <w:p>
-      <w:hyperlink r:id="rId11" w:history="1">
+      <w:hyperlink r:id="rId12" w:history="1">
         <w:r>
           <w:rPr>
             <w:rStyle w:val="Hyperlink"/>
@@ -770,6 +1644,7 @@
           <w:shd w:val="clear" w:color="auto" w:fill="0A0A0A"/>
         </w:rPr>
       </w:pPr>
+      <w:proofErr w:type="spellStart"/>
       <w:r>
         <w:rPr>
           <w:rFonts w:ascii="Roboto Mono" w:hAnsi="Roboto Mono"/>
@@ -778,11 +1653,10 @@
           <w:bdr w:val="single" w:sz="2" w:space="0" w:color="auto" w:frame="1"/>
           <w:shd w:val="clear" w:color="auto" w:fill="0A0A0A"/>
         </w:rPr>
-        <w:t>npm install -g pnpm</w:t>
-      </w:r>
-    </w:p>
-    <w:p>
-      <w:pPr>
+        <w:t>npm</w:t>
+      </w:r>
+      <w:proofErr w:type="spellEnd"/>
+      <w:r>
         <w:rPr>
           <w:rFonts w:ascii="Roboto Mono" w:hAnsi="Roboto Mono"/>
           <w:sz w:val="20"/>
@@ -790,11 +1664,43 @@
           <w:bdr w:val="single" w:sz="2" w:space="0" w:color="auto" w:frame="1"/>
           <w:shd w:val="clear" w:color="auto" w:fill="0A0A0A"/>
         </w:rPr>
-      </w:pPr>
-    </w:p>
-    <w:p>
-      <w:r>
-        <w:t xml:space="preserve">You want to add global css at the top layer of the app. </w:t>
+        <w:t xml:space="preserve"> install -g </w:t>
+      </w:r>
+      <w:proofErr w:type="spellStart"/>
+      <w:r>
+        <w:rPr>
+          <w:rFonts w:ascii="Roboto Mono" w:hAnsi="Roboto Mono"/>
+          <w:sz w:val="20"/>
+          <w:szCs w:val="20"/>
+          <w:bdr w:val="single" w:sz="2" w:space="0" w:color="auto" w:frame="1"/>
+          <w:shd w:val="clear" w:color="auto" w:fill="0A0A0A"/>
+        </w:rPr>
+        <w:t>pnpm</w:t>
+      </w:r>
+      <w:proofErr w:type="spellEnd"/>
+    </w:p>
+    <w:p>
+      <w:pPr>
+        <w:rPr>
+          <w:rFonts w:ascii="Roboto Mono" w:hAnsi="Roboto Mono"/>
+          <w:sz w:val="20"/>
+          <w:szCs w:val="20"/>
+          <w:bdr w:val="single" w:sz="2" w:space="0" w:color="auto" w:frame="1"/>
+          <w:shd w:val="clear" w:color="auto" w:fill="0A0A0A"/>
+        </w:rPr>
+      </w:pPr>
+    </w:p>
+    <w:p>
+      <w:r>
+        <w:t xml:space="preserve">You want to add global </w:t>
+      </w:r>
+      <w:proofErr w:type="spellStart"/>
+      <w:r>
+        <w:t>css</w:t>
+      </w:r>
+      <w:proofErr w:type="spellEnd"/>
+      <w:r>
+        <w:t xml:space="preserve"> at the top layer of the app. </w:t>
       </w:r>
       <w:proofErr w:type="gramStart"/>
       <w:r>
@@ -802,15 +1708,31 @@
       </w:r>
       <w:proofErr w:type="gramEnd"/>
       <w:r>
-        <w:t xml:space="preserve"> in the layout.</w:t>
-      </w:r>
-      <w:r>
-        <w:t>tsx file:</w:t>
-      </w:r>
-    </w:p>
-    <w:p>
-      <w:r>
-        <w:t>Import ‘@/app/ui/global.css</w:t>
+        <w:t xml:space="preserve"> in the </w:t>
+      </w:r>
+      <w:proofErr w:type="spellStart"/>
+      <w:r>
+        <w:t>layout.</w:t>
+      </w:r>
+      <w:r>
+        <w:t>tsx</w:t>
+      </w:r>
+      <w:proofErr w:type="spellEnd"/>
+      <w:r>
+        <w:t xml:space="preserve"> file:</w:t>
+      </w:r>
+    </w:p>
+    <w:p>
+      <w:r>
+        <w:t>Import ‘@/app/</w:t>
+      </w:r>
+      <w:proofErr w:type="spellStart"/>
+      <w:r>
+        <w:t>ui</w:t>
+      </w:r>
+      <w:proofErr w:type="spellEnd"/>
+      <w:r>
+        <w:t>/global.css</w:t>
       </w:r>
       <w:proofErr w:type="gramStart"/>
       <w:r>
@@ -824,7 +1746,7 @@
       </w:r>
     </w:p>
     <w:p>
-      <w:hyperlink r:id="rId12" w:history="1">
+      <w:hyperlink r:id="rId13" w:history="1">
         <w:r>
           <w:rPr>
             <w:rStyle w:val="Hyperlink"/>
@@ -835,7 +1757,6 @@
     </w:p>
     <w:p>
       <w:r>
-        <w:lastRenderedPageBreak/>
         <w:t xml:space="preserve">## how did that just </w:t>
       </w:r>
       <w:proofErr w:type="gramStart"/>
@@ -844,20 +1765,52 @@
       </w:r>
       <w:proofErr w:type="gramEnd"/>
       <w:r>
-        <w:t xml:space="preserve"> all the tailwindscss?? And got </w:t>
+        <w:t xml:space="preserve"> all the </w:t>
+      </w:r>
+      <w:proofErr w:type="spellStart"/>
+      <w:r>
+        <w:t>tailwindscss</w:t>
+      </w:r>
+      <w:proofErr w:type="spellEnd"/>
+      <w:r>
+        <w:t xml:space="preserve">?? And got </w:t>
       </w:r>
       <w:proofErr w:type="gramStart"/>
       <w:r>
-        <w:t>that tailwinds</w:t>
+        <w:t xml:space="preserve">that </w:t>
+      </w:r>
+      <w:proofErr w:type="spellStart"/>
+      <w:r>
+        <w:t>tailwinds</w:t>
       </w:r>
       <w:proofErr w:type="gramEnd"/>
       <w:r>
-        <w:t>.config.ts is in the root folder nextjs-dashboard</w:t>
-      </w:r>
-    </w:p>
-    <w:p>
-      <w:r>
-        <w:t>## in the app/ui/folder, that’s where you keep the global.css file</w:t>
+        <w:t>.config.ts</w:t>
+      </w:r>
+      <w:proofErr w:type="spellEnd"/>
+      <w:r>
+        <w:t xml:space="preserve"> is in the root folder </w:t>
+      </w:r>
+      <w:proofErr w:type="spellStart"/>
+      <w:r>
+        <w:t>nextjs</w:t>
+      </w:r>
+      <w:proofErr w:type="spellEnd"/>
+      <w:r>
+        <w:t>-dashboard</w:t>
+      </w:r>
+    </w:p>
+    <w:p>
+      <w:r>
+        <w:t>## in the app/</w:t>
+      </w:r>
+      <w:proofErr w:type="spellStart"/>
+      <w:r>
+        <w:t>ui</w:t>
+      </w:r>
+      <w:proofErr w:type="spellEnd"/>
+      <w:r>
+        <w:t>/folder, that’s where you keep the global.css file</w:t>
       </w:r>
     </w:p>
     <w:p/>
@@ -884,11 +1837,10 @@
           <w:szCs w:val="21"/>
           <w:shd w:val="clear" w:color="auto" w:fill="000000"/>
         </w:rPr>
-        <w:t>neon-lightBlue-school</w:t>
-      </w:r>
-    </w:p>
-    <w:p>
-      <w:pPr>
+        <w:t>neon-</w:t>
+      </w:r>
+      <w:proofErr w:type="spellStart"/>
+      <w:r>
         <w:rPr>
           <w:rFonts w:ascii="Arial" w:hAnsi="Arial" w:cs="Arial"/>
           <w:color w:val="EDEDED"/>
@@ -896,10 +1848,10 @@
           <w:szCs w:val="21"/>
           <w:shd w:val="clear" w:color="auto" w:fill="000000"/>
         </w:rPr>
-      </w:pPr>
-    </w:p>
-    <w:p>
-      <w:pPr>
+        <w:t>lightBlue</w:t>
+      </w:r>
+      <w:proofErr w:type="spellEnd"/>
+      <w:r>
         <w:rPr>
           <w:rFonts w:ascii="Arial" w:hAnsi="Arial" w:cs="Arial"/>
           <w:color w:val="EDEDED"/>
@@ -907,7 +1859,8 @@
           <w:szCs w:val="21"/>
           <w:shd w:val="clear" w:color="auto" w:fill="000000"/>
         </w:rPr>
-      </w:pPr>
+        <w:t>-school</w:t>
+      </w:r>
     </w:p>
     <w:p>
       <w:pPr>
@@ -921,18 +1874,74 @@
       </w:pPr>
     </w:p>
     <w:p>
-      <w:r>
+      <w:pPr>
+        <w:rPr>
+          <w:rFonts w:ascii="Arial" w:hAnsi="Arial" w:cs="Arial"/>
+          <w:color w:val="EDEDED"/>
+          <w:sz w:val="21"/>
+          <w:szCs w:val="21"/>
+          <w:shd w:val="clear" w:color="auto" w:fill="000000"/>
+        </w:rPr>
+      </w:pPr>
+    </w:p>
+    <w:p>
+      <w:pPr>
+        <w:rPr>
+          <w:rFonts w:ascii="Arial" w:hAnsi="Arial" w:cs="Arial"/>
+          <w:color w:val="EDEDED"/>
+          <w:sz w:val="21"/>
+          <w:szCs w:val="21"/>
+          <w:shd w:val="clear" w:color="auto" w:fill="000000"/>
+        </w:rPr>
+      </w:pPr>
+    </w:p>
+    <w:p>
+      <w:r>
+        <w:lastRenderedPageBreak/>
         <w:t xml:space="preserve">Finally, run </w:t>
       </w:r>
+      <w:proofErr w:type="spellStart"/>
       <w:r>
         <w:rPr>
           <w:b/>
           <w:bCs/>
         </w:rPr>
-        <w:t>pnpm i @vercel/postgres</w:t>
-      </w:r>
-      <w:r>
-        <w:t xml:space="preserve"> in your terminal to install the Vercel Postgres SDK.</w:t>
+        <w:t>pnpm</w:t>
+      </w:r>
+      <w:proofErr w:type="spellEnd"/>
+      <w:r>
+        <w:rPr>
+          <w:b/>
+          <w:bCs/>
+        </w:rPr>
+        <w:t xml:space="preserve"> </w:t>
+      </w:r>
+      <w:proofErr w:type="spellStart"/>
+      <w:r>
+        <w:rPr>
+          <w:b/>
+          <w:bCs/>
+        </w:rPr>
+        <w:t>i</w:t>
+      </w:r>
+      <w:proofErr w:type="spellEnd"/>
+      <w:r>
+        <w:rPr>
+          <w:b/>
+          <w:bCs/>
+        </w:rPr>
+        <w:t xml:space="preserve"> @vercel/postgres</w:t>
+      </w:r>
+      <w:r>
+        <w:t xml:space="preserve"> in your terminal to install the </w:t>
+      </w:r>
+      <w:proofErr w:type="spellStart"/>
+      <w:r>
+        <w:t>Vercel</w:t>
+      </w:r>
+      <w:proofErr w:type="spellEnd"/>
+      <w:r>
+        <w:t xml:space="preserve"> Postgres SDK.</w:t>
       </w:r>
     </w:p>
     <w:p/>
@@ -967,7 +1976,7 @@
       <w:r>
         <w:t xml:space="preserve">In Next.js, you can create API endpoints using </w:t>
       </w:r>
-      <w:hyperlink r:id="rId13" w:history="1">
+      <w:hyperlink r:id="rId14" w:history="1">
         <w:r>
           <w:rPr>
             <w:rStyle w:val="Hyperlink"/>
@@ -982,8 +1991,13 @@
       </w:r>
     </w:p>
     <w:p>
-      <w:r>
-        <w:t>Route.ts file can be nested anywhere inside /app directory, but can’t be in the sam</w:t>
+      <w:proofErr w:type="spellStart"/>
+      <w:r>
+        <w:t>Route.ts</w:t>
+      </w:r>
+      <w:proofErr w:type="spellEnd"/>
+      <w:r>
+        <w:t xml:space="preserve"> file can be nested anywhere inside /app directory, but can’t be in the sam</w:t>
       </w:r>
       <w:r>
         <w:t>e</w:t>
@@ -1002,22 +2016,33 @@
       </w:r>
       <w:proofErr w:type="gramEnd"/>
       <w:r>
-        <w:t xml:space="preserve"> functions you want to call</w:t>
-      </w:r>
-      <w:r>
-        <w:t xml:space="preserve"> in app/query/route.ts</w:t>
-      </w:r>
+        <w:t xml:space="preserve"> functions you want to call in app/query/</w:t>
+      </w:r>
+      <w:proofErr w:type="spellStart"/>
+      <w:r>
+        <w:t>route.ts</w:t>
+      </w:r>
+      <w:proofErr w:type="spellEnd"/>
     </w:p>
     <w:p>
       <w:r>
         <w:t xml:space="preserve">first run it locally by calling </w:t>
       </w:r>
+      <w:proofErr w:type="spellStart"/>
       <w:r>
         <w:rPr>
           <w:b/>
           <w:bCs/>
         </w:rPr>
-        <w:t>npm run dev</w:t>
+        <w:t>npm</w:t>
+      </w:r>
+      <w:proofErr w:type="spellEnd"/>
+      <w:r>
+        <w:rPr>
+          <w:b/>
+          <w:bCs/>
+        </w:rPr>
+        <w:t xml:space="preserve"> run dev</w:t>
       </w:r>
     </w:p>
     <w:p>
@@ -1036,13 +2061,23 @@
       <w:pPr>
         <w:pStyle w:val="Heading2"/>
       </w:pPr>
+      <w:bookmarkStart w:id="6" w:name="_Toc197672550"/>
       <w:r>
         <w:t>Mutating data</w:t>
       </w:r>
-    </w:p>
-    <w:p>
-      <w:r>
-        <w:t>In React, you can use the action attribute in the &lt;form&gt; element to invoke actions. The action will automatically receive the native FormData object, containing the captured data.</w:t>
+      <w:bookmarkEnd w:id="6"/>
+    </w:p>
+    <w:p>
+      <w:r>
+        <w:t xml:space="preserve">In React, you can use the action attribute in the &lt;form&gt; element to invoke actions. The action will automatically receive the native </w:t>
+      </w:r>
+      <w:proofErr w:type="spellStart"/>
+      <w:r>
+        <w:t>FormData</w:t>
+      </w:r>
+      <w:proofErr w:type="spellEnd"/>
+      <w:r>
+        <w:t xml:space="preserve"> object, containing the captured data.</w:t>
       </w:r>
     </w:p>
     <w:p/>
@@ -1054,6 +2089,7 @@
     <w:p/>
     <w:p>
       <w:r>
+        <w:lastRenderedPageBreak/>
         <w:t>However, in React, the action attribute is considered a special prop - meaning React builds on top of it to allow actions to be invoked.</w:t>
       </w:r>
     </w:p>
@@ -1069,9 +2105,11 @@
       <w:pPr>
         <w:pStyle w:val="Heading2"/>
       </w:pPr>
+      <w:bookmarkStart w:id="7" w:name="_Toc197672551"/>
       <w:r>
         <w:t>Data Validation</w:t>
       </w:r>
+      <w:bookmarkEnd w:id="7"/>
     </w:p>
     <w:p>
       <w:r>
@@ -1146,7 +2184,25 @@
           <w:kern w:val="0"/>
           <w14:ligatures w14:val="none"/>
         </w:rPr>
-        <w:t>Great! Your application builds successfully. Now you're ready to push to Git and deploy to Vercel.Here's a summary of what we've done:</w:t>
+        <w:t xml:space="preserve">Great! Your application builds successfully. Now you're ready to push to Git and deploy to </w:t>
+      </w:r>
+      <w:proofErr w:type="spellStart"/>
+      <w:r>
+        <w:rPr>
+          <w:rFonts w:ascii="Times New Roman" w:eastAsia="Times New Roman" w:hAnsi="Times New Roman" w:cs="Times New Roman"/>
+          <w:kern w:val="0"/>
+          <w14:ligatures w14:val="none"/>
+        </w:rPr>
+        <w:t>Vercel.Here's</w:t>
+      </w:r>
+      <w:proofErr w:type="spellEnd"/>
+      <w:r>
+        <w:rPr>
+          <w:rFonts w:ascii="Times New Roman" w:eastAsia="Times New Roman" w:hAnsi="Times New Roman" w:cs="Times New Roman"/>
+          <w:kern w:val="0"/>
+          <w14:ligatures w14:val="none"/>
+        </w:rPr>
+        <w:t xml:space="preserve"> a summary of what we've done:</w:t>
       </w:r>
     </w:p>
     <w:p>
@@ -1171,6 +2227,7 @@
         </w:rPr>
         <w:t>Updated dependencies with </w:t>
       </w:r>
+      <w:proofErr w:type="spellStart"/>
       <w:r>
         <w:rPr>
           <w:rFonts w:ascii="Menlo" w:eastAsia="Times New Roman" w:hAnsi="Menlo" w:cs="Menlo"/>
@@ -1179,7 +2236,18 @@
           <w:szCs w:val="22"/>
           <w14:ligatures w14:val="none"/>
         </w:rPr>
-        <w:t>npm install</w:t>
+        <w:t>npm</w:t>
+      </w:r>
+      <w:proofErr w:type="spellEnd"/>
+      <w:r>
+        <w:rPr>
+          <w:rFonts w:ascii="Menlo" w:eastAsia="Times New Roman" w:hAnsi="Menlo" w:cs="Menlo"/>
+          <w:kern w:val="0"/>
+          <w:sz w:val="22"/>
+          <w:szCs w:val="22"/>
+          <w14:ligatures w14:val="none"/>
+        </w:rPr>
+        <w:t xml:space="preserve"> install</w:t>
       </w:r>
     </w:p>
     <w:p>
@@ -1204,6 +2272,7 @@
         </w:rPr>
         <w:t>Fixed security vulnerabilities with </w:t>
       </w:r>
+      <w:proofErr w:type="spellStart"/>
       <w:r>
         <w:rPr>
           <w:rFonts w:ascii="Menlo" w:eastAsia="Times New Roman" w:hAnsi="Menlo" w:cs="Menlo"/>
@@ -1212,7 +2281,18 @@
           <w:szCs w:val="22"/>
           <w14:ligatures w14:val="none"/>
         </w:rPr>
-        <w:t>npm audit fix</w:t>
+        <w:t>npm</w:t>
+      </w:r>
+      <w:proofErr w:type="spellEnd"/>
+      <w:r>
+        <w:rPr>
+          <w:rFonts w:ascii="Menlo" w:eastAsia="Times New Roman" w:hAnsi="Menlo" w:cs="Menlo"/>
+          <w:kern w:val="0"/>
+          <w:sz w:val="22"/>
+          <w:szCs w:val="22"/>
+          <w14:ligatures w14:val="none"/>
+        </w:rPr>
+        <w:t xml:space="preserve"> audit fix</w:t>
       </w:r>
     </w:p>
     <w:p>
@@ -1237,6 +2317,7 @@
         </w:rPr>
         <w:t>Verified the build process with </w:t>
       </w:r>
+      <w:proofErr w:type="spellStart"/>
       <w:r>
         <w:rPr>
           <w:rFonts w:ascii="Menlo" w:eastAsia="Times New Roman" w:hAnsi="Menlo" w:cs="Menlo"/>
@@ -1245,7 +2326,18 @@
           <w:szCs w:val="22"/>
           <w14:ligatures w14:val="none"/>
         </w:rPr>
-        <w:t>npm run build</w:t>
+        <w:t>npm</w:t>
+      </w:r>
+      <w:proofErr w:type="spellEnd"/>
+      <w:r>
+        <w:rPr>
+          <w:rFonts w:ascii="Menlo" w:eastAsia="Times New Roman" w:hAnsi="Menlo" w:cs="Menlo"/>
+          <w:kern w:val="0"/>
+          <w:sz w:val="22"/>
+          <w:szCs w:val="22"/>
+          <w14:ligatures w14:val="none"/>
+        </w:rPr>
+        <w:t xml:space="preserve"> run build</w:t>
       </w:r>
     </w:p>
     <w:p>
@@ -1265,6 +2357,7 @@
         </w:rPr>
         <w:t xml:space="preserve">All of these steps have completed successfully, which means your application is ready for </w:t>
       </w:r>
+      <w:proofErr w:type="spellStart"/>
       <w:proofErr w:type="gramStart"/>
       <w:r>
         <w:rPr>
@@ -1274,6 +2367,7 @@
         </w:rPr>
         <w:t>deployment.When</w:t>
       </w:r>
+      <w:proofErr w:type="spellEnd"/>
       <w:proofErr w:type="gramEnd"/>
       <w:r>
         <w:rPr>
@@ -1281,7 +2375,25 @@
           <w:kern w:val="0"/>
           <w14:ligatures w14:val="none"/>
         </w:rPr>
-        <w:t xml:space="preserve"> you push to Git and deploy to Vercel, make sure to:</w:t>
+        <w:t xml:space="preserve"> you push to Git and deploy to </w:t>
+      </w:r>
+      <w:proofErr w:type="spellStart"/>
+      <w:r>
+        <w:rPr>
+          <w:rFonts w:ascii="Times New Roman" w:eastAsia="Times New Roman" w:hAnsi="Times New Roman" w:cs="Times New Roman"/>
+          <w:kern w:val="0"/>
+          <w14:ligatures w14:val="none"/>
+        </w:rPr>
+        <w:t>Vercel</w:t>
+      </w:r>
+      <w:proofErr w:type="spellEnd"/>
+      <w:r>
+        <w:rPr>
+          <w:rFonts w:ascii="Times New Roman" w:eastAsia="Times New Roman" w:hAnsi="Times New Roman" w:cs="Times New Roman"/>
+          <w:kern w:val="0"/>
+          <w14:ligatures w14:val="none"/>
+        </w:rPr>
+        <w:t>, make sure to:</w:t>
       </w:r>
     </w:p>
     <w:p>
@@ -1314,8 +2426,20 @@
           <w:szCs w:val="22"/>
           <w14:ligatures w14:val="none"/>
         </w:rPr>
-        <w:t>package-lock.json</w:t>
-      </w:r>
+        <w:t>package-</w:t>
+      </w:r>
+      <w:proofErr w:type="spellStart"/>
+      <w:r>
+        <w:rPr>
+          <w:rFonts w:ascii="Menlo" w:eastAsia="Times New Roman" w:hAnsi="Menlo" w:cs="Menlo"/>
+          <w:kern w:val="0"/>
+          <w:sz w:val="22"/>
+          <w:szCs w:val="22"/>
+          <w14:ligatures w14:val="none"/>
+        </w:rPr>
+        <w:t>lock.json</w:t>
+      </w:r>
+      <w:proofErr w:type="spellEnd"/>
       <w:r>
         <w:rPr>
           <w:rFonts w:ascii="Times New Roman" w:eastAsia="Times New Roman" w:hAnsi="Times New Roman" w:cs="Times New Roman"/>
@@ -1342,10 +2466,48 @@
       <w:r>
         <w:rPr>
           <w:rFonts w:ascii="Times New Roman" w:eastAsia="Times New Roman" w:hAnsi="Times New Roman" w:cs="Times New Roman"/>
-          <w:kern w:val="0"/>
-          <w14:ligatures w14:val="none"/>
-        </w:rPr>
-        <w:t>Set up all the necessary environment variables in your Vercel project settings</w:t>
+          <w:b/>
+          <w:bCs/>
+          <w:kern w:val="0"/>
+          <w14:ligatures w14:val="none"/>
+        </w:rPr>
+        <w:t>Set up</w:t>
+      </w:r>
+      <w:r>
+        <w:rPr>
+          <w:rFonts w:ascii="Times New Roman" w:eastAsia="Times New Roman" w:hAnsi="Times New Roman" w:cs="Times New Roman"/>
+          <w:b/>
+          <w:bCs/>
+          <w:kern w:val="0"/>
+          <w14:ligatures w14:val="none"/>
+        </w:rPr>
+        <w:t xml:space="preserve"> / update</w:t>
+      </w:r>
+      <w:r>
+        <w:rPr>
+          <w:rFonts w:ascii="Times New Roman" w:eastAsia="Times New Roman" w:hAnsi="Times New Roman" w:cs="Times New Roman"/>
+          <w:kern w:val="0"/>
+          <w14:ligatures w14:val="none"/>
+        </w:rPr>
+        <w:t xml:space="preserve"> all the necessary environment variables in your </w:t>
+      </w:r>
+      <w:proofErr w:type="spellStart"/>
+      <w:r>
+        <w:rPr>
+          <w:rFonts w:ascii="Times New Roman" w:eastAsia="Times New Roman" w:hAnsi="Times New Roman" w:cs="Times New Roman"/>
+          <w:kern w:val="0"/>
+          <w14:ligatures w14:val="none"/>
+        </w:rPr>
+        <w:t>Vercel</w:t>
+      </w:r>
+      <w:proofErr w:type="spellEnd"/>
+      <w:r>
+        <w:rPr>
+          <w:rFonts w:ascii="Times New Roman" w:eastAsia="Times New Roman" w:hAnsi="Times New Roman" w:cs="Times New Roman"/>
+          <w:kern w:val="0"/>
+          <w14:ligatures w14:val="none"/>
+        </w:rPr>
+        <w:t xml:space="preserve"> project settings</w:t>
       </w:r>
     </w:p>
     <w:p>
@@ -1368,7 +2530,6 @@
           <w:kern w:val="0"/>
           <w14:ligatures w14:val="none"/>
         </w:rPr>
-        <w:lastRenderedPageBreak/>
         <w:t>Test the interview approval functionality in the production environment after deployment</w:t>
       </w:r>
     </w:p>
@@ -1400,14 +2561,3208 @@
       </w:pPr>
     </w:p>
     <w:p>
-      <w:pPr>
-        <w:rPr>
-          <w:b/>
-          <w:bCs/>
-          <w:u w:val="single"/>
-        </w:rPr>
-      </w:pPr>
-    </w:p>
+      <w:r>
+        <w:t xml:space="preserve">Notes from </w:t>
+      </w:r>
+      <w:r>
+        <w:t>4/27/2025</w:t>
+      </w:r>
+    </w:p>
+    <w:p>
+      <w:r>
+        <w:t xml:space="preserve">Separate </w:t>
+      </w:r>
+      <w:proofErr w:type="spellStart"/>
+      <w:r>
+        <w:t>gmail</w:t>
+      </w:r>
+      <w:proofErr w:type="spellEnd"/>
+      <w:r>
+        <w:t xml:space="preserve">: </w:t>
+      </w:r>
+      <w:hyperlink r:id="rId15" w:history="1">
+        <w:r>
+          <w:rPr>
+            <w:rStyle w:val="Hyperlink"/>
+          </w:rPr>
+          <w:t>callieatemp@gmail.com</w:t>
+        </w:r>
+      </w:hyperlink>
+    </w:p>
+    <w:p>
+      <w:r>
+        <w:t xml:space="preserve">React doesn’t depend on Node JS, however VITE does rely on Node JS. </w:t>
+      </w:r>
+      <w:proofErr w:type="spellStart"/>
+      <w:r>
+        <w:t>Vite's</w:t>
+      </w:r>
+      <w:proofErr w:type="spellEnd"/>
+      <w:r>
+        <w:t xml:space="preserve"> development server and build process are built on top of Node.js</w:t>
+      </w:r>
+    </w:p>
+    <w:p/>
+    <w:p>
+      <w:r>
+        <w:t xml:space="preserve">Getting started with </w:t>
+      </w:r>
+      <w:proofErr w:type="spellStart"/>
+      <w:r>
+        <w:t>Vite</w:t>
+      </w:r>
+      <w:proofErr w:type="spellEnd"/>
+      <w:r>
+        <w:t xml:space="preserve"> and NPX</w:t>
+      </w:r>
+    </w:p>
+    <w:p/>
+    <w:p>
+      <w:pPr>
+        <w:spacing w:before="100" w:beforeAutospacing="1" w:after="100" w:afterAutospacing="1" w:line="240" w:lineRule="auto"/>
+        <w:rPr>
+          <w:rFonts w:ascii="Times New Roman" w:eastAsia="Times New Roman" w:hAnsi="Times New Roman" w:cs="Times New Roman"/>
+          <w:kern w:val="0"/>
+          <w14:ligatures w14:val="none"/>
+        </w:rPr>
+      </w:pPr>
+      <w:r>
+        <w:rPr>
+          <w:rFonts w:ascii="Times New Roman" w:eastAsia="Times New Roman" w:hAnsi="Times New Roman" w:cs="Times New Roman"/>
+          <w:kern w:val="0"/>
+          <w14:ligatures w14:val="none"/>
+        </w:rPr>
+        <w:t xml:space="preserve">If you already have an existing </w:t>
+      </w:r>
+      <w:proofErr w:type="spellStart"/>
+      <w:r>
+        <w:rPr>
+          <w:rFonts w:ascii="Courier New" w:eastAsia="Times New Roman" w:hAnsi="Courier New" w:cs="Courier New"/>
+          <w:kern w:val="0"/>
+          <w:sz w:val="20"/>
+          <w:szCs w:val="20"/>
+          <w14:ligatures w14:val="none"/>
+        </w:rPr>
+        <w:t>personal_website</w:t>
+      </w:r>
+      <w:proofErr w:type="spellEnd"/>
+      <w:r>
+        <w:rPr>
+          <w:rFonts w:ascii="Times New Roman" w:eastAsia="Times New Roman" w:hAnsi="Times New Roman" w:cs="Times New Roman"/>
+          <w:kern w:val="0"/>
+          <w14:ligatures w14:val="none"/>
+        </w:rPr>
+        <w:t xml:space="preserve"> directory that's connected to a GitHub repository, you'll want to initialize the Next.js project within that directory rather than creating a new one. Here's how to set up your Next.js + </w:t>
+      </w:r>
+      <w:proofErr w:type="spellStart"/>
+      <w:r>
+        <w:rPr>
+          <w:rFonts w:ascii="Times New Roman" w:eastAsia="Times New Roman" w:hAnsi="Times New Roman" w:cs="Times New Roman"/>
+          <w:kern w:val="0"/>
+          <w14:ligatures w14:val="none"/>
+        </w:rPr>
+        <w:t>Vite</w:t>
+      </w:r>
+      <w:proofErr w:type="spellEnd"/>
+      <w:r>
+        <w:rPr>
+          <w:rFonts w:ascii="Times New Roman" w:eastAsia="Times New Roman" w:hAnsi="Times New Roman" w:cs="Times New Roman"/>
+          <w:kern w:val="0"/>
+          <w14:ligatures w14:val="none"/>
+        </w:rPr>
+        <w:t xml:space="preserve"> project in your existing directory:</w:t>
+      </w:r>
+    </w:p>
+    <w:p>
+      <w:pPr>
+        <w:numPr>
+          <w:ilvl w:val="0"/>
+          <w:numId w:val="21"/>
+        </w:numPr>
+        <w:spacing w:before="100" w:beforeAutospacing="1" w:after="100" w:afterAutospacing="1" w:line="240" w:lineRule="auto"/>
+        <w:rPr>
+          <w:rFonts w:ascii="Times New Roman" w:eastAsia="Times New Roman" w:hAnsi="Times New Roman" w:cs="Times New Roman"/>
+          <w:kern w:val="0"/>
+          <w14:ligatures w14:val="none"/>
+        </w:rPr>
+      </w:pPr>
+      <w:r>
+        <w:rPr>
+          <w:rFonts w:ascii="Times New Roman" w:eastAsia="Times New Roman" w:hAnsi="Times New Roman" w:cs="Times New Roman"/>
+          <w:kern w:val="0"/>
+          <w14:ligatures w14:val="none"/>
+        </w:rPr>
+        <w:t>Navigate to your existing project directory:</w:t>
+      </w:r>
+    </w:p>
+    <w:p>
+      <w:pPr>
+        <w:tabs>
+          <w:tab w:val="left" w:pos="916"/>
+          <w:tab w:val="left" w:pos="1832"/>
+          <w:tab w:val="left" w:pos="2748"/>
+          <w:tab w:val="left" w:pos="3664"/>
+          <w:tab w:val="left" w:pos="4580"/>
+          <w:tab w:val="left" w:pos="5496"/>
+          <w:tab w:val="left" w:pos="6412"/>
+          <w:tab w:val="left" w:pos="7328"/>
+          <w:tab w:val="left" w:pos="8244"/>
+          <w:tab w:val="left" w:pos="9160"/>
+          <w:tab w:val="left" w:pos="10076"/>
+          <w:tab w:val="left" w:pos="10992"/>
+          <w:tab w:val="left" w:pos="11908"/>
+          <w:tab w:val="left" w:pos="12824"/>
+          <w:tab w:val="left" w:pos="13740"/>
+          <w:tab w:val="left" w:pos="14656"/>
+        </w:tabs>
+        <w:spacing w:after="0" w:line="240" w:lineRule="auto"/>
+        <w:rPr>
+          <w:rFonts w:ascii="Courier New" w:eastAsia="Times New Roman" w:hAnsi="Courier New" w:cs="Courier New"/>
+          <w:kern w:val="0"/>
+          <w:sz w:val="20"/>
+          <w:szCs w:val="20"/>
+          <w14:ligatures w14:val="none"/>
+        </w:rPr>
+      </w:pPr>
+      <w:r>
+        <w:rPr>
+          <w:rFonts w:ascii="Courier New" w:eastAsia="Times New Roman" w:hAnsi="Courier New" w:cs="Courier New"/>
+          <w:kern w:val="0"/>
+          <w:sz w:val="20"/>
+          <w:szCs w:val="20"/>
+          <w14:ligatures w14:val="none"/>
+        </w:rPr>
+        <w:t xml:space="preserve">cd </w:t>
+      </w:r>
+      <w:proofErr w:type="spellStart"/>
+      <w:r>
+        <w:rPr>
+          <w:rFonts w:ascii="Courier New" w:eastAsia="Times New Roman" w:hAnsi="Courier New" w:cs="Courier New"/>
+          <w:kern w:val="0"/>
+          <w:sz w:val="20"/>
+          <w:szCs w:val="20"/>
+          <w14:ligatures w14:val="none"/>
+        </w:rPr>
+        <w:t>personal_website</w:t>
+      </w:r>
+      <w:proofErr w:type="spellEnd"/>
+    </w:p>
+    <w:p>
+      <w:pPr>
+        <w:numPr>
+          <w:ilvl w:val="0"/>
+          <w:numId w:val="22"/>
+        </w:numPr>
+        <w:spacing w:before="100" w:beforeAutospacing="1" w:after="100" w:afterAutospacing="1" w:line="240" w:lineRule="auto"/>
+        <w:rPr>
+          <w:rFonts w:ascii="Times New Roman" w:eastAsia="Times New Roman" w:hAnsi="Times New Roman" w:cs="Times New Roman"/>
+          <w:kern w:val="0"/>
+          <w14:ligatures w14:val="none"/>
+        </w:rPr>
+      </w:pPr>
+      <w:r>
+        <w:rPr>
+          <w:rFonts w:ascii="Times New Roman" w:eastAsia="Times New Roman" w:hAnsi="Times New Roman" w:cs="Times New Roman"/>
+          <w:kern w:val="0"/>
+          <w14:ligatures w14:val="none"/>
+        </w:rPr>
+        <w:t>Initialize a Next.js project in the current directory:</w:t>
+      </w:r>
+    </w:p>
+    <w:p>
+      <w:pPr>
+        <w:tabs>
+          <w:tab w:val="left" w:pos="916"/>
+          <w:tab w:val="left" w:pos="1832"/>
+          <w:tab w:val="left" w:pos="2748"/>
+          <w:tab w:val="left" w:pos="3664"/>
+          <w:tab w:val="left" w:pos="4580"/>
+          <w:tab w:val="left" w:pos="5496"/>
+          <w:tab w:val="left" w:pos="6412"/>
+          <w:tab w:val="left" w:pos="7328"/>
+          <w:tab w:val="left" w:pos="8244"/>
+          <w:tab w:val="left" w:pos="9160"/>
+          <w:tab w:val="left" w:pos="10076"/>
+          <w:tab w:val="left" w:pos="10992"/>
+          <w:tab w:val="left" w:pos="11908"/>
+          <w:tab w:val="left" w:pos="12824"/>
+          <w:tab w:val="left" w:pos="13740"/>
+          <w:tab w:val="left" w:pos="14656"/>
+        </w:tabs>
+        <w:spacing w:after="0" w:line="240" w:lineRule="auto"/>
+        <w:rPr>
+          <w:rFonts w:ascii="Courier New" w:eastAsia="Times New Roman" w:hAnsi="Courier New" w:cs="Courier New"/>
+          <w:kern w:val="0"/>
+          <w:sz w:val="20"/>
+          <w:szCs w:val="20"/>
+          <w14:ligatures w14:val="none"/>
+        </w:rPr>
+      </w:pPr>
+      <w:proofErr w:type="spellStart"/>
+      <w:r>
+        <w:rPr>
+          <w:rFonts w:ascii="Courier New" w:eastAsia="Times New Roman" w:hAnsi="Courier New" w:cs="Courier New"/>
+          <w:kern w:val="0"/>
+          <w:sz w:val="20"/>
+          <w:szCs w:val="20"/>
+          <w14:ligatures w14:val="none"/>
+        </w:rPr>
+        <w:t>npx</w:t>
+      </w:r>
+      <w:proofErr w:type="spellEnd"/>
+      <w:r>
+        <w:rPr>
+          <w:rFonts w:ascii="Courier New" w:eastAsia="Times New Roman" w:hAnsi="Courier New" w:cs="Courier New"/>
+          <w:kern w:val="0"/>
+          <w:sz w:val="20"/>
+          <w:szCs w:val="20"/>
+          <w14:ligatures w14:val="none"/>
+        </w:rPr>
+        <w:t xml:space="preserve"> </w:t>
+      </w:r>
+      <w:proofErr w:type="spellStart"/>
+      <w:r>
+        <w:rPr>
+          <w:rFonts w:ascii="Courier New" w:eastAsia="Times New Roman" w:hAnsi="Courier New" w:cs="Courier New"/>
+          <w:kern w:val="0"/>
+          <w:sz w:val="20"/>
+          <w:szCs w:val="20"/>
+          <w14:ligatures w14:val="none"/>
+        </w:rPr>
+        <w:t>create-next-app@</w:t>
+      </w:r>
+      <w:proofErr w:type="gramStart"/>
+      <w:r>
+        <w:rPr>
+          <w:rFonts w:ascii="Courier New" w:eastAsia="Times New Roman" w:hAnsi="Courier New" w:cs="Courier New"/>
+          <w:kern w:val="0"/>
+          <w:sz w:val="20"/>
+          <w:szCs w:val="20"/>
+          <w14:ligatures w14:val="none"/>
+        </w:rPr>
+        <w:t>latest</w:t>
+      </w:r>
+      <w:proofErr w:type="spellEnd"/>
+      <w:r>
+        <w:rPr>
+          <w:rFonts w:ascii="Courier New" w:eastAsia="Times New Roman" w:hAnsi="Courier New" w:cs="Courier New"/>
+          <w:kern w:val="0"/>
+          <w:sz w:val="20"/>
+          <w:szCs w:val="20"/>
+          <w14:ligatures w14:val="none"/>
+        </w:rPr>
+        <w:t xml:space="preserve"> .</w:t>
+      </w:r>
+      <w:proofErr w:type="gramEnd"/>
+      <w:r>
+        <w:rPr>
+          <w:rFonts w:ascii="Courier New" w:eastAsia="Times New Roman" w:hAnsi="Courier New" w:cs="Courier New"/>
+          <w:kern w:val="0"/>
+          <w:sz w:val="20"/>
+          <w:szCs w:val="20"/>
+          <w14:ligatures w14:val="none"/>
+        </w:rPr>
+        <w:t xml:space="preserve"> --use-</w:t>
+      </w:r>
+      <w:proofErr w:type="spellStart"/>
+      <w:r>
+        <w:rPr>
+          <w:rFonts w:ascii="Courier New" w:eastAsia="Times New Roman" w:hAnsi="Courier New" w:cs="Courier New"/>
+          <w:kern w:val="0"/>
+          <w:sz w:val="20"/>
+          <w:szCs w:val="20"/>
+          <w14:ligatures w14:val="none"/>
+        </w:rPr>
+        <w:t>npm</w:t>
+      </w:r>
+      <w:proofErr w:type="spellEnd"/>
+    </w:p>
+    <w:p>
+      <w:pPr>
+        <w:spacing w:before="100" w:beforeAutospacing="1" w:after="100" w:afterAutospacing="1" w:line="240" w:lineRule="auto"/>
+        <w:rPr>
+          <w:rFonts w:ascii="Times New Roman" w:eastAsia="Times New Roman" w:hAnsi="Times New Roman" w:cs="Times New Roman"/>
+          <w:kern w:val="0"/>
+          <w14:ligatures w14:val="none"/>
+        </w:rPr>
+      </w:pPr>
+      <w:r>
+        <w:rPr>
+          <w:rFonts w:ascii="Times New Roman" w:eastAsia="Times New Roman" w:hAnsi="Times New Roman" w:cs="Times New Roman"/>
+          <w:kern w:val="0"/>
+          <w14:ligatures w14:val="none"/>
+        </w:rPr>
+        <w:t xml:space="preserve">When prompted, answer the setup questions according to your preferences (TypeScript, </w:t>
+      </w:r>
+      <w:proofErr w:type="spellStart"/>
+      <w:r>
+        <w:rPr>
+          <w:rFonts w:ascii="Times New Roman" w:eastAsia="Times New Roman" w:hAnsi="Times New Roman" w:cs="Times New Roman"/>
+          <w:kern w:val="0"/>
+          <w14:ligatures w14:val="none"/>
+        </w:rPr>
+        <w:t>ESLint</w:t>
+      </w:r>
+      <w:proofErr w:type="spellEnd"/>
+      <w:r>
+        <w:rPr>
+          <w:rFonts w:ascii="Times New Roman" w:eastAsia="Times New Roman" w:hAnsi="Times New Roman" w:cs="Times New Roman"/>
+          <w:kern w:val="0"/>
+          <w14:ligatures w14:val="none"/>
+        </w:rPr>
+        <w:t xml:space="preserve">, etc.). </w:t>
+      </w:r>
+      <w:proofErr w:type="gramStart"/>
+      <w:r>
+        <w:rPr>
+          <w:rFonts w:ascii="Times New Roman" w:eastAsia="Times New Roman" w:hAnsi="Times New Roman" w:cs="Times New Roman"/>
+          <w:kern w:val="0"/>
+          <w14:ligatures w14:val="none"/>
+        </w:rPr>
+        <w:t xml:space="preserve">The </w:t>
+      </w:r>
+      <w:r>
+        <w:rPr>
+          <w:rFonts w:ascii="Courier New" w:eastAsia="Times New Roman" w:hAnsi="Courier New" w:cs="Courier New"/>
+          <w:kern w:val="0"/>
+          <w:sz w:val="20"/>
+          <w:szCs w:val="20"/>
+          <w14:ligatures w14:val="none"/>
+        </w:rPr>
+        <w:t>.</w:t>
+      </w:r>
+      <w:proofErr w:type="gramEnd"/>
+      <w:r>
+        <w:rPr>
+          <w:rFonts w:ascii="Times New Roman" w:eastAsia="Times New Roman" w:hAnsi="Times New Roman" w:cs="Times New Roman"/>
+          <w:kern w:val="0"/>
+          <w14:ligatures w14:val="none"/>
+        </w:rPr>
+        <w:t xml:space="preserve"> ensures it installs in the current directory rather than creating a new one.</w:t>
+      </w:r>
+    </w:p>
+    <w:p>
+      <w:pPr>
+        <w:numPr>
+          <w:ilvl w:val="0"/>
+          <w:numId w:val="23"/>
+        </w:numPr>
+        <w:spacing w:before="100" w:beforeAutospacing="1" w:after="100" w:afterAutospacing="1" w:line="240" w:lineRule="auto"/>
+        <w:rPr>
+          <w:rFonts w:ascii="Times New Roman" w:eastAsia="Times New Roman" w:hAnsi="Times New Roman" w:cs="Times New Roman"/>
+          <w:kern w:val="0"/>
+          <w14:ligatures w14:val="none"/>
+        </w:rPr>
+      </w:pPr>
+      <w:r>
+        <w:rPr>
+          <w:rFonts w:ascii="Times New Roman" w:eastAsia="Times New Roman" w:hAnsi="Times New Roman" w:cs="Times New Roman"/>
+          <w:kern w:val="0"/>
+          <w14:ligatures w14:val="none"/>
+        </w:rPr>
+        <w:t xml:space="preserve">Install </w:t>
+      </w:r>
+      <w:proofErr w:type="spellStart"/>
+      <w:r>
+        <w:rPr>
+          <w:rFonts w:ascii="Times New Roman" w:eastAsia="Times New Roman" w:hAnsi="Times New Roman" w:cs="Times New Roman"/>
+          <w:kern w:val="0"/>
+          <w14:ligatures w14:val="none"/>
+        </w:rPr>
+        <w:t>Vite</w:t>
+      </w:r>
+      <w:proofErr w:type="spellEnd"/>
+      <w:r>
+        <w:rPr>
+          <w:rFonts w:ascii="Times New Roman" w:eastAsia="Times New Roman" w:hAnsi="Times New Roman" w:cs="Times New Roman"/>
+          <w:kern w:val="0"/>
+          <w14:ligatures w14:val="none"/>
+        </w:rPr>
+        <w:t xml:space="preserve"> and the necessary plugins:</w:t>
+      </w:r>
+    </w:p>
+    <w:p>
+      <w:pPr>
+        <w:tabs>
+          <w:tab w:val="left" w:pos="916"/>
+          <w:tab w:val="left" w:pos="1832"/>
+          <w:tab w:val="left" w:pos="2748"/>
+          <w:tab w:val="left" w:pos="3664"/>
+          <w:tab w:val="left" w:pos="4580"/>
+          <w:tab w:val="left" w:pos="5496"/>
+          <w:tab w:val="left" w:pos="6412"/>
+          <w:tab w:val="left" w:pos="7328"/>
+          <w:tab w:val="left" w:pos="8244"/>
+          <w:tab w:val="left" w:pos="9160"/>
+          <w:tab w:val="left" w:pos="10076"/>
+          <w:tab w:val="left" w:pos="10992"/>
+          <w:tab w:val="left" w:pos="11908"/>
+          <w:tab w:val="left" w:pos="12824"/>
+          <w:tab w:val="left" w:pos="13740"/>
+          <w:tab w:val="left" w:pos="14656"/>
+        </w:tabs>
+        <w:spacing w:after="0" w:line="240" w:lineRule="auto"/>
+        <w:rPr>
+          <w:rFonts w:ascii="Courier New" w:eastAsia="Times New Roman" w:hAnsi="Courier New" w:cs="Courier New"/>
+          <w:kern w:val="0"/>
+          <w:sz w:val="20"/>
+          <w:szCs w:val="20"/>
+          <w14:ligatures w14:val="none"/>
+        </w:rPr>
+      </w:pPr>
+      <w:proofErr w:type="spellStart"/>
+      <w:r>
+        <w:rPr>
+          <w:rFonts w:ascii="Courier New" w:eastAsia="Times New Roman" w:hAnsi="Courier New" w:cs="Courier New"/>
+          <w:kern w:val="0"/>
+          <w:sz w:val="20"/>
+          <w:szCs w:val="20"/>
+          <w14:ligatures w14:val="none"/>
+        </w:rPr>
+        <w:t>npm</w:t>
+      </w:r>
+      <w:proofErr w:type="spellEnd"/>
+      <w:r>
+        <w:rPr>
+          <w:rFonts w:ascii="Courier New" w:eastAsia="Times New Roman" w:hAnsi="Courier New" w:cs="Courier New"/>
+          <w:kern w:val="0"/>
+          <w:sz w:val="20"/>
+          <w:szCs w:val="20"/>
+          <w14:ligatures w14:val="none"/>
+        </w:rPr>
+        <w:t xml:space="preserve"> install --save-dev </w:t>
+      </w:r>
+      <w:proofErr w:type="spellStart"/>
+      <w:r>
+        <w:rPr>
+          <w:rFonts w:ascii="Courier New" w:eastAsia="Times New Roman" w:hAnsi="Courier New" w:cs="Courier New"/>
+          <w:kern w:val="0"/>
+          <w:sz w:val="20"/>
+          <w:szCs w:val="20"/>
+          <w14:ligatures w14:val="none"/>
+        </w:rPr>
+        <w:t>vite</w:t>
+      </w:r>
+      <w:proofErr w:type="spellEnd"/>
+      <w:r>
+        <w:rPr>
+          <w:rFonts w:ascii="Courier New" w:eastAsia="Times New Roman" w:hAnsi="Courier New" w:cs="Courier New"/>
+          <w:kern w:val="0"/>
+          <w:sz w:val="20"/>
+          <w:szCs w:val="20"/>
+          <w14:ligatures w14:val="none"/>
+        </w:rPr>
+        <w:t xml:space="preserve"> @vitejs/plugin-react </w:t>
+      </w:r>
+      <w:proofErr w:type="spellStart"/>
+      <w:r>
+        <w:rPr>
+          <w:rFonts w:ascii="Courier New" w:eastAsia="Times New Roman" w:hAnsi="Courier New" w:cs="Courier New"/>
+          <w:kern w:val="0"/>
+          <w:sz w:val="20"/>
+          <w:szCs w:val="20"/>
+          <w14:ligatures w14:val="none"/>
+        </w:rPr>
+        <w:t>vite</w:t>
+      </w:r>
+      <w:proofErr w:type="spellEnd"/>
+      <w:r>
+        <w:rPr>
+          <w:rFonts w:ascii="Courier New" w:eastAsia="Times New Roman" w:hAnsi="Courier New" w:cs="Courier New"/>
+          <w:kern w:val="0"/>
+          <w:sz w:val="20"/>
+          <w:szCs w:val="20"/>
+          <w14:ligatures w14:val="none"/>
+        </w:rPr>
+        <w:t>-plugin-next</w:t>
+      </w:r>
+    </w:p>
+    <w:p>
+      <w:pPr>
+        <w:numPr>
+          <w:ilvl w:val="0"/>
+          <w:numId w:val="24"/>
+        </w:numPr>
+        <w:spacing w:before="100" w:beforeAutospacing="1" w:after="100" w:afterAutospacing="1" w:line="240" w:lineRule="auto"/>
+        <w:rPr>
+          <w:rFonts w:ascii="Times New Roman" w:eastAsia="Times New Roman" w:hAnsi="Times New Roman" w:cs="Times New Roman"/>
+          <w:kern w:val="0"/>
+          <w14:ligatures w14:val="none"/>
+        </w:rPr>
+      </w:pPr>
+      <w:r>
+        <w:rPr>
+          <w:rFonts w:ascii="Times New Roman" w:eastAsia="Times New Roman" w:hAnsi="Times New Roman" w:cs="Times New Roman"/>
+          <w:kern w:val="0"/>
+          <w14:ligatures w14:val="none"/>
+        </w:rPr>
+        <w:t xml:space="preserve">Create a </w:t>
+      </w:r>
+      <w:r>
+        <w:rPr>
+          <w:rFonts w:ascii="Courier New" w:eastAsia="Times New Roman" w:hAnsi="Courier New" w:cs="Courier New"/>
+          <w:kern w:val="0"/>
+          <w:sz w:val="20"/>
+          <w:szCs w:val="20"/>
+          <w14:ligatures w14:val="none"/>
+        </w:rPr>
+        <w:t>vite.config.js</w:t>
+      </w:r>
+      <w:r>
+        <w:rPr>
+          <w:rFonts w:ascii="Times New Roman" w:eastAsia="Times New Roman" w:hAnsi="Times New Roman" w:cs="Times New Roman"/>
+          <w:kern w:val="0"/>
+          <w14:ligatures w14:val="none"/>
+        </w:rPr>
+        <w:t xml:space="preserve"> file in your project root:</w:t>
+      </w:r>
+    </w:p>
+    <w:p>
+      <w:pPr>
+        <w:tabs>
+          <w:tab w:val="left" w:pos="916"/>
+          <w:tab w:val="left" w:pos="1832"/>
+          <w:tab w:val="left" w:pos="2748"/>
+          <w:tab w:val="left" w:pos="3664"/>
+          <w:tab w:val="left" w:pos="4580"/>
+          <w:tab w:val="left" w:pos="5496"/>
+          <w:tab w:val="left" w:pos="6412"/>
+          <w:tab w:val="left" w:pos="7328"/>
+          <w:tab w:val="left" w:pos="8244"/>
+          <w:tab w:val="left" w:pos="9160"/>
+          <w:tab w:val="left" w:pos="10076"/>
+          <w:tab w:val="left" w:pos="10992"/>
+          <w:tab w:val="left" w:pos="11908"/>
+          <w:tab w:val="left" w:pos="12824"/>
+          <w:tab w:val="left" w:pos="13740"/>
+          <w:tab w:val="left" w:pos="14656"/>
+        </w:tabs>
+        <w:spacing w:after="0" w:line="240" w:lineRule="auto"/>
+        <w:rPr>
+          <w:rFonts w:ascii="Courier New" w:eastAsia="Times New Roman" w:hAnsi="Courier New" w:cs="Courier New"/>
+          <w:kern w:val="0"/>
+          <w:sz w:val="20"/>
+          <w:szCs w:val="20"/>
+          <w14:ligatures w14:val="none"/>
+        </w:rPr>
+      </w:pPr>
+      <w:r>
+        <w:rPr>
+          <w:rFonts w:ascii="Courier New" w:eastAsia="Times New Roman" w:hAnsi="Courier New" w:cs="Courier New"/>
+          <w:kern w:val="0"/>
+          <w:sz w:val="20"/>
+          <w:szCs w:val="20"/>
+          <w14:ligatures w14:val="none"/>
+        </w:rPr>
+        <w:t>touch vite.config.js</w:t>
+      </w:r>
+    </w:p>
+    <w:p>
+      <w:pPr>
+        <w:numPr>
+          <w:ilvl w:val="0"/>
+          <w:numId w:val="25"/>
+        </w:numPr>
+        <w:spacing w:before="100" w:beforeAutospacing="1" w:after="100" w:afterAutospacing="1" w:line="240" w:lineRule="auto"/>
+        <w:rPr>
+          <w:rFonts w:ascii="Times New Roman" w:eastAsia="Times New Roman" w:hAnsi="Times New Roman" w:cs="Times New Roman"/>
+          <w:kern w:val="0"/>
+          <w14:ligatures w14:val="none"/>
+        </w:rPr>
+      </w:pPr>
+      <w:r>
+        <w:rPr>
+          <w:rFonts w:ascii="Times New Roman" w:eastAsia="Times New Roman" w:hAnsi="Times New Roman" w:cs="Times New Roman"/>
+          <w:kern w:val="0"/>
+          <w14:ligatures w14:val="none"/>
+        </w:rPr>
+        <w:t xml:space="preserve">Add the following configuration to </w:t>
+      </w:r>
+      <w:r>
+        <w:rPr>
+          <w:rFonts w:ascii="Courier New" w:eastAsia="Times New Roman" w:hAnsi="Courier New" w:cs="Courier New"/>
+          <w:kern w:val="0"/>
+          <w:sz w:val="20"/>
+          <w:szCs w:val="20"/>
+          <w14:ligatures w14:val="none"/>
+        </w:rPr>
+        <w:t>vite.config.js</w:t>
+      </w:r>
+      <w:r>
+        <w:rPr>
+          <w:rFonts w:ascii="Times New Roman" w:eastAsia="Times New Roman" w:hAnsi="Times New Roman" w:cs="Times New Roman"/>
+          <w:kern w:val="0"/>
+          <w14:ligatures w14:val="none"/>
+        </w:rPr>
+        <w:t>:</w:t>
+      </w:r>
+    </w:p>
+    <w:p>
+      <w:pPr>
+        <w:tabs>
+          <w:tab w:val="left" w:pos="916"/>
+          <w:tab w:val="left" w:pos="1832"/>
+          <w:tab w:val="left" w:pos="2748"/>
+          <w:tab w:val="left" w:pos="3664"/>
+          <w:tab w:val="left" w:pos="4580"/>
+          <w:tab w:val="left" w:pos="5496"/>
+          <w:tab w:val="left" w:pos="6412"/>
+          <w:tab w:val="left" w:pos="7328"/>
+          <w:tab w:val="left" w:pos="8244"/>
+          <w:tab w:val="left" w:pos="9160"/>
+          <w:tab w:val="left" w:pos="10076"/>
+          <w:tab w:val="left" w:pos="10992"/>
+          <w:tab w:val="left" w:pos="11908"/>
+          <w:tab w:val="left" w:pos="12824"/>
+          <w:tab w:val="left" w:pos="13740"/>
+          <w:tab w:val="left" w:pos="14656"/>
+        </w:tabs>
+        <w:spacing w:after="0" w:line="240" w:lineRule="auto"/>
+        <w:rPr>
+          <w:rFonts w:ascii="Courier New" w:eastAsia="Times New Roman" w:hAnsi="Courier New" w:cs="Courier New"/>
+          <w:kern w:val="0"/>
+          <w:sz w:val="20"/>
+          <w:szCs w:val="20"/>
+          <w14:ligatures w14:val="none"/>
+        </w:rPr>
+      </w:pPr>
+      <w:r>
+        <w:rPr>
+          <w:rFonts w:ascii="Courier New" w:eastAsia="Times New Roman" w:hAnsi="Courier New" w:cs="Courier New"/>
+          <w:kern w:val="0"/>
+          <w:sz w:val="20"/>
+          <w:szCs w:val="20"/>
+          <w14:ligatures w14:val="none"/>
+        </w:rPr>
+        <w:t xml:space="preserve">import </w:t>
+      </w:r>
+      <w:proofErr w:type="gramStart"/>
+      <w:r>
+        <w:rPr>
+          <w:rFonts w:ascii="Courier New" w:eastAsia="Times New Roman" w:hAnsi="Courier New" w:cs="Courier New"/>
+          <w:kern w:val="0"/>
+          <w:sz w:val="20"/>
+          <w:szCs w:val="20"/>
+          <w14:ligatures w14:val="none"/>
+        </w:rPr>
+        <w:t xml:space="preserve">{ </w:t>
+      </w:r>
+      <w:proofErr w:type="spellStart"/>
+      <w:r>
+        <w:rPr>
+          <w:rFonts w:ascii="Courier New" w:eastAsia="Times New Roman" w:hAnsi="Courier New" w:cs="Courier New"/>
+          <w:kern w:val="0"/>
+          <w:sz w:val="20"/>
+          <w:szCs w:val="20"/>
+          <w14:ligatures w14:val="none"/>
+        </w:rPr>
+        <w:t>defineConfig</w:t>
+      </w:r>
+      <w:proofErr w:type="spellEnd"/>
+      <w:proofErr w:type="gramEnd"/>
+      <w:r>
+        <w:rPr>
+          <w:rFonts w:ascii="Courier New" w:eastAsia="Times New Roman" w:hAnsi="Courier New" w:cs="Courier New"/>
+          <w:kern w:val="0"/>
+          <w:sz w:val="20"/>
+          <w:szCs w:val="20"/>
+          <w14:ligatures w14:val="none"/>
+        </w:rPr>
+        <w:t xml:space="preserve"> } from '</w:t>
+      </w:r>
+      <w:proofErr w:type="spellStart"/>
+      <w:r>
+        <w:rPr>
+          <w:rFonts w:ascii="Courier New" w:eastAsia="Times New Roman" w:hAnsi="Courier New" w:cs="Courier New"/>
+          <w:kern w:val="0"/>
+          <w:sz w:val="20"/>
+          <w:szCs w:val="20"/>
+          <w14:ligatures w14:val="none"/>
+        </w:rPr>
+        <w:t>vite</w:t>
+      </w:r>
+      <w:proofErr w:type="spellEnd"/>
+      <w:r>
+        <w:rPr>
+          <w:rFonts w:ascii="Courier New" w:eastAsia="Times New Roman" w:hAnsi="Courier New" w:cs="Courier New"/>
+          <w:kern w:val="0"/>
+          <w:sz w:val="20"/>
+          <w:szCs w:val="20"/>
+          <w14:ligatures w14:val="none"/>
+        </w:rPr>
+        <w:t>';</w:t>
+      </w:r>
+    </w:p>
+    <w:p>
+      <w:pPr>
+        <w:tabs>
+          <w:tab w:val="left" w:pos="916"/>
+          <w:tab w:val="left" w:pos="1832"/>
+          <w:tab w:val="left" w:pos="2748"/>
+          <w:tab w:val="left" w:pos="3664"/>
+          <w:tab w:val="left" w:pos="4580"/>
+          <w:tab w:val="left" w:pos="5496"/>
+          <w:tab w:val="left" w:pos="6412"/>
+          <w:tab w:val="left" w:pos="7328"/>
+          <w:tab w:val="left" w:pos="8244"/>
+          <w:tab w:val="left" w:pos="9160"/>
+          <w:tab w:val="left" w:pos="10076"/>
+          <w:tab w:val="left" w:pos="10992"/>
+          <w:tab w:val="left" w:pos="11908"/>
+          <w:tab w:val="left" w:pos="12824"/>
+          <w:tab w:val="left" w:pos="13740"/>
+          <w:tab w:val="left" w:pos="14656"/>
+        </w:tabs>
+        <w:spacing w:after="0" w:line="240" w:lineRule="auto"/>
+        <w:rPr>
+          <w:rFonts w:ascii="Courier New" w:eastAsia="Times New Roman" w:hAnsi="Courier New" w:cs="Courier New"/>
+          <w:kern w:val="0"/>
+          <w:sz w:val="20"/>
+          <w:szCs w:val="20"/>
+          <w14:ligatures w14:val="none"/>
+        </w:rPr>
+      </w:pPr>
+      <w:r>
+        <w:rPr>
+          <w:rFonts w:ascii="Courier New" w:eastAsia="Times New Roman" w:hAnsi="Courier New" w:cs="Courier New"/>
+          <w:kern w:val="0"/>
+          <w:sz w:val="20"/>
+          <w:szCs w:val="20"/>
+          <w14:ligatures w14:val="none"/>
+        </w:rPr>
+        <w:t>import react from '@</w:t>
+      </w:r>
+      <w:proofErr w:type="spellStart"/>
+      <w:r>
+        <w:rPr>
+          <w:rFonts w:ascii="Courier New" w:eastAsia="Times New Roman" w:hAnsi="Courier New" w:cs="Courier New"/>
+          <w:kern w:val="0"/>
+          <w:sz w:val="20"/>
+          <w:szCs w:val="20"/>
+          <w14:ligatures w14:val="none"/>
+        </w:rPr>
+        <w:t>vitejs</w:t>
+      </w:r>
+      <w:proofErr w:type="spellEnd"/>
+      <w:r>
+        <w:rPr>
+          <w:rFonts w:ascii="Courier New" w:eastAsia="Times New Roman" w:hAnsi="Courier New" w:cs="Courier New"/>
+          <w:kern w:val="0"/>
+          <w:sz w:val="20"/>
+          <w:szCs w:val="20"/>
+          <w14:ligatures w14:val="none"/>
+        </w:rPr>
+        <w:t>/plugin-react</w:t>
+      </w:r>
+      <w:proofErr w:type="gramStart"/>
+      <w:r>
+        <w:rPr>
+          <w:rFonts w:ascii="Courier New" w:eastAsia="Times New Roman" w:hAnsi="Courier New" w:cs="Courier New"/>
+          <w:kern w:val="0"/>
+          <w:sz w:val="20"/>
+          <w:szCs w:val="20"/>
+          <w14:ligatures w14:val="none"/>
+        </w:rPr>
+        <w:t>';</w:t>
+      </w:r>
+      <w:proofErr w:type="gramEnd"/>
+    </w:p>
+    <w:p>
+      <w:pPr>
+        <w:tabs>
+          <w:tab w:val="left" w:pos="916"/>
+          <w:tab w:val="left" w:pos="1832"/>
+          <w:tab w:val="left" w:pos="2748"/>
+          <w:tab w:val="left" w:pos="3664"/>
+          <w:tab w:val="left" w:pos="4580"/>
+          <w:tab w:val="left" w:pos="5496"/>
+          <w:tab w:val="left" w:pos="6412"/>
+          <w:tab w:val="left" w:pos="7328"/>
+          <w:tab w:val="left" w:pos="8244"/>
+          <w:tab w:val="left" w:pos="9160"/>
+          <w:tab w:val="left" w:pos="10076"/>
+          <w:tab w:val="left" w:pos="10992"/>
+          <w:tab w:val="left" w:pos="11908"/>
+          <w:tab w:val="left" w:pos="12824"/>
+          <w:tab w:val="left" w:pos="13740"/>
+          <w:tab w:val="left" w:pos="14656"/>
+        </w:tabs>
+        <w:spacing w:after="0" w:line="240" w:lineRule="auto"/>
+        <w:rPr>
+          <w:rFonts w:ascii="Courier New" w:eastAsia="Times New Roman" w:hAnsi="Courier New" w:cs="Courier New"/>
+          <w:kern w:val="0"/>
+          <w:sz w:val="20"/>
+          <w:szCs w:val="20"/>
+          <w14:ligatures w14:val="none"/>
+        </w:rPr>
+      </w:pPr>
+      <w:r>
+        <w:rPr>
+          <w:rFonts w:ascii="Courier New" w:eastAsia="Times New Roman" w:hAnsi="Courier New" w:cs="Courier New"/>
+          <w:kern w:val="0"/>
+          <w:sz w:val="20"/>
+          <w:szCs w:val="20"/>
+          <w14:ligatures w14:val="none"/>
+        </w:rPr>
+        <w:t>import next from '</w:t>
+      </w:r>
+      <w:proofErr w:type="spellStart"/>
+      <w:r>
+        <w:rPr>
+          <w:rFonts w:ascii="Courier New" w:eastAsia="Times New Roman" w:hAnsi="Courier New" w:cs="Courier New"/>
+          <w:kern w:val="0"/>
+          <w:sz w:val="20"/>
+          <w:szCs w:val="20"/>
+          <w14:ligatures w14:val="none"/>
+        </w:rPr>
+        <w:t>vite</w:t>
+      </w:r>
+      <w:proofErr w:type="spellEnd"/>
+      <w:r>
+        <w:rPr>
+          <w:rFonts w:ascii="Courier New" w:eastAsia="Times New Roman" w:hAnsi="Courier New" w:cs="Courier New"/>
+          <w:kern w:val="0"/>
+          <w:sz w:val="20"/>
+          <w:szCs w:val="20"/>
+          <w14:ligatures w14:val="none"/>
+        </w:rPr>
+        <w:t>-plugin-next</w:t>
+      </w:r>
+      <w:proofErr w:type="gramStart"/>
+      <w:r>
+        <w:rPr>
+          <w:rFonts w:ascii="Courier New" w:eastAsia="Times New Roman" w:hAnsi="Courier New" w:cs="Courier New"/>
+          <w:kern w:val="0"/>
+          <w:sz w:val="20"/>
+          <w:szCs w:val="20"/>
+          <w14:ligatures w14:val="none"/>
+        </w:rPr>
+        <w:t>';</w:t>
+      </w:r>
+      <w:proofErr w:type="gramEnd"/>
+    </w:p>
+    <w:p>
+      <w:pPr>
+        <w:tabs>
+          <w:tab w:val="left" w:pos="916"/>
+          <w:tab w:val="left" w:pos="1832"/>
+          <w:tab w:val="left" w:pos="2748"/>
+          <w:tab w:val="left" w:pos="3664"/>
+          <w:tab w:val="left" w:pos="4580"/>
+          <w:tab w:val="left" w:pos="5496"/>
+          <w:tab w:val="left" w:pos="6412"/>
+          <w:tab w:val="left" w:pos="7328"/>
+          <w:tab w:val="left" w:pos="8244"/>
+          <w:tab w:val="left" w:pos="9160"/>
+          <w:tab w:val="left" w:pos="10076"/>
+          <w:tab w:val="left" w:pos="10992"/>
+          <w:tab w:val="left" w:pos="11908"/>
+          <w:tab w:val="left" w:pos="12824"/>
+          <w:tab w:val="left" w:pos="13740"/>
+          <w:tab w:val="left" w:pos="14656"/>
+        </w:tabs>
+        <w:spacing w:after="0" w:line="240" w:lineRule="auto"/>
+        <w:rPr>
+          <w:rFonts w:ascii="Courier New" w:eastAsia="Times New Roman" w:hAnsi="Courier New" w:cs="Courier New"/>
+          <w:kern w:val="0"/>
+          <w:sz w:val="20"/>
+          <w:szCs w:val="20"/>
+          <w14:ligatures w14:val="none"/>
+        </w:rPr>
+      </w:pPr>
+    </w:p>
+    <w:p>
+      <w:pPr>
+        <w:tabs>
+          <w:tab w:val="left" w:pos="916"/>
+          <w:tab w:val="left" w:pos="1832"/>
+          <w:tab w:val="left" w:pos="2748"/>
+          <w:tab w:val="left" w:pos="3664"/>
+          <w:tab w:val="left" w:pos="4580"/>
+          <w:tab w:val="left" w:pos="5496"/>
+          <w:tab w:val="left" w:pos="6412"/>
+          <w:tab w:val="left" w:pos="7328"/>
+          <w:tab w:val="left" w:pos="8244"/>
+          <w:tab w:val="left" w:pos="9160"/>
+          <w:tab w:val="left" w:pos="10076"/>
+          <w:tab w:val="left" w:pos="10992"/>
+          <w:tab w:val="left" w:pos="11908"/>
+          <w:tab w:val="left" w:pos="12824"/>
+          <w:tab w:val="left" w:pos="13740"/>
+          <w:tab w:val="left" w:pos="14656"/>
+        </w:tabs>
+        <w:spacing w:after="0" w:line="240" w:lineRule="auto"/>
+        <w:rPr>
+          <w:rFonts w:ascii="Courier New" w:eastAsia="Times New Roman" w:hAnsi="Courier New" w:cs="Courier New"/>
+          <w:kern w:val="0"/>
+          <w:sz w:val="20"/>
+          <w:szCs w:val="20"/>
+          <w14:ligatures w14:val="none"/>
+        </w:rPr>
+      </w:pPr>
+      <w:r>
+        <w:rPr>
+          <w:rFonts w:ascii="Courier New" w:eastAsia="Times New Roman" w:hAnsi="Courier New" w:cs="Courier New"/>
+          <w:kern w:val="0"/>
+          <w:sz w:val="20"/>
+          <w:szCs w:val="20"/>
+          <w14:ligatures w14:val="none"/>
+        </w:rPr>
+        <w:t xml:space="preserve">export default </w:t>
+      </w:r>
+      <w:proofErr w:type="spellStart"/>
+      <w:proofErr w:type="gramStart"/>
+      <w:r>
+        <w:rPr>
+          <w:rFonts w:ascii="Courier New" w:eastAsia="Times New Roman" w:hAnsi="Courier New" w:cs="Courier New"/>
+          <w:kern w:val="0"/>
+          <w:sz w:val="20"/>
+          <w:szCs w:val="20"/>
+          <w14:ligatures w14:val="none"/>
+        </w:rPr>
+        <w:t>defineConfig</w:t>
+      </w:r>
+      <w:proofErr w:type="spellEnd"/>
+      <w:r>
+        <w:rPr>
+          <w:rFonts w:ascii="Courier New" w:eastAsia="Times New Roman" w:hAnsi="Courier New" w:cs="Courier New"/>
+          <w:kern w:val="0"/>
+          <w:sz w:val="20"/>
+          <w:szCs w:val="20"/>
+          <w14:ligatures w14:val="none"/>
+        </w:rPr>
+        <w:t>(</w:t>
+      </w:r>
+      <w:proofErr w:type="gramEnd"/>
+      <w:r>
+        <w:rPr>
+          <w:rFonts w:ascii="Courier New" w:eastAsia="Times New Roman" w:hAnsi="Courier New" w:cs="Courier New"/>
+          <w:kern w:val="0"/>
+          <w:sz w:val="20"/>
+          <w:szCs w:val="20"/>
+          <w14:ligatures w14:val="none"/>
+        </w:rPr>
+        <w:t>{</w:t>
+      </w:r>
+    </w:p>
+    <w:p>
+      <w:pPr>
+        <w:tabs>
+          <w:tab w:val="left" w:pos="916"/>
+          <w:tab w:val="left" w:pos="1832"/>
+          <w:tab w:val="left" w:pos="2748"/>
+          <w:tab w:val="left" w:pos="3664"/>
+          <w:tab w:val="left" w:pos="4580"/>
+          <w:tab w:val="left" w:pos="5496"/>
+          <w:tab w:val="left" w:pos="6412"/>
+          <w:tab w:val="left" w:pos="7328"/>
+          <w:tab w:val="left" w:pos="8244"/>
+          <w:tab w:val="left" w:pos="9160"/>
+          <w:tab w:val="left" w:pos="10076"/>
+          <w:tab w:val="left" w:pos="10992"/>
+          <w:tab w:val="left" w:pos="11908"/>
+          <w:tab w:val="left" w:pos="12824"/>
+          <w:tab w:val="left" w:pos="13740"/>
+          <w:tab w:val="left" w:pos="14656"/>
+        </w:tabs>
+        <w:spacing w:after="0" w:line="240" w:lineRule="auto"/>
+        <w:rPr>
+          <w:rFonts w:ascii="Courier New" w:eastAsia="Times New Roman" w:hAnsi="Courier New" w:cs="Courier New"/>
+          <w:kern w:val="0"/>
+          <w:sz w:val="20"/>
+          <w:szCs w:val="20"/>
+          <w14:ligatures w14:val="none"/>
+        </w:rPr>
+      </w:pPr>
+      <w:r>
+        <w:rPr>
+          <w:rFonts w:ascii="Courier New" w:eastAsia="Times New Roman" w:hAnsi="Courier New" w:cs="Courier New"/>
+          <w:kern w:val="0"/>
+          <w:sz w:val="20"/>
+          <w:szCs w:val="20"/>
+          <w14:ligatures w14:val="none"/>
+        </w:rPr>
+        <w:t xml:space="preserve">  plugins: [</w:t>
+      </w:r>
+    </w:p>
+    <w:p>
+      <w:pPr>
+        <w:tabs>
+          <w:tab w:val="left" w:pos="916"/>
+          <w:tab w:val="left" w:pos="1832"/>
+          <w:tab w:val="left" w:pos="2748"/>
+          <w:tab w:val="left" w:pos="3664"/>
+          <w:tab w:val="left" w:pos="4580"/>
+          <w:tab w:val="left" w:pos="5496"/>
+          <w:tab w:val="left" w:pos="6412"/>
+          <w:tab w:val="left" w:pos="7328"/>
+          <w:tab w:val="left" w:pos="8244"/>
+          <w:tab w:val="left" w:pos="9160"/>
+          <w:tab w:val="left" w:pos="10076"/>
+          <w:tab w:val="left" w:pos="10992"/>
+          <w:tab w:val="left" w:pos="11908"/>
+          <w:tab w:val="left" w:pos="12824"/>
+          <w:tab w:val="left" w:pos="13740"/>
+          <w:tab w:val="left" w:pos="14656"/>
+        </w:tabs>
+        <w:spacing w:after="0" w:line="240" w:lineRule="auto"/>
+        <w:rPr>
+          <w:rFonts w:ascii="Courier New" w:eastAsia="Times New Roman" w:hAnsi="Courier New" w:cs="Courier New"/>
+          <w:kern w:val="0"/>
+          <w:sz w:val="20"/>
+          <w:szCs w:val="20"/>
+          <w14:ligatures w14:val="none"/>
+        </w:rPr>
+      </w:pPr>
+      <w:r>
+        <w:rPr>
+          <w:rFonts w:ascii="Courier New" w:eastAsia="Times New Roman" w:hAnsi="Courier New" w:cs="Courier New"/>
+          <w:kern w:val="0"/>
+          <w:sz w:val="20"/>
+          <w:szCs w:val="20"/>
+          <w14:ligatures w14:val="none"/>
+        </w:rPr>
+        <w:t xml:space="preserve">    </w:t>
+      </w:r>
+      <w:proofErr w:type="gramStart"/>
+      <w:r>
+        <w:rPr>
+          <w:rFonts w:ascii="Courier New" w:eastAsia="Times New Roman" w:hAnsi="Courier New" w:cs="Courier New"/>
+          <w:kern w:val="0"/>
+          <w:sz w:val="20"/>
+          <w:szCs w:val="20"/>
+          <w14:ligatures w14:val="none"/>
+        </w:rPr>
+        <w:t>react(</w:t>
+      </w:r>
+      <w:proofErr w:type="gramEnd"/>
+      <w:r>
+        <w:rPr>
+          <w:rFonts w:ascii="Courier New" w:eastAsia="Times New Roman" w:hAnsi="Courier New" w:cs="Courier New"/>
+          <w:kern w:val="0"/>
+          <w:sz w:val="20"/>
+          <w:szCs w:val="20"/>
+          <w14:ligatures w14:val="none"/>
+        </w:rPr>
+        <w:t>),</w:t>
+      </w:r>
+    </w:p>
+    <w:p>
+      <w:pPr>
+        <w:tabs>
+          <w:tab w:val="left" w:pos="916"/>
+          <w:tab w:val="left" w:pos="1832"/>
+          <w:tab w:val="left" w:pos="2748"/>
+          <w:tab w:val="left" w:pos="3664"/>
+          <w:tab w:val="left" w:pos="4580"/>
+          <w:tab w:val="left" w:pos="5496"/>
+          <w:tab w:val="left" w:pos="6412"/>
+          <w:tab w:val="left" w:pos="7328"/>
+          <w:tab w:val="left" w:pos="8244"/>
+          <w:tab w:val="left" w:pos="9160"/>
+          <w:tab w:val="left" w:pos="10076"/>
+          <w:tab w:val="left" w:pos="10992"/>
+          <w:tab w:val="left" w:pos="11908"/>
+          <w:tab w:val="left" w:pos="12824"/>
+          <w:tab w:val="left" w:pos="13740"/>
+          <w:tab w:val="left" w:pos="14656"/>
+        </w:tabs>
+        <w:spacing w:after="0" w:line="240" w:lineRule="auto"/>
+        <w:rPr>
+          <w:rFonts w:ascii="Courier New" w:eastAsia="Times New Roman" w:hAnsi="Courier New" w:cs="Courier New"/>
+          <w:kern w:val="0"/>
+          <w:sz w:val="20"/>
+          <w:szCs w:val="20"/>
+          <w14:ligatures w14:val="none"/>
+        </w:rPr>
+      </w:pPr>
+      <w:r>
+        <w:rPr>
+          <w:rFonts w:ascii="Courier New" w:eastAsia="Times New Roman" w:hAnsi="Courier New" w:cs="Courier New"/>
+          <w:kern w:val="0"/>
+          <w:sz w:val="20"/>
+          <w:szCs w:val="20"/>
+          <w14:ligatures w14:val="none"/>
+        </w:rPr>
+        <w:t xml:space="preserve">    </w:t>
+      </w:r>
+      <w:proofErr w:type="gramStart"/>
+      <w:r>
+        <w:rPr>
+          <w:rFonts w:ascii="Courier New" w:eastAsia="Times New Roman" w:hAnsi="Courier New" w:cs="Courier New"/>
+          <w:kern w:val="0"/>
+          <w:sz w:val="20"/>
+          <w:szCs w:val="20"/>
+          <w14:ligatures w14:val="none"/>
+        </w:rPr>
+        <w:t>next(</w:t>
+      </w:r>
+      <w:proofErr w:type="gramEnd"/>
+      <w:r>
+        <w:rPr>
+          <w:rFonts w:ascii="Courier New" w:eastAsia="Times New Roman" w:hAnsi="Courier New" w:cs="Courier New"/>
+          <w:kern w:val="0"/>
+          <w:sz w:val="20"/>
+          <w:szCs w:val="20"/>
+          <w14:ligatures w14:val="none"/>
+        </w:rPr>
+        <w:t>)</w:t>
+      </w:r>
+    </w:p>
+    <w:p>
+      <w:pPr>
+        <w:tabs>
+          <w:tab w:val="left" w:pos="916"/>
+          <w:tab w:val="left" w:pos="1832"/>
+          <w:tab w:val="left" w:pos="2748"/>
+          <w:tab w:val="left" w:pos="3664"/>
+          <w:tab w:val="left" w:pos="4580"/>
+          <w:tab w:val="left" w:pos="5496"/>
+          <w:tab w:val="left" w:pos="6412"/>
+          <w:tab w:val="left" w:pos="7328"/>
+          <w:tab w:val="left" w:pos="8244"/>
+          <w:tab w:val="left" w:pos="9160"/>
+          <w:tab w:val="left" w:pos="10076"/>
+          <w:tab w:val="left" w:pos="10992"/>
+          <w:tab w:val="left" w:pos="11908"/>
+          <w:tab w:val="left" w:pos="12824"/>
+          <w:tab w:val="left" w:pos="13740"/>
+          <w:tab w:val="left" w:pos="14656"/>
+        </w:tabs>
+        <w:spacing w:after="0" w:line="240" w:lineRule="auto"/>
+        <w:rPr>
+          <w:rFonts w:ascii="Courier New" w:eastAsia="Times New Roman" w:hAnsi="Courier New" w:cs="Courier New"/>
+          <w:kern w:val="0"/>
+          <w:sz w:val="20"/>
+          <w:szCs w:val="20"/>
+          <w14:ligatures w14:val="none"/>
+        </w:rPr>
+      </w:pPr>
+      <w:r>
+        <w:rPr>
+          <w:rFonts w:ascii="Courier New" w:eastAsia="Times New Roman" w:hAnsi="Courier New" w:cs="Courier New"/>
+          <w:kern w:val="0"/>
+          <w:sz w:val="20"/>
+          <w:szCs w:val="20"/>
+          <w14:ligatures w14:val="none"/>
+        </w:rPr>
+        <w:t xml:space="preserve">  ],</w:t>
+      </w:r>
+    </w:p>
+    <w:p>
+      <w:pPr>
+        <w:tabs>
+          <w:tab w:val="left" w:pos="916"/>
+          <w:tab w:val="left" w:pos="1832"/>
+          <w:tab w:val="left" w:pos="2748"/>
+          <w:tab w:val="left" w:pos="3664"/>
+          <w:tab w:val="left" w:pos="4580"/>
+          <w:tab w:val="left" w:pos="5496"/>
+          <w:tab w:val="left" w:pos="6412"/>
+          <w:tab w:val="left" w:pos="7328"/>
+          <w:tab w:val="left" w:pos="8244"/>
+          <w:tab w:val="left" w:pos="9160"/>
+          <w:tab w:val="left" w:pos="10076"/>
+          <w:tab w:val="left" w:pos="10992"/>
+          <w:tab w:val="left" w:pos="11908"/>
+          <w:tab w:val="left" w:pos="12824"/>
+          <w:tab w:val="left" w:pos="13740"/>
+          <w:tab w:val="left" w:pos="14656"/>
+        </w:tabs>
+        <w:spacing w:after="0" w:line="240" w:lineRule="auto"/>
+        <w:rPr>
+          <w:rFonts w:ascii="Courier New" w:eastAsia="Times New Roman" w:hAnsi="Courier New" w:cs="Courier New"/>
+          <w:kern w:val="0"/>
+          <w:sz w:val="20"/>
+          <w:szCs w:val="20"/>
+          <w14:ligatures w14:val="none"/>
+        </w:rPr>
+      </w:pPr>
+      <w:r>
+        <w:rPr>
+          <w:rFonts w:ascii="Courier New" w:eastAsia="Times New Roman" w:hAnsi="Courier New" w:cs="Courier New"/>
+          <w:kern w:val="0"/>
+          <w:sz w:val="20"/>
+          <w:szCs w:val="20"/>
+          <w14:ligatures w14:val="none"/>
+        </w:rPr>
+        <w:t xml:space="preserve">  server: {</w:t>
+      </w:r>
+    </w:p>
+    <w:p>
+      <w:pPr>
+        <w:tabs>
+          <w:tab w:val="left" w:pos="916"/>
+          <w:tab w:val="left" w:pos="1832"/>
+          <w:tab w:val="left" w:pos="2748"/>
+          <w:tab w:val="left" w:pos="3664"/>
+          <w:tab w:val="left" w:pos="4580"/>
+          <w:tab w:val="left" w:pos="5496"/>
+          <w:tab w:val="left" w:pos="6412"/>
+          <w:tab w:val="left" w:pos="7328"/>
+          <w:tab w:val="left" w:pos="8244"/>
+          <w:tab w:val="left" w:pos="9160"/>
+          <w:tab w:val="left" w:pos="10076"/>
+          <w:tab w:val="left" w:pos="10992"/>
+          <w:tab w:val="left" w:pos="11908"/>
+          <w:tab w:val="left" w:pos="12824"/>
+          <w:tab w:val="left" w:pos="13740"/>
+          <w:tab w:val="left" w:pos="14656"/>
+        </w:tabs>
+        <w:spacing w:after="0" w:line="240" w:lineRule="auto"/>
+        <w:rPr>
+          <w:rFonts w:ascii="Courier New" w:eastAsia="Times New Roman" w:hAnsi="Courier New" w:cs="Courier New"/>
+          <w:kern w:val="0"/>
+          <w:sz w:val="20"/>
+          <w:szCs w:val="20"/>
+          <w14:ligatures w14:val="none"/>
+        </w:rPr>
+      </w:pPr>
+      <w:r>
+        <w:rPr>
+          <w:rFonts w:ascii="Courier New" w:eastAsia="Times New Roman" w:hAnsi="Courier New" w:cs="Courier New"/>
+          <w:kern w:val="0"/>
+          <w:sz w:val="20"/>
+          <w:szCs w:val="20"/>
+          <w14:ligatures w14:val="none"/>
+        </w:rPr>
+        <w:t xml:space="preserve">    port: 3000,</w:t>
+      </w:r>
+    </w:p>
+    <w:p>
+      <w:pPr>
+        <w:tabs>
+          <w:tab w:val="left" w:pos="916"/>
+          <w:tab w:val="left" w:pos="1832"/>
+          <w:tab w:val="left" w:pos="2748"/>
+          <w:tab w:val="left" w:pos="3664"/>
+          <w:tab w:val="left" w:pos="4580"/>
+          <w:tab w:val="left" w:pos="5496"/>
+          <w:tab w:val="left" w:pos="6412"/>
+          <w:tab w:val="left" w:pos="7328"/>
+          <w:tab w:val="left" w:pos="8244"/>
+          <w:tab w:val="left" w:pos="9160"/>
+          <w:tab w:val="left" w:pos="10076"/>
+          <w:tab w:val="left" w:pos="10992"/>
+          <w:tab w:val="left" w:pos="11908"/>
+          <w:tab w:val="left" w:pos="12824"/>
+          <w:tab w:val="left" w:pos="13740"/>
+          <w:tab w:val="left" w:pos="14656"/>
+        </w:tabs>
+        <w:spacing w:after="0" w:line="240" w:lineRule="auto"/>
+        <w:rPr>
+          <w:rFonts w:ascii="Courier New" w:eastAsia="Times New Roman" w:hAnsi="Courier New" w:cs="Courier New"/>
+          <w:kern w:val="0"/>
+          <w:sz w:val="20"/>
+          <w:szCs w:val="20"/>
+          <w14:ligatures w14:val="none"/>
+        </w:rPr>
+      </w:pPr>
+      <w:r>
+        <w:rPr>
+          <w:rFonts w:ascii="Courier New" w:eastAsia="Times New Roman" w:hAnsi="Courier New" w:cs="Courier New"/>
+          <w:kern w:val="0"/>
+          <w:sz w:val="20"/>
+          <w:szCs w:val="20"/>
+          <w14:ligatures w14:val="none"/>
+        </w:rPr>
+        <w:t xml:space="preserve">  },</w:t>
+      </w:r>
+    </w:p>
+    <w:p>
+      <w:pPr>
+        <w:tabs>
+          <w:tab w:val="left" w:pos="916"/>
+          <w:tab w:val="left" w:pos="1832"/>
+          <w:tab w:val="left" w:pos="2748"/>
+          <w:tab w:val="left" w:pos="3664"/>
+          <w:tab w:val="left" w:pos="4580"/>
+          <w:tab w:val="left" w:pos="5496"/>
+          <w:tab w:val="left" w:pos="6412"/>
+          <w:tab w:val="left" w:pos="7328"/>
+          <w:tab w:val="left" w:pos="8244"/>
+          <w:tab w:val="left" w:pos="9160"/>
+          <w:tab w:val="left" w:pos="10076"/>
+          <w:tab w:val="left" w:pos="10992"/>
+          <w:tab w:val="left" w:pos="11908"/>
+          <w:tab w:val="left" w:pos="12824"/>
+          <w:tab w:val="left" w:pos="13740"/>
+          <w:tab w:val="left" w:pos="14656"/>
+        </w:tabs>
+        <w:spacing w:after="0" w:line="240" w:lineRule="auto"/>
+        <w:rPr>
+          <w:rFonts w:ascii="Courier New" w:eastAsia="Times New Roman" w:hAnsi="Courier New" w:cs="Courier New"/>
+          <w:kern w:val="0"/>
+          <w:sz w:val="20"/>
+          <w:szCs w:val="20"/>
+          <w14:ligatures w14:val="none"/>
+        </w:rPr>
+      </w:pPr>
+      <w:r>
+        <w:rPr>
+          <w:rFonts w:ascii="Courier New" w:eastAsia="Times New Roman" w:hAnsi="Courier New" w:cs="Courier New"/>
+          <w:kern w:val="0"/>
+          <w:sz w:val="20"/>
+          <w:szCs w:val="20"/>
+          <w14:ligatures w14:val="none"/>
+        </w:rPr>
+        <w:t xml:space="preserve">  </w:t>
+      </w:r>
+      <w:proofErr w:type="spellStart"/>
+      <w:r>
+        <w:rPr>
+          <w:rFonts w:ascii="Courier New" w:eastAsia="Times New Roman" w:hAnsi="Courier New" w:cs="Courier New"/>
+          <w:kern w:val="0"/>
+          <w:sz w:val="20"/>
+          <w:szCs w:val="20"/>
+          <w14:ligatures w14:val="none"/>
+        </w:rPr>
+        <w:t>optimizeDeps</w:t>
+      </w:r>
+      <w:proofErr w:type="spellEnd"/>
+      <w:r>
+        <w:rPr>
+          <w:rFonts w:ascii="Courier New" w:eastAsia="Times New Roman" w:hAnsi="Courier New" w:cs="Courier New"/>
+          <w:kern w:val="0"/>
+          <w:sz w:val="20"/>
+          <w:szCs w:val="20"/>
+          <w14:ligatures w14:val="none"/>
+        </w:rPr>
+        <w:t>: {</w:t>
+      </w:r>
+    </w:p>
+    <w:p>
+      <w:pPr>
+        <w:tabs>
+          <w:tab w:val="left" w:pos="916"/>
+          <w:tab w:val="left" w:pos="1832"/>
+          <w:tab w:val="left" w:pos="2748"/>
+          <w:tab w:val="left" w:pos="3664"/>
+          <w:tab w:val="left" w:pos="4580"/>
+          <w:tab w:val="left" w:pos="5496"/>
+          <w:tab w:val="left" w:pos="6412"/>
+          <w:tab w:val="left" w:pos="7328"/>
+          <w:tab w:val="left" w:pos="8244"/>
+          <w:tab w:val="left" w:pos="9160"/>
+          <w:tab w:val="left" w:pos="10076"/>
+          <w:tab w:val="left" w:pos="10992"/>
+          <w:tab w:val="left" w:pos="11908"/>
+          <w:tab w:val="left" w:pos="12824"/>
+          <w:tab w:val="left" w:pos="13740"/>
+          <w:tab w:val="left" w:pos="14656"/>
+        </w:tabs>
+        <w:spacing w:after="0" w:line="240" w:lineRule="auto"/>
+        <w:rPr>
+          <w:rFonts w:ascii="Courier New" w:eastAsia="Times New Roman" w:hAnsi="Courier New" w:cs="Courier New"/>
+          <w:kern w:val="0"/>
+          <w:sz w:val="20"/>
+          <w:szCs w:val="20"/>
+          <w14:ligatures w14:val="none"/>
+        </w:rPr>
+      </w:pPr>
+      <w:r>
+        <w:rPr>
+          <w:rFonts w:ascii="Courier New" w:eastAsia="Times New Roman" w:hAnsi="Courier New" w:cs="Courier New"/>
+          <w:kern w:val="0"/>
+          <w:sz w:val="20"/>
+          <w:szCs w:val="20"/>
+          <w14:ligatures w14:val="none"/>
+        </w:rPr>
+        <w:t xml:space="preserve">    include: ['react', 'react-</w:t>
+      </w:r>
+      <w:proofErr w:type="spellStart"/>
+      <w:r>
+        <w:rPr>
+          <w:rFonts w:ascii="Courier New" w:eastAsia="Times New Roman" w:hAnsi="Courier New" w:cs="Courier New"/>
+          <w:kern w:val="0"/>
+          <w:sz w:val="20"/>
+          <w:szCs w:val="20"/>
+          <w14:ligatures w14:val="none"/>
+        </w:rPr>
+        <w:t>dom</w:t>
+      </w:r>
+      <w:proofErr w:type="spellEnd"/>
+      <w:r>
+        <w:rPr>
+          <w:rFonts w:ascii="Courier New" w:eastAsia="Times New Roman" w:hAnsi="Courier New" w:cs="Courier New"/>
+          <w:kern w:val="0"/>
+          <w:sz w:val="20"/>
+          <w:szCs w:val="20"/>
+          <w14:ligatures w14:val="none"/>
+        </w:rPr>
+        <w:t>'],</w:t>
+      </w:r>
+    </w:p>
+    <w:p>
+      <w:pPr>
+        <w:tabs>
+          <w:tab w:val="left" w:pos="916"/>
+          <w:tab w:val="left" w:pos="1832"/>
+          <w:tab w:val="left" w:pos="2748"/>
+          <w:tab w:val="left" w:pos="3664"/>
+          <w:tab w:val="left" w:pos="4580"/>
+          <w:tab w:val="left" w:pos="5496"/>
+          <w:tab w:val="left" w:pos="6412"/>
+          <w:tab w:val="left" w:pos="7328"/>
+          <w:tab w:val="left" w:pos="8244"/>
+          <w:tab w:val="left" w:pos="9160"/>
+          <w:tab w:val="left" w:pos="10076"/>
+          <w:tab w:val="left" w:pos="10992"/>
+          <w:tab w:val="left" w:pos="11908"/>
+          <w:tab w:val="left" w:pos="12824"/>
+          <w:tab w:val="left" w:pos="13740"/>
+          <w:tab w:val="left" w:pos="14656"/>
+        </w:tabs>
+        <w:spacing w:after="0" w:line="240" w:lineRule="auto"/>
+        <w:rPr>
+          <w:rFonts w:ascii="Courier New" w:eastAsia="Times New Roman" w:hAnsi="Courier New" w:cs="Courier New"/>
+          <w:kern w:val="0"/>
+          <w:sz w:val="20"/>
+          <w:szCs w:val="20"/>
+          <w14:ligatures w14:val="none"/>
+        </w:rPr>
+      </w:pPr>
+      <w:r>
+        <w:rPr>
+          <w:rFonts w:ascii="Courier New" w:eastAsia="Times New Roman" w:hAnsi="Courier New" w:cs="Courier New"/>
+          <w:kern w:val="0"/>
+          <w:sz w:val="20"/>
+          <w:szCs w:val="20"/>
+          <w14:ligatures w14:val="none"/>
+        </w:rPr>
+        <w:t xml:space="preserve">  },</w:t>
+      </w:r>
+    </w:p>
+    <w:p>
+      <w:pPr>
+        <w:tabs>
+          <w:tab w:val="left" w:pos="916"/>
+          <w:tab w:val="left" w:pos="1832"/>
+          <w:tab w:val="left" w:pos="2748"/>
+          <w:tab w:val="left" w:pos="3664"/>
+          <w:tab w:val="left" w:pos="4580"/>
+          <w:tab w:val="left" w:pos="5496"/>
+          <w:tab w:val="left" w:pos="6412"/>
+          <w:tab w:val="left" w:pos="7328"/>
+          <w:tab w:val="left" w:pos="8244"/>
+          <w:tab w:val="left" w:pos="9160"/>
+          <w:tab w:val="left" w:pos="10076"/>
+          <w:tab w:val="left" w:pos="10992"/>
+          <w:tab w:val="left" w:pos="11908"/>
+          <w:tab w:val="left" w:pos="12824"/>
+          <w:tab w:val="left" w:pos="13740"/>
+          <w:tab w:val="left" w:pos="14656"/>
+        </w:tabs>
+        <w:spacing w:after="0" w:line="240" w:lineRule="auto"/>
+        <w:rPr>
+          <w:rFonts w:ascii="Courier New" w:eastAsia="Times New Roman" w:hAnsi="Courier New" w:cs="Courier New"/>
+          <w:kern w:val="0"/>
+          <w:sz w:val="20"/>
+          <w:szCs w:val="20"/>
+          <w14:ligatures w14:val="none"/>
+        </w:rPr>
+      </w:pPr>
+      <w:r>
+        <w:rPr>
+          <w:rFonts w:ascii="Courier New" w:eastAsia="Times New Roman" w:hAnsi="Courier New" w:cs="Courier New"/>
+          <w:kern w:val="0"/>
+          <w:sz w:val="20"/>
+          <w:szCs w:val="20"/>
+          <w14:ligatures w14:val="none"/>
+        </w:rPr>
+        <w:t>});</w:t>
+      </w:r>
+    </w:p>
+    <w:p>
+      <w:pPr>
+        <w:numPr>
+          <w:ilvl w:val="0"/>
+          <w:numId w:val="26"/>
+        </w:numPr>
+        <w:spacing w:before="100" w:beforeAutospacing="1" w:after="100" w:afterAutospacing="1" w:line="240" w:lineRule="auto"/>
+        <w:rPr>
+          <w:rFonts w:ascii="Times New Roman" w:eastAsia="Times New Roman" w:hAnsi="Times New Roman" w:cs="Times New Roman"/>
+          <w:kern w:val="0"/>
+          <w14:ligatures w14:val="none"/>
+        </w:rPr>
+      </w:pPr>
+      <w:r>
+        <w:rPr>
+          <w:rFonts w:ascii="Times New Roman" w:eastAsia="Times New Roman" w:hAnsi="Times New Roman" w:cs="Times New Roman"/>
+          <w:kern w:val="0"/>
+          <w14:ligatures w14:val="none"/>
+        </w:rPr>
+        <w:t xml:space="preserve">Update your </w:t>
+      </w:r>
+      <w:proofErr w:type="spellStart"/>
+      <w:proofErr w:type="gramStart"/>
+      <w:r>
+        <w:rPr>
+          <w:rFonts w:ascii="Courier New" w:eastAsia="Times New Roman" w:hAnsi="Courier New" w:cs="Courier New"/>
+          <w:kern w:val="0"/>
+          <w:sz w:val="20"/>
+          <w:szCs w:val="20"/>
+          <w14:ligatures w14:val="none"/>
+        </w:rPr>
+        <w:t>package.json</w:t>
+      </w:r>
+      <w:proofErr w:type="spellEnd"/>
+      <w:proofErr w:type="gramEnd"/>
+      <w:r>
+        <w:rPr>
+          <w:rFonts w:ascii="Times New Roman" w:eastAsia="Times New Roman" w:hAnsi="Times New Roman" w:cs="Times New Roman"/>
+          <w:kern w:val="0"/>
+          <w14:ligatures w14:val="none"/>
+        </w:rPr>
+        <w:t xml:space="preserve"> scripts to use </w:t>
+      </w:r>
+      <w:proofErr w:type="spellStart"/>
+      <w:r>
+        <w:rPr>
+          <w:rFonts w:ascii="Times New Roman" w:eastAsia="Times New Roman" w:hAnsi="Times New Roman" w:cs="Times New Roman"/>
+          <w:kern w:val="0"/>
+          <w14:ligatures w14:val="none"/>
+        </w:rPr>
+        <w:t>Vite</w:t>
+      </w:r>
+      <w:proofErr w:type="spellEnd"/>
+      <w:r>
+        <w:rPr>
+          <w:rFonts w:ascii="Times New Roman" w:eastAsia="Times New Roman" w:hAnsi="Times New Roman" w:cs="Times New Roman"/>
+          <w:kern w:val="0"/>
+          <w14:ligatures w14:val="none"/>
+        </w:rPr>
+        <w:t xml:space="preserve"> for development:</w:t>
+      </w:r>
+    </w:p>
+    <w:p>
+      <w:pPr>
+        <w:tabs>
+          <w:tab w:val="left" w:pos="916"/>
+          <w:tab w:val="left" w:pos="1832"/>
+          <w:tab w:val="left" w:pos="2748"/>
+          <w:tab w:val="left" w:pos="3664"/>
+          <w:tab w:val="left" w:pos="4580"/>
+          <w:tab w:val="left" w:pos="5496"/>
+          <w:tab w:val="left" w:pos="6412"/>
+          <w:tab w:val="left" w:pos="7328"/>
+          <w:tab w:val="left" w:pos="8244"/>
+          <w:tab w:val="left" w:pos="9160"/>
+          <w:tab w:val="left" w:pos="10076"/>
+          <w:tab w:val="left" w:pos="10992"/>
+          <w:tab w:val="left" w:pos="11908"/>
+          <w:tab w:val="left" w:pos="12824"/>
+          <w:tab w:val="left" w:pos="13740"/>
+          <w:tab w:val="left" w:pos="14656"/>
+        </w:tabs>
+        <w:spacing w:after="0" w:line="240" w:lineRule="auto"/>
+        <w:rPr>
+          <w:rFonts w:ascii="Courier New" w:eastAsia="Times New Roman" w:hAnsi="Courier New" w:cs="Courier New"/>
+          <w:kern w:val="0"/>
+          <w:sz w:val="20"/>
+          <w:szCs w:val="20"/>
+          <w14:ligatures w14:val="none"/>
+        </w:rPr>
+      </w:pPr>
+      <w:r>
+        <w:rPr>
+          <w:rFonts w:ascii="Courier New" w:eastAsia="Times New Roman" w:hAnsi="Courier New" w:cs="Courier New"/>
+          <w:kern w:val="0"/>
+          <w:sz w:val="20"/>
+          <w:szCs w:val="20"/>
+          <w14:ligatures w14:val="none"/>
+        </w:rPr>
+        <w:lastRenderedPageBreak/>
+        <w:t>"scripts": {</w:t>
+      </w:r>
+    </w:p>
+    <w:p>
+      <w:pPr>
+        <w:tabs>
+          <w:tab w:val="left" w:pos="916"/>
+          <w:tab w:val="left" w:pos="1832"/>
+          <w:tab w:val="left" w:pos="2748"/>
+          <w:tab w:val="left" w:pos="3664"/>
+          <w:tab w:val="left" w:pos="4580"/>
+          <w:tab w:val="left" w:pos="5496"/>
+          <w:tab w:val="left" w:pos="6412"/>
+          <w:tab w:val="left" w:pos="7328"/>
+          <w:tab w:val="left" w:pos="8244"/>
+          <w:tab w:val="left" w:pos="9160"/>
+          <w:tab w:val="left" w:pos="10076"/>
+          <w:tab w:val="left" w:pos="10992"/>
+          <w:tab w:val="left" w:pos="11908"/>
+          <w:tab w:val="left" w:pos="12824"/>
+          <w:tab w:val="left" w:pos="13740"/>
+          <w:tab w:val="left" w:pos="14656"/>
+        </w:tabs>
+        <w:spacing w:after="0" w:line="240" w:lineRule="auto"/>
+        <w:rPr>
+          <w:rFonts w:ascii="Courier New" w:eastAsia="Times New Roman" w:hAnsi="Courier New" w:cs="Courier New"/>
+          <w:kern w:val="0"/>
+          <w:sz w:val="20"/>
+          <w:szCs w:val="20"/>
+          <w14:ligatures w14:val="none"/>
+        </w:rPr>
+      </w:pPr>
+      <w:r>
+        <w:rPr>
+          <w:rFonts w:ascii="Courier New" w:eastAsia="Times New Roman" w:hAnsi="Courier New" w:cs="Courier New"/>
+          <w:kern w:val="0"/>
+          <w:sz w:val="20"/>
+          <w:szCs w:val="20"/>
+          <w14:ligatures w14:val="none"/>
+        </w:rPr>
+        <w:t xml:space="preserve">  "dev": "</w:t>
+      </w:r>
+      <w:proofErr w:type="spellStart"/>
+      <w:r>
+        <w:rPr>
+          <w:rFonts w:ascii="Courier New" w:eastAsia="Times New Roman" w:hAnsi="Courier New" w:cs="Courier New"/>
+          <w:kern w:val="0"/>
+          <w:sz w:val="20"/>
+          <w:szCs w:val="20"/>
+          <w14:ligatures w14:val="none"/>
+        </w:rPr>
+        <w:t>vite</w:t>
+      </w:r>
+      <w:proofErr w:type="spellEnd"/>
+      <w:r>
+        <w:rPr>
+          <w:rFonts w:ascii="Courier New" w:eastAsia="Times New Roman" w:hAnsi="Courier New" w:cs="Courier New"/>
+          <w:kern w:val="0"/>
+          <w:sz w:val="20"/>
+          <w:szCs w:val="20"/>
+          <w14:ligatures w14:val="none"/>
+        </w:rPr>
+        <w:t>",</w:t>
+      </w:r>
+    </w:p>
+    <w:p>
+      <w:pPr>
+        <w:tabs>
+          <w:tab w:val="left" w:pos="916"/>
+          <w:tab w:val="left" w:pos="1832"/>
+          <w:tab w:val="left" w:pos="2748"/>
+          <w:tab w:val="left" w:pos="3664"/>
+          <w:tab w:val="left" w:pos="4580"/>
+          <w:tab w:val="left" w:pos="5496"/>
+          <w:tab w:val="left" w:pos="6412"/>
+          <w:tab w:val="left" w:pos="7328"/>
+          <w:tab w:val="left" w:pos="8244"/>
+          <w:tab w:val="left" w:pos="9160"/>
+          <w:tab w:val="left" w:pos="10076"/>
+          <w:tab w:val="left" w:pos="10992"/>
+          <w:tab w:val="left" w:pos="11908"/>
+          <w:tab w:val="left" w:pos="12824"/>
+          <w:tab w:val="left" w:pos="13740"/>
+          <w:tab w:val="left" w:pos="14656"/>
+        </w:tabs>
+        <w:spacing w:after="0" w:line="240" w:lineRule="auto"/>
+        <w:rPr>
+          <w:rFonts w:ascii="Courier New" w:eastAsia="Times New Roman" w:hAnsi="Courier New" w:cs="Courier New"/>
+          <w:kern w:val="0"/>
+          <w:sz w:val="20"/>
+          <w:szCs w:val="20"/>
+          <w14:ligatures w14:val="none"/>
+        </w:rPr>
+      </w:pPr>
+      <w:r>
+        <w:rPr>
+          <w:rFonts w:ascii="Courier New" w:eastAsia="Times New Roman" w:hAnsi="Courier New" w:cs="Courier New"/>
+          <w:kern w:val="0"/>
+          <w:sz w:val="20"/>
+          <w:szCs w:val="20"/>
+          <w14:ligatures w14:val="none"/>
+        </w:rPr>
+        <w:t xml:space="preserve">  "build": "next build",</w:t>
+      </w:r>
+    </w:p>
+    <w:p>
+      <w:pPr>
+        <w:tabs>
+          <w:tab w:val="left" w:pos="916"/>
+          <w:tab w:val="left" w:pos="1832"/>
+          <w:tab w:val="left" w:pos="2748"/>
+          <w:tab w:val="left" w:pos="3664"/>
+          <w:tab w:val="left" w:pos="4580"/>
+          <w:tab w:val="left" w:pos="5496"/>
+          <w:tab w:val="left" w:pos="6412"/>
+          <w:tab w:val="left" w:pos="7328"/>
+          <w:tab w:val="left" w:pos="8244"/>
+          <w:tab w:val="left" w:pos="9160"/>
+          <w:tab w:val="left" w:pos="10076"/>
+          <w:tab w:val="left" w:pos="10992"/>
+          <w:tab w:val="left" w:pos="11908"/>
+          <w:tab w:val="left" w:pos="12824"/>
+          <w:tab w:val="left" w:pos="13740"/>
+          <w:tab w:val="left" w:pos="14656"/>
+        </w:tabs>
+        <w:spacing w:after="0" w:line="240" w:lineRule="auto"/>
+        <w:rPr>
+          <w:rFonts w:ascii="Courier New" w:eastAsia="Times New Roman" w:hAnsi="Courier New" w:cs="Courier New"/>
+          <w:kern w:val="0"/>
+          <w:sz w:val="20"/>
+          <w:szCs w:val="20"/>
+          <w14:ligatures w14:val="none"/>
+        </w:rPr>
+      </w:pPr>
+      <w:r>
+        <w:rPr>
+          <w:rFonts w:ascii="Courier New" w:eastAsia="Times New Roman" w:hAnsi="Courier New" w:cs="Courier New"/>
+          <w:kern w:val="0"/>
+          <w:sz w:val="20"/>
+          <w:szCs w:val="20"/>
+          <w14:ligatures w14:val="none"/>
+        </w:rPr>
+        <w:t xml:space="preserve">  "start": "next start",</w:t>
+      </w:r>
+    </w:p>
+    <w:p>
+      <w:pPr>
+        <w:tabs>
+          <w:tab w:val="left" w:pos="916"/>
+          <w:tab w:val="left" w:pos="1832"/>
+          <w:tab w:val="left" w:pos="2748"/>
+          <w:tab w:val="left" w:pos="3664"/>
+          <w:tab w:val="left" w:pos="4580"/>
+          <w:tab w:val="left" w:pos="5496"/>
+          <w:tab w:val="left" w:pos="6412"/>
+          <w:tab w:val="left" w:pos="7328"/>
+          <w:tab w:val="left" w:pos="8244"/>
+          <w:tab w:val="left" w:pos="9160"/>
+          <w:tab w:val="left" w:pos="10076"/>
+          <w:tab w:val="left" w:pos="10992"/>
+          <w:tab w:val="left" w:pos="11908"/>
+          <w:tab w:val="left" w:pos="12824"/>
+          <w:tab w:val="left" w:pos="13740"/>
+          <w:tab w:val="left" w:pos="14656"/>
+        </w:tabs>
+        <w:spacing w:after="0" w:line="240" w:lineRule="auto"/>
+        <w:rPr>
+          <w:rFonts w:ascii="Courier New" w:eastAsia="Times New Roman" w:hAnsi="Courier New" w:cs="Courier New"/>
+          <w:kern w:val="0"/>
+          <w:sz w:val="20"/>
+          <w:szCs w:val="20"/>
+          <w14:ligatures w14:val="none"/>
+        </w:rPr>
+      </w:pPr>
+      <w:r>
+        <w:rPr>
+          <w:rFonts w:ascii="Courier New" w:eastAsia="Times New Roman" w:hAnsi="Courier New" w:cs="Courier New"/>
+          <w:kern w:val="0"/>
+          <w:sz w:val="20"/>
+          <w:szCs w:val="20"/>
+          <w14:ligatures w14:val="none"/>
+        </w:rPr>
+        <w:t xml:space="preserve">  "lint": "next lint"</w:t>
+      </w:r>
+    </w:p>
+    <w:p>
+      <w:pPr>
+        <w:tabs>
+          <w:tab w:val="left" w:pos="916"/>
+          <w:tab w:val="left" w:pos="1832"/>
+          <w:tab w:val="left" w:pos="2748"/>
+          <w:tab w:val="left" w:pos="3664"/>
+          <w:tab w:val="left" w:pos="4580"/>
+          <w:tab w:val="left" w:pos="5496"/>
+          <w:tab w:val="left" w:pos="6412"/>
+          <w:tab w:val="left" w:pos="7328"/>
+          <w:tab w:val="left" w:pos="8244"/>
+          <w:tab w:val="left" w:pos="9160"/>
+          <w:tab w:val="left" w:pos="10076"/>
+          <w:tab w:val="left" w:pos="10992"/>
+          <w:tab w:val="left" w:pos="11908"/>
+          <w:tab w:val="left" w:pos="12824"/>
+          <w:tab w:val="left" w:pos="13740"/>
+          <w:tab w:val="left" w:pos="14656"/>
+        </w:tabs>
+        <w:spacing w:after="0" w:line="240" w:lineRule="auto"/>
+        <w:rPr>
+          <w:rFonts w:ascii="Courier New" w:eastAsia="Times New Roman" w:hAnsi="Courier New" w:cs="Courier New"/>
+          <w:kern w:val="0"/>
+          <w:sz w:val="20"/>
+          <w:szCs w:val="20"/>
+          <w14:ligatures w14:val="none"/>
+        </w:rPr>
+      </w:pPr>
+      <w:r>
+        <w:rPr>
+          <w:rFonts w:ascii="Courier New" w:eastAsia="Times New Roman" w:hAnsi="Courier New" w:cs="Courier New"/>
+          <w:kern w:val="0"/>
+          <w:sz w:val="20"/>
+          <w:szCs w:val="20"/>
+          <w14:ligatures w14:val="none"/>
+        </w:rPr>
+        <w:t>}</w:t>
+      </w:r>
+    </w:p>
+    <w:p>
+      <w:pPr>
+        <w:numPr>
+          <w:ilvl w:val="0"/>
+          <w:numId w:val="27"/>
+        </w:numPr>
+        <w:spacing w:before="100" w:beforeAutospacing="1" w:after="100" w:afterAutospacing="1" w:line="240" w:lineRule="auto"/>
+        <w:rPr>
+          <w:rFonts w:ascii="Times New Roman" w:eastAsia="Times New Roman" w:hAnsi="Times New Roman" w:cs="Times New Roman"/>
+          <w:kern w:val="0"/>
+          <w14:ligatures w14:val="none"/>
+        </w:rPr>
+      </w:pPr>
+      <w:r>
+        <w:rPr>
+          <w:rFonts w:ascii="Times New Roman" w:eastAsia="Times New Roman" w:hAnsi="Times New Roman" w:cs="Times New Roman"/>
+          <w:kern w:val="0"/>
+          <w14:ligatures w14:val="none"/>
+        </w:rPr>
+        <w:t xml:space="preserve">Create a </w:t>
+      </w:r>
+      <w:r>
+        <w:rPr>
+          <w:rFonts w:ascii="Courier New" w:eastAsia="Times New Roman" w:hAnsi="Courier New" w:cs="Courier New"/>
+          <w:kern w:val="0"/>
+          <w:sz w:val="20"/>
+          <w:szCs w:val="20"/>
+          <w14:ligatures w14:val="none"/>
+        </w:rPr>
+        <w:t>.env</w:t>
+      </w:r>
+      <w:r>
+        <w:rPr>
+          <w:rFonts w:ascii="Times New Roman" w:eastAsia="Times New Roman" w:hAnsi="Times New Roman" w:cs="Times New Roman"/>
+          <w:kern w:val="0"/>
+          <w14:ligatures w14:val="none"/>
+        </w:rPr>
+        <w:t xml:space="preserve"> file if you don't already have one:</w:t>
+      </w:r>
+    </w:p>
+    <w:p>
+      <w:pPr>
+        <w:tabs>
+          <w:tab w:val="left" w:pos="916"/>
+          <w:tab w:val="left" w:pos="1832"/>
+          <w:tab w:val="left" w:pos="2748"/>
+          <w:tab w:val="left" w:pos="3664"/>
+          <w:tab w:val="left" w:pos="4580"/>
+          <w:tab w:val="left" w:pos="5496"/>
+          <w:tab w:val="left" w:pos="6412"/>
+          <w:tab w:val="left" w:pos="7328"/>
+          <w:tab w:val="left" w:pos="8244"/>
+          <w:tab w:val="left" w:pos="9160"/>
+          <w:tab w:val="left" w:pos="10076"/>
+          <w:tab w:val="left" w:pos="10992"/>
+          <w:tab w:val="left" w:pos="11908"/>
+          <w:tab w:val="left" w:pos="12824"/>
+          <w:tab w:val="left" w:pos="13740"/>
+          <w:tab w:val="left" w:pos="14656"/>
+        </w:tabs>
+        <w:spacing w:after="0" w:line="240" w:lineRule="auto"/>
+        <w:rPr>
+          <w:rFonts w:ascii="Courier New" w:eastAsia="Times New Roman" w:hAnsi="Courier New" w:cs="Courier New"/>
+          <w:kern w:val="0"/>
+          <w:sz w:val="20"/>
+          <w:szCs w:val="20"/>
+          <w14:ligatures w14:val="none"/>
+        </w:rPr>
+      </w:pPr>
+      <w:proofErr w:type="gramStart"/>
+      <w:r>
+        <w:rPr>
+          <w:rFonts w:ascii="Courier New" w:eastAsia="Times New Roman" w:hAnsi="Courier New" w:cs="Courier New"/>
+          <w:kern w:val="0"/>
+          <w:sz w:val="20"/>
+          <w:szCs w:val="20"/>
+          <w14:ligatures w14:val="none"/>
+        </w:rPr>
+        <w:t>touch .env</w:t>
+      </w:r>
+      <w:proofErr w:type="gramEnd"/>
+    </w:p>
+    <w:p>
+      <w:pPr>
+        <w:numPr>
+          <w:ilvl w:val="0"/>
+          <w:numId w:val="28"/>
+        </w:numPr>
+        <w:spacing w:before="100" w:beforeAutospacing="1" w:after="100" w:afterAutospacing="1" w:line="240" w:lineRule="auto"/>
+        <w:rPr>
+          <w:rFonts w:ascii="Times New Roman" w:eastAsia="Times New Roman" w:hAnsi="Times New Roman" w:cs="Times New Roman"/>
+          <w:kern w:val="0"/>
+          <w14:ligatures w14:val="none"/>
+        </w:rPr>
+      </w:pPr>
+      <w:r>
+        <w:rPr>
+          <w:rFonts w:ascii="Times New Roman" w:eastAsia="Times New Roman" w:hAnsi="Times New Roman" w:cs="Times New Roman"/>
+          <w:kern w:val="0"/>
+          <w14:ligatures w14:val="none"/>
+        </w:rPr>
+        <w:t xml:space="preserve">Add the </w:t>
+      </w:r>
+      <w:proofErr w:type="spellStart"/>
+      <w:r>
+        <w:rPr>
+          <w:rFonts w:ascii="Times New Roman" w:eastAsia="Times New Roman" w:hAnsi="Times New Roman" w:cs="Times New Roman"/>
+          <w:kern w:val="0"/>
+          <w14:ligatures w14:val="none"/>
+        </w:rPr>
+        <w:t>Vite</w:t>
+      </w:r>
+      <w:proofErr w:type="spellEnd"/>
+      <w:r>
+        <w:rPr>
+          <w:rFonts w:ascii="Times New Roman" w:eastAsia="Times New Roman" w:hAnsi="Times New Roman" w:cs="Times New Roman"/>
+          <w:kern w:val="0"/>
+          <w14:ligatures w14:val="none"/>
+        </w:rPr>
+        <w:t xml:space="preserve"> port configuration </w:t>
+      </w:r>
+      <w:proofErr w:type="gramStart"/>
+      <w:r>
+        <w:rPr>
+          <w:rFonts w:ascii="Times New Roman" w:eastAsia="Times New Roman" w:hAnsi="Times New Roman" w:cs="Times New Roman"/>
+          <w:kern w:val="0"/>
+          <w14:ligatures w14:val="none"/>
+        </w:rPr>
+        <w:t xml:space="preserve">to </w:t>
+      </w:r>
+      <w:r>
+        <w:rPr>
+          <w:rFonts w:ascii="Courier New" w:eastAsia="Times New Roman" w:hAnsi="Courier New" w:cs="Courier New"/>
+          <w:kern w:val="0"/>
+          <w:sz w:val="20"/>
+          <w:szCs w:val="20"/>
+          <w14:ligatures w14:val="none"/>
+        </w:rPr>
+        <w:t>.env</w:t>
+      </w:r>
+      <w:proofErr w:type="gramEnd"/>
+      <w:r>
+        <w:rPr>
+          <w:rFonts w:ascii="Times New Roman" w:eastAsia="Times New Roman" w:hAnsi="Times New Roman" w:cs="Times New Roman"/>
+          <w:kern w:val="0"/>
+          <w14:ligatures w14:val="none"/>
+        </w:rPr>
+        <w:t>:</w:t>
+      </w:r>
+    </w:p>
+    <w:p>
+      <w:pPr>
+        <w:tabs>
+          <w:tab w:val="left" w:pos="916"/>
+          <w:tab w:val="left" w:pos="1832"/>
+          <w:tab w:val="left" w:pos="2748"/>
+          <w:tab w:val="left" w:pos="3664"/>
+          <w:tab w:val="left" w:pos="4580"/>
+          <w:tab w:val="left" w:pos="5496"/>
+          <w:tab w:val="left" w:pos="6412"/>
+          <w:tab w:val="left" w:pos="7328"/>
+          <w:tab w:val="left" w:pos="8244"/>
+          <w:tab w:val="left" w:pos="9160"/>
+          <w:tab w:val="left" w:pos="10076"/>
+          <w:tab w:val="left" w:pos="10992"/>
+          <w:tab w:val="left" w:pos="11908"/>
+          <w:tab w:val="left" w:pos="12824"/>
+          <w:tab w:val="left" w:pos="13740"/>
+          <w:tab w:val="left" w:pos="14656"/>
+        </w:tabs>
+        <w:spacing w:after="0" w:line="240" w:lineRule="auto"/>
+        <w:rPr>
+          <w:rFonts w:ascii="Courier New" w:eastAsia="Times New Roman" w:hAnsi="Courier New" w:cs="Courier New"/>
+          <w:kern w:val="0"/>
+          <w:sz w:val="20"/>
+          <w:szCs w:val="20"/>
+          <w14:ligatures w14:val="none"/>
+        </w:rPr>
+      </w:pPr>
+      <w:r>
+        <w:rPr>
+          <w:rFonts w:ascii="Courier New" w:eastAsia="Times New Roman" w:hAnsi="Courier New" w:cs="Courier New"/>
+          <w:kern w:val="0"/>
+          <w:sz w:val="20"/>
+          <w:szCs w:val="20"/>
+          <w14:ligatures w14:val="none"/>
+        </w:rPr>
+        <w:t>VITE_PORT=3000</w:t>
+      </w:r>
+    </w:p>
+    <w:p>
+      <w:pPr>
+        <w:numPr>
+          <w:ilvl w:val="0"/>
+          <w:numId w:val="29"/>
+        </w:numPr>
+        <w:spacing w:before="100" w:beforeAutospacing="1" w:after="100" w:afterAutospacing="1" w:line="240" w:lineRule="auto"/>
+        <w:rPr>
+          <w:rFonts w:ascii="Times New Roman" w:eastAsia="Times New Roman" w:hAnsi="Times New Roman" w:cs="Times New Roman"/>
+          <w:kern w:val="0"/>
+          <w14:ligatures w14:val="none"/>
+        </w:rPr>
+      </w:pPr>
+      <w:r>
+        <w:rPr>
+          <w:rFonts w:ascii="Times New Roman" w:eastAsia="Times New Roman" w:hAnsi="Times New Roman" w:cs="Times New Roman"/>
+          <w:kern w:val="0"/>
+          <w14:ligatures w14:val="none"/>
+        </w:rPr>
+        <w:t xml:space="preserve">Since your directory is already a Git repository, you might want to update </w:t>
+      </w:r>
+      <w:proofErr w:type="gramStart"/>
+      <w:r>
+        <w:rPr>
+          <w:rFonts w:ascii="Times New Roman" w:eastAsia="Times New Roman" w:hAnsi="Times New Roman" w:cs="Times New Roman"/>
+          <w:kern w:val="0"/>
+          <w14:ligatures w14:val="none"/>
+        </w:rPr>
+        <w:t xml:space="preserve">your </w:t>
+      </w:r>
+      <w:r>
+        <w:rPr>
+          <w:rFonts w:ascii="Courier New" w:eastAsia="Times New Roman" w:hAnsi="Courier New" w:cs="Courier New"/>
+          <w:kern w:val="0"/>
+          <w:sz w:val="20"/>
+          <w:szCs w:val="20"/>
+          <w14:ligatures w14:val="none"/>
+        </w:rPr>
+        <w:t>.</w:t>
+      </w:r>
+      <w:proofErr w:type="spellStart"/>
+      <w:r>
+        <w:rPr>
+          <w:rFonts w:ascii="Courier New" w:eastAsia="Times New Roman" w:hAnsi="Courier New" w:cs="Courier New"/>
+          <w:kern w:val="0"/>
+          <w:sz w:val="20"/>
+          <w:szCs w:val="20"/>
+          <w14:ligatures w14:val="none"/>
+        </w:rPr>
+        <w:t>gitignore</w:t>
+      </w:r>
+      <w:proofErr w:type="spellEnd"/>
+      <w:proofErr w:type="gramEnd"/>
+      <w:r>
+        <w:rPr>
+          <w:rFonts w:ascii="Times New Roman" w:eastAsia="Times New Roman" w:hAnsi="Times New Roman" w:cs="Times New Roman"/>
+          <w:kern w:val="0"/>
+          <w14:ligatures w14:val="none"/>
+        </w:rPr>
+        <w:t xml:space="preserve"> file to include Next.js and </w:t>
+      </w:r>
+      <w:proofErr w:type="spellStart"/>
+      <w:r>
+        <w:rPr>
+          <w:rFonts w:ascii="Times New Roman" w:eastAsia="Times New Roman" w:hAnsi="Times New Roman" w:cs="Times New Roman"/>
+          <w:kern w:val="0"/>
+          <w14:ligatures w14:val="none"/>
+        </w:rPr>
+        <w:t>Vite</w:t>
+      </w:r>
+      <w:proofErr w:type="spellEnd"/>
+      <w:r>
+        <w:rPr>
+          <w:rFonts w:ascii="Times New Roman" w:eastAsia="Times New Roman" w:hAnsi="Times New Roman" w:cs="Times New Roman"/>
+          <w:kern w:val="0"/>
+          <w14:ligatures w14:val="none"/>
+        </w:rPr>
+        <w:t xml:space="preserve"> specific files:</w:t>
+      </w:r>
+    </w:p>
+    <w:p>
+      <w:pPr>
+        <w:tabs>
+          <w:tab w:val="left" w:pos="916"/>
+          <w:tab w:val="left" w:pos="1832"/>
+          <w:tab w:val="left" w:pos="2748"/>
+          <w:tab w:val="left" w:pos="3664"/>
+          <w:tab w:val="left" w:pos="4580"/>
+          <w:tab w:val="left" w:pos="5496"/>
+          <w:tab w:val="left" w:pos="6412"/>
+          <w:tab w:val="left" w:pos="7328"/>
+          <w:tab w:val="left" w:pos="8244"/>
+          <w:tab w:val="left" w:pos="9160"/>
+          <w:tab w:val="left" w:pos="10076"/>
+          <w:tab w:val="left" w:pos="10992"/>
+          <w:tab w:val="left" w:pos="11908"/>
+          <w:tab w:val="left" w:pos="12824"/>
+          <w:tab w:val="left" w:pos="13740"/>
+          <w:tab w:val="left" w:pos="14656"/>
+        </w:tabs>
+        <w:spacing w:after="0" w:line="240" w:lineRule="auto"/>
+        <w:rPr>
+          <w:rFonts w:ascii="Courier New" w:eastAsia="Times New Roman" w:hAnsi="Courier New" w:cs="Courier New"/>
+          <w:kern w:val="0"/>
+          <w:sz w:val="20"/>
+          <w:szCs w:val="20"/>
+          <w14:ligatures w14:val="none"/>
+        </w:rPr>
+      </w:pPr>
+      <w:r>
+        <w:rPr>
+          <w:rFonts w:ascii="Courier New" w:eastAsia="Times New Roman" w:hAnsi="Courier New" w:cs="Courier New"/>
+          <w:kern w:val="0"/>
+          <w:sz w:val="20"/>
+          <w:szCs w:val="20"/>
+          <w14:ligatures w14:val="none"/>
+        </w:rPr>
+        <w:t># Next.js</w:t>
+      </w:r>
+    </w:p>
+    <w:p>
+      <w:pPr>
+        <w:tabs>
+          <w:tab w:val="left" w:pos="916"/>
+          <w:tab w:val="left" w:pos="1832"/>
+          <w:tab w:val="left" w:pos="2748"/>
+          <w:tab w:val="left" w:pos="3664"/>
+          <w:tab w:val="left" w:pos="4580"/>
+          <w:tab w:val="left" w:pos="5496"/>
+          <w:tab w:val="left" w:pos="6412"/>
+          <w:tab w:val="left" w:pos="7328"/>
+          <w:tab w:val="left" w:pos="8244"/>
+          <w:tab w:val="left" w:pos="9160"/>
+          <w:tab w:val="left" w:pos="10076"/>
+          <w:tab w:val="left" w:pos="10992"/>
+          <w:tab w:val="left" w:pos="11908"/>
+          <w:tab w:val="left" w:pos="12824"/>
+          <w:tab w:val="left" w:pos="13740"/>
+          <w:tab w:val="left" w:pos="14656"/>
+        </w:tabs>
+        <w:spacing w:after="0" w:line="240" w:lineRule="auto"/>
+        <w:rPr>
+          <w:rFonts w:ascii="Courier New" w:eastAsia="Times New Roman" w:hAnsi="Courier New" w:cs="Courier New"/>
+          <w:kern w:val="0"/>
+          <w:sz w:val="20"/>
+          <w:szCs w:val="20"/>
+          <w14:ligatures w14:val="none"/>
+        </w:rPr>
+      </w:pPr>
+      <w:proofErr w:type="gramStart"/>
+      <w:r>
+        <w:rPr>
+          <w:rFonts w:ascii="Courier New" w:eastAsia="Times New Roman" w:hAnsi="Courier New" w:cs="Courier New"/>
+          <w:kern w:val="0"/>
+          <w:sz w:val="20"/>
+          <w:szCs w:val="20"/>
+          <w14:ligatures w14:val="none"/>
+        </w:rPr>
+        <w:t>.next</w:t>
+      </w:r>
+      <w:proofErr w:type="gramEnd"/>
+      <w:r>
+        <w:rPr>
+          <w:rFonts w:ascii="Courier New" w:eastAsia="Times New Roman" w:hAnsi="Courier New" w:cs="Courier New"/>
+          <w:kern w:val="0"/>
+          <w:sz w:val="20"/>
+          <w:szCs w:val="20"/>
+          <w14:ligatures w14:val="none"/>
+        </w:rPr>
+        <w:t>/</w:t>
+      </w:r>
+    </w:p>
+    <w:p>
+      <w:pPr>
+        <w:tabs>
+          <w:tab w:val="left" w:pos="916"/>
+          <w:tab w:val="left" w:pos="1832"/>
+          <w:tab w:val="left" w:pos="2748"/>
+          <w:tab w:val="left" w:pos="3664"/>
+          <w:tab w:val="left" w:pos="4580"/>
+          <w:tab w:val="left" w:pos="5496"/>
+          <w:tab w:val="left" w:pos="6412"/>
+          <w:tab w:val="left" w:pos="7328"/>
+          <w:tab w:val="left" w:pos="8244"/>
+          <w:tab w:val="left" w:pos="9160"/>
+          <w:tab w:val="left" w:pos="10076"/>
+          <w:tab w:val="left" w:pos="10992"/>
+          <w:tab w:val="left" w:pos="11908"/>
+          <w:tab w:val="left" w:pos="12824"/>
+          <w:tab w:val="left" w:pos="13740"/>
+          <w:tab w:val="left" w:pos="14656"/>
+        </w:tabs>
+        <w:spacing w:after="0" w:line="240" w:lineRule="auto"/>
+        <w:rPr>
+          <w:rFonts w:ascii="Courier New" w:eastAsia="Times New Roman" w:hAnsi="Courier New" w:cs="Courier New"/>
+          <w:kern w:val="0"/>
+          <w:sz w:val="20"/>
+          <w:szCs w:val="20"/>
+          <w14:ligatures w14:val="none"/>
+        </w:rPr>
+      </w:pPr>
+      <w:r>
+        <w:rPr>
+          <w:rFonts w:ascii="Courier New" w:eastAsia="Times New Roman" w:hAnsi="Courier New" w:cs="Courier New"/>
+          <w:kern w:val="0"/>
+          <w:sz w:val="20"/>
+          <w:szCs w:val="20"/>
+          <w14:ligatures w14:val="none"/>
+        </w:rPr>
+        <w:t>out/</w:t>
+      </w:r>
+    </w:p>
+    <w:p>
+      <w:pPr>
+        <w:tabs>
+          <w:tab w:val="left" w:pos="916"/>
+          <w:tab w:val="left" w:pos="1832"/>
+          <w:tab w:val="left" w:pos="2748"/>
+          <w:tab w:val="left" w:pos="3664"/>
+          <w:tab w:val="left" w:pos="4580"/>
+          <w:tab w:val="left" w:pos="5496"/>
+          <w:tab w:val="left" w:pos="6412"/>
+          <w:tab w:val="left" w:pos="7328"/>
+          <w:tab w:val="left" w:pos="8244"/>
+          <w:tab w:val="left" w:pos="9160"/>
+          <w:tab w:val="left" w:pos="10076"/>
+          <w:tab w:val="left" w:pos="10992"/>
+          <w:tab w:val="left" w:pos="11908"/>
+          <w:tab w:val="left" w:pos="12824"/>
+          <w:tab w:val="left" w:pos="13740"/>
+          <w:tab w:val="left" w:pos="14656"/>
+        </w:tabs>
+        <w:spacing w:after="0" w:line="240" w:lineRule="auto"/>
+        <w:rPr>
+          <w:rFonts w:ascii="Courier New" w:eastAsia="Times New Roman" w:hAnsi="Courier New" w:cs="Courier New"/>
+          <w:kern w:val="0"/>
+          <w:sz w:val="20"/>
+          <w:szCs w:val="20"/>
+          <w14:ligatures w14:val="none"/>
+        </w:rPr>
+      </w:pPr>
+    </w:p>
+    <w:p>
+      <w:pPr>
+        <w:tabs>
+          <w:tab w:val="left" w:pos="916"/>
+          <w:tab w:val="left" w:pos="1832"/>
+          <w:tab w:val="left" w:pos="2748"/>
+          <w:tab w:val="left" w:pos="3664"/>
+          <w:tab w:val="left" w:pos="4580"/>
+          <w:tab w:val="left" w:pos="5496"/>
+          <w:tab w:val="left" w:pos="6412"/>
+          <w:tab w:val="left" w:pos="7328"/>
+          <w:tab w:val="left" w:pos="8244"/>
+          <w:tab w:val="left" w:pos="9160"/>
+          <w:tab w:val="left" w:pos="10076"/>
+          <w:tab w:val="left" w:pos="10992"/>
+          <w:tab w:val="left" w:pos="11908"/>
+          <w:tab w:val="left" w:pos="12824"/>
+          <w:tab w:val="left" w:pos="13740"/>
+          <w:tab w:val="left" w:pos="14656"/>
+        </w:tabs>
+        <w:spacing w:after="0" w:line="240" w:lineRule="auto"/>
+        <w:rPr>
+          <w:rFonts w:ascii="Courier New" w:eastAsia="Times New Roman" w:hAnsi="Courier New" w:cs="Courier New"/>
+          <w:kern w:val="0"/>
+          <w:sz w:val="20"/>
+          <w:szCs w:val="20"/>
+          <w14:ligatures w14:val="none"/>
+        </w:rPr>
+      </w:pPr>
+      <w:r>
+        <w:rPr>
+          <w:rFonts w:ascii="Courier New" w:eastAsia="Times New Roman" w:hAnsi="Courier New" w:cs="Courier New"/>
+          <w:kern w:val="0"/>
+          <w:sz w:val="20"/>
+          <w:szCs w:val="20"/>
+          <w14:ligatures w14:val="none"/>
+        </w:rPr>
+        <w:t xml:space="preserve"># </w:t>
+      </w:r>
+      <w:proofErr w:type="spellStart"/>
+      <w:r>
+        <w:rPr>
+          <w:rFonts w:ascii="Courier New" w:eastAsia="Times New Roman" w:hAnsi="Courier New" w:cs="Courier New"/>
+          <w:kern w:val="0"/>
+          <w:sz w:val="20"/>
+          <w:szCs w:val="20"/>
+          <w14:ligatures w14:val="none"/>
+        </w:rPr>
+        <w:t>Vite</w:t>
+      </w:r>
+      <w:proofErr w:type="spellEnd"/>
+    </w:p>
+    <w:p>
+      <w:pPr>
+        <w:tabs>
+          <w:tab w:val="left" w:pos="916"/>
+          <w:tab w:val="left" w:pos="1832"/>
+          <w:tab w:val="left" w:pos="2748"/>
+          <w:tab w:val="left" w:pos="3664"/>
+          <w:tab w:val="left" w:pos="4580"/>
+          <w:tab w:val="left" w:pos="5496"/>
+          <w:tab w:val="left" w:pos="6412"/>
+          <w:tab w:val="left" w:pos="7328"/>
+          <w:tab w:val="left" w:pos="8244"/>
+          <w:tab w:val="left" w:pos="9160"/>
+          <w:tab w:val="left" w:pos="10076"/>
+          <w:tab w:val="left" w:pos="10992"/>
+          <w:tab w:val="left" w:pos="11908"/>
+          <w:tab w:val="left" w:pos="12824"/>
+          <w:tab w:val="left" w:pos="13740"/>
+          <w:tab w:val="left" w:pos="14656"/>
+        </w:tabs>
+        <w:spacing w:after="0" w:line="240" w:lineRule="auto"/>
+        <w:rPr>
+          <w:rFonts w:ascii="Courier New" w:eastAsia="Times New Roman" w:hAnsi="Courier New" w:cs="Courier New"/>
+          <w:kern w:val="0"/>
+          <w:sz w:val="20"/>
+          <w:szCs w:val="20"/>
+          <w14:ligatures w14:val="none"/>
+        </w:rPr>
+      </w:pPr>
+      <w:proofErr w:type="spellStart"/>
+      <w:r>
+        <w:rPr>
+          <w:rFonts w:ascii="Courier New" w:eastAsia="Times New Roman" w:hAnsi="Courier New" w:cs="Courier New"/>
+          <w:kern w:val="0"/>
+          <w:sz w:val="20"/>
+          <w:szCs w:val="20"/>
+          <w14:ligatures w14:val="none"/>
+        </w:rPr>
+        <w:t>dist</w:t>
+      </w:r>
+      <w:proofErr w:type="spellEnd"/>
+      <w:r>
+        <w:rPr>
+          <w:rFonts w:ascii="Courier New" w:eastAsia="Times New Roman" w:hAnsi="Courier New" w:cs="Courier New"/>
+          <w:kern w:val="0"/>
+          <w:sz w:val="20"/>
+          <w:szCs w:val="20"/>
+          <w14:ligatures w14:val="none"/>
+        </w:rPr>
+        <w:t>/</w:t>
+      </w:r>
+    </w:p>
+    <w:p>
+      <w:pPr>
+        <w:tabs>
+          <w:tab w:val="left" w:pos="916"/>
+          <w:tab w:val="left" w:pos="1832"/>
+          <w:tab w:val="left" w:pos="2748"/>
+          <w:tab w:val="left" w:pos="3664"/>
+          <w:tab w:val="left" w:pos="4580"/>
+          <w:tab w:val="left" w:pos="5496"/>
+          <w:tab w:val="left" w:pos="6412"/>
+          <w:tab w:val="left" w:pos="7328"/>
+          <w:tab w:val="left" w:pos="8244"/>
+          <w:tab w:val="left" w:pos="9160"/>
+          <w:tab w:val="left" w:pos="10076"/>
+          <w:tab w:val="left" w:pos="10992"/>
+          <w:tab w:val="left" w:pos="11908"/>
+          <w:tab w:val="left" w:pos="12824"/>
+          <w:tab w:val="left" w:pos="13740"/>
+          <w:tab w:val="left" w:pos="14656"/>
+        </w:tabs>
+        <w:spacing w:after="0" w:line="240" w:lineRule="auto"/>
+        <w:rPr>
+          <w:rFonts w:ascii="Courier New" w:eastAsia="Times New Roman" w:hAnsi="Courier New" w:cs="Courier New"/>
+          <w:kern w:val="0"/>
+          <w:sz w:val="20"/>
+          <w:szCs w:val="20"/>
+          <w14:ligatures w14:val="none"/>
+        </w:rPr>
+      </w:pPr>
+      <w:proofErr w:type="gramStart"/>
+      <w:r>
+        <w:rPr>
+          <w:rFonts w:ascii="Courier New" w:eastAsia="Times New Roman" w:hAnsi="Courier New" w:cs="Courier New"/>
+          <w:kern w:val="0"/>
+          <w:sz w:val="20"/>
+          <w:szCs w:val="20"/>
+          <w14:ligatures w14:val="none"/>
+        </w:rPr>
+        <w:t>*.local</w:t>
+      </w:r>
+      <w:proofErr w:type="gramEnd"/>
+    </w:p>
+    <w:p>
+      <w:pPr>
+        <w:tabs>
+          <w:tab w:val="left" w:pos="916"/>
+          <w:tab w:val="left" w:pos="1832"/>
+          <w:tab w:val="left" w:pos="2748"/>
+          <w:tab w:val="left" w:pos="3664"/>
+          <w:tab w:val="left" w:pos="4580"/>
+          <w:tab w:val="left" w:pos="5496"/>
+          <w:tab w:val="left" w:pos="6412"/>
+          <w:tab w:val="left" w:pos="7328"/>
+          <w:tab w:val="left" w:pos="8244"/>
+          <w:tab w:val="left" w:pos="9160"/>
+          <w:tab w:val="left" w:pos="10076"/>
+          <w:tab w:val="left" w:pos="10992"/>
+          <w:tab w:val="left" w:pos="11908"/>
+          <w:tab w:val="left" w:pos="12824"/>
+          <w:tab w:val="left" w:pos="13740"/>
+          <w:tab w:val="left" w:pos="14656"/>
+        </w:tabs>
+        <w:spacing w:after="0" w:line="240" w:lineRule="auto"/>
+        <w:rPr>
+          <w:rFonts w:ascii="Courier New" w:eastAsia="Times New Roman" w:hAnsi="Courier New" w:cs="Courier New"/>
+          <w:kern w:val="0"/>
+          <w:sz w:val="20"/>
+          <w:szCs w:val="20"/>
+          <w14:ligatures w14:val="none"/>
+        </w:rPr>
+      </w:pPr>
+    </w:p>
+    <w:p>
+      <w:pPr>
+        <w:tabs>
+          <w:tab w:val="left" w:pos="916"/>
+          <w:tab w:val="left" w:pos="1832"/>
+          <w:tab w:val="left" w:pos="2748"/>
+          <w:tab w:val="left" w:pos="3664"/>
+          <w:tab w:val="left" w:pos="4580"/>
+          <w:tab w:val="left" w:pos="5496"/>
+          <w:tab w:val="left" w:pos="6412"/>
+          <w:tab w:val="left" w:pos="7328"/>
+          <w:tab w:val="left" w:pos="8244"/>
+          <w:tab w:val="left" w:pos="9160"/>
+          <w:tab w:val="left" w:pos="10076"/>
+          <w:tab w:val="left" w:pos="10992"/>
+          <w:tab w:val="left" w:pos="11908"/>
+          <w:tab w:val="left" w:pos="12824"/>
+          <w:tab w:val="left" w:pos="13740"/>
+          <w:tab w:val="left" w:pos="14656"/>
+        </w:tabs>
+        <w:spacing w:after="0" w:line="240" w:lineRule="auto"/>
+        <w:rPr>
+          <w:rFonts w:ascii="Courier New" w:eastAsia="Times New Roman" w:hAnsi="Courier New" w:cs="Courier New"/>
+          <w:kern w:val="0"/>
+          <w:sz w:val="20"/>
+          <w:szCs w:val="20"/>
+          <w14:ligatures w14:val="none"/>
+        </w:rPr>
+      </w:pPr>
+      <w:r>
+        <w:rPr>
+          <w:rFonts w:ascii="Courier New" w:eastAsia="Times New Roman" w:hAnsi="Courier New" w:cs="Courier New"/>
+          <w:kern w:val="0"/>
+          <w:sz w:val="20"/>
+          <w:szCs w:val="20"/>
+          <w14:ligatures w14:val="none"/>
+        </w:rPr>
+        <w:t># Dependencies</w:t>
+      </w:r>
+    </w:p>
+    <w:p>
+      <w:pPr>
+        <w:tabs>
+          <w:tab w:val="left" w:pos="916"/>
+          <w:tab w:val="left" w:pos="1832"/>
+          <w:tab w:val="left" w:pos="2748"/>
+          <w:tab w:val="left" w:pos="3664"/>
+          <w:tab w:val="left" w:pos="4580"/>
+          <w:tab w:val="left" w:pos="5496"/>
+          <w:tab w:val="left" w:pos="6412"/>
+          <w:tab w:val="left" w:pos="7328"/>
+          <w:tab w:val="left" w:pos="8244"/>
+          <w:tab w:val="left" w:pos="9160"/>
+          <w:tab w:val="left" w:pos="10076"/>
+          <w:tab w:val="left" w:pos="10992"/>
+          <w:tab w:val="left" w:pos="11908"/>
+          <w:tab w:val="left" w:pos="12824"/>
+          <w:tab w:val="left" w:pos="13740"/>
+          <w:tab w:val="left" w:pos="14656"/>
+        </w:tabs>
+        <w:spacing w:after="0" w:line="240" w:lineRule="auto"/>
+        <w:rPr>
+          <w:rFonts w:ascii="Courier New" w:eastAsia="Times New Roman" w:hAnsi="Courier New" w:cs="Courier New"/>
+          <w:kern w:val="0"/>
+          <w:sz w:val="20"/>
+          <w:szCs w:val="20"/>
+          <w14:ligatures w14:val="none"/>
+        </w:rPr>
+      </w:pPr>
+      <w:proofErr w:type="spellStart"/>
+      <w:r>
+        <w:rPr>
+          <w:rFonts w:ascii="Courier New" w:eastAsia="Times New Roman" w:hAnsi="Courier New" w:cs="Courier New"/>
+          <w:kern w:val="0"/>
+          <w:sz w:val="20"/>
+          <w:szCs w:val="20"/>
+          <w14:ligatures w14:val="none"/>
+        </w:rPr>
+        <w:t>node_modules</w:t>
+      </w:r>
+      <w:proofErr w:type="spellEnd"/>
+      <w:r>
+        <w:rPr>
+          <w:rFonts w:ascii="Courier New" w:eastAsia="Times New Roman" w:hAnsi="Courier New" w:cs="Courier New"/>
+          <w:kern w:val="0"/>
+          <w:sz w:val="20"/>
+          <w:szCs w:val="20"/>
+          <w14:ligatures w14:val="none"/>
+        </w:rPr>
+        <w:t>/</w:t>
+      </w:r>
+    </w:p>
+    <w:p>
+      <w:pPr>
+        <w:tabs>
+          <w:tab w:val="left" w:pos="916"/>
+          <w:tab w:val="left" w:pos="1832"/>
+          <w:tab w:val="left" w:pos="2748"/>
+          <w:tab w:val="left" w:pos="3664"/>
+          <w:tab w:val="left" w:pos="4580"/>
+          <w:tab w:val="left" w:pos="5496"/>
+          <w:tab w:val="left" w:pos="6412"/>
+          <w:tab w:val="left" w:pos="7328"/>
+          <w:tab w:val="left" w:pos="8244"/>
+          <w:tab w:val="left" w:pos="9160"/>
+          <w:tab w:val="left" w:pos="10076"/>
+          <w:tab w:val="left" w:pos="10992"/>
+          <w:tab w:val="left" w:pos="11908"/>
+          <w:tab w:val="left" w:pos="12824"/>
+          <w:tab w:val="left" w:pos="13740"/>
+          <w:tab w:val="left" w:pos="14656"/>
+        </w:tabs>
+        <w:spacing w:after="0" w:line="240" w:lineRule="auto"/>
+        <w:rPr>
+          <w:rFonts w:ascii="Courier New" w:eastAsia="Times New Roman" w:hAnsi="Courier New" w:cs="Courier New"/>
+          <w:kern w:val="0"/>
+          <w:sz w:val="20"/>
+          <w:szCs w:val="20"/>
+          <w14:ligatures w14:val="none"/>
+        </w:rPr>
+      </w:pPr>
+    </w:p>
+    <w:p>
+      <w:pPr>
+        <w:tabs>
+          <w:tab w:val="left" w:pos="916"/>
+          <w:tab w:val="left" w:pos="1832"/>
+          <w:tab w:val="left" w:pos="2748"/>
+          <w:tab w:val="left" w:pos="3664"/>
+          <w:tab w:val="left" w:pos="4580"/>
+          <w:tab w:val="left" w:pos="5496"/>
+          <w:tab w:val="left" w:pos="6412"/>
+          <w:tab w:val="left" w:pos="7328"/>
+          <w:tab w:val="left" w:pos="8244"/>
+          <w:tab w:val="left" w:pos="9160"/>
+          <w:tab w:val="left" w:pos="10076"/>
+          <w:tab w:val="left" w:pos="10992"/>
+          <w:tab w:val="left" w:pos="11908"/>
+          <w:tab w:val="left" w:pos="12824"/>
+          <w:tab w:val="left" w:pos="13740"/>
+          <w:tab w:val="left" w:pos="14656"/>
+        </w:tabs>
+        <w:spacing w:after="0" w:line="240" w:lineRule="auto"/>
+        <w:rPr>
+          <w:rFonts w:ascii="Courier New" w:eastAsia="Times New Roman" w:hAnsi="Courier New" w:cs="Courier New"/>
+          <w:kern w:val="0"/>
+          <w:sz w:val="20"/>
+          <w:szCs w:val="20"/>
+          <w14:ligatures w14:val="none"/>
+        </w:rPr>
+      </w:pPr>
+      <w:r>
+        <w:rPr>
+          <w:rFonts w:ascii="Courier New" w:eastAsia="Times New Roman" w:hAnsi="Courier New" w:cs="Courier New"/>
+          <w:kern w:val="0"/>
+          <w:sz w:val="20"/>
+          <w:szCs w:val="20"/>
+          <w14:ligatures w14:val="none"/>
+        </w:rPr>
+        <w:t># Environment files</w:t>
+      </w:r>
+    </w:p>
+    <w:p>
+      <w:pPr>
+        <w:tabs>
+          <w:tab w:val="left" w:pos="916"/>
+          <w:tab w:val="left" w:pos="1832"/>
+          <w:tab w:val="left" w:pos="2748"/>
+          <w:tab w:val="left" w:pos="3664"/>
+          <w:tab w:val="left" w:pos="4580"/>
+          <w:tab w:val="left" w:pos="5496"/>
+          <w:tab w:val="left" w:pos="6412"/>
+          <w:tab w:val="left" w:pos="7328"/>
+          <w:tab w:val="left" w:pos="8244"/>
+          <w:tab w:val="left" w:pos="9160"/>
+          <w:tab w:val="left" w:pos="10076"/>
+          <w:tab w:val="left" w:pos="10992"/>
+          <w:tab w:val="left" w:pos="11908"/>
+          <w:tab w:val="left" w:pos="12824"/>
+          <w:tab w:val="left" w:pos="13740"/>
+          <w:tab w:val="left" w:pos="14656"/>
+        </w:tabs>
+        <w:spacing w:after="0" w:line="240" w:lineRule="auto"/>
+        <w:rPr>
+          <w:rFonts w:ascii="Courier New" w:eastAsia="Times New Roman" w:hAnsi="Courier New" w:cs="Courier New"/>
+          <w:kern w:val="0"/>
+          <w:sz w:val="20"/>
+          <w:szCs w:val="20"/>
+          <w14:ligatures w14:val="none"/>
+        </w:rPr>
+      </w:pPr>
+      <w:proofErr w:type="gramStart"/>
+      <w:r>
+        <w:rPr>
+          <w:rFonts w:ascii="Courier New" w:eastAsia="Times New Roman" w:hAnsi="Courier New" w:cs="Courier New"/>
+          <w:kern w:val="0"/>
+          <w:sz w:val="20"/>
+          <w:szCs w:val="20"/>
+          <w14:ligatures w14:val="none"/>
+        </w:rPr>
+        <w:t>.env</w:t>
+      </w:r>
+      <w:proofErr w:type="gramEnd"/>
+    </w:p>
+    <w:p>
+      <w:pPr>
+        <w:tabs>
+          <w:tab w:val="left" w:pos="916"/>
+          <w:tab w:val="left" w:pos="1832"/>
+          <w:tab w:val="left" w:pos="2748"/>
+          <w:tab w:val="left" w:pos="3664"/>
+          <w:tab w:val="left" w:pos="4580"/>
+          <w:tab w:val="left" w:pos="5496"/>
+          <w:tab w:val="left" w:pos="6412"/>
+          <w:tab w:val="left" w:pos="7328"/>
+          <w:tab w:val="left" w:pos="8244"/>
+          <w:tab w:val="left" w:pos="9160"/>
+          <w:tab w:val="left" w:pos="10076"/>
+          <w:tab w:val="left" w:pos="10992"/>
+          <w:tab w:val="left" w:pos="11908"/>
+          <w:tab w:val="left" w:pos="12824"/>
+          <w:tab w:val="left" w:pos="13740"/>
+          <w:tab w:val="left" w:pos="14656"/>
+        </w:tabs>
+        <w:spacing w:after="0" w:line="240" w:lineRule="auto"/>
+        <w:rPr>
+          <w:rFonts w:ascii="Courier New" w:eastAsia="Times New Roman" w:hAnsi="Courier New" w:cs="Courier New"/>
+          <w:kern w:val="0"/>
+          <w:sz w:val="20"/>
+          <w:szCs w:val="20"/>
+          <w14:ligatures w14:val="none"/>
+        </w:rPr>
+      </w:pPr>
+      <w:proofErr w:type="gramStart"/>
+      <w:r>
+        <w:rPr>
+          <w:rFonts w:ascii="Courier New" w:eastAsia="Times New Roman" w:hAnsi="Courier New" w:cs="Courier New"/>
+          <w:kern w:val="0"/>
+          <w:sz w:val="20"/>
+          <w:szCs w:val="20"/>
+          <w14:ligatures w14:val="none"/>
+        </w:rPr>
+        <w:t>.</w:t>
+      </w:r>
+      <w:proofErr w:type="spellStart"/>
+      <w:r>
+        <w:rPr>
+          <w:rFonts w:ascii="Courier New" w:eastAsia="Times New Roman" w:hAnsi="Courier New" w:cs="Courier New"/>
+          <w:kern w:val="0"/>
+          <w:sz w:val="20"/>
+          <w:szCs w:val="20"/>
+          <w14:ligatures w14:val="none"/>
+        </w:rPr>
+        <w:t>env</w:t>
+      </w:r>
+      <w:proofErr w:type="gramEnd"/>
+      <w:r>
+        <w:rPr>
+          <w:rFonts w:ascii="Courier New" w:eastAsia="Times New Roman" w:hAnsi="Courier New" w:cs="Courier New"/>
+          <w:kern w:val="0"/>
+          <w:sz w:val="20"/>
+          <w:szCs w:val="20"/>
+          <w14:ligatures w14:val="none"/>
+        </w:rPr>
+        <w:t>.local</w:t>
+      </w:r>
+      <w:proofErr w:type="spellEnd"/>
+    </w:p>
+    <w:p>
+      <w:pPr>
+        <w:tabs>
+          <w:tab w:val="left" w:pos="916"/>
+          <w:tab w:val="left" w:pos="1832"/>
+          <w:tab w:val="left" w:pos="2748"/>
+          <w:tab w:val="left" w:pos="3664"/>
+          <w:tab w:val="left" w:pos="4580"/>
+          <w:tab w:val="left" w:pos="5496"/>
+          <w:tab w:val="left" w:pos="6412"/>
+          <w:tab w:val="left" w:pos="7328"/>
+          <w:tab w:val="left" w:pos="8244"/>
+          <w:tab w:val="left" w:pos="9160"/>
+          <w:tab w:val="left" w:pos="10076"/>
+          <w:tab w:val="left" w:pos="10992"/>
+          <w:tab w:val="left" w:pos="11908"/>
+          <w:tab w:val="left" w:pos="12824"/>
+          <w:tab w:val="left" w:pos="13740"/>
+          <w:tab w:val="left" w:pos="14656"/>
+        </w:tabs>
+        <w:spacing w:after="0" w:line="240" w:lineRule="auto"/>
+        <w:rPr>
+          <w:rFonts w:ascii="Courier New" w:eastAsia="Times New Roman" w:hAnsi="Courier New" w:cs="Courier New"/>
+          <w:kern w:val="0"/>
+          <w:sz w:val="20"/>
+          <w:szCs w:val="20"/>
+          <w14:ligatures w14:val="none"/>
+        </w:rPr>
+      </w:pPr>
+      <w:proofErr w:type="gramStart"/>
+      <w:r>
+        <w:rPr>
+          <w:rFonts w:ascii="Courier New" w:eastAsia="Times New Roman" w:hAnsi="Courier New" w:cs="Courier New"/>
+          <w:kern w:val="0"/>
+          <w:sz w:val="20"/>
+          <w:szCs w:val="20"/>
+          <w14:ligatures w14:val="none"/>
+        </w:rPr>
+        <w:t>.</w:t>
+      </w:r>
+      <w:proofErr w:type="spellStart"/>
+      <w:r>
+        <w:rPr>
+          <w:rFonts w:ascii="Courier New" w:eastAsia="Times New Roman" w:hAnsi="Courier New" w:cs="Courier New"/>
+          <w:kern w:val="0"/>
+          <w:sz w:val="20"/>
+          <w:szCs w:val="20"/>
+          <w14:ligatures w14:val="none"/>
+        </w:rPr>
+        <w:t>env</w:t>
+      </w:r>
+      <w:proofErr w:type="gramEnd"/>
+      <w:r>
+        <w:rPr>
+          <w:rFonts w:ascii="Courier New" w:eastAsia="Times New Roman" w:hAnsi="Courier New" w:cs="Courier New"/>
+          <w:kern w:val="0"/>
+          <w:sz w:val="20"/>
+          <w:szCs w:val="20"/>
+          <w14:ligatures w14:val="none"/>
+        </w:rPr>
+        <w:t>.development.local</w:t>
+      </w:r>
+      <w:proofErr w:type="spellEnd"/>
+    </w:p>
+    <w:p>
+      <w:pPr>
+        <w:tabs>
+          <w:tab w:val="left" w:pos="916"/>
+          <w:tab w:val="left" w:pos="1832"/>
+          <w:tab w:val="left" w:pos="2748"/>
+          <w:tab w:val="left" w:pos="3664"/>
+          <w:tab w:val="left" w:pos="4580"/>
+          <w:tab w:val="left" w:pos="5496"/>
+          <w:tab w:val="left" w:pos="6412"/>
+          <w:tab w:val="left" w:pos="7328"/>
+          <w:tab w:val="left" w:pos="8244"/>
+          <w:tab w:val="left" w:pos="9160"/>
+          <w:tab w:val="left" w:pos="10076"/>
+          <w:tab w:val="left" w:pos="10992"/>
+          <w:tab w:val="left" w:pos="11908"/>
+          <w:tab w:val="left" w:pos="12824"/>
+          <w:tab w:val="left" w:pos="13740"/>
+          <w:tab w:val="left" w:pos="14656"/>
+        </w:tabs>
+        <w:spacing w:after="0" w:line="240" w:lineRule="auto"/>
+        <w:rPr>
+          <w:rFonts w:ascii="Courier New" w:eastAsia="Times New Roman" w:hAnsi="Courier New" w:cs="Courier New"/>
+          <w:kern w:val="0"/>
+          <w:sz w:val="20"/>
+          <w:szCs w:val="20"/>
+          <w14:ligatures w14:val="none"/>
+        </w:rPr>
+      </w:pPr>
+      <w:proofErr w:type="gramStart"/>
+      <w:r>
+        <w:rPr>
+          <w:rFonts w:ascii="Courier New" w:eastAsia="Times New Roman" w:hAnsi="Courier New" w:cs="Courier New"/>
+          <w:kern w:val="0"/>
+          <w:sz w:val="20"/>
+          <w:szCs w:val="20"/>
+          <w14:ligatures w14:val="none"/>
+        </w:rPr>
+        <w:t>.</w:t>
+      </w:r>
+      <w:proofErr w:type="spellStart"/>
+      <w:r>
+        <w:rPr>
+          <w:rFonts w:ascii="Courier New" w:eastAsia="Times New Roman" w:hAnsi="Courier New" w:cs="Courier New"/>
+          <w:kern w:val="0"/>
+          <w:sz w:val="20"/>
+          <w:szCs w:val="20"/>
+          <w14:ligatures w14:val="none"/>
+        </w:rPr>
+        <w:t>env</w:t>
+      </w:r>
+      <w:proofErr w:type="gramEnd"/>
+      <w:r>
+        <w:rPr>
+          <w:rFonts w:ascii="Courier New" w:eastAsia="Times New Roman" w:hAnsi="Courier New" w:cs="Courier New"/>
+          <w:kern w:val="0"/>
+          <w:sz w:val="20"/>
+          <w:szCs w:val="20"/>
+          <w14:ligatures w14:val="none"/>
+        </w:rPr>
+        <w:t>.test.local</w:t>
+      </w:r>
+      <w:proofErr w:type="spellEnd"/>
+    </w:p>
+    <w:p>
+      <w:pPr>
+        <w:tabs>
+          <w:tab w:val="left" w:pos="916"/>
+          <w:tab w:val="left" w:pos="1832"/>
+          <w:tab w:val="left" w:pos="2748"/>
+          <w:tab w:val="left" w:pos="3664"/>
+          <w:tab w:val="left" w:pos="4580"/>
+          <w:tab w:val="left" w:pos="5496"/>
+          <w:tab w:val="left" w:pos="6412"/>
+          <w:tab w:val="left" w:pos="7328"/>
+          <w:tab w:val="left" w:pos="8244"/>
+          <w:tab w:val="left" w:pos="9160"/>
+          <w:tab w:val="left" w:pos="10076"/>
+          <w:tab w:val="left" w:pos="10992"/>
+          <w:tab w:val="left" w:pos="11908"/>
+          <w:tab w:val="left" w:pos="12824"/>
+          <w:tab w:val="left" w:pos="13740"/>
+          <w:tab w:val="left" w:pos="14656"/>
+        </w:tabs>
+        <w:spacing w:after="0" w:line="240" w:lineRule="auto"/>
+        <w:rPr>
+          <w:rFonts w:ascii="Courier New" w:eastAsia="Times New Roman" w:hAnsi="Courier New" w:cs="Courier New"/>
+          <w:kern w:val="0"/>
+          <w:sz w:val="20"/>
+          <w:szCs w:val="20"/>
+          <w14:ligatures w14:val="none"/>
+        </w:rPr>
+      </w:pPr>
+      <w:proofErr w:type="gramStart"/>
+      <w:r>
+        <w:rPr>
+          <w:rFonts w:ascii="Courier New" w:eastAsia="Times New Roman" w:hAnsi="Courier New" w:cs="Courier New"/>
+          <w:kern w:val="0"/>
+          <w:sz w:val="20"/>
+          <w:szCs w:val="20"/>
+          <w14:ligatures w14:val="none"/>
+        </w:rPr>
+        <w:t>.</w:t>
+      </w:r>
+      <w:proofErr w:type="spellStart"/>
+      <w:r>
+        <w:rPr>
+          <w:rFonts w:ascii="Courier New" w:eastAsia="Times New Roman" w:hAnsi="Courier New" w:cs="Courier New"/>
+          <w:kern w:val="0"/>
+          <w:sz w:val="20"/>
+          <w:szCs w:val="20"/>
+          <w14:ligatures w14:val="none"/>
+        </w:rPr>
+        <w:t>env</w:t>
+      </w:r>
+      <w:proofErr w:type="gramEnd"/>
+      <w:r>
+        <w:rPr>
+          <w:rFonts w:ascii="Courier New" w:eastAsia="Times New Roman" w:hAnsi="Courier New" w:cs="Courier New"/>
+          <w:kern w:val="0"/>
+          <w:sz w:val="20"/>
+          <w:szCs w:val="20"/>
+          <w14:ligatures w14:val="none"/>
+        </w:rPr>
+        <w:t>.production.local</w:t>
+      </w:r>
+      <w:proofErr w:type="spellEnd"/>
+    </w:p>
+    <w:p>
+      <w:pPr>
+        <w:numPr>
+          <w:ilvl w:val="0"/>
+          <w:numId w:val="30"/>
+        </w:numPr>
+        <w:spacing w:before="100" w:beforeAutospacing="1" w:after="100" w:afterAutospacing="1" w:line="240" w:lineRule="auto"/>
+        <w:rPr>
+          <w:rFonts w:ascii="Times New Roman" w:eastAsia="Times New Roman" w:hAnsi="Times New Roman" w:cs="Times New Roman"/>
+          <w:kern w:val="0"/>
+          <w14:ligatures w14:val="none"/>
+        </w:rPr>
+      </w:pPr>
+      <w:r>
+        <w:rPr>
+          <w:rFonts w:ascii="Times New Roman" w:eastAsia="Times New Roman" w:hAnsi="Times New Roman" w:cs="Times New Roman"/>
+          <w:kern w:val="0"/>
+          <w14:ligatures w14:val="none"/>
+        </w:rPr>
+        <w:t>Commit the new project files to your repository:</w:t>
+      </w:r>
+    </w:p>
+    <w:p>
+      <w:pPr>
+        <w:tabs>
+          <w:tab w:val="left" w:pos="916"/>
+          <w:tab w:val="left" w:pos="1832"/>
+          <w:tab w:val="left" w:pos="2748"/>
+          <w:tab w:val="left" w:pos="3664"/>
+          <w:tab w:val="left" w:pos="4580"/>
+          <w:tab w:val="left" w:pos="5496"/>
+          <w:tab w:val="left" w:pos="6412"/>
+          <w:tab w:val="left" w:pos="7328"/>
+          <w:tab w:val="left" w:pos="8244"/>
+          <w:tab w:val="left" w:pos="9160"/>
+          <w:tab w:val="left" w:pos="10076"/>
+          <w:tab w:val="left" w:pos="10992"/>
+          <w:tab w:val="left" w:pos="11908"/>
+          <w:tab w:val="left" w:pos="12824"/>
+          <w:tab w:val="left" w:pos="13740"/>
+          <w:tab w:val="left" w:pos="14656"/>
+        </w:tabs>
+        <w:spacing w:after="0" w:line="240" w:lineRule="auto"/>
+        <w:rPr>
+          <w:rFonts w:ascii="Courier New" w:eastAsia="Times New Roman" w:hAnsi="Courier New" w:cs="Courier New"/>
+          <w:kern w:val="0"/>
+          <w:sz w:val="20"/>
+          <w:szCs w:val="20"/>
+          <w14:ligatures w14:val="none"/>
+        </w:rPr>
+      </w:pPr>
+      <w:r>
+        <w:rPr>
+          <w:rFonts w:ascii="Courier New" w:eastAsia="Times New Roman" w:hAnsi="Courier New" w:cs="Courier New"/>
+          <w:kern w:val="0"/>
+          <w:sz w:val="20"/>
+          <w:szCs w:val="20"/>
+          <w14:ligatures w14:val="none"/>
+        </w:rPr>
+        <w:t xml:space="preserve">git </w:t>
+      </w:r>
+      <w:proofErr w:type="gramStart"/>
+      <w:r>
+        <w:rPr>
+          <w:rFonts w:ascii="Courier New" w:eastAsia="Times New Roman" w:hAnsi="Courier New" w:cs="Courier New"/>
+          <w:kern w:val="0"/>
+          <w:sz w:val="20"/>
+          <w:szCs w:val="20"/>
+          <w14:ligatures w14:val="none"/>
+        </w:rPr>
+        <w:t>add .</w:t>
+      </w:r>
+      <w:proofErr w:type="gramEnd"/>
+    </w:p>
+    <w:p>
+      <w:pPr>
+        <w:tabs>
+          <w:tab w:val="left" w:pos="916"/>
+          <w:tab w:val="left" w:pos="1832"/>
+          <w:tab w:val="left" w:pos="2748"/>
+          <w:tab w:val="left" w:pos="3664"/>
+          <w:tab w:val="left" w:pos="4580"/>
+          <w:tab w:val="left" w:pos="5496"/>
+          <w:tab w:val="left" w:pos="6412"/>
+          <w:tab w:val="left" w:pos="7328"/>
+          <w:tab w:val="left" w:pos="8244"/>
+          <w:tab w:val="left" w:pos="9160"/>
+          <w:tab w:val="left" w:pos="10076"/>
+          <w:tab w:val="left" w:pos="10992"/>
+          <w:tab w:val="left" w:pos="11908"/>
+          <w:tab w:val="left" w:pos="12824"/>
+          <w:tab w:val="left" w:pos="13740"/>
+          <w:tab w:val="left" w:pos="14656"/>
+        </w:tabs>
+        <w:spacing w:after="0" w:line="240" w:lineRule="auto"/>
+        <w:rPr>
+          <w:rFonts w:ascii="Courier New" w:eastAsia="Times New Roman" w:hAnsi="Courier New" w:cs="Courier New"/>
+          <w:kern w:val="0"/>
+          <w:sz w:val="20"/>
+          <w:szCs w:val="20"/>
+          <w14:ligatures w14:val="none"/>
+        </w:rPr>
+      </w:pPr>
+      <w:r>
+        <w:rPr>
+          <w:rFonts w:ascii="Courier New" w:eastAsia="Times New Roman" w:hAnsi="Courier New" w:cs="Courier New"/>
+          <w:kern w:val="0"/>
+          <w:sz w:val="20"/>
+          <w:szCs w:val="20"/>
+          <w14:ligatures w14:val="none"/>
+        </w:rPr>
+        <w:t xml:space="preserve">git commit -m "Initialize Next.js project with </w:t>
+      </w:r>
+      <w:proofErr w:type="spellStart"/>
+      <w:r>
+        <w:rPr>
+          <w:rFonts w:ascii="Courier New" w:eastAsia="Times New Roman" w:hAnsi="Courier New" w:cs="Courier New"/>
+          <w:kern w:val="0"/>
+          <w:sz w:val="20"/>
+          <w:szCs w:val="20"/>
+          <w14:ligatures w14:val="none"/>
+        </w:rPr>
+        <w:t>Vite</w:t>
+      </w:r>
+      <w:proofErr w:type="spellEnd"/>
+      <w:r>
+        <w:rPr>
+          <w:rFonts w:ascii="Courier New" w:eastAsia="Times New Roman" w:hAnsi="Courier New" w:cs="Courier New"/>
+          <w:kern w:val="0"/>
+          <w:sz w:val="20"/>
+          <w:szCs w:val="20"/>
+          <w14:ligatures w14:val="none"/>
+        </w:rPr>
+        <w:t xml:space="preserve"> integration"</w:t>
+      </w:r>
+    </w:p>
+    <w:p>
+      <w:pPr>
+        <w:tabs>
+          <w:tab w:val="left" w:pos="916"/>
+          <w:tab w:val="left" w:pos="1832"/>
+          <w:tab w:val="left" w:pos="2748"/>
+          <w:tab w:val="left" w:pos="3664"/>
+          <w:tab w:val="left" w:pos="4580"/>
+          <w:tab w:val="left" w:pos="5496"/>
+          <w:tab w:val="left" w:pos="6412"/>
+          <w:tab w:val="left" w:pos="7328"/>
+          <w:tab w:val="left" w:pos="8244"/>
+          <w:tab w:val="left" w:pos="9160"/>
+          <w:tab w:val="left" w:pos="10076"/>
+          <w:tab w:val="left" w:pos="10992"/>
+          <w:tab w:val="left" w:pos="11908"/>
+          <w:tab w:val="left" w:pos="12824"/>
+          <w:tab w:val="left" w:pos="13740"/>
+          <w:tab w:val="left" w:pos="14656"/>
+        </w:tabs>
+        <w:spacing w:after="0" w:line="240" w:lineRule="auto"/>
+        <w:rPr>
+          <w:rFonts w:ascii="Courier New" w:eastAsia="Times New Roman" w:hAnsi="Courier New" w:cs="Courier New"/>
+          <w:kern w:val="0"/>
+          <w:sz w:val="20"/>
+          <w:szCs w:val="20"/>
+          <w14:ligatures w14:val="none"/>
+        </w:rPr>
+      </w:pPr>
+      <w:r>
+        <w:rPr>
+          <w:rFonts w:ascii="Courier New" w:eastAsia="Times New Roman" w:hAnsi="Courier New" w:cs="Courier New"/>
+          <w:kern w:val="0"/>
+          <w:sz w:val="20"/>
+          <w:szCs w:val="20"/>
+          <w14:ligatures w14:val="none"/>
+        </w:rPr>
+        <w:t>git push</w:t>
+      </w:r>
+    </w:p>
+    <w:p>
+      <w:pPr>
+        <w:numPr>
+          <w:ilvl w:val="0"/>
+          <w:numId w:val="31"/>
+        </w:numPr>
+        <w:spacing w:before="100" w:beforeAutospacing="1" w:after="100" w:afterAutospacing="1" w:line="240" w:lineRule="auto"/>
+        <w:rPr>
+          <w:rFonts w:ascii="Times New Roman" w:eastAsia="Times New Roman" w:hAnsi="Times New Roman" w:cs="Times New Roman"/>
+          <w:kern w:val="0"/>
+          <w14:ligatures w14:val="none"/>
+        </w:rPr>
+      </w:pPr>
+      <w:r>
+        <w:rPr>
+          <w:rFonts w:ascii="Times New Roman" w:eastAsia="Times New Roman" w:hAnsi="Times New Roman" w:cs="Times New Roman"/>
+          <w:kern w:val="0"/>
+          <w14:ligatures w14:val="none"/>
+        </w:rPr>
+        <w:t>Start your development server:</w:t>
+      </w:r>
+    </w:p>
+    <w:p>
+      <w:pPr>
+        <w:tabs>
+          <w:tab w:val="left" w:pos="916"/>
+          <w:tab w:val="left" w:pos="1832"/>
+          <w:tab w:val="left" w:pos="2748"/>
+          <w:tab w:val="left" w:pos="3664"/>
+          <w:tab w:val="left" w:pos="4580"/>
+          <w:tab w:val="left" w:pos="5496"/>
+          <w:tab w:val="left" w:pos="6412"/>
+          <w:tab w:val="left" w:pos="7328"/>
+          <w:tab w:val="left" w:pos="8244"/>
+          <w:tab w:val="left" w:pos="9160"/>
+          <w:tab w:val="left" w:pos="10076"/>
+          <w:tab w:val="left" w:pos="10992"/>
+          <w:tab w:val="left" w:pos="11908"/>
+          <w:tab w:val="left" w:pos="12824"/>
+          <w:tab w:val="left" w:pos="13740"/>
+          <w:tab w:val="left" w:pos="14656"/>
+        </w:tabs>
+        <w:spacing w:after="0" w:line="240" w:lineRule="auto"/>
+        <w:rPr>
+          <w:rFonts w:ascii="Courier New" w:eastAsia="Times New Roman" w:hAnsi="Courier New" w:cs="Courier New"/>
+          <w:kern w:val="0"/>
+          <w:sz w:val="20"/>
+          <w:szCs w:val="20"/>
+          <w14:ligatures w14:val="none"/>
+        </w:rPr>
+      </w:pPr>
+      <w:proofErr w:type="spellStart"/>
+      <w:r>
+        <w:rPr>
+          <w:rFonts w:ascii="Courier New" w:eastAsia="Times New Roman" w:hAnsi="Courier New" w:cs="Courier New"/>
+          <w:kern w:val="0"/>
+          <w:sz w:val="20"/>
+          <w:szCs w:val="20"/>
+          <w14:ligatures w14:val="none"/>
+        </w:rPr>
+        <w:t>npm</w:t>
+      </w:r>
+      <w:proofErr w:type="spellEnd"/>
+      <w:r>
+        <w:rPr>
+          <w:rFonts w:ascii="Courier New" w:eastAsia="Times New Roman" w:hAnsi="Courier New" w:cs="Courier New"/>
+          <w:kern w:val="0"/>
+          <w:sz w:val="20"/>
+          <w:szCs w:val="20"/>
+          <w14:ligatures w14:val="none"/>
+        </w:rPr>
+        <w:t xml:space="preserve"> run dev</w:t>
+      </w:r>
+    </w:p>
+    <w:p>
+      <w:pPr>
+        <w:spacing w:before="100" w:beforeAutospacing="1" w:after="100" w:afterAutospacing="1" w:line="240" w:lineRule="auto"/>
+        <w:rPr>
+          <w:rFonts w:ascii="Times New Roman" w:eastAsia="Times New Roman" w:hAnsi="Times New Roman" w:cs="Times New Roman"/>
+          <w:kern w:val="0"/>
+          <w14:ligatures w14:val="none"/>
+        </w:rPr>
+      </w:pPr>
+      <w:r>
+        <w:rPr>
+          <w:rFonts w:ascii="Times New Roman" w:eastAsia="Times New Roman" w:hAnsi="Times New Roman" w:cs="Times New Roman"/>
+          <w:kern w:val="0"/>
+          <w14:ligatures w14:val="none"/>
+        </w:rPr>
+        <w:t xml:space="preserve">This approach preserves your existing Git history while adding the Next.js and </w:t>
+      </w:r>
+      <w:proofErr w:type="spellStart"/>
+      <w:r>
+        <w:rPr>
+          <w:rFonts w:ascii="Times New Roman" w:eastAsia="Times New Roman" w:hAnsi="Times New Roman" w:cs="Times New Roman"/>
+          <w:kern w:val="0"/>
+          <w14:ligatures w14:val="none"/>
+        </w:rPr>
+        <w:t>Vite</w:t>
+      </w:r>
+      <w:proofErr w:type="spellEnd"/>
+      <w:r>
+        <w:rPr>
+          <w:rFonts w:ascii="Times New Roman" w:eastAsia="Times New Roman" w:hAnsi="Times New Roman" w:cs="Times New Roman"/>
+          <w:kern w:val="0"/>
+          <w14:ligatures w14:val="none"/>
+        </w:rPr>
+        <w:t xml:space="preserve"> project structure to your existing repository. You can now add your portfolio template code to the appropriate files in the Next.js project structure.</w:t>
+      </w:r>
+    </w:p>
+    <w:p>
+      <w:pPr>
+        <w:spacing w:before="100" w:beforeAutospacing="1" w:after="100" w:afterAutospacing="1" w:line="240" w:lineRule="auto"/>
+        <w:rPr>
+          <w:rFonts w:ascii="Times New Roman" w:eastAsia="Times New Roman" w:hAnsi="Times New Roman" w:cs="Times New Roman"/>
+          <w:kern w:val="0"/>
+          <w14:ligatures w14:val="none"/>
+        </w:rPr>
+      </w:pPr>
+    </w:p>
+    <w:p/>
     <w:sectPr>
       <w:pgSz w:w="12240" w:h="15840"/>
       <w:pgMar w:top="1440" w:right="1440" w:bottom="1440" w:left="1440" w:header="720" w:footer="720" w:gutter="0"/>
@@ -1421,6 +5776,458 @@
 <file path=word/numbering.xml><?xml version="1.0" encoding="utf-8"?>
 <w:numbering xmlns:wpc="http://schemas.microsoft.com/office/word/2010/wordprocessingCanvas" xmlns:cx="http://schemas.microsoft.com/office/drawing/2014/chartex" xmlns:cx1="http://schemas.microsoft.com/office/drawing/2015/9/8/chartex" xmlns:cx2="http://schemas.microsoft.com/office/drawing/2015/10/21/chartex" xmlns:cx3="http://schemas.microsoft.com/office/drawing/2016/5/9/chartex" xmlns:cx4="http://schemas.microsoft.com/office/drawing/2016/5/10/chartex" xmlns:cx5="http://schemas.microsoft.com/office/drawing/2016/5/11/chartex" xmlns:cx6="http://schemas.microsoft.com/office/drawing/2016/5/12/chartex" xmlns:cx7="http://schemas.microsoft.com/office/drawing/2016/5/13/chartex" xmlns:cx8="http://schemas.microsoft.com/office/drawing/2016/5/14/chartex" xmlns:mc="http://schemas.openxmlformats.org/markup-compatibility/2006" xmlns:aink="http://schemas.microsoft.com/office/drawing/2016/ink" xmlns:am3d="http://schemas.microsoft.com/office/drawing/2017/model3d" xmlns:o="urn:schemas-microsoft-com:office:office" xmlns:oel="http://schemas.microsoft.com/office/2019/extlst" xmlns:r="http://schemas.openxmlformats.org/officeDocument/2006/relationships" xmlns:m="http://schemas.openxmlformats.org/officeDocument/2006/math" xmlns:v="urn:schemas-microsoft-com:vml" xmlns:wp14="http://schemas.microsoft.com/office/word/2010/wordprocessingDrawing" xmlns:wp="http://schemas.openxmlformats.org/drawingml/2006/wordprocessingDrawing" xmlns:w10="urn:schemas-microsoft-com:office:word" xmlns:w="http://schemas.openxmlformats.org/wordprocessingml/2006/main" xmlns:w14="http://schemas.microsoft.com/office/word/2010/wordml" xmlns:w15="http://schemas.microsoft.com/office/word/2012/wordml" xmlns:w16cex="http://schemas.microsoft.com/office/word/2018/wordml/cex" xmlns:w16cid="http://schemas.microsoft.com/office/word/2016/wordml/cid" xmlns:w16="http://schemas.microsoft.com/office/word/2018/wordml" xmlns:w16du="http://schemas.microsoft.com/office/word/2023/wordml/word16du" xmlns:w16sdtdh="http://schemas.microsoft.com/office/word/2020/wordml/sdtdatahash" xmlns:w16se="http://schemas.microsoft.com/office/word/2015/wordml/symex" xmlns:wpg="http://schemas.microsoft.com/office/word/2010/wordprocessingGroup" xmlns:wpi="http://schemas.microsoft.com/office/word/2010/wordprocessingInk" xmlns:wne="http://schemas.microsoft.com/office/word/2006/wordml" xmlns:wps="http://schemas.microsoft.com/office/word/2010/wordprocessingShape" mc:Ignorable="w14 w15 w16se w16cid w16 w16cex w16sdtdh w16du wp14">
   <w:abstractNum w:abstractNumId="0" w15:restartNumberingAfterBreak="0">
+    <w:nsid w:val="05205D9A"/>
+    <w:multiLevelType w:val="multilevel"/>
+    <w:tmpl w:val="4294AFAE"/>
+    <w:lvl w:ilvl="0">
+      <w:start w:val="11"/>
+      <w:numFmt w:val="decimal"/>
+      <w:lvlText w:val="%1."/>
+      <w:lvlJc w:val="left"/>
+      <w:pPr>
+        <w:tabs>
+          <w:tab w:val="num" w:pos="720"/>
+        </w:tabs>
+        <w:ind w:left="720" w:hanging="360"/>
+      </w:pPr>
+    </w:lvl>
+    <w:lvl w:ilvl="1" w:tentative="1">
+      <w:start w:val="1"/>
+      <w:numFmt w:val="decimal"/>
+      <w:lvlText w:val="%2."/>
+      <w:lvlJc w:val="left"/>
+      <w:pPr>
+        <w:tabs>
+          <w:tab w:val="num" w:pos="1440"/>
+        </w:tabs>
+        <w:ind w:left="1440" w:hanging="360"/>
+      </w:pPr>
+    </w:lvl>
+    <w:lvl w:ilvl="2" w:tentative="1">
+      <w:start w:val="1"/>
+      <w:numFmt w:val="decimal"/>
+      <w:lvlText w:val="%3."/>
+      <w:lvlJc w:val="left"/>
+      <w:pPr>
+        <w:tabs>
+          <w:tab w:val="num" w:pos="2160"/>
+        </w:tabs>
+        <w:ind w:left="2160" w:hanging="360"/>
+      </w:pPr>
+    </w:lvl>
+    <w:lvl w:ilvl="3" w:tentative="1">
+      <w:start w:val="1"/>
+      <w:numFmt w:val="decimal"/>
+      <w:lvlText w:val="%4."/>
+      <w:lvlJc w:val="left"/>
+      <w:pPr>
+        <w:tabs>
+          <w:tab w:val="num" w:pos="2880"/>
+        </w:tabs>
+        <w:ind w:left="2880" w:hanging="360"/>
+      </w:pPr>
+    </w:lvl>
+    <w:lvl w:ilvl="4" w:tentative="1">
+      <w:start w:val="1"/>
+      <w:numFmt w:val="decimal"/>
+      <w:lvlText w:val="%5."/>
+      <w:lvlJc w:val="left"/>
+      <w:pPr>
+        <w:tabs>
+          <w:tab w:val="num" w:pos="3600"/>
+        </w:tabs>
+        <w:ind w:left="3600" w:hanging="360"/>
+      </w:pPr>
+    </w:lvl>
+    <w:lvl w:ilvl="5" w:tentative="1">
+      <w:start w:val="1"/>
+      <w:numFmt w:val="decimal"/>
+      <w:lvlText w:val="%6."/>
+      <w:lvlJc w:val="left"/>
+      <w:pPr>
+        <w:tabs>
+          <w:tab w:val="num" w:pos="4320"/>
+        </w:tabs>
+        <w:ind w:left="4320" w:hanging="360"/>
+      </w:pPr>
+    </w:lvl>
+    <w:lvl w:ilvl="6" w:tentative="1">
+      <w:start w:val="1"/>
+      <w:numFmt w:val="decimal"/>
+      <w:lvlText w:val="%7."/>
+      <w:lvlJc w:val="left"/>
+      <w:pPr>
+        <w:tabs>
+          <w:tab w:val="num" w:pos="5040"/>
+        </w:tabs>
+        <w:ind w:left="5040" w:hanging="360"/>
+      </w:pPr>
+    </w:lvl>
+    <w:lvl w:ilvl="7" w:tentative="1">
+      <w:start w:val="1"/>
+      <w:numFmt w:val="decimal"/>
+      <w:lvlText w:val="%8."/>
+      <w:lvlJc w:val="left"/>
+      <w:pPr>
+        <w:tabs>
+          <w:tab w:val="num" w:pos="5760"/>
+        </w:tabs>
+        <w:ind w:left="5760" w:hanging="360"/>
+      </w:pPr>
+    </w:lvl>
+    <w:lvl w:ilvl="8" w:tentative="1">
+      <w:start w:val="1"/>
+      <w:numFmt w:val="decimal"/>
+      <w:lvlText w:val="%9."/>
+      <w:lvlJc w:val="left"/>
+      <w:pPr>
+        <w:tabs>
+          <w:tab w:val="num" w:pos="6480"/>
+        </w:tabs>
+        <w:ind w:left="6480" w:hanging="360"/>
+      </w:pPr>
+    </w:lvl>
+  </w:abstractNum>
+  <w:abstractNum w:abstractNumId="1" w15:restartNumberingAfterBreak="0">
+    <w:nsid w:val="07A90691"/>
+    <w:multiLevelType w:val="multilevel"/>
+    <w:tmpl w:val="14905744"/>
+    <w:lvl w:ilvl="0">
+      <w:start w:val="4"/>
+      <w:numFmt w:val="decimal"/>
+      <w:lvlText w:val="%1."/>
+      <w:lvlJc w:val="left"/>
+      <w:pPr>
+        <w:tabs>
+          <w:tab w:val="num" w:pos="720"/>
+        </w:tabs>
+        <w:ind w:left="720" w:hanging="360"/>
+      </w:pPr>
+    </w:lvl>
+    <w:lvl w:ilvl="1" w:tentative="1">
+      <w:start w:val="1"/>
+      <w:numFmt w:val="decimal"/>
+      <w:lvlText w:val="%2."/>
+      <w:lvlJc w:val="left"/>
+      <w:pPr>
+        <w:tabs>
+          <w:tab w:val="num" w:pos="1440"/>
+        </w:tabs>
+        <w:ind w:left="1440" w:hanging="360"/>
+      </w:pPr>
+    </w:lvl>
+    <w:lvl w:ilvl="2" w:tentative="1">
+      <w:start w:val="1"/>
+      <w:numFmt w:val="decimal"/>
+      <w:lvlText w:val="%3."/>
+      <w:lvlJc w:val="left"/>
+      <w:pPr>
+        <w:tabs>
+          <w:tab w:val="num" w:pos="2160"/>
+        </w:tabs>
+        <w:ind w:left="2160" w:hanging="360"/>
+      </w:pPr>
+    </w:lvl>
+    <w:lvl w:ilvl="3" w:tentative="1">
+      <w:start w:val="1"/>
+      <w:numFmt w:val="decimal"/>
+      <w:lvlText w:val="%4."/>
+      <w:lvlJc w:val="left"/>
+      <w:pPr>
+        <w:tabs>
+          <w:tab w:val="num" w:pos="2880"/>
+        </w:tabs>
+        <w:ind w:left="2880" w:hanging="360"/>
+      </w:pPr>
+    </w:lvl>
+    <w:lvl w:ilvl="4" w:tentative="1">
+      <w:start w:val="1"/>
+      <w:numFmt w:val="decimal"/>
+      <w:lvlText w:val="%5."/>
+      <w:lvlJc w:val="left"/>
+      <w:pPr>
+        <w:tabs>
+          <w:tab w:val="num" w:pos="3600"/>
+        </w:tabs>
+        <w:ind w:left="3600" w:hanging="360"/>
+      </w:pPr>
+    </w:lvl>
+    <w:lvl w:ilvl="5" w:tentative="1">
+      <w:start w:val="1"/>
+      <w:numFmt w:val="decimal"/>
+      <w:lvlText w:val="%6."/>
+      <w:lvlJc w:val="left"/>
+      <w:pPr>
+        <w:tabs>
+          <w:tab w:val="num" w:pos="4320"/>
+        </w:tabs>
+        <w:ind w:left="4320" w:hanging="360"/>
+      </w:pPr>
+    </w:lvl>
+    <w:lvl w:ilvl="6" w:tentative="1">
+      <w:start w:val="1"/>
+      <w:numFmt w:val="decimal"/>
+      <w:lvlText w:val="%7."/>
+      <w:lvlJc w:val="left"/>
+      <w:pPr>
+        <w:tabs>
+          <w:tab w:val="num" w:pos="5040"/>
+        </w:tabs>
+        <w:ind w:left="5040" w:hanging="360"/>
+      </w:pPr>
+    </w:lvl>
+    <w:lvl w:ilvl="7" w:tentative="1">
+      <w:start w:val="1"/>
+      <w:numFmt w:val="decimal"/>
+      <w:lvlText w:val="%8."/>
+      <w:lvlJc w:val="left"/>
+      <w:pPr>
+        <w:tabs>
+          <w:tab w:val="num" w:pos="5760"/>
+        </w:tabs>
+        <w:ind w:left="5760" w:hanging="360"/>
+      </w:pPr>
+    </w:lvl>
+    <w:lvl w:ilvl="8" w:tentative="1">
+      <w:start w:val="1"/>
+      <w:numFmt w:val="decimal"/>
+      <w:lvlText w:val="%9."/>
+      <w:lvlJc w:val="left"/>
+      <w:pPr>
+        <w:tabs>
+          <w:tab w:val="num" w:pos="6480"/>
+        </w:tabs>
+        <w:ind w:left="6480" w:hanging="360"/>
+      </w:pPr>
+    </w:lvl>
+  </w:abstractNum>
+  <w:abstractNum w:abstractNumId="2" w15:restartNumberingAfterBreak="0">
+    <w:nsid w:val="09E0103B"/>
+    <w:multiLevelType w:val="multilevel"/>
+    <w:tmpl w:val="AE6CF9C8"/>
+    <w:lvl w:ilvl="0">
+      <w:start w:val="2"/>
+      <w:numFmt w:val="decimal"/>
+      <w:lvlText w:val="%1."/>
+      <w:lvlJc w:val="left"/>
+      <w:pPr>
+        <w:tabs>
+          <w:tab w:val="num" w:pos="720"/>
+        </w:tabs>
+        <w:ind w:left="720" w:hanging="360"/>
+      </w:pPr>
+    </w:lvl>
+    <w:lvl w:ilvl="1" w:tentative="1">
+      <w:start w:val="1"/>
+      <w:numFmt w:val="decimal"/>
+      <w:lvlText w:val="%2."/>
+      <w:lvlJc w:val="left"/>
+      <w:pPr>
+        <w:tabs>
+          <w:tab w:val="num" w:pos="1440"/>
+        </w:tabs>
+        <w:ind w:left="1440" w:hanging="360"/>
+      </w:pPr>
+    </w:lvl>
+    <w:lvl w:ilvl="2" w:tentative="1">
+      <w:start w:val="1"/>
+      <w:numFmt w:val="decimal"/>
+      <w:lvlText w:val="%3."/>
+      <w:lvlJc w:val="left"/>
+      <w:pPr>
+        <w:tabs>
+          <w:tab w:val="num" w:pos="2160"/>
+        </w:tabs>
+        <w:ind w:left="2160" w:hanging="360"/>
+      </w:pPr>
+    </w:lvl>
+    <w:lvl w:ilvl="3" w:tentative="1">
+      <w:start w:val="1"/>
+      <w:numFmt w:val="decimal"/>
+      <w:lvlText w:val="%4."/>
+      <w:lvlJc w:val="left"/>
+      <w:pPr>
+        <w:tabs>
+          <w:tab w:val="num" w:pos="2880"/>
+        </w:tabs>
+        <w:ind w:left="2880" w:hanging="360"/>
+      </w:pPr>
+    </w:lvl>
+    <w:lvl w:ilvl="4" w:tentative="1">
+      <w:start w:val="1"/>
+      <w:numFmt w:val="decimal"/>
+      <w:lvlText w:val="%5."/>
+      <w:lvlJc w:val="left"/>
+      <w:pPr>
+        <w:tabs>
+          <w:tab w:val="num" w:pos="3600"/>
+        </w:tabs>
+        <w:ind w:left="3600" w:hanging="360"/>
+      </w:pPr>
+    </w:lvl>
+    <w:lvl w:ilvl="5" w:tentative="1">
+      <w:start w:val="1"/>
+      <w:numFmt w:val="decimal"/>
+      <w:lvlText w:val="%6."/>
+      <w:lvlJc w:val="left"/>
+      <w:pPr>
+        <w:tabs>
+          <w:tab w:val="num" w:pos="4320"/>
+        </w:tabs>
+        <w:ind w:left="4320" w:hanging="360"/>
+      </w:pPr>
+    </w:lvl>
+    <w:lvl w:ilvl="6" w:tentative="1">
+      <w:start w:val="1"/>
+      <w:numFmt w:val="decimal"/>
+      <w:lvlText w:val="%7."/>
+      <w:lvlJc w:val="left"/>
+      <w:pPr>
+        <w:tabs>
+          <w:tab w:val="num" w:pos="5040"/>
+        </w:tabs>
+        <w:ind w:left="5040" w:hanging="360"/>
+      </w:pPr>
+    </w:lvl>
+    <w:lvl w:ilvl="7" w:tentative="1">
+      <w:start w:val="1"/>
+      <w:numFmt w:val="decimal"/>
+      <w:lvlText w:val="%8."/>
+      <w:lvlJc w:val="left"/>
+      <w:pPr>
+        <w:tabs>
+          <w:tab w:val="num" w:pos="5760"/>
+        </w:tabs>
+        <w:ind w:left="5760" w:hanging="360"/>
+      </w:pPr>
+    </w:lvl>
+    <w:lvl w:ilvl="8" w:tentative="1">
+      <w:start w:val="1"/>
+      <w:numFmt w:val="decimal"/>
+      <w:lvlText w:val="%9."/>
+      <w:lvlJc w:val="left"/>
+      <w:pPr>
+        <w:tabs>
+          <w:tab w:val="num" w:pos="6480"/>
+        </w:tabs>
+        <w:ind w:left="6480" w:hanging="360"/>
+      </w:pPr>
+    </w:lvl>
+  </w:abstractNum>
+  <w:abstractNum w:abstractNumId="3" w15:restartNumberingAfterBreak="0">
+    <w:nsid w:val="12CD67ED"/>
+    <w:multiLevelType w:val="multilevel"/>
+    <w:tmpl w:val="80B060C2"/>
+    <w:lvl w:ilvl="0">
+      <w:start w:val="6"/>
+      <w:numFmt w:val="decimal"/>
+      <w:lvlText w:val="%1."/>
+      <w:lvlJc w:val="left"/>
+      <w:pPr>
+        <w:tabs>
+          <w:tab w:val="num" w:pos="720"/>
+        </w:tabs>
+        <w:ind w:left="720" w:hanging="360"/>
+      </w:pPr>
+    </w:lvl>
+    <w:lvl w:ilvl="1" w:tentative="1">
+      <w:start w:val="1"/>
+      <w:numFmt w:val="decimal"/>
+      <w:lvlText w:val="%2."/>
+      <w:lvlJc w:val="left"/>
+      <w:pPr>
+        <w:tabs>
+          <w:tab w:val="num" w:pos="1440"/>
+        </w:tabs>
+        <w:ind w:left="1440" w:hanging="360"/>
+      </w:pPr>
+    </w:lvl>
+    <w:lvl w:ilvl="2" w:tentative="1">
+      <w:start w:val="1"/>
+      <w:numFmt w:val="decimal"/>
+      <w:lvlText w:val="%3."/>
+      <w:lvlJc w:val="left"/>
+      <w:pPr>
+        <w:tabs>
+          <w:tab w:val="num" w:pos="2160"/>
+        </w:tabs>
+        <w:ind w:left="2160" w:hanging="360"/>
+      </w:pPr>
+    </w:lvl>
+    <w:lvl w:ilvl="3" w:tentative="1">
+      <w:start w:val="1"/>
+      <w:numFmt w:val="decimal"/>
+      <w:lvlText w:val="%4."/>
+      <w:lvlJc w:val="left"/>
+      <w:pPr>
+        <w:tabs>
+          <w:tab w:val="num" w:pos="2880"/>
+        </w:tabs>
+        <w:ind w:left="2880" w:hanging="360"/>
+      </w:pPr>
+    </w:lvl>
+    <w:lvl w:ilvl="4" w:tentative="1">
+      <w:start w:val="1"/>
+      <w:numFmt w:val="decimal"/>
+      <w:lvlText w:val="%5."/>
+      <w:lvlJc w:val="left"/>
+      <w:pPr>
+        <w:tabs>
+          <w:tab w:val="num" w:pos="3600"/>
+        </w:tabs>
+        <w:ind w:left="3600" w:hanging="360"/>
+      </w:pPr>
+    </w:lvl>
+    <w:lvl w:ilvl="5" w:tentative="1">
+      <w:start w:val="1"/>
+      <w:numFmt w:val="decimal"/>
+      <w:lvlText w:val="%6."/>
+      <w:lvlJc w:val="left"/>
+      <w:pPr>
+        <w:tabs>
+          <w:tab w:val="num" w:pos="4320"/>
+        </w:tabs>
+        <w:ind w:left="4320" w:hanging="360"/>
+      </w:pPr>
+    </w:lvl>
+    <w:lvl w:ilvl="6" w:tentative="1">
+      <w:start w:val="1"/>
+      <w:numFmt w:val="decimal"/>
+      <w:lvlText w:val="%7."/>
+      <w:lvlJc w:val="left"/>
+      <w:pPr>
+        <w:tabs>
+          <w:tab w:val="num" w:pos="5040"/>
+        </w:tabs>
+        <w:ind w:left="5040" w:hanging="360"/>
+      </w:pPr>
+    </w:lvl>
+    <w:lvl w:ilvl="7" w:tentative="1">
+      <w:start w:val="1"/>
+      <w:numFmt w:val="decimal"/>
+      <w:lvlText w:val="%8."/>
+      <w:lvlJc w:val="left"/>
+      <w:pPr>
+        <w:tabs>
+          <w:tab w:val="num" w:pos="5760"/>
+        </w:tabs>
+        <w:ind w:left="5760" w:hanging="360"/>
+      </w:pPr>
+    </w:lvl>
+    <w:lvl w:ilvl="8" w:tentative="1">
+      <w:start w:val="1"/>
+      <w:numFmt w:val="decimal"/>
+      <w:lvlText w:val="%9."/>
+      <w:lvlJc w:val="left"/>
+      <w:pPr>
+        <w:tabs>
+          <w:tab w:val="num" w:pos="6480"/>
+        </w:tabs>
+        <w:ind w:left="6480" w:hanging="360"/>
+      </w:pPr>
+    </w:lvl>
+  </w:abstractNum>
+  <w:abstractNum w:abstractNumId="4" w15:restartNumberingAfterBreak="0">
     <w:nsid w:val="16E91860"/>
     <w:multiLevelType w:val="hybridMultilevel"/>
     <w:tmpl w:val="F61C33D8"/>
@@ -1533,7 +6340,346 @@
       </w:rPr>
     </w:lvl>
   </w:abstractNum>
-  <w:abstractNum w:abstractNumId="1" w15:restartNumberingAfterBreak="0">
+  <w:abstractNum w:abstractNumId="5" w15:restartNumberingAfterBreak="0">
+    <w:nsid w:val="1AAA19CD"/>
+    <w:multiLevelType w:val="multilevel"/>
+    <w:tmpl w:val="065420FA"/>
+    <w:lvl w:ilvl="0">
+      <w:start w:val="5"/>
+      <w:numFmt w:val="decimal"/>
+      <w:lvlText w:val="%1."/>
+      <w:lvlJc w:val="left"/>
+      <w:pPr>
+        <w:tabs>
+          <w:tab w:val="num" w:pos="720"/>
+        </w:tabs>
+        <w:ind w:left="720" w:hanging="360"/>
+      </w:pPr>
+    </w:lvl>
+    <w:lvl w:ilvl="1" w:tentative="1">
+      <w:start w:val="1"/>
+      <w:numFmt w:val="decimal"/>
+      <w:lvlText w:val="%2."/>
+      <w:lvlJc w:val="left"/>
+      <w:pPr>
+        <w:tabs>
+          <w:tab w:val="num" w:pos="1440"/>
+        </w:tabs>
+        <w:ind w:left="1440" w:hanging="360"/>
+      </w:pPr>
+    </w:lvl>
+    <w:lvl w:ilvl="2" w:tentative="1">
+      <w:start w:val="1"/>
+      <w:numFmt w:val="decimal"/>
+      <w:lvlText w:val="%3."/>
+      <w:lvlJc w:val="left"/>
+      <w:pPr>
+        <w:tabs>
+          <w:tab w:val="num" w:pos="2160"/>
+        </w:tabs>
+        <w:ind w:left="2160" w:hanging="360"/>
+      </w:pPr>
+    </w:lvl>
+    <w:lvl w:ilvl="3" w:tentative="1">
+      <w:start w:val="1"/>
+      <w:numFmt w:val="decimal"/>
+      <w:lvlText w:val="%4."/>
+      <w:lvlJc w:val="left"/>
+      <w:pPr>
+        <w:tabs>
+          <w:tab w:val="num" w:pos="2880"/>
+        </w:tabs>
+        <w:ind w:left="2880" w:hanging="360"/>
+      </w:pPr>
+    </w:lvl>
+    <w:lvl w:ilvl="4" w:tentative="1">
+      <w:start w:val="1"/>
+      <w:numFmt w:val="decimal"/>
+      <w:lvlText w:val="%5."/>
+      <w:lvlJc w:val="left"/>
+      <w:pPr>
+        <w:tabs>
+          <w:tab w:val="num" w:pos="3600"/>
+        </w:tabs>
+        <w:ind w:left="3600" w:hanging="360"/>
+      </w:pPr>
+    </w:lvl>
+    <w:lvl w:ilvl="5" w:tentative="1">
+      <w:start w:val="1"/>
+      <w:numFmt w:val="decimal"/>
+      <w:lvlText w:val="%6."/>
+      <w:lvlJc w:val="left"/>
+      <w:pPr>
+        <w:tabs>
+          <w:tab w:val="num" w:pos="4320"/>
+        </w:tabs>
+        <w:ind w:left="4320" w:hanging="360"/>
+      </w:pPr>
+    </w:lvl>
+    <w:lvl w:ilvl="6" w:tentative="1">
+      <w:start w:val="1"/>
+      <w:numFmt w:val="decimal"/>
+      <w:lvlText w:val="%7."/>
+      <w:lvlJc w:val="left"/>
+      <w:pPr>
+        <w:tabs>
+          <w:tab w:val="num" w:pos="5040"/>
+        </w:tabs>
+        <w:ind w:left="5040" w:hanging="360"/>
+      </w:pPr>
+    </w:lvl>
+    <w:lvl w:ilvl="7" w:tentative="1">
+      <w:start w:val="1"/>
+      <w:numFmt w:val="decimal"/>
+      <w:lvlText w:val="%8."/>
+      <w:lvlJc w:val="left"/>
+      <w:pPr>
+        <w:tabs>
+          <w:tab w:val="num" w:pos="5760"/>
+        </w:tabs>
+        <w:ind w:left="5760" w:hanging="360"/>
+      </w:pPr>
+    </w:lvl>
+    <w:lvl w:ilvl="8" w:tentative="1">
+      <w:start w:val="1"/>
+      <w:numFmt w:val="decimal"/>
+      <w:lvlText w:val="%9."/>
+      <w:lvlJc w:val="left"/>
+      <w:pPr>
+        <w:tabs>
+          <w:tab w:val="num" w:pos="6480"/>
+        </w:tabs>
+        <w:ind w:left="6480" w:hanging="360"/>
+      </w:pPr>
+    </w:lvl>
+  </w:abstractNum>
+  <w:abstractNum w:abstractNumId="6" w15:restartNumberingAfterBreak="0">
+    <w:nsid w:val="1C7162BF"/>
+    <w:multiLevelType w:val="multilevel"/>
+    <w:tmpl w:val="F4D898B8"/>
+    <w:lvl w:ilvl="0">
+      <w:start w:val="6"/>
+      <w:numFmt w:val="decimal"/>
+      <w:lvlText w:val="%1."/>
+      <w:lvlJc w:val="left"/>
+      <w:pPr>
+        <w:tabs>
+          <w:tab w:val="num" w:pos="720"/>
+        </w:tabs>
+        <w:ind w:left="720" w:hanging="360"/>
+      </w:pPr>
+    </w:lvl>
+    <w:lvl w:ilvl="1" w:tentative="1">
+      <w:start w:val="1"/>
+      <w:numFmt w:val="decimal"/>
+      <w:lvlText w:val="%2."/>
+      <w:lvlJc w:val="left"/>
+      <w:pPr>
+        <w:tabs>
+          <w:tab w:val="num" w:pos="1440"/>
+        </w:tabs>
+        <w:ind w:left="1440" w:hanging="360"/>
+      </w:pPr>
+    </w:lvl>
+    <w:lvl w:ilvl="2" w:tentative="1">
+      <w:start w:val="1"/>
+      <w:numFmt w:val="decimal"/>
+      <w:lvlText w:val="%3."/>
+      <w:lvlJc w:val="left"/>
+      <w:pPr>
+        <w:tabs>
+          <w:tab w:val="num" w:pos="2160"/>
+        </w:tabs>
+        <w:ind w:left="2160" w:hanging="360"/>
+      </w:pPr>
+    </w:lvl>
+    <w:lvl w:ilvl="3" w:tentative="1">
+      <w:start w:val="1"/>
+      <w:numFmt w:val="decimal"/>
+      <w:lvlText w:val="%4."/>
+      <w:lvlJc w:val="left"/>
+      <w:pPr>
+        <w:tabs>
+          <w:tab w:val="num" w:pos="2880"/>
+        </w:tabs>
+        <w:ind w:left="2880" w:hanging="360"/>
+      </w:pPr>
+    </w:lvl>
+    <w:lvl w:ilvl="4" w:tentative="1">
+      <w:start w:val="1"/>
+      <w:numFmt w:val="decimal"/>
+      <w:lvlText w:val="%5."/>
+      <w:lvlJc w:val="left"/>
+      <w:pPr>
+        <w:tabs>
+          <w:tab w:val="num" w:pos="3600"/>
+        </w:tabs>
+        <w:ind w:left="3600" w:hanging="360"/>
+      </w:pPr>
+    </w:lvl>
+    <w:lvl w:ilvl="5" w:tentative="1">
+      <w:start w:val="1"/>
+      <w:numFmt w:val="decimal"/>
+      <w:lvlText w:val="%6."/>
+      <w:lvlJc w:val="left"/>
+      <w:pPr>
+        <w:tabs>
+          <w:tab w:val="num" w:pos="4320"/>
+        </w:tabs>
+        <w:ind w:left="4320" w:hanging="360"/>
+      </w:pPr>
+    </w:lvl>
+    <w:lvl w:ilvl="6" w:tentative="1">
+      <w:start w:val="1"/>
+      <w:numFmt w:val="decimal"/>
+      <w:lvlText w:val="%7."/>
+      <w:lvlJc w:val="left"/>
+      <w:pPr>
+        <w:tabs>
+          <w:tab w:val="num" w:pos="5040"/>
+        </w:tabs>
+        <w:ind w:left="5040" w:hanging="360"/>
+      </w:pPr>
+    </w:lvl>
+    <w:lvl w:ilvl="7" w:tentative="1">
+      <w:start w:val="1"/>
+      <w:numFmt w:val="decimal"/>
+      <w:lvlText w:val="%8."/>
+      <w:lvlJc w:val="left"/>
+      <w:pPr>
+        <w:tabs>
+          <w:tab w:val="num" w:pos="5760"/>
+        </w:tabs>
+        <w:ind w:left="5760" w:hanging="360"/>
+      </w:pPr>
+    </w:lvl>
+    <w:lvl w:ilvl="8" w:tentative="1">
+      <w:start w:val="1"/>
+      <w:numFmt w:val="decimal"/>
+      <w:lvlText w:val="%9."/>
+      <w:lvlJc w:val="left"/>
+      <w:pPr>
+        <w:tabs>
+          <w:tab w:val="num" w:pos="6480"/>
+        </w:tabs>
+        <w:ind w:left="6480" w:hanging="360"/>
+      </w:pPr>
+    </w:lvl>
+  </w:abstractNum>
+  <w:abstractNum w:abstractNumId="7" w15:restartNumberingAfterBreak="0">
+    <w:nsid w:val="1F2B6F30"/>
+    <w:multiLevelType w:val="multilevel"/>
+    <w:tmpl w:val="93EC6410"/>
+    <w:lvl w:ilvl="0">
+      <w:start w:val="3"/>
+      <w:numFmt w:val="decimal"/>
+      <w:lvlText w:val="%1."/>
+      <w:lvlJc w:val="left"/>
+      <w:pPr>
+        <w:tabs>
+          <w:tab w:val="num" w:pos="720"/>
+        </w:tabs>
+        <w:ind w:left="720" w:hanging="360"/>
+      </w:pPr>
+    </w:lvl>
+    <w:lvl w:ilvl="1" w:tentative="1">
+      <w:start w:val="1"/>
+      <w:numFmt w:val="decimal"/>
+      <w:lvlText w:val="%2."/>
+      <w:lvlJc w:val="left"/>
+      <w:pPr>
+        <w:tabs>
+          <w:tab w:val="num" w:pos="1440"/>
+        </w:tabs>
+        <w:ind w:left="1440" w:hanging="360"/>
+      </w:pPr>
+    </w:lvl>
+    <w:lvl w:ilvl="2" w:tentative="1">
+      <w:start w:val="1"/>
+      <w:numFmt w:val="decimal"/>
+      <w:lvlText w:val="%3."/>
+      <w:lvlJc w:val="left"/>
+      <w:pPr>
+        <w:tabs>
+          <w:tab w:val="num" w:pos="2160"/>
+        </w:tabs>
+        <w:ind w:left="2160" w:hanging="360"/>
+      </w:pPr>
+    </w:lvl>
+    <w:lvl w:ilvl="3" w:tentative="1">
+      <w:start w:val="1"/>
+      <w:numFmt w:val="decimal"/>
+      <w:lvlText w:val="%4."/>
+      <w:lvlJc w:val="left"/>
+      <w:pPr>
+        <w:tabs>
+          <w:tab w:val="num" w:pos="2880"/>
+        </w:tabs>
+        <w:ind w:left="2880" w:hanging="360"/>
+      </w:pPr>
+    </w:lvl>
+    <w:lvl w:ilvl="4" w:tentative="1">
+      <w:start w:val="1"/>
+      <w:numFmt w:val="decimal"/>
+      <w:lvlText w:val="%5."/>
+      <w:lvlJc w:val="left"/>
+      <w:pPr>
+        <w:tabs>
+          <w:tab w:val="num" w:pos="3600"/>
+        </w:tabs>
+        <w:ind w:left="3600" w:hanging="360"/>
+      </w:pPr>
+    </w:lvl>
+    <w:lvl w:ilvl="5" w:tentative="1">
+      <w:start w:val="1"/>
+      <w:numFmt w:val="decimal"/>
+      <w:lvlText w:val="%6."/>
+      <w:lvlJc w:val="left"/>
+      <w:pPr>
+        <w:tabs>
+          <w:tab w:val="num" w:pos="4320"/>
+        </w:tabs>
+        <w:ind w:left="4320" w:hanging="360"/>
+      </w:pPr>
+    </w:lvl>
+    <w:lvl w:ilvl="6" w:tentative="1">
+      <w:start w:val="1"/>
+      <w:numFmt w:val="decimal"/>
+      <w:lvlText w:val="%7."/>
+      <w:lvlJc w:val="left"/>
+      <w:pPr>
+        <w:tabs>
+          <w:tab w:val="num" w:pos="5040"/>
+        </w:tabs>
+        <w:ind w:left="5040" w:hanging="360"/>
+      </w:pPr>
+    </w:lvl>
+    <w:lvl w:ilvl="7" w:tentative="1">
+      <w:start w:val="1"/>
+      <w:numFmt w:val="decimal"/>
+      <w:lvlText w:val="%8."/>
+      <w:lvlJc w:val="left"/>
+      <w:pPr>
+        <w:tabs>
+          <w:tab w:val="num" w:pos="5760"/>
+        </w:tabs>
+        <w:ind w:left="5760" w:hanging="360"/>
+      </w:pPr>
+    </w:lvl>
+    <w:lvl w:ilvl="8" w:tentative="1">
+      <w:start w:val="1"/>
+      <w:numFmt w:val="decimal"/>
+      <w:lvlText w:val="%9."/>
+      <w:lvlJc w:val="left"/>
+      <w:pPr>
+        <w:tabs>
+          <w:tab w:val="num" w:pos="6480"/>
+        </w:tabs>
+        <w:ind w:left="6480" w:hanging="360"/>
+      </w:pPr>
+    </w:lvl>
+  </w:abstractNum>
+  <w:abstractNum w:abstractNumId="8" w15:restartNumberingAfterBreak="0">
     <w:nsid w:val="2CAC0E97"/>
     <w:multiLevelType w:val="multilevel"/>
     <w:tmpl w:val="C6DEDDBC"/>
@@ -1646,7 +6792,120 @@
       </w:pPr>
     </w:lvl>
   </w:abstractNum>
-  <w:abstractNum w:abstractNumId="2" w15:restartNumberingAfterBreak="0">
+  <w:abstractNum w:abstractNumId="9" w15:restartNumberingAfterBreak="0">
+    <w:nsid w:val="30114AC7"/>
+    <w:multiLevelType w:val="multilevel"/>
+    <w:tmpl w:val="01940810"/>
+    <w:lvl w:ilvl="0">
+      <w:start w:val="3"/>
+      <w:numFmt w:val="decimal"/>
+      <w:lvlText w:val="%1."/>
+      <w:lvlJc w:val="left"/>
+      <w:pPr>
+        <w:tabs>
+          <w:tab w:val="num" w:pos="720"/>
+        </w:tabs>
+        <w:ind w:left="720" w:hanging="360"/>
+      </w:pPr>
+    </w:lvl>
+    <w:lvl w:ilvl="1" w:tentative="1">
+      <w:start w:val="1"/>
+      <w:numFmt w:val="decimal"/>
+      <w:lvlText w:val="%2."/>
+      <w:lvlJc w:val="left"/>
+      <w:pPr>
+        <w:tabs>
+          <w:tab w:val="num" w:pos="1440"/>
+        </w:tabs>
+        <w:ind w:left="1440" w:hanging="360"/>
+      </w:pPr>
+    </w:lvl>
+    <w:lvl w:ilvl="2" w:tentative="1">
+      <w:start w:val="1"/>
+      <w:numFmt w:val="decimal"/>
+      <w:lvlText w:val="%3."/>
+      <w:lvlJc w:val="left"/>
+      <w:pPr>
+        <w:tabs>
+          <w:tab w:val="num" w:pos="2160"/>
+        </w:tabs>
+        <w:ind w:left="2160" w:hanging="360"/>
+      </w:pPr>
+    </w:lvl>
+    <w:lvl w:ilvl="3" w:tentative="1">
+      <w:start w:val="1"/>
+      <w:numFmt w:val="decimal"/>
+      <w:lvlText w:val="%4."/>
+      <w:lvlJc w:val="left"/>
+      <w:pPr>
+        <w:tabs>
+          <w:tab w:val="num" w:pos="2880"/>
+        </w:tabs>
+        <w:ind w:left="2880" w:hanging="360"/>
+      </w:pPr>
+    </w:lvl>
+    <w:lvl w:ilvl="4" w:tentative="1">
+      <w:start w:val="1"/>
+      <w:numFmt w:val="decimal"/>
+      <w:lvlText w:val="%5."/>
+      <w:lvlJc w:val="left"/>
+      <w:pPr>
+        <w:tabs>
+          <w:tab w:val="num" w:pos="3600"/>
+        </w:tabs>
+        <w:ind w:left="3600" w:hanging="360"/>
+      </w:pPr>
+    </w:lvl>
+    <w:lvl w:ilvl="5" w:tentative="1">
+      <w:start w:val="1"/>
+      <w:numFmt w:val="decimal"/>
+      <w:lvlText w:val="%6."/>
+      <w:lvlJc w:val="left"/>
+      <w:pPr>
+        <w:tabs>
+          <w:tab w:val="num" w:pos="4320"/>
+        </w:tabs>
+        <w:ind w:left="4320" w:hanging="360"/>
+      </w:pPr>
+    </w:lvl>
+    <w:lvl w:ilvl="6" w:tentative="1">
+      <w:start w:val="1"/>
+      <w:numFmt w:val="decimal"/>
+      <w:lvlText w:val="%7."/>
+      <w:lvlJc w:val="left"/>
+      <w:pPr>
+        <w:tabs>
+          <w:tab w:val="num" w:pos="5040"/>
+        </w:tabs>
+        <w:ind w:left="5040" w:hanging="360"/>
+      </w:pPr>
+    </w:lvl>
+    <w:lvl w:ilvl="7" w:tentative="1">
+      <w:start w:val="1"/>
+      <w:numFmt w:val="decimal"/>
+      <w:lvlText w:val="%8."/>
+      <w:lvlJc w:val="left"/>
+      <w:pPr>
+        <w:tabs>
+          <w:tab w:val="num" w:pos="5760"/>
+        </w:tabs>
+        <w:ind w:left="5760" w:hanging="360"/>
+      </w:pPr>
+    </w:lvl>
+    <w:lvl w:ilvl="8" w:tentative="1">
+      <w:start w:val="1"/>
+      <w:numFmt w:val="decimal"/>
+      <w:lvlText w:val="%9."/>
+      <w:lvlJc w:val="left"/>
+      <w:pPr>
+        <w:tabs>
+          <w:tab w:val="num" w:pos="6480"/>
+        </w:tabs>
+        <w:ind w:left="6480" w:hanging="360"/>
+      </w:pPr>
+    </w:lvl>
+  </w:abstractNum>
+  <w:abstractNum w:abstractNumId="10" w15:restartNumberingAfterBreak="0">
     <w:nsid w:val="331B5FA6"/>
     <w:multiLevelType w:val="hybridMultilevel"/>
     <w:tmpl w:val="4C7EDD90"/>
@@ -1758,7 +7017,721 @@
       </w:rPr>
     </w:lvl>
   </w:abstractNum>
-  <w:abstractNum w:abstractNumId="3" w15:restartNumberingAfterBreak="0">
+  <w:abstractNum w:abstractNumId="11" w15:restartNumberingAfterBreak="0">
+    <w:nsid w:val="34AB300D"/>
+    <w:multiLevelType w:val="multilevel"/>
+    <w:tmpl w:val="2684F20E"/>
+    <w:lvl w:ilvl="0">
+      <w:start w:val="9"/>
+      <w:numFmt w:val="decimal"/>
+      <w:lvlText w:val="%1."/>
+      <w:lvlJc w:val="left"/>
+      <w:pPr>
+        <w:tabs>
+          <w:tab w:val="num" w:pos="720"/>
+        </w:tabs>
+        <w:ind w:left="720" w:hanging="360"/>
+      </w:pPr>
+    </w:lvl>
+    <w:lvl w:ilvl="1" w:tentative="1">
+      <w:start w:val="1"/>
+      <w:numFmt w:val="decimal"/>
+      <w:lvlText w:val="%2."/>
+      <w:lvlJc w:val="left"/>
+      <w:pPr>
+        <w:tabs>
+          <w:tab w:val="num" w:pos="1440"/>
+        </w:tabs>
+        <w:ind w:left="1440" w:hanging="360"/>
+      </w:pPr>
+    </w:lvl>
+    <w:lvl w:ilvl="2" w:tentative="1">
+      <w:start w:val="1"/>
+      <w:numFmt w:val="decimal"/>
+      <w:lvlText w:val="%3."/>
+      <w:lvlJc w:val="left"/>
+      <w:pPr>
+        <w:tabs>
+          <w:tab w:val="num" w:pos="2160"/>
+        </w:tabs>
+        <w:ind w:left="2160" w:hanging="360"/>
+      </w:pPr>
+    </w:lvl>
+    <w:lvl w:ilvl="3" w:tentative="1">
+      <w:start w:val="1"/>
+      <w:numFmt w:val="decimal"/>
+      <w:lvlText w:val="%4."/>
+      <w:lvlJc w:val="left"/>
+      <w:pPr>
+        <w:tabs>
+          <w:tab w:val="num" w:pos="2880"/>
+        </w:tabs>
+        <w:ind w:left="2880" w:hanging="360"/>
+      </w:pPr>
+    </w:lvl>
+    <w:lvl w:ilvl="4" w:tentative="1">
+      <w:start w:val="1"/>
+      <w:numFmt w:val="decimal"/>
+      <w:lvlText w:val="%5."/>
+      <w:lvlJc w:val="left"/>
+      <w:pPr>
+        <w:tabs>
+          <w:tab w:val="num" w:pos="3600"/>
+        </w:tabs>
+        <w:ind w:left="3600" w:hanging="360"/>
+      </w:pPr>
+    </w:lvl>
+    <w:lvl w:ilvl="5" w:tentative="1">
+      <w:start w:val="1"/>
+      <w:numFmt w:val="decimal"/>
+      <w:lvlText w:val="%6."/>
+      <w:lvlJc w:val="left"/>
+      <w:pPr>
+        <w:tabs>
+          <w:tab w:val="num" w:pos="4320"/>
+        </w:tabs>
+        <w:ind w:left="4320" w:hanging="360"/>
+      </w:pPr>
+    </w:lvl>
+    <w:lvl w:ilvl="6" w:tentative="1">
+      <w:start w:val="1"/>
+      <w:numFmt w:val="decimal"/>
+      <w:lvlText w:val="%7."/>
+      <w:lvlJc w:val="left"/>
+      <w:pPr>
+        <w:tabs>
+          <w:tab w:val="num" w:pos="5040"/>
+        </w:tabs>
+        <w:ind w:left="5040" w:hanging="360"/>
+      </w:pPr>
+    </w:lvl>
+    <w:lvl w:ilvl="7" w:tentative="1">
+      <w:start w:val="1"/>
+      <w:numFmt w:val="decimal"/>
+      <w:lvlText w:val="%8."/>
+      <w:lvlJc w:val="left"/>
+      <w:pPr>
+        <w:tabs>
+          <w:tab w:val="num" w:pos="5760"/>
+        </w:tabs>
+        <w:ind w:left="5760" w:hanging="360"/>
+      </w:pPr>
+    </w:lvl>
+    <w:lvl w:ilvl="8" w:tentative="1">
+      <w:start w:val="1"/>
+      <w:numFmt w:val="decimal"/>
+      <w:lvlText w:val="%9."/>
+      <w:lvlJc w:val="left"/>
+      <w:pPr>
+        <w:tabs>
+          <w:tab w:val="num" w:pos="6480"/>
+        </w:tabs>
+        <w:ind w:left="6480" w:hanging="360"/>
+      </w:pPr>
+    </w:lvl>
+  </w:abstractNum>
+  <w:abstractNum w:abstractNumId="12" w15:restartNumberingAfterBreak="0">
+    <w:nsid w:val="3A865B93"/>
+    <w:multiLevelType w:val="multilevel"/>
+    <w:tmpl w:val="A76204BA"/>
+    <w:lvl w:ilvl="0">
+      <w:start w:val="10"/>
+      <w:numFmt w:val="decimal"/>
+      <w:lvlText w:val="%1."/>
+      <w:lvlJc w:val="left"/>
+      <w:pPr>
+        <w:tabs>
+          <w:tab w:val="num" w:pos="720"/>
+        </w:tabs>
+        <w:ind w:left="720" w:hanging="360"/>
+      </w:pPr>
+    </w:lvl>
+    <w:lvl w:ilvl="1" w:tentative="1">
+      <w:start w:val="1"/>
+      <w:numFmt w:val="decimal"/>
+      <w:lvlText w:val="%2."/>
+      <w:lvlJc w:val="left"/>
+      <w:pPr>
+        <w:tabs>
+          <w:tab w:val="num" w:pos="1440"/>
+        </w:tabs>
+        <w:ind w:left="1440" w:hanging="360"/>
+      </w:pPr>
+    </w:lvl>
+    <w:lvl w:ilvl="2" w:tentative="1">
+      <w:start w:val="1"/>
+      <w:numFmt w:val="decimal"/>
+      <w:lvlText w:val="%3."/>
+      <w:lvlJc w:val="left"/>
+      <w:pPr>
+        <w:tabs>
+          <w:tab w:val="num" w:pos="2160"/>
+        </w:tabs>
+        <w:ind w:left="2160" w:hanging="360"/>
+      </w:pPr>
+    </w:lvl>
+    <w:lvl w:ilvl="3" w:tentative="1">
+      <w:start w:val="1"/>
+      <w:numFmt w:val="decimal"/>
+      <w:lvlText w:val="%4."/>
+      <w:lvlJc w:val="left"/>
+      <w:pPr>
+        <w:tabs>
+          <w:tab w:val="num" w:pos="2880"/>
+        </w:tabs>
+        <w:ind w:left="2880" w:hanging="360"/>
+      </w:pPr>
+    </w:lvl>
+    <w:lvl w:ilvl="4" w:tentative="1">
+      <w:start w:val="1"/>
+      <w:numFmt w:val="decimal"/>
+      <w:lvlText w:val="%5."/>
+      <w:lvlJc w:val="left"/>
+      <w:pPr>
+        <w:tabs>
+          <w:tab w:val="num" w:pos="3600"/>
+        </w:tabs>
+        <w:ind w:left="3600" w:hanging="360"/>
+      </w:pPr>
+    </w:lvl>
+    <w:lvl w:ilvl="5" w:tentative="1">
+      <w:start w:val="1"/>
+      <w:numFmt w:val="decimal"/>
+      <w:lvlText w:val="%6."/>
+      <w:lvlJc w:val="left"/>
+      <w:pPr>
+        <w:tabs>
+          <w:tab w:val="num" w:pos="4320"/>
+        </w:tabs>
+        <w:ind w:left="4320" w:hanging="360"/>
+      </w:pPr>
+    </w:lvl>
+    <w:lvl w:ilvl="6" w:tentative="1">
+      <w:start w:val="1"/>
+      <w:numFmt w:val="decimal"/>
+      <w:lvlText w:val="%7."/>
+      <w:lvlJc w:val="left"/>
+      <w:pPr>
+        <w:tabs>
+          <w:tab w:val="num" w:pos="5040"/>
+        </w:tabs>
+        <w:ind w:left="5040" w:hanging="360"/>
+      </w:pPr>
+    </w:lvl>
+    <w:lvl w:ilvl="7" w:tentative="1">
+      <w:start w:val="1"/>
+      <w:numFmt w:val="decimal"/>
+      <w:lvlText w:val="%8."/>
+      <w:lvlJc w:val="left"/>
+      <w:pPr>
+        <w:tabs>
+          <w:tab w:val="num" w:pos="5760"/>
+        </w:tabs>
+        <w:ind w:left="5760" w:hanging="360"/>
+      </w:pPr>
+    </w:lvl>
+    <w:lvl w:ilvl="8" w:tentative="1">
+      <w:start w:val="1"/>
+      <w:numFmt w:val="decimal"/>
+      <w:lvlText w:val="%9."/>
+      <w:lvlJc w:val="left"/>
+      <w:pPr>
+        <w:tabs>
+          <w:tab w:val="num" w:pos="6480"/>
+        </w:tabs>
+        <w:ind w:left="6480" w:hanging="360"/>
+      </w:pPr>
+    </w:lvl>
+  </w:abstractNum>
+  <w:abstractNum w:abstractNumId="13" w15:restartNumberingAfterBreak="0">
+    <w:nsid w:val="3A99502C"/>
+    <w:multiLevelType w:val="multilevel"/>
+    <w:tmpl w:val="E1F6347E"/>
+    <w:lvl w:ilvl="0">
+      <w:start w:val="1"/>
+      <w:numFmt w:val="bullet"/>
+      <w:lvlText w:val=""/>
+      <w:lvlJc w:val="left"/>
+      <w:pPr>
+        <w:tabs>
+          <w:tab w:val="num" w:pos="720"/>
+        </w:tabs>
+        <w:ind w:left="720" w:hanging="360"/>
+      </w:pPr>
+      <w:rPr>
+        <w:rFonts w:ascii="Symbol" w:hAnsi="Symbol" w:hint="default"/>
+        <w:sz w:val="20"/>
+      </w:rPr>
+    </w:lvl>
+    <w:lvl w:ilvl="1" w:tentative="1">
+      <w:start w:val="1"/>
+      <w:numFmt w:val="bullet"/>
+      <w:lvlText w:val="o"/>
+      <w:lvlJc w:val="left"/>
+      <w:pPr>
+        <w:tabs>
+          <w:tab w:val="num" w:pos="1440"/>
+        </w:tabs>
+        <w:ind w:left="1440" w:hanging="360"/>
+      </w:pPr>
+      <w:rPr>
+        <w:rFonts w:ascii="Courier New" w:hAnsi="Courier New" w:hint="default"/>
+        <w:sz w:val="20"/>
+      </w:rPr>
+    </w:lvl>
+    <w:lvl w:ilvl="2" w:tentative="1">
+      <w:start w:val="1"/>
+      <w:numFmt w:val="bullet"/>
+      <w:lvlText w:val=""/>
+      <w:lvlJc w:val="left"/>
+      <w:pPr>
+        <w:tabs>
+          <w:tab w:val="num" w:pos="2160"/>
+        </w:tabs>
+        <w:ind w:left="2160" w:hanging="360"/>
+      </w:pPr>
+      <w:rPr>
+        <w:rFonts w:ascii="Wingdings" w:hAnsi="Wingdings" w:hint="default"/>
+        <w:sz w:val="20"/>
+      </w:rPr>
+    </w:lvl>
+    <w:lvl w:ilvl="3" w:tentative="1">
+      <w:start w:val="1"/>
+      <w:numFmt w:val="bullet"/>
+      <w:lvlText w:val=""/>
+      <w:lvlJc w:val="left"/>
+      <w:pPr>
+        <w:tabs>
+          <w:tab w:val="num" w:pos="2880"/>
+        </w:tabs>
+        <w:ind w:left="2880" w:hanging="360"/>
+      </w:pPr>
+      <w:rPr>
+        <w:rFonts w:ascii="Wingdings" w:hAnsi="Wingdings" w:hint="default"/>
+        <w:sz w:val="20"/>
+      </w:rPr>
+    </w:lvl>
+    <w:lvl w:ilvl="4" w:tentative="1">
+      <w:start w:val="1"/>
+      <w:numFmt w:val="bullet"/>
+      <w:lvlText w:val=""/>
+      <w:lvlJc w:val="left"/>
+      <w:pPr>
+        <w:tabs>
+          <w:tab w:val="num" w:pos="3600"/>
+        </w:tabs>
+        <w:ind w:left="3600" w:hanging="360"/>
+      </w:pPr>
+      <w:rPr>
+        <w:rFonts w:ascii="Wingdings" w:hAnsi="Wingdings" w:hint="default"/>
+        <w:sz w:val="20"/>
+      </w:rPr>
+    </w:lvl>
+    <w:lvl w:ilvl="5" w:tentative="1">
+      <w:start w:val="1"/>
+      <w:numFmt w:val="bullet"/>
+      <w:lvlText w:val=""/>
+      <w:lvlJc w:val="left"/>
+      <w:pPr>
+        <w:tabs>
+          <w:tab w:val="num" w:pos="4320"/>
+        </w:tabs>
+        <w:ind w:left="4320" w:hanging="360"/>
+      </w:pPr>
+      <w:rPr>
+        <w:rFonts w:ascii="Wingdings" w:hAnsi="Wingdings" w:hint="default"/>
+        <w:sz w:val="20"/>
+      </w:rPr>
+    </w:lvl>
+    <w:lvl w:ilvl="6" w:tentative="1">
+      <w:start w:val="1"/>
+      <w:numFmt w:val="bullet"/>
+      <w:lvlText w:val=""/>
+      <w:lvlJc w:val="left"/>
+      <w:pPr>
+        <w:tabs>
+          <w:tab w:val="num" w:pos="5040"/>
+        </w:tabs>
+        <w:ind w:left="5040" w:hanging="360"/>
+      </w:pPr>
+      <w:rPr>
+        <w:rFonts w:ascii="Wingdings" w:hAnsi="Wingdings" w:hint="default"/>
+        <w:sz w:val="20"/>
+      </w:rPr>
+    </w:lvl>
+    <w:lvl w:ilvl="7" w:tentative="1">
+      <w:start w:val="1"/>
+      <w:numFmt w:val="bullet"/>
+      <w:lvlText w:val=""/>
+      <w:lvlJc w:val="left"/>
+      <w:pPr>
+        <w:tabs>
+          <w:tab w:val="num" w:pos="5760"/>
+        </w:tabs>
+        <w:ind w:left="5760" w:hanging="360"/>
+      </w:pPr>
+      <w:rPr>
+        <w:rFonts w:ascii="Wingdings" w:hAnsi="Wingdings" w:hint="default"/>
+        <w:sz w:val="20"/>
+      </w:rPr>
+    </w:lvl>
+    <w:lvl w:ilvl="8" w:tentative="1">
+      <w:start w:val="1"/>
+      <w:numFmt w:val="bullet"/>
+      <w:lvlText w:val=""/>
+      <w:lvlJc w:val="left"/>
+      <w:pPr>
+        <w:tabs>
+          <w:tab w:val="num" w:pos="6480"/>
+        </w:tabs>
+        <w:ind w:left="6480" w:hanging="360"/>
+      </w:pPr>
+      <w:rPr>
+        <w:rFonts w:ascii="Wingdings" w:hAnsi="Wingdings" w:hint="default"/>
+        <w:sz w:val="20"/>
+      </w:rPr>
+    </w:lvl>
+  </w:abstractNum>
+  <w:abstractNum w:abstractNumId="14" w15:restartNumberingAfterBreak="0">
+    <w:nsid w:val="3C681C22"/>
+    <w:multiLevelType w:val="multilevel"/>
+    <w:tmpl w:val="DCE49C5E"/>
+    <w:lvl w:ilvl="0">
+      <w:start w:val="5"/>
+      <w:numFmt w:val="decimal"/>
+      <w:lvlText w:val="%1."/>
+      <w:lvlJc w:val="left"/>
+      <w:pPr>
+        <w:tabs>
+          <w:tab w:val="num" w:pos="720"/>
+        </w:tabs>
+        <w:ind w:left="720" w:hanging="360"/>
+      </w:pPr>
+    </w:lvl>
+    <w:lvl w:ilvl="1" w:tentative="1">
+      <w:start w:val="1"/>
+      <w:numFmt w:val="decimal"/>
+      <w:lvlText w:val="%2."/>
+      <w:lvlJc w:val="left"/>
+      <w:pPr>
+        <w:tabs>
+          <w:tab w:val="num" w:pos="1440"/>
+        </w:tabs>
+        <w:ind w:left="1440" w:hanging="360"/>
+      </w:pPr>
+    </w:lvl>
+    <w:lvl w:ilvl="2" w:tentative="1">
+      <w:start w:val="1"/>
+      <w:numFmt w:val="decimal"/>
+      <w:lvlText w:val="%3."/>
+      <w:lvlJc w:val="left"/>
+      <w:pPr>
+        <w:tabs>
+          <w:tab w:val="num" w:pos="2160"/>
+        </w:tabs>
+        <w:ind w:left="2160" w:hanging="360"/>
+      </w:pPr>
+    </w:lvl>
+    <w:lvl w:ilvl="3" w:tentative="1">
+      <w:start w:val="1"/>
+      <w:numFmt w:val="decimal"/>
+      <w:lvlText w:val="%4."/>
+      <w:lvlJc w:val="left"/>
+      <w:pPr>
+        <w:tabs>
+          <w:tab w:val="num" w:pos="2880"/>
+        </w:tabs>
+        <w:ind w:left="2880" w:hanging="360"/>
+      </w:pPr>
+    </w:lvl>
+    <w:lvl w:ilvl="4" w:tentative="1">
+      <w:start w:val="1"/>
+      <w:numFmt w:val="decimal"/>
+      <w:lvlText w:val="%5."/>
+      <w:lvlJc w:val="left"/>
+      <w:pPr>
+        <w:tabs>
+          <w:tab w:val="num" w:pos="3600"/>
+        </w:tabs>
+        <w:ind w:left="3600" w:hanging="360"/>
+      </w:pPr>
+    </w:lvl>
+    <w:lvl w:ilvl="5" w:tentative="1">
+      <w:start w:val="1"/>
+      <w:numFmt w:val="decimal"/>
+      <w:lvlText w:val="%6."/>
+      <w:lvlJc w:val="left"/>
+      <w:pPr>
+        <w:tabs>
+          <w:tab w:val="num" w:pos="4320"/>
+        </w:tabs>
+        <w:ind w:left="4320" w:hanging="360"/>
+      </w:pPr>
+    </w:lvl>
+    <w:lvl w:ilvl="6" w:tentative="1">
+      <w:start w:val="1"/>
+      <w:numFmt w:val="decimal"/>
+      <w:lvlText w:val="%7."/>
+      <w:lvlJc w:val="left"/>
+      <w:pPr>
+        <w:tabs>
+          <w:tab w:val="num" w:pos="5040"/>
+        </w:tabs>
+        <w:ind w:left="5040" w:hanging="360"/>
+      </w:pPr>
+    </w:lvl>
+    <w:lvl w:ilvl="7" w:tentative="1">
+      <w:start w:val="1"/>
+      <w:numFmt w:val="decimal"/>
+      <w:lvlText w:val="%8."/>
+      <w:lvlJc w:val="left"/>
+      <w:pPr>
+        <w:tabs>
+          <w:tab w:val="num" w:pos="5760"/>
+        </w:tabs>
+        <w:ind w:left="5760" w:hanging="360"/>
+      </w:pPr>
+    </w:lvl>
+    <w:lvl w:ilvl="8" w:tentative="1">
+      <w:start w:val="1"/>
+      <w:numFmt w:val="decimal"/>
+      <w:lvlText w:val="%9."/>
+      <w:lvlJc w:val="left"/>
+      <w:pPr>
+        <w:tabs>
+          <w:tab w:val="num" w:pos="6480"/>
+        </w:tabs>
+        <w:ind w:left="6480" w:hanging="360"/>
+      </w:pPr>
+    </w:lvl>
+  </w:abstractNum>
+  <w:abstractNum w:abstractNumId="15" w15:restartNumberingAfterBreak="0">
+    <w:nsid w:val="45EB7A6E"/>
+    <w:multiLevelType w:val="multilevel"/>
+    <w:tmpl w:val="3C085110"/>
+    <w:lvl w:ilvl="0">
+      <w:start w:val="2"/>
+      <w:numFmt w:val="decimal"/>
+      <w:lvlText w:val="%1."/>
+      <w:lvlJc w:val="left"/>
+      <w:pPr>
+        <w:tabs>
+          <w:tab w:val="num" w:pos="720"/>
+        </w:tabs>
+        <w:ind w:left="720" w:hanging="360"/>
+      </w:pPr>
+    </w:lvl>
+    <w:lvl w:ilvl="1" w:tentative="1">
+      <w:start w:val="1"/>
+      <w:numFmt w:val="decimal"/>
+      <w:lvlText w:val="%2."/>
+      <w:lvlJc w:val="left"/>
+      <w:pPr>
+        <w:tabs>
+          <w:tab w:val="num" w:pos="1440"/>
+        </w:tabs>
+        <w:ind w:left="1440" w:hanging="360"/>
+      </w:pPr>
+    </w:lvl>
+    <w:lvl w:ilvl="2" w:tentative="1">
+      <w:start w:val="1"/>
+      <w:numFmt w:val="decimal"/>
+      <w:lvlText w:val="%3."/>
+      <w:lvlJc w:val="left"/>
+      <w:pPr>
+        <w:tabs>
+          <w:tab w:val="num" w:pos="2160"/>
+        </w:tabs>
+        <w:ind w:left="2160" w:hanging="360"/>
+      </w:pPr>
+    </w:lvl>
+    <w:lvl w:ilvl="3" w:tentative="1">
+      <w:start w:val="1"/>
+      <w:numFmt w:val="decimal"/>
+      <w:lvlText w:val="%4."/>
+      <w:lvlJc w:val="left"/>
+      <w:pPr>
+        <w:tabs>
+          <w:tab w:val="num" w:pos="2880"/>
+        </w:tabs>
+        <w:ind w:left="2880" w:hanging="360"/>
+      </w:pPr>
+    </w:lvl>
+    <w:lvl w:ilvl="4" w:tentative="1">
+      <w:start w:val="1"/>
+      <w:numFmt w:val="decimal"/>
+      <w:lvlText w:val="%5."/>
+      <w:lvlJc w:val="left"/>
+      <w:pPr>
+        <w:tabs>
+          <w:tab w:val="num" w:pos="3600"/>
+        </w:tabs>
+        <w:ind w:left="3600" w:hanging="360"/>
+      </w:pPr>
+    </w:lvl>
+    <w:lvl w:ilvl="5" w:tentative="1">
+      <w:start w:val="1"/>
+      <w:numFmt w:val="decimal"/>
+      <w:lvlText w:val="%6."/>
+      <w:lvlJc w:val="left"/>
+      <w:pPr>
+        <w:tabs>
+          <w:tab w:val="num" w:pos="4320"/>
+        </w:tabs>
+        <w:ind w:left="4320" w:hanging="360"/>
+      </w:pPr>
+    </w:lvl>
+    <w:lvl w:ilvl="6" w:tentative="1">
+      <w:start w:val="1"/>
+      <w:numFmt w:val="decimal"/>
+      <w:lvlText w:val="%7."/>
+      <w:lvlJc w:val="left"/>
+      <w:pPr>
+        <w:tabs>
+          <w:tab w:val="num" w:pos="5040"/>
+        </w:tabs>
+        <w:ind w:left="5040" w:hanging="360"/>
+      </w:pPr>
+    </w:lvl>
+    <w:lvl w:ilvl="7" w:tentative="1">
+      <w:start w:val="1"/>
+      <w:numFmt w:val="decimal"/>
+      <w:lvlText w:val="%8."/>
+      <w:lvlJc w:val="left"/>
+      <w:pPr>
+        <w:tabs>
+          <w:tab w:val="num" w:pos="5760"/>
+        </w:tabs>
+        <w:ind w:left="5760" w:hanging="360"/>
+      </w:pPr>
+    </w:lvl>
+    <w:lvl w:ilvl="8" w:tentative="1">
+      <w:start w:val="1"/>
+      <w:numFmt w:val="decimal"/>
+      <w:lvlText w:val="%9."/>
+      <w:lvlJc w:val="left"/>
+      <w:pPr>
+        <w:tabs>
+          <w:tab w:val="num" w:pos="6480"/>
+        </w:tabs>
+        <w:ind w:left="6480" w:hanging="360"/>
+      </w:pPr>
+    </w:lvl>
+  </w:abstractNum>
+  <w:abstractNum w:abstractNumId="16" w15:restartNumberingAfterBreak="0">
+    <w:nsid w:val="47D74B45"/>
+    <w:multiLevelType w:val="multilevel"/>
+    <w:tmpl w:val="D952AE2E"/>
+    <w:lvl w:ilvl="0">
+      <w:start w:val="8"/>
+      <w:numFmt w:val="decimal"/>
+      <w:lvlText w:val="%1."/>
+      <w:lvlJc w:val="left"/>
+      <w:pPr>
+        <w:tabs>
+          <w:tab w:val="num" w:pos="720"/>
+        </w:tabs>
+        <w:ind w:left="720" w:hanging="360"/>
+      </w:pPr>
+    </w:lvl>
+    <w:lvl w:ilvl="1" w:tentative="1">
+      <w:start w:val="1"/>
+      <w:numFmt w:val="decimal"/>
+      <w:lvlText w:val="%2."/>
+      <w:lvlJc w:val="left"/>
+      <w:pPr>
+        <w:tabs>
+          <w:tab w:val="num" w:pos="1440"/>
+        </w:tabs>
+        <w:ind w:left="1440" w:hanging="360"/>
+      </w:pPr>
+    </w:lvl>
+    <w:lvl w:ilvl="2" w:tentative="1">
+      <w:start w:val="1"/>
+      <w:numFmt w:val="decimal"/>
+      <w:lvlText w:val="%3."/>
+      <w:lvlJc w:val="left"/>
+      <w:pPr>
+        <w:tabs>
+          <w:tab w:val="num" w:pos="2160"/>
+        </w:tabs>
+        <w:ind w:left="2160" w:hanging="360"/>
+      </w:pPr>
+    </w:lvl>
+    <w:lvl w:ilvl="3" w:tentative="1">
+      <w:start w:val="1"/>
+      <w:numFmt w:val="decimal"/>
+      <w:lvlText w:val="%4."/>
+      <w:lvlJc w:val="left"/>
+      <w:pPr>
+        <w:tabs>
+          <w:tab w:val="num" w:pos="2880"/>
+        </w:tabs>
+        <w:ind w:left="2880" w:hanging="360"/>
+      </w:pPr>
+    </w:lvl>
+    <w:lvl w:ilvl="4" w:tentative="1">
+      <w:start w:val="1"/>
+      <w:numFmt w:val="decimal"/>
+      <w:lvlText w:val="%5."/>
+      <w:lvlJc w:val="left"/>
+      <w:pPr>
+        <w:tabs>
+          <w:tab w:val="num" w:pos="3600"/>
+        </w:tabs>
+        <w:ind w:left="3600" w:hanging="360"/>
+      </w:pPr>
+    </w:lvl>
+    <w:lvl w:ilvl="5" w:tentative="1">
+      <w:start w:val="1"/>
+      <w:numFmt w:val="decimal"/>
+      <w:lvlText w:val="%6."/>
+      <w:lvlJc w:val="left"/>
+      <w:pPr>
+        <w:tabs>
+          <w:tab w:val="num" w:pos="4320"/>
+        </w:tabs>
+        <w:ind w:left="4320" w:hanging="360"/>
+      </w:pPr>
+    </w:lvl>
+    <w:lvl w:ilvl="6" w:tentative="1">
+      <w:start w:val="1"/>
+      <w:numFmt w:val="decimal"/>
+      <w:lvlText w:val="%7."/>
+      <w:lvlJc w:val="left"/>
+      <w:pPr>
+        <w:tabs>
+          <w:tab w:val="num" w:pos="5040"/>
+        </w:tabs>
+        <w:ind w:left="5040" w:hanging="360"/>
+      </w:pPr>
+    </w:lvl>
+    <w:lvl w:ilvl="7" w:tentative="1">
+      <w:start w:val="1"/>
+      <w:numFmt w:val="decimal"/>
+      <w:lvlText w:val="%8."/>
+      <w:lvlJc w:val="left"/>
+      <w:pPr>
+        <w:tabs>
+          <w:tab w:val="num" w:pos="5760"/>
+        </w:tabs>
+        <w:ind w:left="5760" w:hanging="360"/>
+      </w:pPr>
+    </w:lvl>
+    <w:lvl w:ilvl="8" w:tentative="1">
+      <w:start w:val="1"/>
+      <w:numFmt w:val="decimal"/>
+      <w:lvlText w:val="%9."/>
+      <w:lvlJc w:val="left"/>
+      <w:pPr>
+        <w:tabs>
+          <w:tab w:val="num" w:pos="6480"/>
+        </w:tabs>
+        <w:ind w:left="6480" w:hanging="360"/>
+      </w:pPr>
+    </w:lvl>
+  </w:abstractNum>
+  <w:abstractNum w:abstractNumId="17" w15:restartNumberingAfterBreak="0">
     <w:nsid w:val="4AA7318D"/>
     <w:multiLevelType w:val="multilevel"/>
     <w:tmpl w:val="742E73A0"/>
@@ -1871,7 +7844,495 @@
       </w:pPr>
     </w:lvl>
   </w:abstractNum>
-  <w:abstractNum w:abstractNumId="4" w15:restartNumberingAfterBreak="0">
+  <w:abstractNum w:abstractNumId="18" w15:restartNumberingAfterBreak="0">
+    <w:nsid w:val="4C6A4628"/>
+    <w:multiLevelType w:val="multilevel"/>
+    <w:tmpl w:val="560A59C2"/>
+    <w:lvl w:ilvl="0">
+      <w:start w:val="1"/>
+      <w:numFmt w:val="bullet"/>
+      <w:lvlText w:val=""/>
+      <w:lvlJc w:val="left"/>
+      <w:pPr>
+        <w:tabs>
+          <w:tab w:val="num" w:pos="720"/>
+        </w:tabs>
+        <w:ind w:left="720" w:hanging="360"/>
+      </w:pPr>
+      <w:rPr>
+        <w:rFonts w:ascii="Symbol" w:hAnsi="Symbol" w:hint="default"/>
+        <w:sz w:val="20"/>
+      </w:rPr>
+    </w:lvl>
+    <w:lvl w:ilvl="1" w:tentative="1">
+      <w:start w:val="1"/>
+      <w:numFmt w:val="bullet"/>
+      <w:lvlText w:val="o"/>
+      <w:lvlJc w:val="left"/>
+      <w:pPr>
+        <w:tabs>
+          <w:tab w:val="num" w:pos="1440"/>
+        </w:tabs>
+        <w:ind w:left="1440" w:hanging="360"/>
+      </w:pPr>
+      <w:rPr>
+        <w:rFonts w:ascii="Courier New" w:hAnsi="Courier New" w:hint="default"/>
+        <w:sz w:val="20"/>
+      </w:rPr>
+    </w:lvl>
+    <w:lvl w:ilvl="2" w:tentative="1">
+      <w:start w:val="1"/>
+      <w:numFmt w:val="bullet"/>
+      <w:lvlText w:val=""/>
+      <w:lvlJc w:val="left"/>
+      <w:pPr>
+        <w:tabs>
+          <w:tab w:val="num" w:pos="2160"/>
+        </w:tabs>
+        <w:ind w:left="2160" w:hanging="360"/>
+      </w:pPr>
+      <w:rPr>
+        <w:rFonts w:ascii="Wingdings" w:hAnsi="Wingdings" w:hint="default"/>
+        <w:sz w:val="20"/>
+      </w:rPr>
+    </w:lvl>
+    <w:lvl w:ilvl="3" w:tentative="1">
+      <w:start w:val="1"/>
+      <w:numFmt w:val="bullet"/>
+      <w:lvlText w:val=""/>
+      <w:lvlJc w:val="left"/>
+      <w:pPr>
+        <w:tabs>
+          <w:tab w:val="num" w:pos="2880"/>
+        </w:tabs>
+        <w:ind w:left="2880" w:hanging="360"/>
+      </w:pPr>
+      <w:rPr>
+        <w:rFonts w:ascii="Wingdings" w:hAnsi="Wingdings" w:hint="default"/>
+        <w:sz w:val="20"/>
+      </w:rPr>
+    </w:lvl>
+    <w:lvl w:ilvl="4" w:tentative="1">
+      <w:start w:val="1"/>
+      <w:numFmt w:val="bullet"/>
+      <w:lvlText w:val=""/>
+      <w:lvlJc w:val="left"/>
+      <w:pPr>
+        <w:tabs>
+          <w:tab w:val="num" w:pos="3600"/>
+        </w:tabs>
+        <w:ind w:left="3600" w:hanging="360"/>
+      </w:pPr>
+      <w:rPr>
+        <w:rFonts w:ascii="Wingdings" w:hAnsi="Wingdings" w:hint="default"/>
+        <w:sz w:val="20"/>
+      </w:rPr>
+    </w:lvl>
+    <w:lvl w:ilvl="5" w:tentative="1">
+      <w:start w:val="1"/>
+      <w:numFmt w:val="bullet"/>
+      <w:lvlText w:val=""/>
+      <w:lvlJc w:val="left"/>
+      <w:pPr>
+        <w:tabs>
+          <w:tab w:val="num" w:pos="4320"/>
+        </w:tabs>
+        <w:ind w:left="4320" w:hanging="360"/>
+      </w:pPr>
+      <w:rPr>
+        <w:rFonts w:ascii="Wingdings" w:hAnsi="Wingdings" w:hint="default"/>
+        <w:sz w:val="20"/>
+      </w:rPr>
+    </w:lvl>
+    <w:lvl w:ilvl="6" w:tentative="1">
+      <w:start w:val="1"/>
+      <w:numFmt w:val="bullet"/>
+      <w:lvlText w:val=""/>
+      <w:lvlJc w:val="left"/>
+      <w:pPr>
+        <w:tabs>
+          <w:tab w:val="num" w:pos="5040"/>
+        </w:tabs>
+        <w:ind w:left="5040" w:hanging="360"/>
+      </w:pPr>
+      <w:rPr>
+        <w:rFonts w:ascii="Wingdings" w:hAnsi="Wingdings" w:hint="default"/>
+        <w:sz w:val="20"/>
+      </w:rPr>
+    </w:lvl>
+    <w:lvl w:ilvl="7" w:tentative="1">
+      <w:start w:val="1"/>
+      <w:numFmt w:val="bullet"/>
+      <w:lvlText w:val=""/>
+      <w:lvlJc w:val="left"/>
+      <w:pPr>
+        <w:tabs>
+          <w:tab w:val="num" w:pos="5760"/>
+        </w:tabs>
+        <w:ind w:left="5760" w:hanging="360"/>
+      </w:pPr>
+      <w:rPr>
+        <w:rFonts w:ascii="Wingdings" w:hAnsi="Wingdings" w:hint="default"/>
+        <w:sz w:val="20"/>
+      </w:rPr>
+    </w:lvl>
+    <w:lvl w:ilvl="8" w:tentative="1">
+      <w:start w:val="1"/>
+      <w:numFmt w:val="bullet"/>
+      <w:lvlText w:val=""/>
+      <w:lvlJc w:val="left"/>
+      <w:pPr>
+        <w:tabs>
+          <w:tab w:val="num" w:pos="6480"/>
+        </w:tabs>
+        <w:ind w:left="6480" w:hanging="360"/>
+      </w:pPr>
+      <w:rPr>
+        <w:rFonts w:ascii="Wingdings" w:hAnsi="Wingdings" w:hint="default"/>
+        <w:sz w:val="20"/>
+      </w:rPr>
+    </w:lvl>
+  </w:abstractNum>
+  <w:abstractNum w:abstractNumId="19" w15:restartNumberingAfterBreak="0">
+    <w:nsid w:val="4D852B12"/>
+    <w:multiLevelType w:val="multilevel"/>
+    <w:tmpl w:val="0F9671AA"/>
+    <w:lvl w:ilvl="0">
+      <w:start w:val="1"/>
+      <w:numFmt w:val="decimal"/>
+      <w:lvlText w:val="%1."/>
+      <w:lvlJc w:val="left"/>
+      <w:pPr>
+        <w:tabs>
+          <w:tab w:val="num" w:pos="720"/>
+        </w:tabs>
+        <w:ind w:left="720" w:hanging="360"/>
+      </w:pPr>
+    </w:lvl>
+    <w:lvl w:ilvl="1" w:tentative="1">
+      <w:start w:val="1"/>
+      <w:numFmt w:val="decimal"/>
+      <w:lvlText w:val="%2."/>
+      <w:lvlJc w:val="left"/>
+      <w:pPr>
+        <w:tabs>
+          <w:tab w:val="num" w:pos="1440"/>
+        </w:tabs>
+        <w:ind w:left="1440" w:hanging="360"/>
+      </w:pPr>
+    </w:lvl>
+    <w:lvl w:ilvl="2" w:tentative="1">
+      <w:start w:val="1"/>
+      <w:numFmt w:val="decimal"/>
+      <w:lvlText w:val="%3."/>
+      <w:lvlJc w:val="left"/>
+      <w:pPr>
+        <w:tabs>
+          <w:tab w:val="num" w:pos="2160"/>
+        </w:tabs>
+        <w:ind w:left="2160" w:hanging="360"/>
+      </w:pPr>
+    </w:lvl>
+    <w:lvl w:ilvl="3" w:tentative="1">
+      <w:start w:val="1"/>
+      <w:numFmt w:val="decimal"/>
+      <w:lvlText w:val="%4."/>
+      <w:lvlJc w:val="left"/>
+      <w:pPr>
+        <w:tabs>
+          <w:tab w:val="num" w:pos="2880"/>
+        </w:tabs>
+        <w:ind w:left="2880" w:hanging="360"/>
+      </w:pPr>
+    </w:lvl>
+    <w:lvl w:ilvl="4" w:tentative="1">
+      <w:start w:val="1"/>
+      <w:numFmt w:val="decimal"/>
+      <w:lvlText w:val="%5."/>
+      <w:lvlJc w:val="left"/>
+      <w:pPr>
+        <w:tabs>
+          <w:tab w:val="num" w:pos="3600"/>
+        </w:tabs>
+        <w:ind w:left="3600" w:hanging="360"/>
+      </w:pPr>
+    </w:lvl>
+    <w:lvl w:ilvl="5" w:tentative="1">
+      <w:start w:val="1"/>
+      <w:numFmt w:val="decimal"/>
+      <w:lvlText w:val="%6."/>
+      <w:lvlJc w:val="left"/>
+      <w:pPr>
+        <w:tabs>
+          <w:tab w:val="num" w:pos="4320"/>
+        </w:tabs>
+        <w:ind w:left="4320" w:hanging="360"/>
+      </w:pPr>
+    </w:lvl>
+    <w:lvl w:ilvl="6" w:tentative="1">
+      <w:start w:val="1"/>
+      <w:numFmt w:val="decimal"/>
+      <w:lvlText w:val="%7."/>
+      <w:lvlJc w:val="left"/>
+      <w:pPr>
+        <w:tabs>
+          <w:tab w:val="num" w:pos="5040"/>
+        </w:tabs>
+        <w:ind w:left="5040" w:hanging="360"/>
+      </w:pPr>
+    </w:lvl>
+    <w:lvl w:ilvl="7" w:tentative="1">
+      <w:start w:val="1"/>
+      <w:numFmt w:val="decimal"/>
+      <w:lvlText w:val="%8."/>
+      <w:lvlJc w:val="left"/>
+      <w:pPr>
+        <w:tabs>
+          <w:tab w:val="num" w:pos="5760"/>
+        </w:tabs>
+        <w:ind w:left="5760" w:hanging="360"/>
+      </w:pPr>
+    </w:lvl>
+    <w:lvl w:ilvl="8" w:tentative="1">
+      <w:start w:val="1"/>
+      <w:numFmt w:val="decimal"/>
+      <w:lvlText w:val="%9."/>
+      <w:lvlJc w:val="left"/>
+      <w:pPr>
+        <w:tabs>
+          <w:tab w:val="num" w:pos="6480"/>
+        </w:tabs>
+        <w:ind w:left="6480" w:hanging="360"/>
+      </w:pPr>
+    </w:lvl>
+  </w:abstractNum>
+  <w:abstractNum w:abstractNumId="20" w15:restartNumberingAfterBreak="0">
+    <w:nsid w:val="4DA168B4"/>
+    <w:multiLevelType w:val="multilevel"/>
+    <w:tmpl w:val="FCC0FFDC"/>
+    <w:lvl w:ilvl="0">
+      <w:start w:val="7"/>
+      <w:numFmt w:val="decimal"/>
+      <w:lvlText w:val="%1."/>
+      <w:lvlJc w:val="left"/>
+      <w:pPr>
+        <w:tabs>
+          <w:tab w:val="num" w:pos="720"/>
+        </w:tabs>
+        <w:ind w:left="720" w:hanging="360"/>
+      </w:pPr>
+    </w:lvl>
+    <w:lvl w:ilvl="1" w:tentative="1">
+      <w:start w:val="1"/>
+      <w:numFmt w:val="decimal"/>
+      <w:lvlText w:val="%2."/>
+      <w:lvlJc w:val="left"/>
+      <w:pPr>
+        <w:tabs>
+          <w:tab w:val="num" w:pos="1440"/>
+        </w:tabs>
+        <w:ind w:left="1440" w:hanging="360"/>
+      </w:pPr>
+    </w:lvl>
+    <w:lvl w:ilvl="2" w:tentative="1">
+      <w:start w:val="1"/>
+      <w:numFmt w:val="decimal"/>
+      <w:lvlText w:val="%3."/>
+      <w:lvlJc w:val="left"/>
+      <w:pPr>
+        <w:tabs>
+          <w:tab w:val="num" w:pos="2160"/>
+        </w:tabs>
+        <w:ind w:left="2160" w:hanging="360"/>
+      </w:pPr>
+    </w:lvl>
+    <w:lvl w:ilvl="3" w:tentative="1">
+      <w:start w:val="1"/>
+      <w:numFmt w:val="decimal"/>
+      <w:lvlText w:val="%4."/>
+      <w:lvlJc w:val="left"/>
+      <w:pPr>
+        <w:tabs>
+          <w:tab w:val="num" w:pos="2880"/>
+        </w:tabs>
+        <w:ind w:left="2880" w:hanging="360"/>
+      </w:pPr>
+    </w:lvl>
+    <w:lvl w:ilvl="4" w:tentative="1">
+      <w:start w:val="1"/>
+      <w:numFmt w:val="decimal"/>
+      <w:lvlText w:val="%5."/>
+      <w:lvlJc w:val="left"/>
+      <w:pPr>
+        <w:tabs>
+          <w:tab w:val="num" w:pos="3600"/>
+        </w:tabs>
+        <w:ind w:left="3600" w:hanging="360"/>
+      </w:pPr>
+    </w:lvl>
+    <w:lvl w:ilvl="5" w:tentative="1">
+      <w:start w:val="1"/>
+      <w:numFmt w:val="decimal"/>
+      <w:lvlText w:val="%6."/>
+      <w:lvlJc w:val="left"/>
+      <w:pPr>
+        <w:tabs>
+          <w:tab w:val="num" w:pos="4320"/>
+        </w:tabs>
+        <w:ind w:left="4320" w:hanging="360"/>
+      </w:pPr>
+    </w:lvl>
+    <w:lvl w:ilvl="6" w:tentative="1">
+      <w:start w:val="1"/>
+      <w:numFmt w:val="decimal"/>
+      <w:lvlText w:val="%7."/>
+      <w:lvlJc w:val="left"/>
+      <w:pPr>
+        <w:tabs>
+          <w:tab w:val="num" w:pos="5040"/>
+        </w:tabs>
+        <w:ind w:left="5040" w:hanging="360"/>
+      </w:pPr>
+    </w:lvl>
+    <w:lvl w:ilvl="7" w:tentative="1">
+      <w:start w:val="1"/>
+      <w:numFmt w:val="decimal"/>
+      <w:lvlText w:val="%8."/>
+      <w:lvlJc w:val="left"/>
+      <w:pPr>
+        <w:tabs>
+          <w:tab w:val="num" w:pos="5760"/>
+        </w:tabs>
+        <w:ind w:left="5760" w:hanging="360"/>
+      </w:pPr>
+    </w:lvl>
+    <w:lvl w:ilvl="8" w:tentative="1">
+      <w:start w:val="1"/>
+      <w:numFmt w:val="decimal"/>
+      <w:lvlText w:val="%9."/>
+      <w:lvlJc w:val="left"/>
+      <w:pPr>
+        <w:tabs>
+          <w:tab w:val="num" w:pos="6480"/>
+        </w:tabs>
+        <w:ind w:left="6480" w:hanging="360"/>
+      </w:pPr>
+    </w:lvl>
+  </w:abstractNum>
+  <w:abstractNum w:abstractNumId="21" w15:restartNumberingAfterBreak="0">
+    <w:nsid w:val="55264E5A"/>
+    <w:multiLevelType w:val="multilevel"/>
+    <w:tmpl w:val="31308B3A"/>
+    <w:lvl w:ilvl="0">
+      <w:start w:val="1"/>
+      <w:numFmt w:val="decimal"/>
+      <w:lvlText w:val="%1."/>
+      <w:lvlJc w:val="left"/>
+      <w:pPr>
+        <w:tabs>
+          <w:tab w:val="num" w:pos="720"/>
+        </w:tabs>
+        <w:ind w:left="720" w:hanging="360"/>
+      </w:pPr>
+    </w:lvl>
+    <w:lvl w:ilvl="1" w:tentative="1">
+      <w:start w:val="1"/>
+      <w:numFmt w:val="decimal"/>
+      <w:lvlText w:val="%2."/>
+      <w:lvlJc w:val="left"/>
+      <w:pPr>
+        <w:tabs>
+          <w:tab w:val="num" w:pos="1440"/>
+        </w:tabs>
+        <w:ind w:left="1440" w:hanging="360"/>
+      </w:pPr>
+    </w:lvl>
+    <w:lvl w:ilvl="2" w:tentative="1">
+      <w:start w:val="1"/>
+      <w:numFmt w:val="decimal"/>
+      <w:lvlText w:val="%3."/>
+      <w:lvlJc w:val="left"/>
+      <w:pPr>
+        <w:tabs>
+          <w:tab w:val="num" w:pos="2160"/>
+        </w:tabs>
+        <w:ind w:left="2160" w:hanging="360"/>
+      </w:pPr>
+    </w:lvl>
+    <w:lvl w:ilvl="3" w:tentative="1">
+      <w:start w:val="1"/>
+      <w:numFmt w:val="decimal"/>
+      <w:lvlText w:val="%4."/>
+      <w:lvlJc w:val="left"/>
+      <w:pPr>
+        <w:tabs>
+          <w:tab w:val="num" w:pos="2880"/>
+        </w:tabs>
+        <w:ind w:left="2880" w:hanging="360"/>
+      </w:pPr>
+    </w:lvl>
+    <w:lvl w:ilvl="4" w:tentative="1">
+      <w:start w:val="1"/>
+      <w:numFmt w:val="decimal"/>
+      <w:lvlText w:val="%5."/>
+      <w:lvlJc w:val="left"/>
+      <w:pPr>
+        <w:tabs>
+          <w:tab w:val="num" w:pos="3600"/>
+        </w:tabs>
+        <w:ind w:left="3600" w:hanging="360"/>
+      </w:pPr>
+    </w:lvl>
+    <w:lvl w:ilvl="5" w:tentative="1">
+      <w:start w:val="1"/>
+      <w:numFmt w:val="decimal"/>
+      <w:lvlText w:val="%6."/>
+      <w:lvlJc w:val="left"/>
+      <w:pPr>
+        <w:tabs>
+          <w:tab w:val="num" w:pos="4320"/>
+        </w:tabs>
+        <w:ind w:left="4320" w:hanging="360"/>
+      </w:pPr>
+    </w:lvl>
+    <w:lvl w:ilvl="6" w:tentative="1">
+      <w:start w:val="1"/>
+      <w:numFmt w:val="decimal"/>
+      <w:lvlText w:val="%7."/>
+      <w:lvlJc w:val="left"/>
+      <w:pPr>
+        <w:tabs>
+          <w:tab w:val="num" w:pos="5040"/>
+        </w:tabs>
+        <w:ind w:left="5040" w:hanging="360"/>
+      </w:pPr>
+    </w:lvl>
+    <w:lvl w:ilvl="7" w:tentative="1">
+      <w:start w:val="1"/>
+      <w:numFmt w:val="decimal"/>
+      <w:lvlText w:val="%8."/>
+      <w:lvlJc w:val="left"/>
+      <w:pPr>
+        <w:tabs>
+          <w:tab w:val="num" w:pos="5760"/>
+        </w:tabs>
+        <w:ind w:left="5760" w:hanging="360"/>
+      </w:pPr>
+    </w:lvl>
+    <w:lvl w:ilvl="8" w:tentative="1">
+      <w:start w:val="1"/>
+      <w:numFmt w:val="decimal"/>
+      <w:lvlText w:val="%9."/>
+      <w:lvlJc w:val="left"/>
+      <w:pPr>
+        <w:tabs>
+          <w:tab w:val="num" w:pos="6480"/>
+        </w:tabs>
+        <w:ind w:left="6480" w:hanging="360"/>
+      </w:pPr>
+    </w:lvl>
+  </w:abstractNum>
+  <w:abstractNum w:abstractNumId="22" w15:restartNumberingAfterBreak="0">
     <w:nsid w:val="582E2740"/>
     <w:multiLevelType w:val="multilevel"/>
     <w:tmpl w:val="1BE22FDE"/>
@@ -1984,7 +8445,7 @@
       </w:pPr>
     </w:lvl>
   </w:abstractNum>
-  <w:abstractNum w:abstractNumId="5" w15:restartNumberingAfterBreak="0">
+  <w:abstractNum w:abstractNumId="23" w15:restartNumberingAfterBreak="0">
     <w:nsid w:val="5AEA19FA"/>
     <w:multiLevelType w:val="multilevel"/>
     <w:tmpl w:val="7BA86B56"/>
@@ -2097,7 +8558,7 @@
       </w:pPr>
     </w:lvl>
   </w:abstractNum>
-  <w:abstractNum w:abstractNumId="6" w15:restartNumberingAfterBreak="0">
+  <w:abstractNum w:abstractNumId="24" w15:restartNumberingAfterBreak="0">
     <w:nsid w:val="5CAF5FF4"/>
     <w:multiLevelType w:val="hybridMultilevel"/>
     <w:tmpl w:val="BC0CC198"/>
@@ -2210,7 +8671,459 @@
       </w:rPr>
     </w:lvl>
   </w:abstractNum>
-  <w:abstractNum w:abstractNumId="7" w15:restartNumberingAfterBreak="0">
+  <w:abstractNum w:abstractNumId="25" w15:restartNumberingAfterBreak="0">
+    <w:nsid w:val="60DF0D52"/>
+    <w:multiLevelType w:val="multilevel"/>
+    <w:tmpl w:val="84983BB4"/>
+    <w:lvl w:ilvl="0">
+      <w:start w:val="4"/>
+      <w:numFmt w:val="decimal"/>
+      <w:lvlText w:val="%1."/>
+      <w:lvlJc w:val="left"/>
+      <w:pPr>
+        <w:tabs>
+          <w:tab w:val="num" w:pos="720"/>
+        </w:tabs>
+        <w:ind w:left="720" w:hanging="360"/>
+      </w:pPr>
+    </w:lvl>
+    <w:lvl w:ilvl="1" w:tentative="1">
+      <w:start w:val="1"/>
+      <w:numFmt w:val="decimal"/>
+      <w:lvlText w:val="%2."/>
+      <w:lvlJc w:val="left"/>
+      <w:pPr>
+        <w:tabs>
+          <w:tab w:val="num" w:pos="1440"/>
+        </w:tabs>
+        <w:ind w:left="1440" w:hanging="360"/>
+      </w:pPr>
+    </w:lvl>
+    <w:lvl w:ilvl="2" w:tentative="1">
+      <w:start w:val="1"/>
+      <w:numFmt w:val="decimal"/>
+      <w:lvlText w:val="%3."/>
+      <w:lvlJc w:val="left"/>
+      <w:pPr>
+        <w:tabs>
+          <w:tab w:val="num" w:pos="2160"/>
+        </w:tabs>
+        <w:ind w:left="2160" w:hanging="360"/>
+      </w:pPr>
+    </w:lvl>
+    <w:lvl w:ilvl="3" w:tentative="1">
+      <w:start w:val="1"/>
+      <w:numFmt w:val="decimal"/>
+      <w:lvlText w:val="%4."/>
+      <w:lvlJc w:val="left"/>
+      <w:pPr>
+        <w:tabs>
+          <w:tab w:val="num" w:pos="2880"/>
+        </w:tabs>
+        <w:ind w:left="2880" w:hanging="360"/>
+      </w:pPr>
+    </w:lvl>
+    <w:lvl w:ilvl="4" w:tentative="1">
+      <w:start w:val="1"/>
+      <w:numFmt w:val="decimal"/>
+      <w:lvlText w:val="%5."/>
+      <w:lvlJc w:val="left"/>
+      <w:pPr>
+        <w:tabs>
+          <w:tab w:val="num" w:pos="3600"/>
+        </w:tabs>
+        <w:ind w:left="3600" w:hanging="360"/>
+      </w:pPr>
+    </w:lvl>
+    <w:lvl w:ilvl="5" w:tentative="1">
+      <w:start w:val="1"/>
+      <w:numFmt w:val="decimal"/>
+      <w:lvlText w:val="%6."/>
+      <w:lvlJc w:val="left"/>
+      <w:pPr>
+        <w:tabs>
+          <w:tab w:val="num" w:pos="4320"/>
+        </w:tabs>
+        <w:ind w:left="4320" w:hanging="360"/>
+      </w:pPr>
+    </w:lvl>
+    <w:lvl w:ilvl="6" w:tentative="1">
+      <w:start w:val="1"/>
+      <w:numFmt w:val="decimal"/>
+      <w:lvlText w:val="%7."/>
+      <w:lvlJc w:val="left"/>
+      <w:pPr>
+        <w:tabs>
+          <w:tab w:val="num" w:pos="5040"/>
+        </w:tabs>
+        <w:ind w:left="5040" w:hanging="360"/>
+      </w:pPr>
+    </w:lvl>
+    <w:lvl w:ilvl="7" w:tentative="1">
+      <w:start w:val="1"/>
+      <w:numFmt w:val="decimal"/>
+      <w:lvlText w:val="%8."/>
+      <w:lvlJc w:val="left"/>
+      <w:pPr>
+        <w:tabs>
+          <w:tab w:val="num" w:pos="5760"/>
+        </w:tabs>
+        <w:ind w:left="5760" w:hanging="360"/>
+      </w:pPr>
+    </w:lvl>
+    <w:lvl w:ilvl="8" w:tentative="1">
+      <w:start w:val="1"/>
+      <w:numFmt w:val="decimal"/>
+      <w:lvlText w:val="%9."/>
+      <w:lvlJc w:val="left"/>
+      <w:pPr>
+        <w:tabs>
+          <w:tab w:val="num" w:pos="6480"/>
+        </w:tabs>
+        <w:ind w:left="6480" w:hanging="360"/>
+      </w:pPr>
+    </w:lvl>
+  </w:abstractNum>
+  <w:abstractNum w:abstractNumId="26" w15:restartNumberingAfterBreak="0">
+    <w:nsid w:val="684E3670"/>
+    <w:multiLevelType w:val="multilevel"/>
+    <w:tmpl w:val="6FBAC478"/>
+    <w:lvl w:ilvl="0">
+      <w:start w:val="9"/>
+      <w:numFmt w:val="decimal"/>
+      <w:lvlText w:val="%1."/>
+      <w:lvlJc w:val="left"/>
+      <w:pPr>
+        <w:tabs>
+          <w:tab w:val="num" w:pos="720"/>
+        </w:tabs>
+        <w:ind w:left="720" w:hanging="360"/>
+      </w:pPr>
+    </w:lvl>
+    <w:lvl w:ilvl="1" w:tentative="1">
+      <w:start w:val="1"/>
+      <w:numFmt w:val="decimal"/>
+      <w:lvlText w:val="%2."/>
+      <w:lvlJc w:val="left"/>
+      <w:pPr>
+        <w:tabs>
+          <w:tab w:val="num" w:pos="1440"/>
+        </w:tabs>
+        <w:ind w:left="1440" w:hanging="360"/>
+      </w:pPr>
+    </w:lvl>
+    <w:lvl w:ilvl="2" w:tentative="1">
+      <w:start w:val="1"/>
+      <w:numFmt w:val="decimal"/>
+      <w:lvlText w:val="%3."/>
+      <w:lvlJc w:val="left"/>
+      <w:pPr>
+        <w:tabs>
+          <w:tab w:val="num" w:pos="2160"/>
+        </w:tabs>
+        <w:ind w:left="2160" w:hanging="360"/>
+      </w:pPr>
+    </w:lvl>
+    <w:lvl w:ilvl="3" w:tentative="1">
+      <w:start w:val="1"/>
+      <w:numFmt w:val="decimal"/>
+      <w:lvlText w:val="%4."/>
+      <w:lvlJc w:val="left"/>
+      <w:pPr>
+        <w:tabs>
+          <w:tab w:val="num" w:pos="2880"/>
+        </w:tabs>
+        <w:ind w:left="2880" w:hanging="360"/>
+      </w:pPr>
+    </w:lvl>
+    <w:lvl w:ilvl="4" w:tentative="1">
+      <w:start w:val="1"/>
+      <w:numFmt w:val="decimal"/>
+      <w:lvlText w:val="%5."/>
+      <w:lvlJc w:val="left"/>
+      <w:pPr>
+        <w:tabs>
+          <w:tab w:val="num" w:pos="3600"/>
+        </w:tabs>
+        <w:ind w:left="3600" w:hanging="360"/>
+      </w:pPr>
+    </w:lvl>
+    <w:lvl w:ilvl="5" w:tentative="1">
+      <w:start w:val="1"/>
+      <w:numFmt w:val="decimal"/>
+      <w:lvlText w:val="%6."/>
+      <w:lvlJc w:val="left"/>
+      <w:pPr>
+        <w:tabs>
+          <w:tab w:val="num" w:pos="4320"/>
+        </w:tabs>
+        <w:ind w:left="4320" w:hanging="360"/>
+      </w:pPr>
+    </w:lvl>
+    <w:lvl w:ilvl="6" w:tentative="1">
+      <w:start w:val="1"/>
+      <w:numFmt w:val="decimal"/>
+      <w:lvlText w:val="%7."/>
+      <w:lvlJc w:val="left"/>
+      <w:pPr>
+        <w:tabs>
+          <w:tab w:val="num" w:pos="5040"/>
+        </w:tabs>
+        <w:ind w:left="5040" w:hanging="360"/>
+      </w:pPr>
+    </w:lvl>
+    <w:lvl w:ilvl="7" w:tentative="1">
+      <w:start w:val="1"/>
+      <w:numFmt w:val="decimal"/>
+      <w:lvlText w:val="%8."/>
+      <w:lvlJc w:val="left"/>
+      <w:pPr>
+        <w:tabs>
+          <w:tab w:val="num" w:pos="5760"/>
+        </w:tabs>
+        <w:ind w:left="5760" w:hanging="360"/>
+      </w:pPr>
+    </w:lvl>
+    <w:lvl w:ilvl="8" w:tentative="1">
+      <w:start w:val="1"/>
+      <w:numFmt w:val="decimal"/>
+      <w:lvlText w:val="%9."/>
+      <w:lvlJc w:val="left"/>
+      <w:pPr>
+        <w:tabs>
+          <w:tab w:val="num" w:pos="6480"/>
+        </w:tabs>
+        <w:ind w:left="6480" w:hanging="360"/>
+      </w:pPr>
+    </w:lvl>
+  </w:abstractNum>
+  <w:abstractNum w:abstractNumId="27" w15:restartNumberingAfterBreak="0">
+    <w:nsid w:val="6DA52D63"/>
+    <w:multiLevelType w:val="multilevel"/>
+    <w:tmpl w:val="BB3A13CE"/>
+    <w:lvl w:ilvl="0">
+      <w:start w:val="8"/>
+      <w:numFmt w:val="decimal"/>
+      <w:lvlText w:val="%1."/>
+      <w:lvlJc w:val="left"/>
+      <w:pPr>
+        <w:tabs>
+          <w:tab w:val="num" w:pos="720"/>
+        </w:tabs>
+        <w:ind w:left="720" w:hanging="360"/>
+      </w:pPr>
+    </w:lvl>
+    <w:lvl w:ilvl="1" w:tentative="1">
+      <w:start w:val="1"/>
+      <w:numFmt w:val="decimal"/>
+      <w:lvlText w:val="%2."/>
+      <w:lvlJc w:val="left"/>
+      <w:pPr>
+        <w:tabs>
+          <w:tab w:val="num" w:pos="1440"/>
+        </w:tabs>
+        <w:ind w:left="1440" w:hanging="360"/>
+      </w:pPr>
+    </w:lvl>
+    <w:lvl w:ilvl="2" w:tentative="1">
+      <w:start w:val="1"/>
+      <w:numFmt w:val="decimal"/>
+      <w:lvlText w:val="%3."/>
+      <w:lvlJc w:val="left"/>
+      <w:pPr>
+        <w:tabs>
+          <w:tab w:val="num" w:pos="2160"/>
+        </w:tabs>
+        <w:ind w:left="2160" w:hanging="360"/>
+      </w:pPr>
+    </w:lvl>
+    <w:lvl w:ilvl="3" w:tentative="1">
+      <w:start w:val="1"/>
+      <w:numFmt w:val="decimal"/>
+      <w:lvlText w:val="%4."/>
+      <w:lvlJc w:val="left"/>
+      <w:pPr>
+        <w:tabs>
+          <w:tab w:val="num" w:pos="2880"/>
+        </w:tabs>
+        <w:ind w:left="2880" w:hanging="360"/>
+      </w:pPr>
+    </w:lvl>
+    <w:lvl w:ilvl="4" w:tentative="1">
+      <w:start w:val="1"/>
+      <w:numFmt w:val="decimal"/>
+      <w:lvlText w:val="%5."/>
+      <w:lvlJc w:val="left"/>
+      <w:pPr>
+        <w:tabs>
+          <w:tab w:val="num" w:pos="3600"/>
+        </w:tabs>
+        <w:ind w:left="3600" w:hanging="360"/>
+      </w:pPr>
+    </w:lvl>
+    <w:lvl w:ilvl="5" w:tentative="1">
+      <w:start w:val="1"/>
+      <w:numFmt w:val="decimal"/>
+      <w:lvlText w:val="%6."/>
+      <w:lvlJc w:val="left"/>
+      <w:pPr>
+        <w:tabs>
+          <w:tab w:val="num" w:pos="4320"/>
+        </w:tabs>
+        <w:ind w:left="4320" w:hanging="360"/>
+      </w:pPr>
+    </w:lvl>
+    <w:lvl w:ilvl="6" w:tentative="1">
+      <w:start w:val="1"/>
+      <w:numFmt w:val="decimal"/>
+      <w:lvlText w:val="%7."/>
+      <w:lvlJc w:val="left"/>
+      <w:pPr>
+        <w:tabs>
+          <w:tab w:val="num" w:pos="5040"/>
+        </w:tabs>
+        <w:ind w:left="5040" w:hanging="360"/>
+      </w:pPr>
+    </w:lvl>
+    <w:lvl w:ilvl="7" w:tentative="1">
+      <w:start w:val="1"/>
+      <w:numFmt w:val="decimal"/>
+      <w:lvlText w:val="%8."/>
+      <w:lvlJc w:val="left"/>
+      <w:pPr>
+        <w:tabs>
+          <w:tab w:val="num" w:pos="5760"/>
+        </w:tabs>
+        <w:ind w:left="5760" w:hanging="360"/>
+      </w:pPr>
+    </w:lvl>
+    <w:lvl w:ilvl="8" w:tentative="1">
+      <w:start w:val="1"/>
+      <w:numFmt w:val="decimal"/>
+      <w:lvlText w:val="%9."/>
+      <w:lvlJc w:val="left"/>
+      <w:pPr>
+        <w:tabs>
+          <w:tab w:val="num" w:pos="6480"/>
+        </w:tabs>
+        <w:ind w:left="6480" w:hanging="360"/>
+      </w:pPr>
+    </w:lvl>
+  </w:abstractNum>
+  <w:abstractNum w:abstractNumId="28" w15:restartNumberingAfterBreak="0">
+    <w:nsid w:val="74181716"/>
+    <w:multiLevelType w:val="multilevel"/>
+    <w:tmpl w:val="CE60EE34"/>
+    <w:lvl w:ilvl="0">
+      <w:start w:val="7"/>
+      <w:numFmt w:val="decimal"/>
+      <w:lvlText w:val="%1."/>
+      <w:lvlJc w:val="left"/>
+      <w:pPr>
+        <w:tabs>
+          <w:tab w:val="num" w:pos="720"/>
+        </w:tabs>
+        <w:ind w:left="720" w:hanging="360"/>
+      </w:pPr>
+    </w:lvl>
+    <w:lvl w:ilvl="1" w:tentative="1">
+      <w:start w:val="1"/>
+      <w:numFmt w:val="decimal"/>
+      <w:lvlText w:val="%2."/>
+      <w:lvlJc w:val="left"/>
+      <w:pPr>
+        <w:tabs>
+          <w:tab w:val="num" w:pos="1440"/>
+        </w:tabs>
+        <w:ind w:left="1440" w:hanging="360"/>
+      </w:pPr>
+    </w:lvl>
+    <w:lvl w:ilvl="2" w:tentative="1">
+      <w:start w:val="1"/>
+      <w:numFmt w:val="decimal"/>
+      <w:lvlText w:val="%3."/>
+      <w:lvlJc w:val="left"/>
+      <w:pPr>
+        <w:tabs>
+          <w:tab w:val="num" w:pos="2160"/>
+        </w:tabs>
+        <w:ind w:left="2160" w:hanging="360"/>
+      </w:pPr>
+    </w:lvl>
+    <w:lvl w:ilvl="3" w:tentative="1">
+      <w:start w:val="1"/>
+      <w:numFmt w:val="decimal"/>
+      <w:lvlText w:val="%4."/>
+      <w:lvlJc w:val="left"/>
+      <w:pPr>
+        <w:tabs>
+          <w:tab w:val="num" w:pos="2880"/>
+        </w:tabs>
+        <w:ind w:left="2880" w:hanging="360"/>
+      </w:pPr>
+    </w:lvl>
+    <w:lvl w:ilvl="4" w:tentative="1">
+      <w:start w:val="1"/>
+      <w:numFmt w:val="decimal"/>
+      <w:lvlText w:val="%5."/>
+      <w:lvlJc w:val="left"/>
+      <w:pPr>
+        <w:tabs>
+          <w:tab w:val="num" w:pos="3600"/>
+        </w:tabs>
+        <w:ind w:left="3600" w:hanging="360"/>
+      </w:pPr>
+    </w:lvl>
+    <w:lvl w:ilvl="5" w:tentative="1">
+      <w:start w:val="1"/>
+      <w:numFmt w:val="decimal"/>
+      <w:lvlText w:val="%6."/>
+      <w:lvlJc w:val="left"/>
+      <w:pPr>
+        <w:tabs>
+          <w:tab w:val="num" w:pos="4320"/>
+        </w:tabs>
+        <w:ind w:left="4320" w:hanging="360"/>
+      </w:pPr>
+    </w:lvl>
+    <w:lvl w:ilvl="6" w:tentative="1">
+      <w:start w:val="1"/>
+      <w:numFmt w:val="decimal"/>
+      <w:lvlText w:val="%7."/>
+      <w:lvlJc w:val="left"/>
+      <w:pPr>
+        <w:tabs>
+          <w:tab w:val="num" w:pos="5040"/>
+        </w:tabs>
+        <w:ind w:left="5040" w:hanging="360"/>
+      </w:pPr>
+    </w:lvl>
+    <w:lvl w:ilvl="7" w:tentative="1">
+      <w:start w:val="1"/>
+      <w:numFmt w:val="decimal"/>
+      <w:lvlText w:val="%8."/>
+      <w:lvlJc w:val="left"/>
+      <w:pPr>
+        <w:tabs>
+          <w:tab w:val="num" w:pos="5760"/>
+        </w:tabs>
+        <w:ind w:left="5760" w:hanging="360"/>
+      </w:pPr>
+    </w:lvl>
+    <w:lvl w:ilvl="8" w:tentative="1">
+      <w:start w:val="1"/>
+      <w:numFmt w:val="decimal"/>
+      <w:lvlText w:val="%9."/>
+      <w:lvlJc w:val="left"/>
+      <w:pPr>
+        <w:tabs>
+          <w:tab w:val="num" w:pos="6480"/>
+        </w:tabs>
+        <w:ind w:left="6480" w:hanging="360"/>
+      </w:pPr>
+    </w:lvl>
+  </w:abstractNum>
+  <w:abstractNum w:abstractNumId="29" w15:restartNumberingAfterBreak="0">
     <w:nsid w:val="76FF6EA5"/>
     <w:multiLevelType w:val="multilevel"/>
     <w:tmpl w:val="05A8594C"/>
@@ -2323,7 +9236,7 @@
       </w:pPr>
     </w:lvl>
   </w:abstractNum>
-  <w:abstractNum w:abstractNumId="8" w15:restartNumberingAfterBreak="0">
+  <w:abstractNum w:abstractNumId="30" w15:restartNumberingAfterBreak="0">
     <w:nsid w:val="7C9654E6"/>
     <w:multiLevelType w:val="multilevel"/>
     <w:tmpl w:val="74241DAE"/>
@@ -2437,49 +9350,115 @@
     </w:lvl>
   </w:abstractNum>
   <w:num w:numId="1" w16cid:durableId="370571881">
-    <w:abstractNumId w:val="6"/>
+    <w:abstractNumId w:val="24"/>
   </w:num>
   <w:num w:numId="2" w16cid:durableId="159660506">
-    <w:abstractNumId w:val="2"/>
+    <w:abstractNumId w:val="10"/>
   </w:num>
   <w:num w:numId="3" w16cid:durableId="579677030">
-    <w:abstractNumId w:val="0"/>
+    <w:abstractNumId w:val="4"/>
   </w:num>
   <w:num w:numId="4" w16cid:durableId="2013601543">
-    <w:abstractNumId w:val="4"/>
+    <w:abstractNumId w:val="22"/>
     <w:lvlOverride w:ilvl="0">
       <w:startOverride w:val="1"/>
     </w:lvlOverride>
   </w:num>
   <w:num w:numId="5" w16cid:durableId="1250428343">
-    <w:abstractNumId w:val="3"/>
+    <w:abstractNumId w:val="17"/>
     <w:lvlOverride w:ilvl="0">
       <w:startOverride w:val="2"/>
     </w:lvlOverride>
   </w:num>
   <w:num w:numId="6" w16cid:durableId="788091560">
+    <w:abstractNumId w:val="30"/>
+    <w:lvlOverride w:ilvl="0">
+      <w:startOverride w:val="3"/>
+    </w:lvlOverride>
+  </w:num>
+  <w:num w:numId="7" w16cid:durableId="675499804">
+    <w:abstractNumId w:val="29"/>
+    <w:lvlOverride w:ilvl="0">
+      <w:startOverride w:val="1"/>
+    </w:lvlOverride>
+  </w:num>
+  <w:num w:numId="8" w16cid:durableId="539558656">
+    <w:abstractNumId w:val="23"/>
+    <w:lvlOverride w:ilvl="0">
+      <w:startOverride w:val="2"/>
+    </w:lvlOverride>
+  </w:num>
+  <w:num w:numId="9" w16cid:durableId="124085061">
     <w:abstractNumId w:val="8"/>
     <w:lvlOverride w:ilvl="0">
       <w:startOverride w:val="3"/>
     </w:lvlOverride>
   </w:num>
-  <w:num w:numId="7" w16cid:durableId="675499804">
+  <w:num w:numId="10" w16cid:durableId="176971398">
+    <w:abstractNumId w:val="19"/>
+  </w:num>
+  <w:num w:numId="11" w16cid:durableId="340858931">
+    <w:abstractNumId w:val="2"/>
+  </w:num>
+  <w:num w:numId="12" w16cid:durableId="588124473">
     <w:abstractNumId w:val="7"/>
-    <w:lvlOverride w:ilvl="0">
-      <w:startOverride w:val="1"/>
-    </w:lvlOverride>
   </w:num>
-  <w:num w:numId="8" w16cid:durableId="539558656">
+  <w:num w:numId="13" w16cid:durableId="2037538685">
+    <w:abstractNumId w:val="25"/>
+  </w:num>
+  <w:num w:numId="14" w16cid:durableId="942493755">
     <w:abstractNumId w:val="5"/>
-    <w:lvlOverride w:ilvl="0">
-      <w:startOverride w:val="2"/>
-    </w:lvlOverride>
   </w:num>
-  <w:num w:numId="9" w16cid:durableId="124085061">
+  <w:num w:numId="15" w16cid:durableId="810025178">
+    <w:abstractNumId w:val="6"/>
+  </w:num>
+  <w:num w:numId="16" w16cid:durableId="614286653">
+    <w:abstractNumId w:val="20"/>
+  </w:num>
+  <w:num w:numId="17" w16cid:durableId="389305133">
+    <w:abstractNumId w:val="27"/>
+  </w:num>
+  <w:num w:numId="18" w16cid:durableId="1627614814">
+    <w:abstractNumId w:val="11"/>
+  </w:num>
+  <w:num w:numId="19" w16cid:durableId="1780833440">
+    <w:abstractNumId w:val="18"/>
+  </w:num>
+  <w:num w:numId="20" w16cid:durableId="660932755">
+    <w:abstractNumId w:val="13"/>
+  </w:num>
+  <w:num w:numId="21" w16cid:durableId="1400905958">
+    <w:abstractNumId w:val="21"/>
+  </w:num>
+  <w:num w:numId="22" w16cid:durableId="606473344">
+    <w:abstractNumId w:val="15"/>
+  </w:num>
+  <w:num w:numId="23" w16cid:durableId="1420325745">
+    <w:abstractNumId w:val="9"/>
+  </w:num>
+  <w:num w:numId="24" w16cid:durableId="419835407">
     <w:abstractNumId w:val="1"/>
-    <w:lvlOverride w:ilvl="0">
-      <w:startOverride w:val="3"/>
-    </w:lvlOverride>
+  </w:num>
+  <w:num w:numId="25" w16cid:durableId="670451877">
+    <w:abstractNumId w:val="14"/>
+  </w:num>
+  <w:num w:numId="26" w16cid:durableId="805661275">
+    <w:abstractNumId w:val="3"/>
+  </w:num>
+  <w:num w:numId="27" w16cid:durableId="2131589196">
+    <w:abstractNumId w:val="28"/>
+  </w:num>
+  <w:num w:numId="28" w16cid:durableId="1728525551">
+    <w:abstractNumId w:val="16"/>
+  </w:num>
+  <w:num w:numId="29" w16cid:durableId="1919170658">
+    <w:abstractNumId w:val="26"/>
+  </w:num>
+  <w:num w:numId="30" w16cid:durableId="1414744592">
+    <w:abstractNumId w:val="12"/>
+  </w:num>
+  <w:num w:numId="31" w16cid:durableId="280452769">
+    <w:abstractNumId w:val="0"/>
   </w:num>
 </w:numbering>
 </file>
@@ -3439,6 +10418,273 @@
     <w:basedOn w:val="DefaultParagraphFont"/>
     <w:rsid w:val="00D34810"/>
   </w:style>
+  <w:style w:type="paragraph" w:styleId="TOCHeading">
+    <w:name w:val="TOC Heading"/>
+    <w:basedOn w:val="Heading1"/>
+    <w:next w:val="Normal"/>
+    <w:uiPriority w:val="39"/>
+    <w:unhideWhenUsed/>
+    <w:qFormat/>
+    <w:rsid w:val="00E8639C"/>
+    <w:pPr>
+      <w:spacing w:before="480" w:after="0" w:line="276" w:lineRule="auto"/>
+      <w:outlineLvl w:val="9"/>
+    </w:pPr>
+    <w:rPr>
+      <w:b/>
+      <w:bCs/>
+      <w:kern w:val="0"/>
+      <w:sz w:val="28"/>
+      <w:szCs w:val="28"/>
+      <w:lang w:eastAsia="en-US"/>
+      <w14:ligatures w14:val="none"/>
+    </w:rPr>
+  </w:style>
+  <w:style w:type="paragraph" w:styleId="TOC2">
+    <w:name w:val="toc 2"/>
+    <w:basedOn w:val="Normal"/>
+    <w:next w:val="Normal"/>
+    <w:autoRedefine/>
+    <w:uiPriority w:val="39"/>
+    <w:unhideWhenUsed/>
+    <w:rsid w:val="00E8639C"/>
+    <w:pPr>
+      <w:spacing w:before="120" w:after="0"/>
+      <w:ind w:left="240"/>
+    </w:pPr>
+    <w:rPr>
+      <w:b/>
+      <w:bCs/>
+      <w:sz w:val="22"/>
+      <w:szCs w:val="22"/>
+    </w:rPr>
+  </w:style>
+  <w:style w:type="paragraph" w:styleId="TOC1">
+    <w:name w:val="toc 1"/>
+    <w:basedOn w:val="Normal"/>
+    <w:next w:val="Normal"/>
+    <w:autoRedefine/>
+    <w:uiPriority w:val="39"/>
+    <w:semiHidden/>
+    <w:unhideWhenUsed/>
+    <w:rsid w:val="00E8639C"/>
+    <w:pPr>
+      <w:spacing w:before="120" w:after="0"/>
+    </w:pPr>
+    <w:rPr>
+      <w:b/>
+      <w:bCs/>
+      <w:i/>
+      <w:iCs/>
+    </w:rPr>
+  </w:style>
+  <w:style w:type="paragraph" w:styleId="TOC3">
+    <w:name w:val="toc 3"/>
+    <w:basedOn w:val="Normal"/>
+    <w:next w:val="Normal"/>
+    <w:autoRedefine/>
+    <w:uiPriority w:val="39"/>
+    <w:semiHidden/>
+    <w:unhideWhenUsed/>
+    <w:rsid w:val="00E8639C"/>
+    <w:pPr>
+      <w:spacing w:after="0"/>
+      <w:ind w:left="480"/>
+    </w:pPr>
+    <w:rPr>
+      <w:sz w:val="20"/>
+      <w:szCs w:val="20"/>
+    </w:rPr>
+  </w:style>
+  <w:style w:type="paragraph" w:styleId="TOC4">
+    <w:name w:val="toc 4"/>
+    <w:basedOn w:val="Normal"/>
+    <w:next w:val="Normal"/>
+    <w:autoRedefine/>
+    <w:uiPriority w:val="39"/>
+    <w:semiHidden/>
+    <w:unhideWhenUsed/>
+    <w:rsid w:val="00E8639C"/>
+    <w:pPr>
+      <w:spacing w:after="0"/>
+      <w:ind w:left="720"/>
+    </w:pPr>
+    <w:rPr>
+      <w:sz w:val="20"/>
+      <w:szCs w:val="20"/>
+    </w:rPr>
+  </w:style>
+  <w:style w:type="paragraph" w:styleId="TOC5">
+    <w:name w:val="toc 5"/>
+    <w:basedOn w:val="Normal"/>
+    <w:next w:val="Normal"/>
+    <w:autoRedefine/>
+    <w:uiPriority w:val="39"/>
+    <w:semiHidden/>
+    <w:unhideWhenUsed/>
+    <w:rsid w:val="00E8639C"/>
+    <w:pPr>
+      <w:spacing w:after="0"/>
+      <w:ind w:left="960"/>
+    </w:pPr>
+    <w:rPr>
+      <w:sz w:val="20"/>
+      <w:szCs w:val="20"/>
+    </w:rPr>
+  </w:style>
+  <w:style w:type="paragraph" w:styleId="TOC6">
+    <w:name w:val="toc 6"/>
+    <w:basedOn w:val="Normal"/>
+    <w:next w:val="Normal"/>
+    <w:autoRedefine/>
+    <w:uiPriority w:val="39"/>
+    <w:semiHidden/>
+    <w:unhideWhenUsed/>
+    <w:rsid w:val="00E8639C"/>
+    <w:pPr>
+      <w:spacing w:after="0"/>
+      <w:ind w:left="1200"/>
+    </w:pPr>
+    <w:rPr>
+      <w:sz w:val="20"/>
+      <w:szCs w:val="20"/>
+    </w:rPr>
+  </w:style>
+  <w:style w:type="paragraph" w:styleId="TOC7">
+    <w:name w:val="toc 7"/>
+    <w:basedOn w:val="Normal"/>
+    <w:next w:val="Normal"/>
+    <w:autoRedefine/>
+    <w:uiPriority w:val="39"/>
+    <w:semiHidden/>
+    <w:unhideWhenUsed/>
+    <w:rsid w:val="00E8639C"/>
+    <w:pPr>
+      <w:spacing w:after="0"/>
+      <w:ind w:left="1440"/>
+    </w:pPr>
+    <w:rPr>
+      <w:sz w:val="20"/>
+      <w:szCs w:val="20"/>
+    </w:rPr>
+  </w:style>
+  <w:style w:type="paragraph" w:styleId="TOC8">
+    <w:name w:val="toc 8"/>
+    <w:basedOn w:val="Normal"/>
+    <w:next w:val="Normal"/>
+    <w:autoRedefine/>
+    <w:uiPriority w:val="39"/>
+    <w:semiHidden/>
+    <w:unhideWhenUsed/>
+    <w:rsid w:val="00E8639C"/>
+    <w:pPr>
+      <w:spacing w:after="0"/>
+      <w:ind w:left="1680"/>
+    </w:pPr>
+    <w:rPr>
+      <w:sz w:val="20"/>
+      <w:szCs w:val="20"/>
+    </w:rPr>
+  </w:style>
+  <w:style w:type="paragraph" w:styleId="TOC9">
+    <w:name w:val="toc 9"/>
+    <w:basedOn w:val="Normal"/>
+    <w:next w:val="Normal"/>
+    <w:autoRedefine/>
+    <w:uiPriority w:val="39"/>
+    <w:semiHidden/>
+    <w:unhideWhenUsed/>
+    <w:rsid w:val="00E8639C"/>
+    <w:pPr>
+      <w:spacing w:after="0"/>
+      <w:ind w:left="1920"/>
+    </w:pPr>
+    <w:rPr>
+      <w:sz w:val="20"/>
+      <w:szCs w:val="20"/>
+    </w:rPr>
+  </w:style>
+  <w:style w:type="paragraph" w:styleId="NormalWeb">
+    <w:name w:val="Normal (Web)"/>
+    <w:basedOn w:val="Normal"/>
+    <w:uiPriority w:val="99"/>
+    <w:semiHidden/>
+    <w:unhideWhenUsed/>
+    <w:rsid w:val="00E8639C"/>
+    <w:pPr>
+      <w:spacing w:before="100" w:beforeAutospacing="1" w:after="100" w:afterAutospacing="1" w:line="240" w:lineRule="auto"/>
+    </w:pPr>
+    <w:rPr>
+      <w:rFonts w:ascii="Times New Roman" w:eastAsia="Times New Roman" w:hAnsi="Times New Roman" w:cs="Times New Roman"/>
+      <w:kern w:val="0"/>
+      <w14:ligatures w14:val="none"/>
+    </w:rPr>
+  </w:style>
+  <w:style w:type="character" w:styleId="HTMLCode">
+    <w:name w:val="HTML Code"/>
+    <w:basedOn w:val="DefaultParagraphFont"/>
+    <w:uiPriority w:val="99"/>
+    <w:semiHidden/>
+    <w:unhideWhenUsed/>
+    <w:rsid w:val="00E8639C"/>
+    <w:rPr>
+      <w:rFonts w:ascii="Courier New" w:eastAsia="Times New Roman" w:hAnsi="Courier New" w:cs="Courier New"/>
+      <w:sz w:val="20"/>
+      <w:szCs w:val="20"/>
+    </w:rPr>
+  </w:style>
+  <w:style w:type="paragraph" w:styleId="HTMLPreformatted">
+    <w:name w:val="HTML Preformatted"/>
+    <w:basedOn w:val="Normal"/>
+    <w:link w:val="HTMLPreformattedChar"/>
+    <w:uiPriority w:val="99"/>
+    <w:semiHidden/>
+    <w:unhideWhenUsed/>
+    <w:rsid w:val="00E8639C"/>
+    <w:pPr>
+      <w:tabs>
+        <w:tab w:val="left" w:pos="916"/>
+        <w:tab w:val="left" w:pos="1832"/>
+        <w:tab w:val="left" w:pos="2748"/>
+        <w:tab w:val="left" w:pos="3664"/>
+        <w:tab w:val="left" w:pos="4580"/>
+        <w:tab w:val="left" w:pos="5496"/>
+        <w:tab w:val="left" w:pos="6412"/>
+        <w:tab w:val="left" w:pos="7328"/>
+        <w:tab w:val="left" w:pos="8244"/>
+        <w:tab w:val="left" w:pos="9160"/>
+        <w:tab w:val="left" w:pos="10076"/>
+        <w:tab w:val="left" w:pos="10992"/>
+        <w:tab w:val="left" w:pos="11908"/>
+        <w:tab w:val="left" w:pos="12824"/>
+        <w:tab w:val="left" w:pos="13740"/>
+        <w:tab w:val="left" w:pos="14656"/>
+      </w:tabs>
+      <w:spacing w:after="0" w:line="240" w:lineRule="auto"/>
+    </w:pPr>
+    <w:rPr>
+      <w:rFonts w:ascii="Courier New" w:eastAsia="Times New Roman" w:hAnsi="Courier New" w:cs="Courier New"/>
+      <w:kern w:val="0"/>
+      <w:sz w:val="20"/>
+      <w:szCs w:val="20"/>
+      <w14:ligatures w14:val="none"/>
+    </w:rPr>
+  </w:style>
+  <w:style w:type="character" w:customStyle="1" w:styleId="HTMLPreformattedChar">
+    <w:name w:val="HTML Preformatted Char"/>
+    <w:basedOn w:val="DefaultParagraphFont"/>
+    <w:link w:val="HTMLPreformatted"/>
+    <w:uiPriority w:val="99"/>
+    <w:semiHidden/>
+    <w:rsid w:val="00E8639C"/>
+    <w:rPr>
+      <w:rFonts w:ascii="Courier New" w:eastAsia="Times New Roman" w:hAnsi="Courier New" w:cs="Courier New"/>
+      <w:kern w:val="0"/>
+      <w:sz w:val="20"/>
+      <w:szCs w:val="20"/>
+      <w14:ligatures w14:val="none"/>
+    </w:rPr>
+  </w:style>
 </w:styles>
 </file>
 
@@ -3735,4 +10981,16 @@
     </a:ext>
   </a:extLst>
 </a:theme>
+</file>
+
+<file path=customXml/item1.xml><?xml version="1.0" encoding="utf-8"?>
+<b:Sources xmlns:b="http://schemas.openxmlformats.org/officeDocument/2006/bibliography" xmlns="http://schemas.openxmlformats.org/officeDocument/2006/bibliography" SelectedStyle="/APASixthEditionOfficeOnline.xsl" StyleName="APA" Version="6"/>
+</file>
+
+<file path=customXml/itemProps1.xml><?xml version="1.0" encoding="utf-8"?>
+<ds:datastoreItem xmlns:ds="http://schemas.openxmlformats.org/officeDocument/2006/customXml" ds:itemID="{10BFBDCA-D362-5341-9A12-92DF8B38A3B7}">
+  <ds:schemaRefs>
+    <ds:schemaRef ds:uri="http://schemas.openxmlformats.org/officeDocument/2006/bibliography"/>
+  </ds:schemaRefs>
+</ds:datastoreItem>
 </file>